--- a/49K212.06_SRS.docx
+++ b/49K212.06_SRS.docx
@@ -1322,6 +1322,7 @@
         <w:pStyle w:val="Heading2"/>
         <w:rPr>
           <w:rFonts w:cs="Arial"/>
+          <w:lang w:val="vi-VN"/>
         </w:rPr>
       </w:pPr>
       <w:r>
@@ -1340,19 +1341,19 @@
     <w:tbl>
       <w:tblPr>
         <w:tblStyle w:val="TableGrid"/>
-        <w:tblW w:w="0" w:type="auto"/>
+        <w:tblW w:w="9350" w:type="dxa"/>
         <w:tblLook w:val="04A0" w:firstRow="1" w:lastRow="0" w:firstColumn="1" w:lastColumn="0" w:noHBand="0" w:noVBand="1"/>
       </w:tblPr>
       <w:tblGrid>
-        <w:gridCol w:w="1329"/>
-        <w:gridCol w:w="2290"/>
-        <w:gridCol w:w="2775"/>
-        <w:gridCol w:w="2956"/>
+        <w:gridCol w:w="1550"/>
+        <w:gridCol w:w="2210"/>
+        <w:gridCol w:w="2752"/>
+        <w:gridCol w:w="2838"/>
       </w:tblGrid>
       <w:tr>
         <w:tc>
           <w:tcPr>
-            <w:tcW w:w="1329" w:type="dxa"/>
+            <w:tcW w:w="1550" w:type="dxa"/>
             <w:shd w:val="clear" w:color="auto" w:fill="C5E0B3" w:themeFill="accent6" w:themeFillTint="66"/>
           </w:tcPr>
           <w:p>
@@ -1374,7 +1375,7 @@
         </w:tc>
         <w:tc>
           <w:tcPr>
-            <w:tcW w:w="2290" w:type="dxa"/>
+            <w:tcW w:w="2210" w:type="dxa"/>
             <w:shd w:val="clear" w:color="auto" w:fill="C5E0B3" w:themeFill="accent6" w:themeFillTint="66"/>
           </w:tcPr>
           <w:p>
@@ -1396,7 +1397,7 @@
         </w:tc>
         <w:tc>
           <w:tcPr>
-            <w:tcW w:w="2775" w:type="dxa"/>
+            <w:tcW w:w="2752" w:type="dxa"/>
             <w:shd w:val="clear" w:color="auto" w:fill="C5E0B3" w:themeFill="accent6" w:themeFillTint="66"/>
           </w:tcPr>
           <w:p>
@@ -1418,7 +1419,7 @@
         </w:tc>
         <w:tc>
           <w:tcPr>
-            <w:tcW w:w="2956" w:type="dxa"/>
+            <w:tcW w:w="2838" w:type="dxa"/>
             <w:shd w:val="clear" w:color="auto" w:fill="C5E0B3" w:themeFill="accent6" w:themeFillTint="66"/>
           </w:tcPr>
           <w:p>
@@ -1442,19 +1443,19 @@
       <w:tr>
         <w:tc>
           <w:tcPr>
-            <w:tcW w:w="1329" w:type="dxa"/>
-          </w:tcPr>
-          <w:p>
-            <w:pPr>
-              <w:rPr>
-                <w:rFonts w:cs="Arial"/>
+            <w:tcW w:w="1550" w:type="dxa"/>
+          </w:tcPr>
+          <w:p>
+            <w:pPr>
+              <w:rPr>
+                <w:rFonts w:cs="Arial"/>
+                <w:szCs w:val="24"/>
               </w:rPr>
             </w:pPr>
             <w:r>
               <w:rPr>
                 <w:rFonts w:eastAsia="Arial" w:cs="Arial"/>
-                <w:sz w:val="20"/>
-                <w:szCs w:val="20"/>
+                <w:szCs w:val="24"/>
                 <w:lang w:val="vi-VN"/>
               </w:rPr>
               <w:t>EP01- USER</w:t>
@@ -1463,29 +1464,28 @@
         </w:tc>
         <w:tc>
           <w:tcPr>
-            <w:tcW w:w="2290" w:type="dxa"/>
+            <w:tcW w:w="2210" w:type="dxa"/>
             <w:vAlign w:val="center"/>
           </w:tcPr>
           <w:p>
             <w:pPr>
               <w:rPr>
                 <w:rFonts w:cs="Arial"/>
-              </w:rPr>
-            </w:pPr>
-            <w:r>
-              <w:rPr>
-                <w:rFonts w:eastAsia="Arial" w:cs="Arial"/>
-                <w:sz w:val="20"/>
-                <w:szCs w:val="20"/>
+                <w:szCs w:val="24"/>
+              </w:rPr>
+            </w:pPr>
+            <w:r>
+              <w:rPr>
+                <w:rFonts w:eastAsia="Arial"/>
+                <w:szCs w:val="24"/>
                 <w:lang w:val="vi-VN"/>
               </w:rPr>
               <w:t xml:space="preserve">Sinh viên </w:t>
             </w:r>
             <w:r>
               <w:rPr>
-                <w:rFonts w:eastAsiaTheme="minorEastAsia" w:cs="Arial"/>
-                <w:sz w:val="20"/>
-                <w:szCs w:val="20"/>
+                <w:rFonts w:eastAsiaTheme="minorEastAsia"/>
+                <w:szCs w:val="24"/>
                 <w:lang w:val="vi-VN" w:eastAsia="zh-CN"/>
               </w:rPr>
               <w:t>mới</w:t>
@@ -1494,20 +1494,20 @@
         </w:tc>
         <w:tc>
           <w:tcPr>
-            <w:tcW w:w="2775" w:type="dxa"/>
+            <w:tcW w:w="2752" w:type="dxa"/>
             <w:vAlign w:val="center"/>
           </w:tcPr>
           <w:p>
             <w:pPr>
               <w:rPr>
                 <w:rFonts w:cs="Arial"/>
-              </w:rPr>
-            </w:pPr>
-            <w:r>
-              <w:rPr>
-                <w:rFonts w:eastAsia="Arial" w:cs="Arial"/>
-                <w:sz w:val="20"/>
-                <w:szCs w:val="20"/>
+                <w:szCs w:val="24"/>
+              </w:rPr>
+            </w:pPr>
+            <w:r>
+              <w:rPr>
+                <w:rFonts w:eastAsia="Arial"/>
+                <w:szCs w:val="24"/>
                 <w:lang w:val="vi-VN"/>
               </w:rPr>
               <w:t>Đăng ký tài khoản với thông tin liên hệ</w:t>
@@ -1516,20 +1516,20 @@
         </w:tc>
         <w:tc>
           <w:tcPr>
-            <w:tcW w:w="2956" w:type="dxa"/>
+            <w:tcW w:w="2838" w:type="dxa"/>
             <w:vAlign w:val="center"/>
           </w:tcPr>
           <w:p>
             <w:pPr>
               <w:rPr>
                 <w:rFonts w:cs="Arial"/>
-              </w:rPr>
-            </w:pPr>
-            <w:r>
-              <w:rPr>
-                <w:rFonts w:eastAsia="Arial" w:cs="Arial"/>
-                <w:sz w:val="20"/>
-                <w:szCs w:val="20"/>
+                <w:szCs w:val="24"/>
+              </w:rPr>
+            </w:pPr>
+            <w:r>
+              <w:rPr>
+                <w:rFonts w:eastAsia="Arial"/>
+                <w:szCs w:val="24"/>
                 <w:lang w:val="vi-VN"/>
               </w:rPr>
               <w:t>Có thể tham gia mua bán trên hệ thống</w:t>
@@ -1540,19 +1540,19 @@
       <w:tr>
         <w:tc>
           <w:tcPr>
-            <w:tcW w:w="1329" w:type="dxa"/>
-          </w:tcPr>
-          <w:p>
-            <w:pPr>
-              <w:rPr>
-                <w:rFonts w:cs="Arial"/>
+            <w:tcW w:w="1550" w:type="dxa"/>
+          </w:tcPr>
+          <w:p>
+            <w:pPr>
+              <w:rPr>
+                <w:rFonts w:cs="Arial"/>
+                <w:szCs w:val="24"/>
               </w:rPr>
             </w:pPr>
             <w:r>
               <w:rPr>
                 <w:rFonts w:eastAsia="Arial" w:cs="Arial"/>
-                <w:sz w:val="20"/>
-                <w:szCs w:val="20"/>
+                <w:szCs w:val="24"/>
                 <w:lang w:val="vi-VN"/>
               </w:rPr>
               <w:t>EP01- USER</w:t>
@@ -1561,20 +1561,20 @@
         </w:tc>
         <w:tc>
           <w:tcPr>
-            <w:tcW w:w="2290" w:type="dxa"/>
+            <w:tcW w:w="2210" w:type="dxa"/>
             <w:vAlign w:val="center"/>
           </w:tcPr>
           <w:p>
             <w:pPr>
               <w:rPr>
                 <w:rFonts w:cs="Arial"/>
-              </w:rPr>
-            </w:pPr>
-            <w:r>
-              <w:rPr>
-                <w:rFonts w:eastAsia="Arial" w:cs="Arial"/>
-                <w:sz w:val="20"/>
-                <w:szCs w:val="20"/>
+                <w:szCs w:val="24"/>
+              </w:rPr>
+            </w:pPr>
+            <w:r>
+              <w:rPr>
+                <w:rFonts w:eastAsia="Arial"/>
+                <w:szCs w:val="24"/>
                 <w:lang w:val="vi-VN"/>
               </w:rPr>
               <w:t>Người dùng đã có tài khoản</w:t>
@@ -1583,20 +1583,20 @@
         </w:tc>
         <w:tc>
           <w:tcPr>
-            <w:tcW w:w="2775" w:type="dxa"/>
+            <w:tcW w:w="2752" w:type="dxa"/>
             <w:vAlign w:val="center"/>
           </w:tcPr>
           <w:p>
             <w:pPr>
               <w:rPr>
                 <w:rFonts w:cs="Arial"/>
-              </w:rPr>
-            </w:pPr>
-            <w:r>
-              <w:rPr>
-                <w:rFonts w:eastAsia="Arial" w:cs="Arial"/>
-                <w:sz w:val="20"/>
-                <w:szCs w:val="20"/>
+                <w:szCs w:val="24"/>
+              </w:rPr>
+            </w:pPr>
+            <w:r>
+              <w:rPr>
+                <w:rFonts w:eastAsia="Arial"/>
+                <w:szCs w:val="24"/>
               </w:rPr>
               <w:t>Đăng nhập với username/password</w:t>
             </w:r>
@@ -1604,20 +1604,20 @@
         </w:tc>
         <w:tc>
           <w:tcPr>
-            <w:tcW w:w="2956" w:type="dxa"/>
+            <w:tcW w:w="2838" w:type="dxa"/>
             <w:vAlign w:val="center"/>
           </w:tcPr>
           <w:p>
             <w:pPr>
               <w:rPr>
                 <w:rFonts w:cs="Arial"/>
-              </w:rPr>
-            </w:pPr>
-            <w:r>
-              <w:rPr>
-                <w:rFonts w:eastAsia="Arial" w:cs="Arial"/>
-                <w:sz w:val="20"/>
-                <w:szCs w:val="20"/>
+                <w:szCs w:val="24"/>
+              </w:rPr>
+            </w:pPr>
+            <w:r>
+              <w:rPr>
+                <w:rFonts w:eastAsia="Arial"/>
+                <w:szCs w:val="24"/>
                 <w:lang w:val="vi-VN"/>
               </w:rPr>
               <w:t>Truy cập các chức năng của hệ thống</w:t>
@@ -1628,19 +1628,19 @@
       <w:tr>
         <w:tc>
           <w:tcPr>
-            <w:tcW w:w="1329" w:type="dxa"/>
-          </w:tcPr>
-          <w:p>
-            <w:pPr>
-              <w:rPr>
-                <w:rFonts w:cs="Arial"/>
+            <w:tcW w:w="1550" w:type="dxa"/>
+          </w:tcPr>
+          <w:p>
+            <w:pPr>
+              <w:rPr>
+                <w:rFonts w:cs="Arial"/>
+                <w:szCs w:val="24"/>
               </w:rPr>
             </w:pPr>
             <w:r>
               <w:rPr>
                 <w:rFonts w:eastAsia="Arial" w:cs="Arial"/>
-                <w:sz w:val="20"/>
-                <w:szCs w:val="20"/>
+                <w:szCs w:val="24"/>
                 <w:lang w:val="vi-VN"/>
               </w:rPr>
               <w:t>EP01- USER</w:t>
@@ -1649,20 +1649,21 @@
         </w:tc>
         <w:tc>
           <w:tcPr>
-            <w:tcW w:w="2290" w:type="dxa"/>
+            <w:tcW w:w="2210" w:type="dxa"/>
             <w:vAlign w:val="center"/>
           </w:tcPr>
           <w:p>
             <w:pPr>
               <w:rPr>
                 <w:rFonts w:cs="Arial"/>
-              </w:rPr>
-            </w:pPr>
-            <w:r>
-              <w:rPr>
-                <w:rFonts w:eastAsia="Arial" w:cs="Arial"/>
-                <w:sz w:val="20"/>
-                <w:szCs w:val="20"/>
+                <w:szCs w:val="24"/>
+              </w:rPr>
+            </w:pPr>
+            <w:r>
+              <w:rPr>
+                <w:rFonts w:eastAsia="Arial"/>
+                <w:szCs w:val="24"/>
+                <w:lang w:val="vi-VN"/>
               </w:rPr>
               <w:t>Người dùng đã đăng nhập</w:t>
             </w:r>
@@ -1670,20 +1671,20 @@
         </w:tc>
         <w:tc>
           <w:tcPr>
-            <w:tcW w:w="2775" w:type="dxa"/>
+            <w:tcW w:w="2752" w:type="dxa"/>
             <w:vAlign w:val="center"/>
           </w:tcPr>
           <w:p>
             <w:pPr>
               <w:rPr>
                 <w:rFonts w:cs="Arial"/>
-              </w:rPr>
-            </w:pPr>
-            <w:r>
-              <w:rPr>
-                <w:rFonts w:eastAsia="Arial" w:cs="Arial"/>
-                <w:sz w:val="20"/>
-                <w:szCs w:val="20"/>
+                <w:szCs w:val="24"/>
+              </w:rPr>
+            </w:pPr>
+            <w:r>
+              <w:rPr>
+                <w:rFonts w:eastAsia="Arial"/>
+                <w:szCs w:val="24"/>
               </w:rPr>
               <w:t>Cập nhật thông tin liên hệ, avatar</w:t>
             </w:r>
@@ -1691,20 +1692,20 @@
         </w:tc>
         <w:tc>
           <w:tcPr>
-            <w:tcW w:w="2956" w:type="dxa"/>
+            <w:tcW w:w="2838" w:type="dxa"/>
             <w:vAlign w:val="center"/>
           </w:tcPr>
           <w:p>
             <w:pPr>
               <w:rPr>
                 <w:rFonts w:cs="Arial"/>
-              </w:rPr>
-            </w:pPr>
-            <w:r>
-              <w:rPr>
-                <w:rFonts w:eastAsia="Arial" w:cs="Arial"/>
-                <w:sz w:val="20"/>
-                <w:szCs w:val="20"/>
+                <w:szCs w:val="24"/>
+              </w:rPr>
+            </w:pPr>
+            <w:r>
+              <w:rPr>
+                <w:rFonts w:eastAsia="Arial"/>
+                <w:szCs w:val="24"/>
               </w:rPr>
               <w:t>Cập nhật thông tin liên hệ, avatar</w:t>
             </w:r>
@@ -1714,19 +1715,19 @@
       <w:tr>
         <w:tc>
           <w:tcPr>
-            <w:tcW w:w="1329" w:type="dxa"/>
-          </w:tcPr>
-          <w:p>
-            <w:pPr>
-              <w:rPr>
-                <w:rFonts w:cs="Arial"/>
+            <w:tcW w:w="1550" w:type="dxa"/>
+          </w:tcPr>
+          <w:p>
+            <w:pPr>
+              <w:rPr>
+                <w:rFonts w:cs="Arial"/>
+                <w:szCs w:val="24"/>
               </w:rPr>
             </w:pPr>
             <w:r>
               <w:rPr>
                 <w:rFonts w:eastAsia="Arial" w:cs="Arial"/>
-                <w:sz w:val="20"/>
-                <w:szCs w:val="20"/>
+                <w:szCs w:val="24"/>
                 <w:lang w:val="vi-VN"/>
               </w:rPr>
               <w:t>EP02 – BOOK</w:t>
@@ -1735,20 +1736,20 @@
         </w:tc>
         <w:tc>
           <w:tcPr>
-            <w:tcW w:w="2290" w:type="dxa"/>
+            <w:tcW w:w="2210" w:type="dxa"/>
             <w:vAlign w:val="center"/>
           </w:tcPr>
           <w:p>
             <w:pPr>
               <w:rPr>
                 <w:rFonts w:cs="Arial"/>
-              </w:rPr>
-            </w:pPr>
-            <w:r>
-              <w:rPr>
-                <w:rFonts w:eastAsia="Arial" w:cs="Arial"/>
-                <w:sz w:val="20"/>
-                <w:szCs w:val="20"/>
+                <w:szCs w:val="24"/>
+              </w:rPr>
+            </w:pPr>
+            <w:r>
+              <w:rPr>
+                <w:rFonts w:eastAsia="Arial"/>
+                <w:szCs w:val="24"/>
                 <w:lang w:val="vi-VN"/>
               </w:rPr>
               <w:t>Sinh viên có sách cũ</w:t>
@@ -1757,20 +1758,20 @@
         </w:tc>
         <w:tc>
           <w:tcPr>
-            <w:tcW w:w="2775" w:type="dxa"/>
+            <w:tcW w:w="2752" w:type="dxa"/>
             <w:vAlign w:val="center"/>
           </w:tcPr>
           <w:p>
             <w:pPr>
               <w:rPr>
                 <w:rFonts w:cs="Arial"/>
-              </w:rPr>
-            </w:pPr>
-            <w:r>
-              <w:rPr>
-                <w:rFonts w:eastAsia="Arial" w:cs="Arial"/>
-                <w:sz w:val="20"/>
-                <w:szCs w:val="20"/>
+                <w:szCs w:val="24"/>
+              </w:rPr>
+            </w:pPr>
+            <w:r>
+              <w:rPr>
+                <w:rFonts w:eastAsia="Arial"/>
+                <w:szCs w:val="24"/>
                 <w:lang w:val="vi-VN"/>
               </w:rPr>
               <w:t>Đăng bài bán sách với đầy đủ thông tin</w:t>
@@ -1779,20 +1780,20 @@
         </w:tc>
         <w:tc>
           <w:tcPr>
-            <w:tcW w:w="2956" w:type="dxa"/>
+            <w:tcW w:w="2838" w:type="dxa"/>
             <w:vAlign w:val="center"/>
           </w:tcPr>
           <w:p>
             <w:pPr>
               <w:rPr>
                 <w:rFonts w:cs="Arial"/>
-              </w:rPr>
-            </w:pPr>
-            <w:r>
-              <w:rPr>
-                <w:rFonts w:eastAsia="Arial" w:cs="Arial"/>
-                <w:sz w:val="20"/>
-                <w:szCs w:val="20"/>
+                <w:szCs w:val="24"/>
+              </w:rPr>
+            </w:pPr>
+            <w:r>
+              <w:rPr>
+                <w:rFonts w:eastAsia="Arial"/>
+                <w:szCs w:val="24"/>
                 <w:lang w:val="vi-VN"/>
               </w:rPr>
               <w:t>Người khác có thể tìm và mua sách</w:t>
@@ -1803,19 +1804,19 @@
       <w:tr>
         <w:tc>
           <w:tcPr>
-            <w:tcW w:w="1329" w:type="dxa"/>
-          </w:tcPr>
-          <w:p>
-            <w:pPr>
-              <w:rPr>
-                <w:rFonts w:cs="Arial"/>
+            <w:tcW w:w="1550" w:type="dxa"/>
+          </w:tcPr>
+          <w:p>
+            <w:pPr>
+              <w:rPr>
+                <w:rFonts w:cs="Arial"/>
+                <w:szCs w:val="24"/>
               </w:rPr>
             </w:pPr>
             <w:r>
               <w:rPr>
                 <w:rFonts w:eastAsia="Arial" w:cs="Arial"/>
-                <w:sz w:val="20"/>
-                <w:szCs w:val="20"/>
+                <w:szCs w:val="24"/>
                 <w:lang w:val="vi-VN"/>
               </w:rPr>
               <w:t>EP02 – BOOK</w:t>
@@ -1824,20 +1825,20 @@
         </w:tc>
         <w:tc>
           <w:tcPr>
-            <w:tcW w:w="2290" w:type="dxa"/>
+            <w:tcW w:w="2210" w:type="dxa"/>
             <w:vAlign w:val="center"/>
           </w:tcPr>
           <w:p>
             <w:pPr>
               <w:rPr>
                 <w:rFonts w:cs="Arial"/>
-              </w:rPr>
-            </w:pPr>
-            <w:r>
-              <w:rPr>
-                <w:rFonts w:eastAsia="Arial" w:cs="Arial"/>
-                <w:sz w:val="20"/>
-                <w:szCs w:val="20"/>
+                <w:szCs w:val="24"/>
+              </w:rPr>
+            </w:pPr>
+            <w:r>
+              <w:rPr>
+                <w:rFonts w:eastAsia="Arial"/>
+                <w:szCs w:val="24"/>
               </w:rPr>
               <w:t>Người dùng</w:t>
             </w:r>
@@ -1845,41 +1846,41 @@
         </w:tc>
         <w:tc>
           <w:tcPr>
-            <w:tcW w:w="2775" w:type="dxa"/>
+            <w:tcW w:w="2752" w:type="dxa"/>
             <w:vAlign w:val="center"/>
           </w:tcPr>
           <w:p>
             <w:pPr>
               <w:rPr>
                 <w:rFonts w:cs="Arial"/>
-              </w:rPr>
-            </w:pPr>
-            <w:r>
-              <w:rPr>
-                <w:rFonts w:eastAsia="Arial" w:cs="Arial"/>
-                <w:sz w:val="20"/>
-                <w:szCs w:val="20"/>
-              </w:rPr>
-              <w:t>Xem danh sách với phân trang</w:t>
-            </w:r>
-          </w:p>
-        </w:tc>
-        <w:tc>
-          <w:tcPr>
-            <w:tcW w:w="2956" w:type="dxa"/>
+                <w:szCs w:val="24"/>
+              </w:rPr>
+            </w:pPr>
+            <w:r>
+              <w:rPr>
+                <w:rFonts w:eastAsia="Arial"/>
+                <w:szCs w:val="24"/>
+              </w:rPr>
+              <w:t>Xem danh sách sách với phân trang</w:t>
+            </w:r>
+          </w:p>
+        </w:tc>
+        <w:tc>
+          <w:tcPr>
+            <w:tcW w:w="2838" w:type="dxa"/>
             <w:vAlign w:val="center"/>
           </w:tcPr>
           <w:p>
             <w:pPr>
               <w:rPr>
                 <w:rFonts w:cs="Arial"/>
-              </w:rPr>
-            </w:pPr>
-            <w:r>
-              <w:rPr>
-                <w:rFonts w:eastAsia="Arial" w:cs="Arial"/>
-                <w:sz w:val="20"/>
-                <w:szCs w:val="20"/>
+                <w:szCs w:val="24"/>
+              </w:rPr>
+            </w:pPr>
+            <w:r>
+              <w:rPr>
+                <w:rFonts w:eastAsia="Arial"/>
+                <w:szCs w:val="24"/>
                 <w:lang w:val="vi-VN"/>
               </w:rPr>
               <w:t>Duyệt và tìm sách muốn mua</w:t>
@@ -1890,19 +1891,19 @@
       <w:tr>
         <w:tc>
           <w:tcPr>
-            <w:tcW w:w="1329" w:type="dxa"/>
-          </w:tcPr>
-          <w:p>
-            <w:pPr>
-              <w:rPr>
-                <w:rFonts w:cs="Arial"/>
+            <w:tcW w:w="1550" w:type="dxa"/>
+          </w:tcPr>
+          <w:p>
+            <w:pPr>
+              <w:rPr>
+                <w:rFonts w:cs="Arial"/>
+                <w:szCs w:val="24"/>
               </w:rPr>
             </w:pPr>
             <w:r>
               <w:rPr>
                 <w:rFonts w:eastAsia="Arial" w:cs="Arial"/>
-                <w:sz w:val="20"/>
-                <w:szCs w:val="20"/>
+                <w:szCs w:val="24"/>
                 <w:lang w:val="vi-VN"/>
               </w:rPr>
               <w:t>EP02 – BOOK</w:t>
@@ -1911,70 +1912,80 @@
         </w:tc>
         <w:tc>
           <w:tcPr>
-            <w:tcW w:w="2290" w:type="dxa"/>
+            <w:tcW w:w="2210" w:type="dxa"/>
             <w:vAlign w:val="center"/>
           </w:tcPr>
           <w:p>
             <w:pPr>
               <w:rPr>
                 <w:rFonts w:cs="Arial"/>
-              </w:rPr>
-            </w:pPr>
-            <w:r>
+                <w:szCs w:val="24"/>
+              </w:rPr>
+            </w:pPr>
+            <w:r>
+              <w:rPr>
+                <w:rFonts w:eastAsia="Arial"/>
+                <w:szCs w:val="24"/>
+              </w:rPr>
+              <w:t>Người dùng</w:t>
+            </w:r>
+          </w:p>
+        </w:tc>
+        <w:tc>
+          <w:tcPr>
+            <w:tcW w:w="2752" w:type="dxa"/>
+            <w:vAlign w:val="center"/>
+          </w:tcPr>
+          <w:p>
+            <w:pPr>
+              <w:widowControl w:val="0"/>
+              <w:spacing w:line="276" w:lineRule="auto"/>
+              <w:jc w:val="left"/>
+              <w:rPr>
+                <w:rFonts w:eastAsia="Arial"/>
+                <w:szCs w:val="24"/>
+                <w:lang w:val="vi-VN"/>
+              </w:rPr>
+            </w:pPr>
+            <w:r>
+              <w:rPr>
+                <w:rFonts w:eastAsia="Arial"/>
+                <w:szCs w:val="24"/>
+                <w:lang w:val="vi-VN"/>
+              </w:rPr>
+              <w:t>Tìm kiếm và lọc sách theo tiêu chí</w:t>
+            </w:r>
+          </w:p>
+          <w:p>
+            <w:pPr>
+              <w:widowControl w:val="0"/>
+              <w:spacing w:line="276" w:lineRule="auto"/>
+              <w:jc w:val="left"/>
               <w:rPr>
                 <w:rFonts w:eastAsia="Arial" w:cs="Arial"/>
-                <w:sz w:val="20"/>
-                <w:szCs w:val="20"/>
-              </w:rPr>
-              <w:t>Người dùng</w:t>
-            </w:r>
-          </w:p>
-        </w:tc>
-        <w:tc>
-          <w:tcPr>
-            <w:tcW w:w="2775" w:type="dxa"/>
+                <w:szCs w:val="24"/>
+                <w:lang w:val="vi-VN"/>
+              </w:rPr>
+            </w:pPr>
+          </w:p>
+        </w:tc>
+        <w:tc>
+          <w:tcPr>
+            <w:tcW w:w="2838" w:type="dxa"/>
             <w:vAlign w:val="center"/>
           </w:tcPr>
           <w:p>
             <w:pPr>
-              <w:widowControl w:val="0"/>
-              <w:spacing w:line="276" w:lineRule="auto"/>
-              <w:jc w:val="left"/>
-              <w:rPr>
-                <w:rFonts w:eastAsia="Arial" w:cs="Arial"/>
-                <w:sz w:val="20"/>
-                <w:szCs w:val="20"/>
-                <w:lang w:val="vi-VN"/>
-              </w:rPr>
-            </w:pPr>
-            <w:r>
-              <w:rPr>
-                <w:rFonts w:eastAsia="Arial" w:cs="Arial"/>
-                <w:sz w:val="20"/>
-                <w:szCs w:val="20"/>
-                <w:lang w:val="vi-VN"/>
-              </w:rPr>
-              <w:t>Tìm kiếm và lọc sách theo tiêu chí</w:t>
-            </w:r>
-          </w:p>
-        </w:tc>
-        <w:tc>
-          <w:tcPr>
-            <w:tcW w:w="2956" w:type="dxa"/>
-            <w:vAlign w:val="center"/>
-          </w:tcPr>
-          <w:p>
-            <w:pPr>
-              <w:rPr>
-                <w:rFonts w:cs="Arial"/>
-                <w:lang w:val="vi-VN"/>
-              </w:rPr>
-            </w:pPr>
-            <w:r>
-              <w:rPr>
-                <w:rFonts w:eastAsia="Arial" w:cs="Arial"/>
-                <w:sz w:val="20"/>
-                <w:szCs w:val="20"/>
+              <w:rPr>
+                <w:rFonts w:cs="Arial"/>
+                <w:szCs w:val="24"/>
+                <w:lang w:val="vi-VN"/>
+              </w:rPr>
+            </w:pPr>
+            <w:r>
+              <w:rPr>
+                <w:rFonts w:eastAsia="Arial"/>
+                <w:szCs w:val="24"/>
                 <w:lang w:val="vi-VN"/>
               </w:rPr>
               <w:t>Tìm được sách phù hợp nhanh hơn</w:t>
@@ -1985,19 +1996,19 @@
       <w:tr>
         <w:tc>
           <w:tcPr>
-            <w:tcW w:w="1329" w:type="dxa"/>
-          </w:tcPr>
-          <w:p>
-            <w:pPr>
-              <w:rPr>
-                <w:rFonts w:cs="Arial"/>
+            <w:tcW w:w="1550" w:type="dxa"/>
+          </w:tcPr>
+          <w:p>
+            <w:pPr>
+              <w:rPr>
+                <w:rFonts w:cs="Arial"/>
+                <w:szCs w:val="24"/>
               </w:rPr>
             </w:pPr>
             <w:r>
               <w:rPr>
                 <w:rFonts w:eastAsia="Arial" w:cs="Arial"/>
-                <w:sz w:val="20"/>
-                <w:szCs w:val="20"/>
+                <w:szCs w:val="24"/>
                 <w:lang w:val="vi-VN"/>
               </w:rPr>
               <w:t>EP02 – BOOK</w:t>
@@ -2006,20 +2017,20 @@
         </w:tc>
         <w:tc>
           <w:tcPr>
-            <w:tcW w:w="2290" w:type="dxa"/>
+            <w:tcW w:w="2210" w:type="dxa"/>
             <w:vAlign w:val="center"/>
           </w:tcPr>
           <w:p>
             <w:pPr>
               <w:rPr>
                 <w:rFonts w:cs="Arial"/>
-              </w:rPr>
-            </w:pPr>
-            <w:r>
-              <w:rPr>
-                <w:rFonts w:eastAsia="Arial" w:cs="Arial"/>
-                <w:sz w:val="20"/>
-                <w:szCs w:val="20"/>
+                <w:szCs w:val="24"/>
+              </w:rPr>
+            </w:pPr>
+            <w:r>
+              <w:rPr>
+                <w:rFonts w:eastAsia="Arial"/>
+                <w:szCs w:val="24"/>
               </w:rPr>
               <w:t>Người dùng</w:t>
             </w:r>
@@ -2027,20 +2038,20 @@
         </w:tc>
         <w:tc>
           <w:tcPr>
-            <w:tcW w:w="2775" w:type="dxa"/>
+            <w:tcW w:w="2752" w:type="dxa"/>
             <w:vAlign w:val="center"/>
           </w:tcPr>
           <w:p>
             <w:pPr>
               <w:rPr>
                 <w:rFonts w:cs="Arial"/>
-              </w:rPr>
-            </w:pPr>
-            <w:r>
-              <w:rPr>
-                <w:rFonts w:eastAsia="Arial" w:cs="Arial"/>
-                <w:sz w:val="20"/>
-                <w:szCs w:val="20"/>
+                <w:szCs w:val="24"/>
+              </w:rPr>
+            </w:pPr>
+            <w:r>
+              <w:rPr>
+                <w:rFonts w:eastAsia="Arial"/>
+                <w:szCs w:val="24"/>
               </w:rPr>
               <w:t>Xem chi tiết sách</w:t>
             </w:r>
@@ -2048,20 +2059,20 @@
         </w:tc>
         <w:tc>
           <w:tcPr>
-            <w:tcW w:w="2956" w:type="dxa"/>
+            <w:tcW w:w="2838" w:type="dxa"/>
             <w:vAlign w:val="center"/>
           </w:tcPr>
           <w:p>
             <w:pPr>
               <w:rPr>
                 <w:rFonts w:cs="Arial"/>
-              </w:rPr>
-            </w:pPr>
-            <w:r>
-              <w:rPr>
-                <w:rFonts w:eastAsia="Arial" w:cs="Arial"/>
-                <w:sz w:val="20"/>
-                <w:szCs w:val="20"/>
+                <w:szCs w:val="24"/>
+              </w:rPr>
+            </w:pPr>
+            <w:r>
+              <w:rPr>
+                <w:rFonts w:eastAsia="Arial"/>
+                <w:szCs w:val="24"/>
                 <w:lang w:val="vi-VN"/>
               </w:rPr>
               <w:t>Biết đầy đủ thông tin trước khi mua</w:t>
@@ -2072,19 +2083,19 @@
       <w:tr>
         <w:tc>
           <w:tcPr>
-            <w:tcW w:w="1329" w:type="dxa"/>
-          </w:tcPr>
-          <w:p>
-            <w:pPr>
-              <w:rPr>
-                <w:rFonts w:cs="Arial"/>
+            <w:tcW w:w="1550" w:type="dxa"/>
+          </w:tcPr>
+          <w:p>
+            <w:pPr>
+              <w:rPr>
+                <w:rFonts w:cs="Arial"/>
+                <w:szCs w:val="24"/>
               </w:rPr>
             </w:pPr>
             <w:r>
               <w:rPr>
                 <w:rFonts w:eastAsia="Arial" w:cs="Arial"/>
-                <w:sz w:val="20"/>
-                <w:szCs w:val="20"/>
+                <w:szCs w:val="24"/>
                 <w:lang w:val="vi-VN"/>
               </w:rPr>
               <w:t>EP02 – BOOK</w:t>
@@ -2093,20 +2104,20 @@
         </w:tc>
         <w:tc>
           <w:tcPr>
-            <w:tcW w:w="2290" w:type="dxa"/>
+            <w:tcW w:w="2210" w:type="dxa"/>
             <w:vAlign w:val="center"/>
           </w:tcPr>
           <w:p>
             <w:pPr>
               <w:rPr>
                 <w:rFonts w:cs="Arial"/>
-              </w:rPr>
-            </w:pPr>
-            <w:r>
-              <w:rPr>
-                <w:rFonts w:eastAsia="Arial" w:cs="Arial"/>
-                <w:sz w:val="20"/>
-                <w:szCs w:val="20"/>
+                <w:szCs w:val="24"/>
+              </w:rPr>
+            </w:pPr>
+            <w:r>
+              <w:rPr>
+                <w:rFonts w:eastAsia="Arial"/>
+                <w:szCs w:val="24"/>
               </w:rPr>
               <w:t>Người bán</w:t>
             </w:r>
@@ -2114,45 +2125,45 @@
         </w:tc>
         <w:tc>
           <w:tcPr>
-            <w:tcW w:w="2775" w:type="dxa"/>
+            <w:tcW w:w="2752" w:type="dxa"/>
             <w:vAlign w:val="center"/>
           </w:tcPr>
           <w:p>
             <w:pPr>
               <w:rPr>
                 <w:rFonts w:cs="Arial"/>
-              </w:rPr>
-            </w:pPr>
-            <w:r>
-              <w:rPr>
-                <w:rFonts w:eastAsia="Arial" w:cs="Arial"/>
-                <w:sz w:val="20"/>
-                <w:szCs w:val="20"/>
-                <w:lang w:val="vi-VN"/>
-              </w:rPr>
-              <w:t>Chỉnh sửa hoặc xóa bài đăng sách</w:t>
-            </w:r>
-          </w:p>
-        </w:tc>
-        <w:tc>
-          <w:tcPr>
-            <w:tcW w:w="2956" w:type="dxa"/>
+                <w:szCs w:val="24"/>
+              </w:rPr>
+            </w:pPr>
+            <w:r>
+              <w:rPr>
+                <w:rFonts w:eastAsia="Arial"/>
+                <w:szCs w:val="24"/>
+                <w:lang w:val="vi-VN"/>
+              </w:rPr>
+              <w:t>Chỉnh sửa bài đăng sách</w:t>
+            </w:r>
+          </w:p>
+        </w:tc>
+        <w:tc>
+          <w:tcPr>
+            <w:tcW w:w="2838" w:type="dxa"/>
             <w:vAlign w:val="center"/>
           </w:tcPr>
           <w:p>
             <w:pPr>
               <w:rPr>
                 <w:rFonts w:cs="Arial"/>
-              </w:rPr>
-            </w:pPr>
-            <w:r>
-              <w:rPr>
-                <w:rFonts w:eastAsia="Arial" w:cs="Arial"/>
-                <w:sz w:val="20"/>
-                <w:szCs w:val="20"/>
-                <w:lang w:val="vi-VN"/>
-              </w:rPr>
-              <w:t>Cập nhật thông tin hoặc gỡ bài đăng</w:t>
+                <w:szCs w:val="24"/>
+              </w:rPr>
+            </w:pPr>
+            <w:r>
+              <w:rPr>
+                <w:rFonts w:eastAsia="Arial"/>
+                <w:szCs w:val="24"/>
+                <w:lang w:val="vi-VN"/>
+              </w:rPr>
+              <w:t>Cập nhật thông tin bài đăng</w:t>
             </w:r>
           </w:p>
         </w:tc>
@@ -2160,19 +2171,19 @@
       <w:tr>
         <w:tc>
           <w:tcPr>
-            <w:tcW w:w="1329" w:type="dxa"/>
-          </w:tcPr>
-          <w:p>
-            <w:pPr>
-              <w:rPr>
-                <w:rFonts w:cs="Arial"/>
+            <w:tcW w:w="1550" w:type="dxa"/>
+          </w:tcPr>
+          <w:p>
+            <w:pPr>
+              <w:rPr>
+                <w:rFonts w:cs="Arial"/>
+                <w:szCs w:val="24"/>
               </w:rPr>
             </w:pPr>
             <w:r>
               <w:rPr>
                 <w:rFonts w:eastAsia="Arial" w:cs="Arial"/>
-                <w:sz w:val="20"/>
-                <w:szCs w:val="20"/>
+                <w:szCs w:val="24"/>
                 <w:lang w:val="vi-VN"/>
               </w:rPr>
               <w:t>EP03 – PURCHASE</w:t>
@@ -2181,20 +2192,20 @@
         </w:tc>
         <w:tc>
           <w:tcPr>
-            <w:tcW w:w="2290" w:type="dxa"/>
+            <w:tcW w:w="2210" w:type="dxa"/>
             <w:vAlign w:val="center"/>
           </w:tcPr>
           <w:p>
             <w:pPr>
               <w:rPr>
                 <w:rFonts w:cs="Arial"/>
-              </w:rPr>
-            </w:pPr>
-            <w:r>
-              <w:rPr>
-                <w:rFonts w:eastAsia="Arial" w:cs="Arial"/>
-                <w:sz w:val="20"/>
-                <w:szCs w:val="20"/>
+                <w:szCs w:val="24"/>
+              </w:rPr>
+            </w:pPr>
+            <w:r>
+              <w:rPr>
+                <w:rFonts w:eastAsia="Arial"/>
+                <w:szCs w:val="24"/>
               </w:rPr>
               <w:t>Người mua</w:t>
             </w:r>
@@ -2202,20 +2213,20 @@
         </w:tc>
         <w:tc>
           <w:tcPr>
-            <w:tcW w:w="2775" w:type="dxa"/>
+            <w:tcW w:w="2752" w:type="dxa"/>
             <w:vAlign w:val="center"/>
           </w:tcPr>
           <w:p>
             <w:pPr>
               <w:rPr>
                 <w:rFonts w:cs="Arial"/>
-              </w:rPr>
-            </w:pPr>
-            <w:r>
-              <w:rPr>
-                <w:rFonts w:eastAsia="Arial" w:cs="Arial"/>
-                <w:sz w:val="20"/>
-                <w:szCs w:val="20"/>
+                <w:szCs w:val="24"/>
+              </w:rPr>
+            </w:pPr>
+            <w:r>
+              <w:rPr>
+                <w:rFonts w:eastAsia="Arial"/>
+                <w:szCs w:val="24"/>
                 <w:lang w:val="vi-VN"/>
               </w:rPr>
               <w:t>Gửi yêu cầu mua sách</w:t>
@@ -2224,20 +2235,20 @@
         </w:tc>
         <w:tc>
           <w:tcPr>
-            <w:tcW w:w="2956" w:type="dxa"/>
+            <w:tcW w:w="2838" w:type="dxa"/>
             <w:vAlign w:val="center"/>
           </w:tcPr>
           <w:p>
             <w:pPr>
               <w:rPr>
                 <w:rFonts w:cs="Arial"/>
-              </w:rPr>
-            </w:pPr>
-            <w:r>
-              <w:rPr>
-                <w:rFonts w:eastAsia="Arial" w:cs="Arial"/>
-                <w:sz w:val="20"/>
-                <w:szCs w:val="20"/>
+                <w:szCs w:val="24"/>
+              </w:rPr>
+            </w:pPr>
+            <w:r>
+              <w:rPr>
+                <w:rFonts w:eastAsia="Arial"/>
+                <w:szCs w:val="24"/>
                 <w:lang w:val="vi-VN"/>
               </w:rPr>
               <w:t>Người bán biết tôi muốn mua</w:t>
@@ -2248,19 +2259,19 @@
       <w:tr>
         <w:tc>
           <w:tcPr>
-            <w:tcW w:w="1329" w:type="dxa"/>
-          </w:tcPr>
-          <w:p>
-            <w:pPr>
-              <w:rPr>
-                <w:rFonts w:cs="Arial"/>
+            <w:tcW w:w="1550" w:type="dxa"/>
+          </w:tcPr>
+          <w:p>
+            <w:pPr>
+              <w:rPr>
+                <w:rFonts w:cs="Arial"/>
+                <w:szCs w:val="24"/>
               </w:rPr>
             </w:pPr>
             <w:r>
               <w:rPr>
                 <w:rFonts w:eastAsia="Arial" w:cs="Arial"/>
-                <w:sz w:val="20"/>
-                <w:szCs w:val="20"/>
+                <w:szCs w:val="24"/>
                 <w:lang w:val="vi-VN"/>
               </w:rPr>
               <w:t>EP03 – PURCHASE</w:t>
@@ -2269,20 +2280,20 @@
         </w:tc>
         <w:tc>
           <w:tcPr>
-            <w:tcW w:w="2290" w:type="dxa"/>
+            <w:tcW w:w="2210" w:type="dxa"/>
             <w:vAlign w:val="center"/>
           </w:tcPr>
           <w:p>
             <w:pPr>
               <w:rPr>
                 <w:rFonts w:cs="Arial"/>
-              </w:rPr>
-            </w:pPr>
-            <w:r>
-              <w:rPr>
-                <w:rFonts w:eastAsia="Arial" w:cs="Arial"/>
-                <w:sz w:val="20"/>
-                <w:szCs w:val="20"/>
+                <w:szCs w:val="24"/>
+              </w:rPr>
+            </w:pPr>
+            <w:r>
+              <w:rPr>
+                <w:rFonts w:eastAsia="Arial"/>
+                <w:szCs w:val="24"/>
               </w:rPr>
               <w:t>Người bán</w:t>
             </w:r>
@@ -2290,20 +2301,20 @@
         </w:tc>
         <w:tc>
           <w:tcPr>
-            <w:tcW w:w="2775" w:type="dxa"/>
+            <w:tcW w:w="2752" w:type="dxa"/>
             <w:vAlign w:val="center"/>
           </w:tcPr>
           <w:p>
             <w:pPr>
               <w:rPr>
                 <w:rFonts w:cs="Arial"/>
-              </w:rPr>
-            </w:pPr>
-            <w:r>
-              <w:rPr>
-                <w:rFonts w:eastAsia="Arial" w:cs="Arial"/>
-                <w:sz w:val="20"/>
-                <w:szCs w:val="20"/>
+                <w:szCs w:val="24"/>
+              </w:rPr>
+            </w:pPr>
+            <w:r>
+              <w:rPr>
+                <w:rFonts w:eastAsia="Arial"/>
+                <w:szCs w:val="24"/>
                 <w:lang w:val="vi-VN"/>
               </w:rPr>
               <w:t>Duyệt hoặc từ chối yêu cầu mua</w:t>
@@ -2312,20 +2323,20 @@
         </w:tc>
         <w:tc>
           <w:tcPr>
-            <w:tcW w:w="2956" w:type="dxa"/>
+            <w:tcW w:w="2838" w:type="dxa"/>
             <w:vAlign w:val="center"/>
           </w:tcPr>
           <w:p>
             <w:pPr>
               <w:rPr>
                 <w:rFonts w:cs="Arial"/>
-              </w:rPr>
-            </w:pPr>
-            <w:r>
-              <w:rPr>
-                <w:rFonts w:eastAsia="Arial" w:cs="Arial"/>
-                <w:sz w:val="20"/>
-                <w:szCs w:val="20"/>
+                <w:szCs w:val="24"/>
+              </w:rPr>
+            </w:pPr>
+            <w:r>
+              <w:rPr>
+                <w:rFonts w:eastAsia="Arial"/>
+                <w:szCs w:val="24"/>
                 <w:lang w:val="vi-VN"/>
               </w:rPr>
               <w:t>Xác nhận giao dịch với người mua phù hợp</w:t>
@@ -2336,19 +2347,19 @@
       <w:tr>
         <w:tc>
           <w:tcPr>
-            <w:tcW w:w="1329" w:type="dxa"/>
-          </w:tcPr>
-          <w:p>
-            <w:pPr>
-              <w:rPr>
-                <w:rFonts w:cs="Arial"/>
+            <w:tcW w:w="1550" w:type="dxa"/>
+          </w:tcPr>
+          <w:p>
+            <w:pPr>
+              <w:rPr>
+                <w:rFonts w:cs="Arial"/>
+                <w:szCs w:val="24"/>
               </w:rPr>
             </w:pPr>
             <w:r>
               <w:rPr>
                 <w:rFonts w:eastAsia="Arial" w:cs="Arial"/>
-                <w:sz w:val="20"/>
-                <w:szCs w:val="20"/>
+                <w:szCs w:val="24"/>
                 <w:lang w:val="vi-VN"/>
               </w:rPr>
               <w:t>EP03 – PURCHASE</w:t>
@@ -2357,20 +2368,20 @@
         </w:tc>
         <w:tc>
           <w:tcPr>
-            <w:tcW w:w="2290" w:type="dxa"/>
+            <w:tcW w:w="2210" w:type="dxa"/>
             <w:vAlign w:val="center"/>
           </w:tcPr>
           <w:p>
             <w:pPr>
               <w:rPr>
                 <w:rFonts w:cs="Arial"/>
-              </w:rPr>
-            </w:pPr>
-            <w:r>
-              <w:rPr>
-                <w:rFonts w:eastAsia="Arial" w:cs="Arial"/>
-                <w:sz w:val="20"/>
-                <w:szCs w:val="20"/>
+                <w:szCs w:val="24"/>
+              </w:rPr>
+            </w:pPr>
+            <w:r>
+              <w:rPr>
+                <w:rFonts w:eastAsia="Arial"/>
+                <w:szCs w:val="24"/>
               </w:rPr>
               <w:t>Người mua</w:t>
             </w:r>
@@ -2378,20 +2389,20 @@
         </w:tc>
         <w:tc>
           <w:tcPr>
-            <w:tcW w:w="2775" w:type="dxa"/>
+            <w:tcW w:w="2752" w:type="dxa"/>
             <w:vAlign w:val="center"/>
           </w:tcPr>
           <w:p>
             <w:pPr>
               <w:rPr>
                 <w:rFonts w:cs="Arial"/>
-              </w:rPr>
-            </w:pPr>
-            <w:r>
-              <w:rPr>
-                <w:rFonts w:eastAsia="Arial" w:cs="Arial"/>
-                <w:sz w:val="20"/>
-                <w:szCs w:val="20"/>
+                <w:szCs w:val="24"/>
+              </w:rPr>
+            </w:pPr>
+            <w:r>
+              <w:rPr>
+                <w:rFonts w:eastAsia="Arial"/>
+                <w:szCs w:val="24"/>
                 <w:lang w:val="vi-VN"/>
               </w:rPr>
               <w:t>Xem danh sách sách đã mua thành công</w:t>
@@ -2400,20 +2411,20 @@
         </w:tc>
         <w:tc>
           <w:tcPr>
-            <w:tcW w:w="2956" w:type="dxa"/>
+            <w:tcW w:w="2838" w:type="dxa"/>
             <w:vAlign w:val="center"/>
           </w:tcPr>
           <w:p>
             <w:pPr>
               <w:rPr>
                 <w:rFonts w:cs="Arial"/>
-              </w:rPr>
-            </w:pPr>
-            <w:r>
-              <w:rPr>
-                <w:rFonts w:eastAsia="Arial" w:cs="Arial"/>
-                <w:sz w:val="20"/>
-                <w:szCs w:val="20"/>
+                <w:szCs w:val="24"/>
+              </w:rPr>
+            </w:pPr>
+            <w:r>
+              <w:rPr>
+                <w:rFonts w:eastAsia="Arial"/>
+                <w:szCs w:val="24"/>
                 <w:lang w:val="vi-VN"/>
               </w:rPr>
               <w:t>Theo dõi lịch sử giao dịch</w:t>
@@ -2424,19 +2435,19 @@
       <w:tr>
         <w:tc>
           <w:tcPr>
-            <w:tcW w:w="1329" w:type="dxa"/>
-          </w:tcPr>
-          <w:p>
-            <w:pPr>
-              <w:rPr>
-                <w:rFonts w:cs="Arial"/>
+            <w:tcW w:w="1550" w:type="dxa"/>
+          </w:tcPr>
+          <w:p>
+            <w:pPr>
+              <w:rPr>
+                <w:rFonts w:cs="Arial"/>
+                <w:szCs w:val="24"/>
               </w:rPr>
             </w:pPr>
             <w:r>
               <w:rPr>
                 <w:rFonts w:eastAsia="Arial" w:cs="Arial"/>
-                <w:sz w:val="20"/>
-                <w:szCs w:val="20"/>
+                <w:szCs w:val="24"/>
                 <w:lang w:val="vi-VN"/>
               </w:rPr>
               <w:t>EP04 – RATING</w:t>
@@ -2445,20 +2456,20 @@
         </w:tc>
         <w:tc>
           <w:tcPr>
-            <w:tcW w:w="2290" w:type="dxa"/>
+            <w:tcW w:w="2210" w:type="dxa"/>
             <w:vAlign w:val="center"/>
           </w:tcPr>
           <w:p>
             <w:pPr>
               <w:rPr>
                 <w:rFonts w:cs="Arial"/>
-              </w:rPr>
-            </w:pPr>
-            <w:r>
-              <w:rPr>
-                <w:rFonts w:eastAsia="Arial" w:cs="Arial"/>
-                <w:sz w:val="20"/>
-                <w:szCs w:val="20"/>
+                <w:szCs w:val="24"/>
+              </w:rPr>
+            </w:pPr>
+            <w:r>
+              <w:rPr>
+                <w:rFonts w:eastAsia="Arial"/>
+                <w:szCs w:val="24"/>
                 <w:lang w:val="vi-VN"/>
               </w:rPr>
               <w:t>Người mua đã hoàn thành giao dịch</w:t>
@@ -2467,20 +2478,20 @@
         </w:tc>
         <w:tc>
           <w:tcPr>
-            <w:tcW w:w="2775" w:type="dxa"/>
+            <w:tcW w:w="2752" w:type="dxa"/>
             <w:vAlign w:val="center"/>
           </w:tcPr>
           <w:p>
             <w:pPr>
               <w:rPr>
                 <w:rFonts w:cs="Arial"/>
-              </w:rPr>
-            </w:pPr>
-            <w:r>
-              <w:rPr>
-                <w:rFonts w:eastAsia="Arial" w:cs="Arial"/>
-                <w:sz w:val="20"/>
-                <w:szCs w:val="20"/>
+                <w:szCs w:val="24"/>
+              </w:rPr>
+            </w:pPr>
+            <w:r>
+              <w:rPr>
+                <w:rFonts w:eastAsia="Arial"/>
+                <w:szCs w:val="24"/>
                 <w:lang w:val="vi-VN"/>
               </w:rPr>
               <w:t xml:space="preserve">Đánh giá người bán </w:t>
@@ -2489,20 +2500,20 @@
         </w:tc>
         <w:tc>
           <w:tcPr>
-            <w:tcW w:w="2956" w:type="dxa"/>
+            <w:tcW w:w="2838" w:type="dxa"/>
             <w:vAlign w:val="center"/>
           </w:tcPr>
           <w:p>
             <w:pPr>
               <w:rPr>
                 <w:rFonts w:cs="Arial"/>
-              </w:rPr>
-            </w:pPr>
-            <w:r>
-              <w:rPr>
-                <w:rFonts w:eastAsia="Arial" w:cs="Arial"/>
-                <w:sz w:val="20"/>
-                <w:szCs w:val="20"/>
+                <w:szCs w:val="24"/>
+              </w:rPr>
+            </w:pPr>
+            <w:r>
+              <w:rPr>
+                <w:rFonts w:eastAsia="Arial"/>
+                <w:szCs w:val="24"/>
                 <w:lang w:val="vi-VN"/>
               </w:rPr>
               <w:t>Giúp người khác biết uy tín của người bán</w:t>
@@ -2513,19 +2524,19 @@
       <w:tr>
         <w:tc>
           <w:tcPr>
-            <w:tcW w:w="1329" w:type="dxa"/>
-          </w:tcPr>
-          <w:p>
-            <w:pPr>
-              <w:rPr>
-                <w:rFonts w:cs="Arial"/>
+            <w:tcW w:w="1550" w:type="dxa"/>
+          </w:tcPr>
+          <w:p>
+            <w:pPr>
+              <w:rPr>
+                <w:rFonts w:cs="Arial"/>
+                <w:szCs w:val="24"/>
               </w:rPr>
             </w:pPr>
             <w:r>
               <w:rPr>
                 <w:rFonts w:eastAsia="Arial" w:cs="Arial"/>
-                <w:sz w:val="20"/>
-                <w:szCs w:val="20"/>
+                <w:szCs w:val="24"/>
                 <w:lang w:val="vi-VN"/>
               </w:rPr>
               <w:t>EP04 – RATING</w:t>
@@ -2534,20 +2545,20 @@
         </w:tc>
         <w:tc>
           <w:tcPr>
-            <w:tcW w:w="2290" w:type="dxa"/>
+            <w:tcW w:w="2210" w:type="dxa"/>
             <w:vAlign w:val="center"/>
           </w:tcPr>
           <w:p>
             <w:pPr>
               <w:rPr>
                 <w:rFonts w:cs="Arial"/>
-              </w:rPr>
-            </w:pPr>
-            <w:r>
-              <w:rPr>
-                <w:rFonts w:eastAsia="Arial" w:cs="Arial"/>
-                <w:sz w:val="20"/>
-                <w:szCs w:val="20"/>
+                <w:szCs w:val="24"/>
+              </w:rPr>
+            </w:pPr>
+            <w:r>
+              <w:rPr>
+                <w:rFonts w:eastAsia="Arial"/>
+                <w:szCs w:val="24"/>
               </w:rPr>
               <w:t>Người dùng</w:t>
             </w:r>
@@ -2555,45 +2566,45 @@
         </w:tc>
         <w:tc>
           <w:tcPr>
-            <w:tcW w:w="2775" w:type="dxa"/>
+            <w:tcW w:w="2752" w:type="dxa"/>
             <w:vAlign w:val="center"/>
           </w:tcPr>
           <w:p>
             <w:pPr>
               <w:rPr>
                 <w:rFonts w:cs="Arial"/>
-              </w:rPr>
-            </w:pPr>
-            <w:r>
-              <w:rPr>
-                <w:rFonts w:eastAsia="Arial" w:cs="Arial"/>
-                <w:sz w:val="20"/>
-                <w:szCs w:val="20"/>
-                <w:lang w:val="vi-VN"/>
-              </w:rPr>
-              <w:t xml:space="preserve">Xem đánh giá của người bán </w:t>
-            </w:r>
-          </w:p>
-        </w:tc>
-        <w:tc>
-          <w:tcPr>
-            <w:tcW w:w="2956" w:type="dxa"/>
+                <w:szCs w:val="24"/>
+              </w:rPr>
+            </w:pPr>
+            <w:r>
+              <w:rPr>
+                <w:rFonts w:eastAsia="Arial"/>
+                <w:szCs w:val="24"/>
+                <w:lang w:val="vi-VN"/>
+              </w:rPr>
+              <w:t xml:space="preserve">Xem thông tin liên hệ của người bán và Xem đánh giá của người bán </w:t>
+            </w:r>
+          </w:p>
+        </w:tc>
+        <w:tc>
+          <w:tcPr>
+            <w:tcW w:w="2838" w:type="dxa"/>
             <w:vAlign w:val="center"/>
           </w:tcPr>
           <w:p>
             <w:pPr>
               <w:rPr>
                 <w:rFonts w:cs="Arial"/>
-              </w:rPr>
-            </w:pPr>
-            <w:r>
-              <w:rPr>
-                <w:rFonts w:eastAsia="Arial" w:cs="Arial"/>
-                <w:sz w:val="20"/>
-                <w:szCs w:val="20"/>
-                <w:lang w:val="vi-VN"/>
-              </w:rPr>
-              <w:t>Đánh giá uy tín trước khi mua</w:t>
+                <w:szCs w:val="24"/>
+              </w:rPr>
+            </w:pPr>
+            <w:r>
+              <w:rPr>
+                <w:rFonts w:eastAsia="Arial"/>
+                <w:szCs w:val="24"/>
+                <w:lang w:val="vi-VN"/>
+              </w:rPr>
+              <w:t>Có thể liên hệ để mua sách  và xem đánh giá uy tín trước khi mua</w:t>
             </w:r>
           </w:p>
         </w:tc>
@@ -2601,19 +2612,19 @@
       <w:tr>
         <w:tc>
           <w:tcPr>
-            <w:tcW w:w="1329" w:type="dxa"/>
-          </w:tcPr>
-          <w:p>
-            <w:pPr>
-              <w:rPr>
-                <w:rFonts w:cs="Arial"/>
+            <w:tcW w:w="1550" w:type="dxa"/>
+          </w:tcPr>
+          <w:p>
+            <w:pPr>
+              <w:rPr>
+                <w:rFonts w:cs="Arial"/>
+                <w:szCs w:val="24"/>
               </w:rPr>
             </w:pPr>
             <w:r>
               <w:rPr>
                 <w:rFonts w:eastAsia="Arial" w:cs="Arial"/>
-                <w:sz w:val="20"/>
-                <w:szCs w:val="20"/>
+                <w:szCs w:val="24"/>
                 <w:lang w:val="vi-VN"/>
               </w:rPr>
               <w:t>EP01- USER</w:t>
@@ -2622,66 +2633,65 @@
         </w:tc>
         <w:tc>
           <w:tcPr>
-            <w:tcW w:w="2290" w:type="dxa"/>
+            <w:tcW w:w="2210" w:type="dxa"/>
             <w:vAlign w:val="center"/>
           </w:tcPr>
           <w:p>
             <w:pPr>
               <w:rPr>
                 <w:rFonts w:cs="Arial"/>
-              </w:rPr>
-            </w:pPr>
-            <w:r>
-              <w:rPr>
-                <w:rFonts w:eastAsia="Arial" w:cs="Arial"/>
-                <w:sz w:val="20"/>
-                <w:szCs w:val="20"/>
-              </w:rPr>
-              <w:t>Người mua</w:t>
-            </w:r>
-          </w:p>
-        </w:tc>
-        <w:tc>
-          <w:tcPr>
-            <w:tcW w:w="2775" w:type="dxa"/>
+                <w:szCs w:val="24"/>
+              </w:rPr>
+            </w:pPr>
+            <w:r>
+              <w:rPr>
+                <w:rFonts w:eastAsia="Arial"/>
+                <w:szCs w:val="24"/>
+              </w:rPr>
+              <w:t>Người dùng</w:t>
+            </w:r>
+          </w:p>
+        </w:tc>
+        <w:tc>
+          <w:tcPr>
+            <w:tcW w:w="2752" w:type="dxa"/>
             <w:vAlign w:val="center"/>
           </w:tcPr>
           <w:p>
             <w:pPr>
               <w:rPr>
                 <w:rFonts w:cs="Arial"/>
-              </w:rPr>
-            </w:pPr>
-            <w:r>
-              <w:rPr>
-                <w:rFonts w:eastAsia="Arial" w:cs="Arial"/>
-                <w:sz w:val="20"/>
-                <w:szCs w:val="20"/>
-                <w:lang w:val="vi-VN"/>
-              </w:rPr>
-              <w:t>Xem thông tin liên hệ của người bán</w:t>
-            </w:r>
-          </w:p>
-        </w:tc>
-        <w:tc>
-          <w:tcPr>
-            <w:tcW w:w="2956" w:type="dxa"/>
+                <w:szCs w:val="24"/>
+              </w:rPr>
+            </w:pPr>
+            <w:r>
+              <w:rPr>
+                <w:rFonts w:eastAsia="Arial"/>
+                <w:szCs w:val="24"/>
+              </w:rPr>
+              <w:t xml:space="preserve">Khôi phục mật khẩu </w:t>
+            </w:r>
+          </w:p>
+        </w:tc>
+        <w:tc>
+          <w:tcPr>
+            <w:tcW w:w="2838" w:type="dxa"/>
             <w:vAlign w:val="center"/>
           </w:tcPr>
           <w:p>
             <w:pPr>
               <w:rPr>
                 <w:rFonts w:cs="Arial"/>
-              </w:rPr>
-            </w:pPr>
-            <w:r>
-              <w:rPr>
-                <w:rFonts w:eastAsia="Arial" w:cs="Arial"/>
-                <w:sz w:val="20"/>
-                <w:szCs w:val="20"/>
-                <w:lang w:val="vi-VN"/>
-              </w:rPr>
-              <w:t>Có thể liên hệ để mua sách</w:t>
+                <w:szCs w:val="24"/>
+              </w:rPr>
+            </w:pPr>
+            <w:r>
+              <w:rPr>
+                <w:rFonts w:eastAsia="Arial"/>
+                <w:szCs w:val="24"/>
+                <w:lang w:val="vi-VN"/>
+              </w:rPr>
+              <w:t>Lấy lại được quyền truy cập tài khoản khi lỡ quên mật khẩu</w:t>
             </w:r>
           </w:p>
         </w:tc>
@@ -2689,96 +2699,91 @@
       <w:tr>
         <w:tc>
           <w:tcPr>
-            <w:tcW w:w="1329" w:type="dxa"/>
-          </w:tcPr>
-          <w:p>
-            <w:pPr>
-              <w:rPr>
-                <w:rFonts w:cs="Arial"/>
+            <w:tcW w:w="1550" w:type="dxa"/>
+          </w:tcPr>
+          <w:p>
+            <w:pPr>
+              <w:rPr>
+                <w:rFonts w:cs="Arial"/>
+                <w:szCs w:val="24"/>
               </w:rPr>
             </w:pPr>
             <w:r>
               <w:rPr>
                 <w:rFonts w:eastAsia="Arial" w:cs="Arial"/>
-                <w:sz w:val="20"/>
-                <w:szCs w:val="20"/>
-                <w:lang w:val="vi-VN"/>
-              </w:rPr>
+                <w:szCs w:val="24"/>
+                <w:lang w:val="vi-VN"/>
+              </w:rPr>
+              <w:lastRenderedPageBreak/>
               <w:t>EP01- USER</w:t>
             </w:r>
           </w:p>
         </w:tc>
         <w:tc>
           <w:tcPr>
-            <w:tcW w:w="2290" w:type="dxa"/>
+            <w:tcW w:w="2210" w:type="dxa"/>
             <w:vAlign w:val="center"/>
           </w:tcPr>
           <w:p>
             <w:pPr>
               <w:rPr>
                 <w:rFonts w:eastAsia="Arial" w:cs="Arial"/>
-                <w:sz w:val="20"/>
-                <w:szCs w:val="20"/>
-                <w:lang w:val="vi-VN"/>
-              </w:rPr>
-            </w:pPr>
-            <w:r>
+                <w:szCs w:val="24"/>
+                <w:lang w:val="vi-VN"/>
+              </w:rPr>
+            </w:pPr>
+            <w:r>
+              <w:rPr>
+                <w:rFonts w:eastAsia="Arial"/>
+                <w:szCs w:val="24"/>
+              </w:rPr>
+              <w:t>Người dùng</w:t>
+            </w:r>
+          </w:p>
+        </w:tc>
+        <w:tc>
+          <w:tcPr>
+            <w:tcW w:w="2752" w:type="dxa"/>
+            <w:vAlign w:val="center"/>
+          </w:tcPr>
+          <w:p>
+            <w:pPr>
               <w:rPr>
                 <w:rFonts w:eastAsia="Arial" w:cs="Arial"/>
-                <w:sz w:val="20"/>
-                <w:szCs w:val="20"/>
-              </w:rPr>
-              <w:t>Người dùng</w:t>
-            </w:r>
-          </w:p>
-        </w:tc>
-        <w:tc>
-          <w:tcPr>
-            <w:tcW w:w="2775" w:type="dxa"/>
+                <w:szCs w:val="24"/>
+                <w:lang w:val="vi-VN"/>
+              </w:rPr>
+            </w:pPr>
+            <w:r>
+              <w:rPr>
+                <w:rFonts w:eastAsia="Arial"/>
+                <w:szCs w:val="24"/>
+                <w:lang w:val="vi-VN"/>
+              </w:rPr>
+              <w:t>Đăng xuất khỏi hệ thống</w:t>
+            </w:r>
+          </w:p>
+        </w:tc>
+        <w:tc>
+          <w:tcPr>
+            <w:tcW w:w="2838" w:type="dxa"/>
             <w:vAlign w:val="center"/>
           </w:tcPr>
           <w:p>
             <w:pPr>
               <w:rPr>
                 <w:rFonts w:eastAsia="Arial" w:cs="Arial"/>
-                <w:sz w:val="20"/>
-                <w:szCs w:val="20"/>
-                <w:lang w:val="vi-VN"/>
-              </w:rPr>
-            </w:pPr>
-            <w:r>
-              <w:rPr>
-                <w:rFonts w:eastAsia="Arial" w:cs="Arial"/>
-                <w:sz w:val="20"/>
-                <w:szCs w:val="20"/>
-                <w:lang w:val="en-GB"/>
-              </w:rPr>
-              <w:t xml:space="preserve">Khôi phục mật khẩu </w:t>
-            </w:r>
-          </w:p>
-        </w:tc>
-        <w:tc>
-          <w:tcPr>
-            <w:tcW w:w="2956" w:type="dxa"/>
-            <w:vAlign w:val="center"/>
-          </w:tcPr>
-          <w:p>
-            <w:pPr>
-              <w:rPr>
-                <w:rFonts w:eastAsia="Arial" w:cs="Arial"/>
-                <w:sz w:val="20"/>
-                <w:szCs w:val="20"/>
-                <w:lang w:val="vi-VN"/>
-              </w:rPr>
-            </w:pPr>
-            <w:r>
-              <w:rPr>
-                <w:rFonts w:eastAsia="Arial" w:cs="Arial"/>
-                <w:sz w:val="20"/>
-                <w:szCs w:val="20"/>
-                <w:lang w:val="vi-VN"/>
-              </w:rPr>
-              <w:t>Lấy lại được quyền truy cập tài khoản khi lỡ quên mật khẩu</w:t>
+                <w:szCs w:val="24"/>
+                <w:lang w:val="vi-VN"/>
+              </w:rPr>
+            </w:pPr>
+            <w:r>
+              <w:rPr>
+                <w:rFonts w:eastAsia="Arial"/>
+                <w:szCs w:val="24"/>
+                <w:lang w:val="vi-VN"/>
+              </w:rPr>
+              <w:t xml:space="preserve">Có thể kết thúc phiên làm việc </w:t>
             </w:r>
           </w:p>
         </w:tc>
@@ -2786,102 +2791,231 @@
       <w:tr>
         <w:tc>
           <w:tcPr>
-            <w:tcW w:w="1329" w:type="dxa"/>
-          </w:tcPr>
-          <w:p>
-            <w:pPr>
-              <w:rPr>
-                <w:rFonts w:cs="Arial"/>
+            <w:tcW w:w="1550" w:type="dxa"/>
+          </w:tcPr>
+          <w:p>
+            <w:pPr>
+              <w:rPr>
+                <w:rFonts w:cs="Arial"/>
+                <w:szCs w:val="24"/>
                 <w:lang w:val="vi-VN"/>
               </w:rPr>
             </w:pPr>
             <w:r>
               <w:rPr>
                 <w:rFonts w:eastAsia="Arial" w:cs="Arial"/>
-                <w:sz w:val="20"/>
-                <w:szCs w:val="20"/>
-                <w:lang w:val="vi-VN"/>
-              </w:rPr>
-              <w:t>EP01- USER</w:t>
-            </w:r>
-          </w:p>
-        </w:tc>
-        <w:tc>
-          <w:tcPr>
-            <w:tcW w:w="2290" w:type="dxa"/>
+                <w:szCs w:val="24"/>
+                <w:lang w:val="vi-VN"/>
+              </w:rPr>
+              <w:t xml:space="preserve">EP01- </w:t>
+            </w:r>
+            <w:r>
+              <w:rPr>
+                <w:rFonts w:eastAsia="Arial" w:cs="Arial"/>
+                <w:szCs w:val="24"/>
+                <w:lang w:val="vi-VN"/>
+              </w:rPr>
+              <w:t>BOOK</w:t>
+            </w:r>
+          </w:p>
+        </w:tc>
+        <w:tc>
+          <w:tcPr>
+            <w:tcW w:w="2210" w:type="dxa"/>
             <w:vAlign w:val="center"/>
           </w:tcPr>
           <w:p>
             <w:pPr>
               <w:rPr>
                 <w:rFonts w:eastAsia="Arial" w:cs="Arial"/>
-                <w:sz w:val="20"/>
-                <w:szCs w:val="20"/>
-                <w:lang w:val="vi-VN"/>
-              </w:rPr>
-            </w:pPr>
-            <w:r>
+                <w:szCs w:val="24"/>
+                <w:lang w:val="vi-VN"/>
+              </w:rPr>
+            </w:pPr>
+            <w:r>
+              <w:rPr>
+                <w:rFonts w:eastAsia="Arial"/>
+                <w:szCs w:val="24"/>
+              </w:rPr>
+              <w:t>Người</w:t>
+            </w:r>
+            <w:r>
+              <w:rPr>
+                <w:rFonts w:eastAsia="Arial"/>
+                <w:szCs w:val="24"/>
+                <w:lang w:val="vi-VN"/>
+              </w:rPr>
+              <w:t xml:space="preserve"> bán</w:t>
+            </w:r>
+          </w:p>
+        </w:tc>
+        <w:tc>
+          <w:tcPr>
+            <w:tcW w:w="2752" w:type="dxa"/>
+            <w:vAlign w:val="center"/>
+          </w:tcPr>
+          <w:p>
+            <w:pPr>
               <w:rPr>
                 <w:rFonts w:eastAsia="Arial" w:cs="Arial"/>
-                <w:sz w:val="20"/>
-                <w:szCs w:val="20"/>
-              </w:rPr>
-              <w:t>Người dùng</w:t>
-            </w:r>
-          </w:p>
-        </w:tc>
-        <w:tc>
-          <w:tcPr>
-            <w:tcW w:w="2775" w:type="dxa"/>
+                <w:szCs w:val="24"/>
+                <w:lang w:val="vi-VN"/>
+              </w:rPr>
+            </w:pPr>
+            <w:r>
+              <w:rPr>
+                <w:rFonts w:eastAsia="Arial"/>
+                <w:szCs w:val="24"/>
+                <w:lang w:val="vi-VN"/>
+              </w:rPr>
+              <w:t>Xem danh sách các cuốn sách tôi đã đăng bán</w:t>
+            </w:r>
+          </w:p>
+        </w:tc>
+        <w:tc>
+          <w:tcPr>
+            <w:tcW w:w="2838" w:type="dxa"/>
             <w:vAlign w:val="center"/>
           </w:tcPr>
           <w:p>
             <w:pPr>
+              <w:widowControl w:val="0"/>
+              <w:spacing w:line="276" w:lineRule="auto"/>
+              <w:jc w:val="left"/>
+              <w:rPr>
+                <w:rFonts w:eastAsia="Arial"/>
+                <w:szCs w:val="24"/>
+                <w:lang w:val="vi-VN"/>
+              </w:rPr>
+            </w:pPr>
+            <w:r>
+              <w:rPr>
+                <w:rFonts w:eastAsia="Arial"/>
+                <w:szCs w:val="24"/>
+                <w:lang w:val="vi-VN"/>
+              </w:rPr>
+              <w:t>Có thể theo dõi sách tôi đang bán hoặc đã bán</w:t>
+            </w:r>
+          </w:p>
+          <w:p>
+            <w:pPr>
               <w:rPr>
                 <w:rFonts w:eastAsia="Arial" w:cs="Arial"/>
-                <w:sz w:val="20"/>
-                <w:szCs w:val="20"/>
-                <w:lang w:val="vi-VN"/>
-              </w:rPr>
-            </w:pPr>
-            <w:r>
+                <w:szCs w:val="24"/>
+                <w:lang w:val="vi-VN"/>
+              </w:rPr>
+            </w:pPr>
+          </w:p>
+        </w:tc>
+      </w:tr>
+      <w:tr>
+        <w:tc>
+          <w:tcPr>
+            <w:tcW w:w="1550" w:type="dxa"/>
+          </w:tcPr>
+          <w:p>
+            <w:pPr>
               <w:rPr>
                 <w:rFonts w:eastAsia="Arial" w:cs="Arial"/>
-                <w:sz w:val="20"/>
-                <w:szCs w:val="20"/>
-                <w:lang w:val="vi-VN"/>
-              </w:rPr>
-              <w:t>Đăng xuất khỏi hệ thống</w:t>
-            </w:r>
-          </w:p>
-        </w:tc>
-        <w:tc>
-          <w:tcPr>
-            <w:tcW w:w="2956" w:type="dxa"/>
+                <w:szCs w:val="24"/>
+                <w:lang w:val="vi-VN"/>
+              </w:rPr>
+            </w:pPr>
+            <w:r>
+              <w:rPr>
+                <w:rFonts w:eastAsia="Arial" w:cs="Arial"/>
+                <w:szCs w:val="24"/>
+                <w:lang w:val="vi-VN"/>
+              </w:rPr>
+              <w:t>EP02 – BOOK</w:t>
+            </w:r>
+          </w:p>
+        </w:tc>
+        <w:tc>
+          <w:tcPr>
+            <w:tcW w:w="2210" w:type="dxa"/>
             <w:vAlign w:val="center"/>
           </w:tcPr>
           <w:p>
             <w:pPr>
               <w:rPr>
                 <w:rFonts w:eastAsia="Arial" w:cs="Arial"/>
-                <w:sz w:val="20"/>
-                <w:szCs w:val="20"/>
-                <w:lang w:val="vi-VN"/>
-              </w:rPr>
-            </w:pPr>
-            <w:r>
+                <w:szCs w:val="24"/>
+                <w:lang w:val="vi-VN"/>
+              </w:rPr>
+            </w:pPr>
+            <w:r>
+              <w:rPr>
+                <w:rFonts w:eastAsia="Arial"/>
+                <w:szCs w:val="24"/>
+              </w:rPr>
+              <w:t>Người</w:t>
+            </w:r>
+            <w:r>
+              <w:rPr>
+                <w:rFonts w:eastAsia="Arial"/>
+                <w:szCs w:val="24"/>
+                <w:lang w:val="vi-VN"/>
+              </w:rPr>
+              <w:t xml:space="preserve"> mua</w:t>
+            </w:r>
+          </w:p>
+        </w:tc>
+        <w:tc>
+          <w:tcPr>
+            <w:tcW w:w="2752" w:type="dxa"/>
+            <w:vAlign w:val="center"/>
+          </w:tcPr>
+          <w:p>
+            <w:pPr>
               <w:rPr>
                 <w:rFonts w:eastAsia="Arial" w:cs="Arial"/>
-                <w:sz w:val="20"/>
-                <w:szCs w:val="20"/>
-                <w:lang w:val="vi-VN"/>
-              </w:rPr>
-              <w:t xml:space="preserve">Có thể kết thúc phiên làm việc </w:t>
+                <w:szCs w:val="24"/>
+                <w:lang w:val="vi-VN"/>
+              </w:rPr>
+            </w:pPr>
+            <w:r>
+              <w:rPr>
+                <w:rFonts w:eastAsia="Arial"/>
+                <w:szCs w:val="24"/>
+                <w:lang w:val="vi-VN"/>
+              </w:rPr>
+              <w:t>Xem yêu cầu mua sách của tôi</w:t>
+            </w:r>
+          </w:p>
+        </w:tc>
+        <w:tc>
+          <w:tcPr>
+            <w:tcW w:w="2838" w:type="dxa"/>
+            <w:vAlign w:val="center"/>
+          </w:tcPr>
+          <w:p>
+            <w:pPr>
+              <w:rPr>
+                <w:rFonts w:eastAsia="Arial" w:cs="Arial"/>
+                <w:szCs w:val="24"/>
+                <w:lang w:val="vi-VN"/>
+              </w:rPr>
+            </w:pPr>
+            <w:r>
+              <w:rPr>
+                <w:rFonts w:eastAsia="Arial"/>
+                <w:szCs w:val="24"/>
+                <w:lang w:val="vi-VN"/>
+              </w:rPr>
+              <w:t>Người bán ghi nhận tôi là người mua hợp lệ, từ đó tôi có quyền đánh giá uy tín của người bán</w:t>
             </w:r>
           </w:p>
         </w:tc>
       </w:tr>
     </w:tbl>
+    <w:p>
+      <w:pPr>
+        <w:rPr>
+          <w:lang w:val="vi-VN"/>
+        </w:rPr>
+      </w:pPr>
+    </w:p>
     <w:p>
       <w:pPr>
         <w:pStyle w:val="Heading2"/>
@@ -2893,7 +3027,6 @@
         <w:rPr>
           <w:rFonts w:cs="Arial"/>
         </w:rPr>
-        <w:lastRenderedPageBreak/>
         <w:t>Business</w:t>
       </w:r>
       <w:r>
@@ -6278,7 +6411,46 @@
                 <w:szCs w:val="24"/>
                 <w:lang w:val="vi-VN"/>
               </w:rPr>
-              <w:t>Hiển thị Tên người đánh giá, thời gian đánh giá, Số sao được đánh giá, Nội dung đánh giá, Tên cuốn sách họ đã mua</w:t>
+              <w:t>Nếu</w:t>
+            </w:r>
+            <w:r>
+              <w:rPr>
+                <w:rFonts w:cs="Arial"/>
+                <w:szCs w:val="24"/>
+                <w:lang w:val="vi-VN"/>
+              </w:rPr>
+              <w:t xml:space="preserve"> chưa có đánh giá hiển thị “Chưa có đánh giá nào”</w:t>
+            </w:r>
+          </w:p>
+          <w:p>
+            <w:pPr>
+              <w:pStyle w:val="ListParagraph"/>
+              <w:numPr>
+                <w:ilvl w:val="0"/>
+                <w:numId w:val="22"/>
+              </w:numPr>
+              <w:spacing w:line="276" w:lineRule="auto"/>
+              <w:rPr>
+                <w:rFonts w:cs="Arial"/>
+                <w:szCs w:val="24"/>
+                <w:lang w:val="vi-VN"/>
+              </w:rPr>
+            </w:pPr>
+            <w:r>
+              <w:rPr>
+                <w:rFonts w:cs="Arial"/>
+                <w:szCs w:val="24"/>
+                <w:lang w:val="vi-VN"/>
+              </w:rPr>
+              <w:t>Nếu đã có đánh giá, h</w:t>
+            </w:r>
+            <w:r>
+              <w:rPr>
+                <w:rFonts w:cs="Arial"/>
+                <w:szCs w:val="24"/>
+                <w:lang w:val="vi-VN"/>
+              </w:rPr>
+              <w:t>iển thị Tên người đánh giá, thời gian đánh giá, Số sao được đánh giá, Nội dung đánh giá, Tên cuốn sách họ đã mua</w:t>
             </w:r>
           </w:p>
         </w:tc>
@@ -7033,7 +7205,16 @@
                 <w:szCs w:val="24"/>
                 <w:lang w:val="vi-VN"/>
               </w:rPr>
-              <w:t>Không đúng dạng 12 chữ số + @due.udn.vn → Hiển thị: “Email không hợp lệ. Hệ thống chỉ hỗ trợ tài khoản sinh viên DUE”</w:t>
+              <w:t xml:space="preserve">Không đúng dạng 12 chữ số + @due.udn.vn → Hiển thị: “Email </w:t>
+            </w:r>
+            <w:r>
+              <w:rPr>
+                <w:rFonts w:cs="Arial"/>
+                <w:szCs w:val="24"/>
+                <w:lang w:val="vi-VN"/>
+              </w:rPr>
+              <w:lastRenderedPageBreak/>
+              <w:t>không hợp lệ. Hệ thống chỉ hỗ trợ tài khoản sinh viên DUE”</w:t>
             </w:r>
           </w:p>
           <w:p>
@@ -7079,7 +7260,6 @@
                 <w:szCs w:val="24"/>
                 <w:lang w:val="vi-VN"/>
               </w:rPr>
-              <w:lastRenderedPageBreak/>
               <w:t>Để trống → “Số điện thoại không được để trống!”</w:t>
             </w:r>
           </w:p>
@@ -7827,6 +8007,7 @@
                 <w:szCs w:val="24"/>
                 <w:lang w:val="vi-VN"/>
               </w:rPr>
+              <w:lastRenderedPageBreak/>
               <w:t xml:space="preserve">Bước 2: </w:t>
             </w:r>
             <w:r>
@@ -7880,6 +8061,7 @@
                 <w:bCs/>
                 <w:szCs w:val="24"/>
               </w:rPr>
+              <w:lastRenderedPageBreak/>
               <w:t>1. Tên sách*</w:t>
             </w:r>
             <w:r>
@@ -8098,6 +8280,7 @@
                 <w:szCs w:val="24"/>
                 <w:lang w:val="vi-VN"/>
               </w:rPr>
+              <w:lastRenderedPageBreak/>
               <w:t>Hiển thị tình trạng mặc định là “Khá (80%-94%)</w:t>
             </w:r>
           </w:p>
@@ -8121,7 +8304,6 @@
                 <w:szCs w:val="24"/>
                 <w:lang w:val="vi-VN"/>
               </w:rPr>
-              <w:lastRenderedPageBreak/>
               <w:t>Các giá trị: Mới (100%), Mới (95%-99%), Khá (80%-94%), Trung bình(60%-79%), Cũ(&lt;60%).</w:t>
             </w:r>
           </w:p>
@@ -14659,6 +14841,1099 @@
         </w:tc>
       </w:tr>
     </w:tbl>
+    <w:p>
+      <w:pPr>
+        <w:pStyle w:val="Heading2"/>
+        <w:spacing w:line="276" w:lineRule="auto"/>
+        <w:rPr>
+          <w:rFonts w:eastAsia="Arial"/>
+          <w:szCs w:val="24"/>
+          <w:lang w:val="vi-VN"/>
+        </w:rPr>
+      </w:pPr>
+      <w:r>
+        <w:rPr>
+          <w:rFonts w:cs="Arial"/>
+          <w:szCs w:val="24"/>
+          <w:lang w:val="vi-VN"/>
+        </w:rPr>
+        <w:lastRenderedPageBreak/>
+        <w:t xml:space="preserve">User story </w:t>
+      </w:r>
+      <w:r>
+        <w:rPr>
+          <w:rFonts w:cs="Arial"/>
+          <w:szCs w:val="24"/>
+          <w:lang w:val="vi-VN"/>
+        </w:rPr>
+        <w:t>13</w:t>
+      </w:r>
+      <w:r>
+        <w:rPr>
+          <w:rFonts w:cs="Arial"/>
+          <w:szCs w:val="24"/>
+          <w:lang w:val="vi-VN"/>
+        </w:rPr>
+        <w:t xml:space="preserve">: </w:t>
+      </w:r>
+      <w:r>
+        <w:rPr>
+          <w:rFonts w:eastAsia="Arial"/>
+          <w:szCs w:val="24"/>
+          <w:lang w:val="vi-VN"/>
+        </w:rPr>
+        <w:t>Xem thông tin liên hệ của người bán và Xem đánh giá của người bán</w:t>
+      </w:r>
+    </w:p>
+    <w:tbl>
+      <w:tblPr>
+        <w:tblStyle w:val="TableGrid"/>
+        <w:tblW w:w="0" w:type="auto"/>
+        <w:tblLook w:val="04A0" w:firstRow="1" w:lastRow="0" w:firstColumn="1" w:lastColumn="0" w:noHBand="0" w:noVBand="1"/>
+      </w:tblPr>
+      <w:tblGrid>
+        <w:gridCol w:w="1017"/>
+        <w:gridCol w:w="1516"/>
+        <w:gridCol w:w="2526"/>
+        <w:gridCol w:w="4291"/>
+      </w:tblGrid>
+      <w:tr>
+        <w:tc>
+          <w:tcPr>
+            <w:tcW w:w="1017" w:type="dxa"/>
+            <w:shd w:val="clear" w:color="auto" w:fill="C5E0B3" w:themeFill="accent6" w:themeFillTint="66"/>
+          </w:tcPr>
+          <w:p>
+            <w:pPr>
+              <w:spacing w:line="276" w:lineRule="auto"/>
+              <w:jc w:val="center"/>
+              <w:rPr>
+                <w:rFonts w:cs="Arial"/>
+                <w:b/>
+                <w:szCs w:val="24"/>
+                <w:lang w:val="vi-VN"/>
+              </w:rPr>
+            </w:pPr>
+            <w:r>
+              <w:rPr>
+                <w:rFonts w:cs="Arial"/>
+                <w:b/>
+                <w:szCs w:val="24"/>
+                <w:lang w:val="vi-VN"/>
+              </w:rPr>
+              <w:t>ID</w:t>
+            </w:r>
+          </w:p>
+        </w:tc>
+        <w:tc>
+          <w:tcPr>
+            <w:tcW w:w="1516" w:type="dxa"/>
+            <w:shd w:val="clear" w:color="auto" w:fill="C5E0B3" w:themeFill="accent6" w:themeFillTint="66"/>
+          </w:tcPr>
+          <w:p>
+            <w:pPr>
+              <w:spacing w:line="276" w:lineRule="auto"/>
+              <w:jc w:val="center"/>
+              <w:rPr>
+                <w:rFonts w:cs="Arial"/>
+                <w:b/>
+                <w:szCs w:val="24"/>
+                <w:lang w:val="vi-VN"/>
+              </w:rPr>
+            </w:pPr>
+            <w:r>
+              <w:rPr>
+                <w:rFonts w:cs="Arial"/>
+                <w:b/>
+                <w:szCs w:val="24"/>
+                <w:lang w:val="vi-VN"/>
+              </w:rPr>
+              <w:t>Feature</w:t>
+            </w:r>
+          </w:p>
+        </w:tc>
+        <w:tc>
+          <w:tcPr>
+            <w:tcW w:w="2526" w:type="dxa"/>
+            <w:shd w:val="clear" w:color="auto" w:fill="C5E0B3" w:themeFill="accent6" w:themeFillTint="66"/>
+          </w:tcPr>
+          <w:p>
+            <w:pPr>
+              <w:spacing w:line="276" w:lineRule="auto"/>
+              <w:jc w:val="center"/>
+              <w:rPr>
+                <w:rFonts w:cs="Arial"/>
+                <w:b/>
+                <w:szCs w:val="24"/>
+                <w:lang w:val="vi-VN"/>
+              </w:rPr>
+            </w:pPr>
+            <w:r>
+              <w:rPr>
+                <w:rFonts w:cs="Arial"/>
+                <w:b/>
+                <w:szCs w:val="24"/>
+                <w:lang w:val="vi-VN"/>
+              </w:rPr>
+              <w:t>Description</w:t>
+            </w:r>
+          </w:p>
+        </w:tc>
+        <w:tc>
+          <w:tcPr>
+            <w:tcW w:w="4291" w:type="dxa"/>
+            <w:shd w:val="clear" w:color="auto" w:fill="C5E0B3" w:themeFill="accent6" w:themeFillTint="66"/>
+          </w:tcPr>
+          <w:p>
+            <w:pPr>
+              <w:spacing w:line="276" w:lineRule="auto"/>
+              <w:jc w:val="center"/>
+              <w:rPr>
+                <w:rFonts w:cs="Arial"/>
+                <w:b/>
+                <w:szCs w:val="24"/>
+                <w:lang w:val="vi-VN"/>
+              </w:rPr>
+            </w:pPr>
+            <w:r>
+              <w:rPr>
+                <w:rFonts w:cs="Arial"/>
+                <w:b/>
+                <w:szCs w:val="24"/>
+                <w:lang w:val="vi-VN"/>
+              </w:rPr>
+              <w:t>Criteria</w:t>
+            </w:r>
+          </w:p>
+        </w:tc>
+      </w:tr>
+      <w:tr>
+        <w:tc>
+          <w:tcPr>
+            <w:tcW w:w="1017" w:type="dxa"/>
+          </w:tcPr>
+          <w:p>
+            <w:pPr>
+              <w:spacing w:line="276" w:lineRule="auto"/>
+              <w:rPr>
+                <w:rFonts w:cs="Arial"/>
+                <w:szCs w:val="24"/>
+                <w:lang w:val="vi-VN"/>
+              </w:rPr>
+            </w:pPr>
+            <w:r>
+              <w:rPr>
+                <w:rFonts w:cs="Arial"/>
+                <w:szCs w:val="24"/>
+                <w:lang w:val="vi-VN"/>
+              </w:rPr>
+              <w:t>AC13</w:t>
+            </w:r>
+            <w:r>
+              <w:rPr>
+                <w:rFonts w:cs="Arial"/>
+                <w:szCs w:val="24"/>
+                <w:lang w:val="vi-VN"/>
+              </w:rPr>
+              <w:t>.1</w:t>
+            </w:r>
+          </w:p>
+        </w:tc>
+        <w:tc>
+          <w:tcPr>
+            <w:tcW w:w="1516" w:type="dxa"/>
+          </w:tcPr>
+          <w:p>
+            <w:pPr>
+              <w:spacing w:line="276" w:lineRule="auto"/>
+              <w:rPr>
+                <w:rFonts w:cs="Arial"/>
+                <w:szCs w:val="24"/>
+                <w:lang w:val="vi-VN"/>
+              </w:rPr>
+            </w:pPr>
+            <w:r>
+              <w:rPr>
+                <w:rFonts w:cs="Arial"/>
+                <w:szCs w:val="24"/>
+              </w:rPr>
+              <w:t>Điều kiện thực hiện</w:t>
+            </w:r>
+          </w:p>
+        </w:tc>
+        <w:tc>
+          <w:tcPr>
+            <w:tcW w:w="2526" w:type="dxa"/>
+          </w:tcPr>
+          <w:p>
+            <w:pPr>
+              <w:spacing w:line="276" w:lineRule="auto"/>
+              <w:rPr>
+                <w:rFonts w:cs="Arial"/>
+                <w:szCs w:val="24"/>
+                <w:lang w:val="vi-VN"/>
+              </w:rPr>
+            </w:pPr>
+          </w:p>
+        </w:tc>
+        <w:tc>
+          <w:tcPr>
+            <w:tcW w:w="4291" w:type="dxa"/>
+          </w:tcPr>
+          <w:p>
+            <w:pPr>
+              <w:pStyle w:val="ListParagraph"/>
+              <w:numPr>
+                <w:ilvl w:val="0"/>
+                <w:numId w:val="22"/>
+              </w:numPr>
+              <w:spacing w:after="160" w:line="276" w:lineRule="auto"/>
+              <w:rPr>
+                <w:rFonts w:cs="Arial"/>
+                <w:szCs w:val="24"/>
+                <w:lang w:val="vi-VN"/>
+              </w:rPr>
+            </w:pPr>
+            <w:r>
+              <w:rPr>
+                <w:rFonts w:cs="Arial"/>
+                <w:szCs w:val="24"/>
+                <w:lang w:val="vi-VN"/>
+              </w:rPr>
+              <w:t xml:space="preserve">- </w:t>
+            </w:r>
+            <w:r>
+              <w:rPr>
+                <w:rFonts w:cs="Arial"/>
+                <w:szCs w:val="24"/>
+                <w:lang w:val="vi-VN"/>
+              </w:rPr>
+              <w:t>Người dùng đã đăng nhập thành công vào hệ thống</w:t>
+            </w:r>
+          </w:p>
+          <w:p>
+            <w:pPr>
+              <w:pStyle w:val="ListParagraph"/>
+              <w:numPr>
+                <w:ilvl w:val="0"/>
+                <w:numId w:val="22"/>
+              </w:numPr>
+              <w:spacing w:after="160" w:line="276" w:lineRule="auto"/>
+              <w:rPr>
+                <w:rFonts w:cs="Arial"/>
+                <w:szCs w:val="24"/>
+                <w:lang w:val="vi-VN"/>
+              </w:rPr>
+            </w:pPr>
+            <w:r>
+              <w:rPr>
+                <w:rFonts w:cs="Arial"/>
+                <w:szCs w:val="24"/>
+                <w:lang w:val="vi-VN"/>
+              </w:rPr>
+              <w:t xml:space="preserve">Người dùng truy cập vào trang </w:t>
+            </w:r>
+            <w:r>
+              <w:rPr>
+                <w:rFonts w:cs="Arial"/>
+                <w:b/>
+                <w:bCs/>
+                <w:szCs w:val="24"/>
+                <w:lang w:val="vi-VN"/>
+              </w:rPr>
+              <w:t>“</w:t>
+            </w:r>
+            <w:r>
+              <w:rPr>
+                <w:rFonts w:cs="Arial"/>
+                <w:b/>
+                <w:bCs/>
+                <w:szCs w:val="24"/>
+                <w:lang w:val="vi-VN"/>
+              </w:rPr>
+              <w:t>Xem hồ sơ người bán</w:t>
+            </w:r>
+            <w:r>
+              <w:rPr>
+                <w:rFonts w:cs="Arial"/>
+                <w:b/>
+                <w:bCs/>
+                <w:szCs w:val="24"/>
+                <w:lang w:val="vi-VN"/>
+              </w:rPr>
+              <w:t>”</w:t>
+            </w:r>
+          </w:p>
+        </w:tc>
+      </w:tr>
+      <w:tr>
+        <w:tc>
+          <w:tcPr>
+            <w:tcW w:w="1017" w:type="dxa"/>
+          </w:tcPr>
+          <w:p>
+            <w:pPr>
+              <w:spacing w:line="276" w:lineRule="auto"/>
+              <w:rPr>
+                <w:rFonts w:cs="Arial"/>
+                <w:szCs w:val="24"/>
+                <w:lang w:val="vi-VN"/>
+              </w:rPr>
+            </w:pPr>
+            <w:r>
+              <w:rPr>
+                <w:rFonts w:cs="Arial"/>
+                <w:szCs w:val="24"/>
+                <w:lang w:val="vi-VN"/>
+              </w:rPr>
+              <w:t>AC13</w:t>
+            </w:r>
+            <w:r>
+              <w:rPr>
+                <w:rFonts w:cs="Arial"/>
+                <w:szCs w:val="24"/>
+              </w:rPr>
+              <w:t>.</w:t>
+            </w:r>
+            <w:r>
+              <w:rPr>
+                <w:rFonts w:cs="Arial"/>
+                <w:szCs w:val="24"/>
+                <w:lang w:val="vi-VN"/>
+              </w:rPr>
+              <w:t>2</w:t>
+            </w:r>
+          </w:p>
+        </w:tc>
+        <w:tc>
+          <w:tcPr>
+            <w:tcW w:w="1516" w:type="dxa"/>
+          </w:tcPr>
+          <w:p>
+            <w:pPr>
+              <w:spacing w:line="276" w:lineRule="auto"/>
+              <w:rPr>
+                <w:rFonts w:cs="Arial"/>
+                <w:szCs w:val="24"/>
+                <w:lang w:val="vi-VN"/>
+              </w:rPr>
+            </w:pPr>
+            <w:r>
+              <w:rPr>
+                <w:rFonts w:cs="Arial"/>
+                <w:szCs w:val="24"/>
+                <w:lang w:val="vi-VN"/>
+              </w:rPr>
+              <w:t>Xem</w:t>
+            </w:r>
+            <w:r>
+              <w:rPr>
+                <w:rFonts w:cs="Arial"/>
+                <w:szCs w:val="24"/>
+                <w:lang w:val="vi-VN"/>
+              </w:rPr>
+              <w:t xml:space="preserve"> thông tin liên hệ và đánh giá của người bán</w:t>
+            </w:r>
+          </w:p>
+        </w:tc>
+        <w:tc>
+          <w:tcPr>
+            <w:tcW w:w="2526" w:type="dxa"/>
+          </w:tcPr>
+          <w:p>
+            <w:pPr>
+              <w:spacing w:line="276" w:lineRule="auto"/>
+              <w:rPr>
+                <w:rFonts w:cs="Arial"/>
+                <w:szCs w:val="24"/>
+                <w:lang w:val="vi-VN"/>
+              </w:rPr>
+            </w:pPr>
+            <w:r>
+              <w:rPr>
+                <w:rFonts w:cs="Arial"/>
+                <w:b/>
+                <w:bCs/>
+                <w:szCs w:val="24"/>
+                <w:lang w:val="vi-VN"/>
+              </w:rPr>
+              <w:t>Bước 1:</w:t>
+            </w:r>
+            <w:r>
+              <w:rPr>
+                <w:rFonts w:cs="Arial"/>
+                <w:szCs w:val="24"/>
+                <w:lang w:val="vi-VN"/>
+              </w:rPr>
+              <w:t xml:space="preserve"> Người dùng truy cập trang </w:t>
+            </w:r>
+            <w:r>
+              <w:rPr>
+                <w:rFonts w:cs="Arial"/>
+                <w:szCs w:val="24"/>
+                <w:lang w:val="vi-VN"/>
+              </w:rPr>
+              <w:t>“</w:t>
+            </w:r>
+            <w:r>
+              <w:rPr>
+                <w:rFonts w:cs="Arial"/>
+                <w:b/>
+                <w:bCs/>
+                <w:szCs w:val="24"/>
+                <w:lang w:val="vi-VN"/>
+              </w:rPr>
+              <w:t xml:space="preserve">Xem hồ sơ người </w:t>
+            </w:r>
+            <w:r>
+              <w:rPr>
+                <w:rFonts w:cs="Arial"/>
+                <w:b/>
+                <w:bCs/>
+                <w:szCs w:val="24"/>
+                <w:lang w:val="vi-VN"/>
+              </w:rPr>
+              <w:t>bán”</w:t>
+            </w:r>
+            <w:r>
+              <w:rPr>
+                <w:rFonts w:cs="Arial"/>
+                <w:szCs w:val="24"/>
+                <w:lang w:val="vi-VN"/>
+              </w:rPr>
+              <w:br/>
+            </w:r>
+            <w:r>
+              <w:rPr>
+                <w:rFonts w:cs="Arial"/>
+                <w:b/>
+                <w:bCs/>
+                <w:szCs w:val="24"/>
+                <w:lang w:val="vi-VN"/>
+              </w:rPr>
+              <w:t>Bước 2:</w:t>
+            </w:r>
+            <w:r>
+              <w:rPr>
+                <w:rFonts w:cs="Arial"/>
+                <w:szCs w:val="24"/>
+                <w:lang w:val="vi-VN"/>
+              </w:rPr>
+              <w:t xml:space="preserve"> Hệ thống hiển thị thông tin </w:t>
+            </w:r>
+            <w:r>
+              <w:rPr>
+                <w:rFonts w:cs="Arial"/>
+                <w:szCs w:val="24"/>
+                <w:lang w:val="vi-VN"/>
+              </w:rPr>
+              <w:t>và đánh giá</w:t>
+            </w:r>
+            <w:r>
+              <w:rPr>
+                <w:rFonts w:cs="Arial"/>
+                <w:szCs w:val="24"/>
+                <w:lang w:val="vi-VN"/>
+              </w:rPr>
+              <w:t xml:space="preserve"> của người</w:t>
+            </w:r>
+            <w:r>
+              <w:rPr>
+                <w:rFonts w:cs="Arial"/>
+                <w:szCs w:val="24"/>
+                <w:lang w:val="vi-VN"/>
+              </w:rPr>
+              <w:t xml:space="preserve"> bán</w:t>
+            </w:r>
+            <w:r>
+              <w:rPr>
+                <w:rFonts w:cs="Arial"/>
+                <w:szCs w:val="24"/>
+                <w:lang w:val="vi-VN"/>
+              </w:rPr>
+              <w:t>.</w:t>
+            </w:r>
+          </w:p>
+        </w:tc>
+        <w:tc>
+          <w:tcPr>
+            <w:tcW w:w="4291" w:type="dxa"/>
+          </w:tcPr>
+          <w:p>
+            <w:pPr>
+              <w:tabs>
+                <w:tab w:val="left" w:pos="162"/>
+              </w:tabs>
+              <w:spacing w:line="276" w:lineRule="auto"/>
+              <w:rPr>
+                <w:rFonts w:cs="Arial"/>
+                <w:szCs w:val="24"/>
+                <w:lang w:val="vi-VN"/>
+              </w:rPr>
+            </w:pPr>
+            <w:r>
+              <w:rPr>
+                <w:rFonts w:cs="Arial"/>
+                <w:szCs w:val="24"/>
+                <w:lang w:val="vi-VN"/>
+              </w:rPr>
+              <w:t>Khung hiển thị</w:t>
+            </w:r>
+            <w:r>
+              <w:rPr>
+                <w:rFonts w:cs="Arial"/>
+                <w:szCs w:val="24"/>
+              </w:rPr>
+              <w:t xml:space="preserve"> các</w:t>
+            </w:r>
+            <w:r>
+              <w:rPr>
+                <w:rFonts w:cs="Arial"/>
+                <w:szCs w:val="24"/>
+                <w:lang w:val="vi-VN"/>
+              </w:rPr>
+              <w:t xml:space="preserve"> thông tin tổng quan: </w:t>
+            </w:r>
+          </w:p>
+          <w:p>
+            <w:pPr>
+              <w:numPr>
+                <w:ilvl w:val="0"/>
+                <w:numId w:val="33"/>
+              </w:numPr>
+              <w:tabs>
+                <w:tab w:val="left" w:pos="162"/>
+              </w:tabs>
+              <w:spacing w:line="276" w:lineRule="auto"/>
+              <w:rPr>
+                <w:rFonts w:cs="Arial"/>
+                <w:szCs w:val="24"/>
+                <w:lang w:val="vi-VN"/>
+              </w:rPr>
+            </w:pPr>
+            <w:r>
+              <w:rPr>
+                <w:rFonts w:cs="Arial"/>
+                <w:b/>
+                <w:bCs/>
+                <w:szCs w:val="24"/>
+                <w:lang w:val="vi-VN"/>
+              </w:rPr>
+              <w:t>Ảnh đại diện:</w:t>
+            </w:r>
+            <w:r>
+              <w:rPr>
+                <w:rFonts w:cs="Arial"/>
+                <w:szCs w:val="24"/>
+                <w:lang w:val="vi-VN"/>
+              </w:rPr>
+              <w:t xml:space="preserve"> Nếu chưa có ảnh thì hiện chữ cái đầu của tên (Ví dụ: chữ P)</w:t>
+            </w:r>
+          </w:p>
+          <w:p>
+            <w:pPr>
+              <w:numPr>
+                <w:ilvl w:val="0"/>
+                <w:numId w:val="33"/>
+              </w:numPr>
+              <w:tabs>
+                <w:tab w:val="left" w:pos="162"/>
+              </w:tabs>
+              <w:spacing w:line="276" w:lineRule="auto"/>
+              <w:rPr>
+                <w:rFonts w:cs="Arial"/>
+                <w:szCs w:val="24"/>
+                <w:lang w:val="vi-VN"/>
+              </w:rPr>
+            </w:pPr>
+            <w:r>
+              <w:rPr>
+                <w:rFonts w:cs="Arial"/>
+                <w:b/>
+                <w:bCs/>
+                <w:szCs w:val="24"/>
+              </w:rPr>
+              <w:t>Họ và tên:</w:t>
+            </w:r>
+            <w:r>
+              <w:rPr>
+                <w:rFonts w:cs="Arial"/>
+                <w:szCs w:val="24"/>
+              </w:rPr>
+              <w:t xml:space="preserve"> Viết in hoa nổi bật (Ví dụ: PHAM THO)</w:t>
+            </w:r>
+          </w:p>
+          <w:p>
+            <w:pPr>
+              <w:numPr>
+                <w:ilvl w:val="0"/>
+                <w:numId w:val="33"/>
+              </w:numPr>
+              <w:tabs>
+                <w:tab w:val="left" w:pos="162"/>
+              </w:tabs>
+              <w:spacing w:line="276" w:lineRule="auto"/>
+              <w:rPr>
+                <w:rFonts w:cs="Arial"/>
+                <w:szCs w:val="24"/>
+                <w:lang w:val="vi-VN"/>
+              </w:rPr>
+            </w:pPr>
+            <w:r>
+              <w:rPr>
+                <w:rFonts w:cs="Arial"/>
+                <w:b/>
+                <w:bCs/>
+                <w:szCs w:val="24"/>
+                <w:lang w:val="vi-VN"/>
+              </w:rPr>
+              <w:t>Giới thiệu bản thân (</w:t>
+            </w:r>
+            <w:r>
+              <w:rPr>
+                <w:rFonts w:cs="Arial"/>
+                <w:szCs w:val="24"/>
+                <w:lang w:val="vi-VN"/>
+              </w:rPr>
+              <w:t>Ví dụ: Mình là sinh viên năm 4 khoa Thống kê – Tin học</w:t>
+            </w:r>
+            <w:r>
+              <w:rPr>
+                <w:rFonts w:cs="Arial"/>
+                <w:b/>
+                <w:bCs/>
+                <w:szCs w:val="24"/>
+                <w:lang w:val="vi-VN"/>
+              </w:rPr>
+              <w:t>)</w:t>
+            </w:r>
+          </w:p>
+          <w:p>
+            <w:pPr>
+              <w:numPr>
+                <w:ilvl w:val="0"/>
+                <w:numId w:val="33"/>
+              </w:numPr>
+              <w:tabs>
+                <w:tab w:val="left" w:pos="162"/>
+              </w:tabs>
+              <w:spacing w:line="276" w:lineRule="auto"/>
+              <w:rPr>
+                <w:rFonts w:cs="Arial"/>
+                <w:szCs w:val="24"/>
+                <w:lang w:val="vi-VN"/>
+              </w:rPr>
+            </w:pPr>
+            <w:r>
+              <w:rPr>
+                <w:rFonts w:cs="Arial"/>
+                <w:b/>
+                <w:bCs/>
+                <w:szCs w:val="24"/>
+                <w:lang w:val="vi-VN"/>
+              </w:rPr>
+              <w:t>Ba chỉ số:</w:t>
+            </w:r>
+            <w:r>
+              <w:rPr>
+                <w:rFonts w:cs="Arial"/>
+                <w:szCs w:val="24"/>
+                <w:lang w:val="vi-VN"/>
+              </w:rPr>
+              <w:t xml:space="preserve"> Điểm uy tín (Kèm ngôi sao vàng), Đánh giá, sách Đã bán.</w:t>
+            </w:r>
+          </w:p>
+          <w:p>
+            <w:pPr>
+              <w:numPr>
+                <w:ilvl w:val="0"/>
+                <w:numId w:val="33"/>
+              </w:numPr>
+              <w:tabs>
+                <w:tab w:val="left" w:pos="162"/>
+              </w:tabs>
+              <w:spacing w:line="276" w:lineRule="auto"/>
+              <w:rPr>
+                <w:rFonts w:cs="Arial"/>
+                <w:szCs w:val="24"/>
+                <w:lang w:val="vi-VN"/>
+              </w:rPr>
+            </w:pPr>
+            <w:r>
+              <w:rPr>
+                <w:rFonts w:cs="Arial"/>
+                <w:szCs w:val="24"/>
+                <w:lang w:val="vi-VN"/>
+              </w:rPr>
+              <w:t xml:space="preserve">Nút bấm </w:t>
+            </w:r>
+            <w:r>
+              <w:rPr>
+                <w:rFonts w:cs="Arial"/>
+                <w:b/>
+                <w:bCs/>
+                <w:szCs w:val="24"/>
+                <w:lang w:val="vi-VN"/>
+              </w:rPr>
+              <w:t>Chỉnh sửa hồ sơ</w:t>
+            </w:r>
+            <w:r>
+              <w:rPr>
+                <w:rFonts w:cs="Arial"/>
+                <w:szCs w:val="24"/>
+                <w:lang w:val="vi-VN"/>
+              </w:rPr>
+              <w:t>.</w:t>
+            </w:r>
+          </w:p>
+          <w:p>
+            <w:pPr>
+              <w:tabs>
+                <w:tab w:val="left" w:pos="162"/>
+              </w:tabs>
+              <w:spacing w:line="276" w:lineRule="auto"/>
+              <w:rPr>
+                <w:rFonts w:cs="Arial"/>
+                <w:szCs w:val="24"/>
+                <w:lang w:val="vi-VN"/>
+              </w:rPr>
+            </w:pPr>
+            <w:r>
+              <w:rPr>
+                <w:rFonts w:cs="Arial"/>
+                <w:szCs w:val="24"/>
+                <w:lang w:val="vi-VN"/>
+              </w:rPr>
+              <w:t>Khung hiển thị “</w:t>
+            </w:r>
+            <w:r>
+              <w:rPr>
+                <w:rFonts w:cs="Arial"/>
+                <w:b/>
+                <w:bCs/>
+                <w:szCs w:val="24"/>
+                <w:lang w:val="vi-VN"/>
+              </w:rPr>
+              <w:t>Thông tin liên hệ”</w:t>
+            </w:r>
+            <w:r>
+              <w:rPr>
+                <w:rFonts w:cs="Arial"/>
+                <w:szCs w:val="24"/>
+                <w:lang w:val="vi-VN"/>
+              </w:rPr>
+              <w:t>:</w:t>
+            </w:r>
+          </w:p>
+          <w:p>
+            <w:pPr>
+              <w:numPr>
+                <w:ilvl w:val="0"/>
+                <w:numId w:val="33"/>
+              </w:numPr>
+              <w:tabs>
+                <w:tab w:val="left" w:pos="162"/>
+              </w:tabs>
+              <w:spacing w:line="276" w:lineRule="auto"/>
+              <w:rPr>
+                <w:rFonts w:cs="Arial"/>
+                <w:szCs w:val="24"/>
+                <w:lang w:val="vi-VN"/>
+              </w:rPr>
+            </w:pPr>
+            <w:r>
+              <w:rPr>
+                <w:rFonts w:cs="Arial"/>
+                <w:szCs w:val="24"/>
+                <w:lang w:val="vi-VN"/>
+              </w:rPr>
+              <w:t>MSSV, Số điện thoại, Địa chỉ</w:t>
+            </w:r>
+          </w:p>
+          <w:p>
+            <w:pPr>
+              <w:numPr>
+                <w:ilvl w:val="0"/>
+                <w:numId w:val="33"/>
+              </w:numPr>
+              <w:tabs>
+                <w:tab w:val="left" w:pos="162"/>
+              </w:tabs>
+              <w:spacing w:line="276" w:lineRule="auto"/>
+              <w:rPr>
+                <w:rFonts w:cs="Arial"/>
+                <w:szCs w:val="24"/>
+                <w:lang w:val="vi-VN"/>
+              </w:rPr>
+            </w:pPr>
+            <w:r>
+              <w:rPr>
+                <w:rFonts w:cs="Arial"/>
+                <w:szCs w:val="24"/>
+              </w:rPr>
+              <w:t xml:space="preserve">Hai nút chức năng: </w:t>
+            </w:r>
+            <w:r>
+              <w:rPr>
+                <w:rFonts w:cs="Arial"/>
+                <w:szCs w:val="24"/>
+                <w:lang w:val="vi-VN"/>
+              </w:rPr>
+              <w:t>“</w:t>
+            </w:r>
+            <w:r>
+              <w:rPr>
+                <w:rFonts w:cs="Arial"/>
+                <w:b/>
+                <w:bCs/>
+                <w:szCs w:val="24"/>
+              </w:rPr>
+              <w:t>Facebook</w:t>
+            </w:r>
+            <w:r>
+              <w:rPr>
+                <w:rFonts w:cs="Arial"/>
+                <w:b/>
+                <w:bCs/>
+                <w:szCs w:val="24"/>
+                <w:lang w:val="vi-VN"/>
+              </w:rPr>
+              <w:t>”</w:t>
+            </w:r>
+            <w:r>
+              <w:rPr>
+                <w:rFonts w:cs="Arial"/>
+                <w:szCs w:val="24"/>
+              </w:rPr>
+              <w:t xml:space="preserve"> và </w:t>
+            </w:r>
+            <w:r>
+              <w:rPr>
+                <w:rFonts w:cs="Arial"/>
+                <w:szCs w:val="24"/>
+                <w:lang w:val="vi-VN"/>
+              </w:rPr>
+              <w:t>“</w:t>
+            </w:r>
+            <w:r>
+              <w:rPr>
+                <w:rFonts w:cs="Arial"/>
+                <w:b/>
+                <w:bCs/>
+                <w:szCs w:val="24"/>
+              </w:rPr>
+              <w:t>Zalo</w:t>
+            </w:r>
+            <w:r>
+              <w:rPr>
+                <w:rFonts w:cs="Arial"/>
+                <w:b/>
+                <w:bCs/>
+                <w:szCs w:val="24"/>
+                <w:lang w:val="vi-VN"/>
+              </w:rPr>
+              <w:t>”</w:t>
+            </w:r>
+            <w:r>
+              <w:rPr>
+                <w:rFonts w:cs="Arial"/>
+                <w:szCs w:val="24"/>
+              </w:rPr>
+              <w:t>. Nếu nhấn vào nút nào, hệ thống phải mở ra đúng trang cá nhân Facebook/Zalo của người đó ở một tab duyệt web mới</w:t>
+            </w:r>
+            <w:r>
+              <w:rPr>
+                <w:rFonts w:cs="Arial"/>
+                <w:szCs w:val="24"/>
+                <w:lang w:val="vi-VN"/>
+              </w:rPr>
+              <w:t>.</w:t>
+            </w:r>
+          </w:p>
+          <w:p>
+            <w:pPr>
+              <w:tabs>
+                <w:tab w:val="left" w:pos="162"/>
+              </w:tabs>
+              <w:spacing w:line="276" w:lineRule="auto"/>
+              <w:rPr>
+                <w:rFonts w:cs="Arial"/>
+                <w:b/>
+                <w:bCs/>
+                <w:szCs w:val="24"/>
+                <w:lang w:val="vi-VN"/>
+              </w:rPr>
+            </w:pPr>
+            <w:r>
+              <w:rPr>
+                <w:rFonts w:cs="Arial"/>
+                <w:szCs w:val="24"/>
+                <w:lang w:val="vi-VN"/>
+              </w:rPr>
+              <w:t>Khung hiển thị “</w:t>
+            </w:r>
+            <w:r>
+              <w:rPr>
+                <w:rFonts w:cs="Arial"/>
+                <w:b/>
+                <w:bCs/>
+                <w:szCs w:val="24"/>
+                <w:lang w:val="vi-VN"/>
+              </w:rPr>
+              <w:t>Sách đã bán”:</w:t>
+            </w:r>
+          </w:p>
+          <w:p>
+            <w:pPr>
+              <w:numPr>
+                <w:ilvl w:val="0"/>
+                <w:numId w:val="33"/>
+              </w:numPr>
+              <w:tabs>
+                <w:tab w:val="left" w:pos="162"/>
+              </w:tabs>
+              <w:spacing w:line="276" w:lineRule="auto"/>
+              <w:rPr>
+                <w:rFonts w:cs="Arial"/>
+                <w:szCs w:val="24"/>
+                <w:lang w:val="vi-VN"/>
+              </w:rPr>
+            </w:pPr>
+            <w:r>
+              <w:rPr>
+                <w:rFonts w:cs="Arial"/>
+                <w:szCs w:val="24"/>
+                <w:lang w:val="vi-VN"/>
+              </w:rPr>
+              <w:t xml:space="preserve">Danh sách các sách người dùng đang bán. Mỗi sách có Tên, Giá và </w:t>
+            </w:r>
+            <w:r>
+              <w:rPr>
+                <w:rFonts w:cs="Arial"/>
+                <w:szCs w:val="24"/>
+                <w:lang w:val="vi-VN"/>
+              </w:rPr>
+              <w:lastRenderedPageBreak/>
+              <w:t xml:space="preserve">nút </w:t>
+            </w:r>
+            <w:r>
+              <w:rPr>
+                <w:rFonts w:cs="Arial"/>
+                <w:b/>
+                <w:bCs/>
+                <w:szCs w:val="24"/>
+                <w:lang w:val="vi-VN"/>
+              </w:rPr>
+              <w:t>[Xem]</w:t>
+            </w:r>
+            <w:r>
+              <w:rPr>
+                <w:rFonts w:cs="Arial"/>
+                <w:szCs w:val="24"/>
+                <w:lang w:val="vi-VN"/>
+              </w:rPr>
+              <w:t>. Nhấn "Xem" sẽ chuyển sang trang chi tiết cuốn sách đó.</w:t>
+            </w:r>
+          </w:p>
+          <w:p>
+            <w:pPr>
+              <w:tabs>
+                <w:tab w:val="left" w:pos="162"/>
+              </w:tabs>
+              <w:spacing w:line="276" w:lineRule="auto"/>
+              <w:rPr>
+                <w:rFonts w:cs="Arial"/>
+                <w:szCs w:val="24"/>
+                <w:lang w:val="vi-VN"/>
+              </w:rPr>
+            </w:pPr>
+            <w:r>
+              <w:rPr>
+                <w:rFonts w:cs="Arial"/>
+                <w:szCs w:val="24"/>
+                <w:lang w:val="vi-VN"/>
+              </w:rPr>
+              <w:t>Khung hiển thị “</w:t>
+            </w:r>
+            <w:r>
+              <w:rPr>
+                <w:rFonts w:cs="Arial"/>
+                <w:b/>
+                <w:bCs/>
+                <w:szCs w:val="24"/>
+                <w:lang w:val="vi-VN"/>
+              </w:rPr>
+              <w:t>Đánh giá gần đây</w:t>
+            </w:r>
+            <w:r>
+              <w:rPr>
+                <w:rFonts w:cs="Arial"/>
+                <w:szCs w:val="24"/>
+                <w:lang w:val="vi-VN"/>
+              </w:rPr>
+              <w:t>”:</w:t>
+            </w:r>
+          </w:p>
+          <w:p>
+            <w:pPr>
+              <w:numPr>
+                <w:ilvl w:val="0"/>
+                <w:numId w:val="33"/>
+              </w:numPr>
+              <w:tabs>
+                <w:tab w:val="left" w:pos="162"/>
+              </w:tabs>
+              <w:spacing w:line="276" w:lineRule="auto"/>
+              <w:rPr>
+                <w:rFonts w:cs="Arial"/>
+                <w:szCs w:val="24"/>
+                <w:lang w:val="vi-VN"/>
+              </w:rPr>
+            </w:pPr>
+            <w:r>
+              <w:rPr>
+                <w:rFonts w:cs="Arial"/>
+                <w:szCs w:val="24"/>
+                <w:lang w:val="vi-VN"/>
+              </w:rPr>
+              <w:t>Nếu chưa có đánh giá hiển thị “Chưa có đánh giá nào”</w:t>
+            </w:r>
+          </w:p>
+          <w:p>
+            <w:pPr>
+              <w:numPr>
+                <w:ilvl w:val="0"/>
+                <w:numId w:val="33"/>
+              </w:numPr>
+              <w:tabs>
+                <w:tab w:val="left" w:pos="162"/>
+              </w:tabs>
+              <w:spacing w:line="276" w:lineRule="auto"/>
+              <w:rPr>
+                <w:rFonts w:cs="Arial"/>
+                <w:szCs w:val="24"/>
+                <w:lang w:val="vi-VN"/>
+              </w:rPr>
+            </w:pPr>
+            <w:r>
+              <w:rPr>
+                <w:rFonts w:cs="Arial"/>
+                <w:szCs w:val="24"/>
+                <w:lang w:val="vi-VN"/>
+              </w:rPr>
+              <w:t>Nếu đã có đánh giá, hiển thị Tên người đánh giá, thời gian đánh giá, Số sao được đánh giá, Nội dung đánh giá, Tên cuốn sách họ đã mua</w:t>
+            </w:r>
+          </w:p>
+        </w:tc>
+      </w:tr>
+    </w:tbl>
+    <w:p>
+      <w:pPr>
+        <w:rPr>
+          <w:lang w:val="vi-VN"/>
+        </w:rPr>
+      </w:pPr>
+    </w:p>
     <w:p>
       <w:pPr>
         <w:spacing w:line="276" w:lineRule="auto"/>
@@ -20597,6 +21872,18 @@
   </w:num>
   <w:num w:numId="32" w16cid:durableId="1521117203">
     <w:abstractNumId w:val="26"/>
+  </w:num>
+  <w:num w:numId="33" w16cid:durableId="592515731">
+    <w:abstractNumId w:val="10"/>
+    <w:lvlOverride w:ilvl="0"/>
+    <w:lvlOverride w:ilvl="1"/>
+    <w:lvlOverride w:ilvl="2"/>
+    <w:lvlOverride w:ilvl="3"/>
+    <w:lvlOverride w:ilvl="4"/>
+    <w:lvlOverride w:ilvl="5"/>
+    <w:lvlOverride w:ilvl="6"/>
+    <w:lvlOverride w:ilvl="7"/>
+    <w:lvlOverride w:ilvl="8"/>
   </w:num>
 </w:numbering>
 </file>
@@ -20999,7 +22286,7 @@
   <w:style w:type="paragraph" w:default="1" w:styleId="Normal">
     <w:name w:val="Normal"/>
     <w:qFormat/>
-    <w:rsid w:val="004A46B4"/>
+    <w:rsid w:val="00FD36B8"/>
     <w:pPr>
       <w:jc w:val="both"/>
     </w:pPr>

--- a/49K212.06_SRS.docx
+++ b/49K212.06_SRS.docx
@@ -2927,7 +2927,15 @@
                 <w:szCs w:val="24"/>
                 <w:lang w:val="vi-VN"/>
               </w:rPr>
-              <w:t>EP02 – BOOK</w:t>
+              <w:t xml:space="preserve">EP02 – </w:t>
+            </w:r>
+            <w:r>
+              <w:rPr>
+                <w:rFonts w:eastAsia="Arial" w:cs="Arial"/>
+                <w:szCs w:val="24"/>
+                <w:lang w:val="vi-VN"/>
+              </w:rPr>
+              <w:t>PURCHASE</w:t>
             </w:r>
           </w:p>
         </w:tc>
@@ -11926,7 +11934,6 @@
         <w:rPr>
           <w:rFonts w:cs="Arial"/>
           <w:szCs w:val="24"/>
-          <w:lang w:val="vi-VN"/>
         </w:rPr>
       </w:pPr>
     </w:p>
@@ -14843,1099 +14850,6 @@
     </w:tbl>
     <w:p>
       <w:pPr>
-        <w:pStyle w:val="Heading2"/>
-        <w:spacing w:line="276" w:lineRule="auto"/>
-        <w:rPr>
-          <w:rFonts w:eastAsia="Arial"/>
-          <w:szCs w:val="24"/>
-          <w:lang w:val="vi-VN"/>
-        </w:rPr>
-      </w:pPr>
-      <w:r>
-        <w:rPr>
-          <w:rFonts w:cs="Arial"/>
-          <w:szCs w:val="24"/>
-          <w:lang w:val="vi-VN"/>
-        </w:rPr>
-        <w:lastRenderedPageBreak/>
-        <w:t xml:space="preserve">User story </w:t>
-      </w:r>
-      <w:r>
-        <w:rPr>
-          <w:rFonts w:cs="Arial"/>
-          <w:szCs w:val="24"/>
-          <w:lang w:val="vi-VN"/>
-        </w:rPr>
-        <w:t>13</w:t>
-      </w:r>
-      <w:r>
-        <w:rPr>
-          <w:rFonts w:cs="Arial"/>
-          <w:szCs w:val="24"/>
-          <w:lang w:val="vi-VN"/>
-        </w:rPr>
-        <w:t xml:space="preserve">: </w:t>
-      </w:r>
-      <w:r>
-        <w:rPr>
-          <w:rFonts w:eastAsia="Arial"/>
-          <w:szCs w:val="24"/>
-          <w:lang w:val="vi-VN"/>
-        </w:rPr>
-        <w:t>Xem thông tin liên hệ của người bán và Xem đánh giá của người bán</w:t>
-      </w:r>
-    </w:p>
-    <w:tbl>
-      <w:tblPr>
-        <w:tblStyle w:val="TableGrid"/>
-        <w:tblW w:w="0" w:type="auto"/>
-        <w:tblLook w:val="04A0" w:firstRow="1" w:lastRow="0" w:firstColumn="1" w:lastColumn="0" w:noHBand="0" w:noVBand="1"/>
-      </w:tblPr>
-      <w:tblGrid>
-        <w:gridCol w:w="1017"/>
-        <w:gridCol w:w="1516"/>
-        <w:gridCol w:w="2526"/>
-        <w:gridCol w:w="4291"/>
-      </w:tblGrid>
-      <w:tr>
-        <w:tc>
-          <w:tcPr>
-            <w:tcW w:w="1017" w:type="dxa"/>
-            <w:shd w:val="clear" w:color="auto" w:fill="C5E0B3" w:themeFill="accent6" w:themeFillTint="66"/>
-          </w:tcPr>
-          <w:p>
-            <w:pPr>
-              <w:spacing w:line="276" w:lineRule="auto"/>
-              <w:jc w:val="center"/>
-              <w:rPr>
-                <w:rFonts w:cs="Arial"/>
-                <w:b/>
-                <w:szCs w:val="24"/>
-                <w:lang w:val="vi-VN"/>
-              </w:rPr>
-            </w:pPr>
-            <w:r>
-              <w:rPr>
-                <w:rFonts w:cs="Arial"/>
-                <w:b/>
-                <w:szCs w:val="24"/>
-                <w:lang w:val="vi-VN"/>
-              </w:rPr>
-              <w:t>ID</w:t>
-            </w:r>
-          </w:p>
-        </w:tc>
-        <w:tc>
-          <w:tcPr>
-            <w:tcW w:w="1516" w:type="dxa"/>
-            <w:shd w:val="clear" w:color="auto" w:fill="C5E0B3" w:themeFill="accent6" w:themeFillTint="66"/>
-          </w:tcPr>
-          <w:p>
-            <w:pPr>
-              <w:spacing w:line="276" w:lineRule="auto"/>
-              <w:jc w:val="center"/>
-              <w:rPr>
-                <w:rFonts w:cs="Arial"/>
-                <w:b/>
-                <w:szCs w:val="24"/>
-                <w:lang w:val="vi-VN"/>
-              </w:rPr>
-            </w:pPr>
-            <w:r>
-              <w:rPr>
-                <w:rFonts w:cs="Arial"/>
-                <w:b/>
-                <w:szCs w:val="24"/>
-                <w:lang w:val="vi-VN"/>
-              </w:rPr>
-              <w:t>Feature</w:t>
-            </w:r>
-          </w:p>
-        </w:tc>
-        <w:tc>
-          <w:tcPr>
-            <w:tcW w:w="2526" w:type="dxa"/>
-            <w:shd w:val="clear" w:color="auto" w:fill="C5E0B3" w:themeFill="accent6" w:themeFillTint="66"/>
-          </w:tcPr>
-          <w:p>
-            <w:pPr>
-              <w:spacing w:line="276" w:lineRule="auto"/>
-              <w:jc w:val="center"/>
-              <w:rPr>
-                <w:rFonts w:cs="Arial"/>
-                <w:b/>
-                <w:szCs w:val="24"/>
-                <w:lang w:val="vi-VN"/>
-              </w:rPr>
-            </w:pPr>
-            <w:r>
-              <w:rPr>
-                <w:rFonts w:cs="Arial"/>
-                <w:b/>
-                <w:szCs w:val="24"/>
-                <w:lang w:val="vi-VN"/>
-              </w:rPr>
-              <w:t>Description</w:t>
-            </w:r>
-          </w:p>
-        </w:tc>
-        <w:tc>
-          <w:tcPr>
-            <w:tcW w:w="4291" w:type="dxa"/>
-            <w:shd w:val="clear" w:color="auto" w:fill="C5E0B3" w:themeFill="accent6" w:themeFillTint="66"/>
-          </w:tcPr>
-          <w:p>
-            <w:pPr>
-              <w:spacing w:line="276" w:lineRule="auto"/>
-              <w:jc w:val="center"/>
-              <w:rPr>
-                <w:rFonts w:cs="Arial"/>
-                <w:b/>
-                <w:szCs w:val="24"/>
-                <w:lang w:val="vi-VN"/>
-              </w:rPr>
-            </w:pPr>
-            <w:r>
-              <w:rPr>
-                <w:rFonts w:cs="Arial"/>
-                <w:b/>
-                <w:szCs w:val="24"/>
-                <w:lang w:val="vi-VN"/>
-              </w:rPr>
-              <w:t>Criteria</w:t>
-            </w:r>
-          </w:p>
-        </w:tc>
-      </w:tr>
-      <w:tr>
-        <w:tc>
-          <w:tcPr>
-            <w:tcW w:w="1017" w:type="dxa"/>
-          </w:tcPr>
-          <w:p>
-            <w:pPr>
-              <w:spacing w:line="276" w:lineRule="auto"/>
-              <w:rPr>
-                <w:rFonts w:cs="Arial"/>
-                <w:szCs w:val="24"/>
-                <w:lang w:val="vi-VN"/>
-              </w:rPr>
-            </w:pPr>
-            <w:r>
-              <w:rPr>
-                <w:rFonts w:cs="Arial"/>
-                <w:szCs w:val="24"/>
-                <w:lang w:val="vi-VN"/>
-              </w:rPr>
-              <w:t>AC13</w:t>
-            </w:r>
-            <w:r>
-              <w:rPr>
-                <w:rFonts w:cs="Arial"/>
-                <w:szCs w:val="24"/>
-                <w:lang w:val="vi-VN"/>
-              </w:rPr>
-              <w:t>.1</w:t>
-            </w:r>
-          </w:p>
-        </w:tc>
-        <w:tc>
-          <w:tcPr>
-            <w:tcW w:w="1516" w:type="dxa"/>
-          </w:tcPr>
-          <w:p>
-            <w:pPr>
-              <w:spacing w:line="276" w:lineRule="auto"/>
-              <w:rPr>
-                <w:rFonts w:cs="Arial"/>
-                <w:szCs w:val="24"/>
-                <w:lang w:val="vi-VN"/>
-              </w:rPr>
-            </w:pPr>
-            <w:r>
-              <w:rPr>
-                <w:rFonts w:cs="Arial"/>
-                <w:szCs w:val="24"/>
-              </w:rPr>
-              <w:t>Điều kiện thực hiện</w:t>
-            </w:r>
-          </w:p>
-        </w:tc>
-        <w:tc>
-          <w:tcPr>
-            <w:tcW w:w="2526" w:type="dxa"/>
-          </w:tcPr>
-          <w:p>
-            <w:pPr>
-              <w:spacing w:line="276" w:lineRule="auto"/>
-              <w:rPr>
-                <w:rFonts w:cs="Arial"/>
-                <w:szCs w:val="24"/>
-                <w:lang w:val="vi-VN"/>
-              </w:rPr>
-            </w:pPr>
-          </w:p>
-        </w:tc>
-        <w:tc>
-          <w:tcPr>
-            <w:tcW w:w="4291" w:type="dxa"/>
-          </w:tcPr>
-          <w:p>
-            <w:pPr>
-              <w:pStyle w:val="ListParagraph"/>
-              <w:numPr>
-                <w:ilvl w:val="0"/>
-                <w:numId w:val="22"/>
-              </w:numPr>
-              <w:spacing w:after="160" w:line="276" w:lineRule="auto"/>
-              <w:rPr>
-                <w:rFonts w:cs="Arial"/>
-                <w:szCs w:val="24"/>
-                <w:lang w:val="vi-VN"/>
-              </w:rPr>
-            </w:pPr>
-            <w:r>
-              <w:rPr>
-                <w:rFonts w:cs="Arial"/>
-                <w:szCs w:val="24"/>
-                <w:lang w:val="vi-VN"/>
-              </w:rPr>
-              <w:t xml:space="preserve">- </w:t>
-            </w:r>
-            <w:r>
-              <w:rPr>
-                <w:rFonts w:cs="Arial"/>
-                <w:szCs w:val="24"/>
-                <w:lang w:val="vi-VN"/>
-              </w:rPr>
-              <w:t>Người dùng đã đăng nhập thành công vào hệ thống</w:t>
-            </w:r>
-          </w:p>
-          <w:p>
-            <w:pPr>
-              <w:pStyle w:val="ListParagraph"/>
-              <w:numPr>
-                <w:ilvl w:val="0"/>
-                <w:numId w:val="22"/>
-              </w:numPr>
-              <w:spacing w:after="160" w:line="276" w:lineRule="auto"/>
-              <w:rPr>
-                <w:rFonts w:cs="Arial"/>
-                <w:szCs w:val="24"/>
-                <w:lang w:val="vi-VN"/>
-              </w:rPr>
-            </w:pPr>
-            <w:r>
-              <w:rPr>
-                <w:rFonts w:cs="Arial"/>
-                <w:szCs w:val="24"/>
-                <w:lang w:val="vi-VN"/>
-              </w:rPr>
-              <w:t xml:space="preserve">Người dùng truy cập vào trang </w:t>
-            </w:r>
-            <w:r>
-              <w:rPr>
-                <w:rFonts w:cs="Arial"/>
-                <w:b/>
-                <w:bCs/>
-                <w:szCs w:val="24"/>
-                <w:lang w:val="vi-VN"/>
-              </w:rPr>
-              <w:t>“</w:t>
-            </w:r>
-            <w:r>
-              <w:rPr>
-                <w:rFonts w:cs="Arial"/>
-                <w:b/>
-                <w:bCs/>
-                <w:szCs w:val="24"/>
-                <w:lang w:val="vi-VN"/>
-              </w:rPr>
-              <w:t>Xem hồ sơ người bán</w:t>
-            </w:r>
-            <w:r>
-              <w:rPr>
-                <w:rFonts w:cs="Arial"/>
-                <w:b/>
-                <w:bCs/>
-                <w:szCs w:val="24"/>
-                <w:lang w:val="vi-VN"/>
-              </w:rPr>
-              <w:t>”</w:t>
-            </w:r>
-          </w:p>
-        </w:tc>
-      </w:tr>
-      <w:tr>
-        <w:tc>
-          <w:tcPr>
-            <w:tcW w:w="1017" w:type="dxa"/>
-          </w:tcPr>
-          <w:p>
-            <w:pPr>
-              <w:spacing w:line="276" w:lineRule="auto"/>
-              <w:rPr>
-                <w:rFonts w:cs="Arial"/>
-                <w:szCs w:val="24"/>
-                <w:lang w:val="vi-VN"/>
-              </w:rPr>
-            </w:pPr>
-            <w:r>
-              <w:rPr>
-                <w:rFonts w:cs="Arial"/>
-                <w:szCs w:val="24"/>
-                <w:lang w:val="vi-VN"/>
-              </w:rPr>
-              <w:t>AC13</w:t>
-            </w:r>
-            <w:r>
-              <w:rPr>
-                <w:rFonts w:cs="Arial"/>
-                <w:szCs w:val="24"/>
-              </w:rPr>
-              <w:t>.</w:t>
-            </w:r>
-            <w:r>
-              <w:rPr>
-                <w:rFonts w:cs="Arial"/>
-                <w:szCs w:val="24"/>
-                <w:lang w:val="vi-VN"/>
-              </w:rPr>
-              <w:t>2</w:t>
-            </w:r>
-          </w:p>
-        </w:tc>
-        <w:tc>
-          <w:tcPr>
-            <w:tcW w:w="1516" w:type="dxa"/>
-          </w:tcPr>
-          <w:p>
-            <w:pPr>
-              <w:spacing w:line="276" w:lineRule="auto"/>
-              <w:rPr>
-                <w:rFonts w:cs="Arial"/>
-                <w:szCs w:val="24"/>
-                <w:lang w:val="vi-VN"/>
-              </w:rPr>
-            </w:pPr>
-            <w:r>
-              <w:rPr>
-                <w:rFonts w:cs="Arial"/>
-                <w:szCs w:val="24"/>
-                <w:lang w:val="vi-VN"/>
-              </w:rPr>
-              <w:t>Xem</w:t>
-            </w:r>
-            <w:r>
-              <w:rPr>
-                <w:rFonts w:cs="Arial"/>
-                <w:szCs w:val="24"/>
-                <w:lang w:val="vi-VN"/>
-              </w:rPr>
-              <w:t xml:space="preserve"> thông tin liên hệ và đánh giá của người bán</w:t>
-            </w:r>
-          </w:p>
-        </w:tc>
-        <w:tc>
-          <w:tcPr>
-            <w:tcW w:w="2526" w:type="dxa"/>
-          </w:tcPr>
-          <w:p>
-            <w:pPr>
-              <w:spacing w:line="276" w:lineRule="auto"/>
-              <w:rPr>
-                <w:rFonts w:cs="Arial"/>
-                <w:szCs w:val="24"/>
-                <w:lang w:val="vi-VN"/>
-              </w:rPr>
-            </w:pPr>
-            <w:r>
-              <w:rPr>
-                <w:rFonts w:cs="Arial"/>
-                <w:b/>
-                <w:bCs/>
-                <w:szCs w:val="24"/>
-                <w:lang w:val="vi-VN"/>
-              </w:rPr>
-              <w:t>Bước 1:</w:t>
-            </w:r>
-            <w:r>
-              <w:rPr>
-                <w:rFonts w:cs="Arial"/>
-                <w:szCs w:val="24"/>
-                <w:lang w:val="vi-VN"/>
-              </w:rPr>
-              <w:t xml:space="preserve"> Người dùng truy cập trang </w:t>
-            </w:r>
-            <w:r>
-              <w:rPr>
-                <w:rFonts w:cs="Arial"/>
-                <w:szCs w:val="24"/>
-                <w:lang w:val="vi-VN"/>
-              </w:rPr>
-              <w:t>“</w:t>
-            </w:r>
-            <w:r>
-              <w:rPr>
-                <w:rFonts w:cs="Arial"/>
-                <w:b/>
-                <w:bCs/>
-                <w:szCs w:val="24"/>
-                <w:lang w:val="vi-VN"/>
-              </w:rPr>
-              <w:t xml:space="preserve">Xem hồ sơ người </w:t>
-            </w:r>
-            <w:r>
-              <w:rPr>
-                <w:rFonts w:cs="Arial"/>
-                <w:b/>
-                <w:bCs/>
-                <w:szCs w:val="24"/>
-                <w:lang w:val="vi-VN"/>
-              </w:rPr>
-              <w:t>bán”</w:t>
-            </w:r>
-            <w:r>
-              <w:rPr>
-                <w:rFonts w:cs="Arial"/>
-                <w:szCs w:val="24"/>
-                <w:lang w:val="vi-VN"/>
-              </w:rPr>
-              <w:br/>
-            </w:r>
-            <w:r>
-              <w:rPr>
-                <w:rFonts w:cs="Arial"/>
-                <w:b/>
-                <w:bCs/>
-                <w:szCs w:val="24"/>
-                <w:lang w:val="vi-VN"/>
-              </w:rPr>
-              <w:t>Bước 2:</w:t>
-            </w:r>
-            <w:r>
-              <w:rPr>
-                <w:rFonts w:cs="Arial"/>
-                <w:szCs w:val="24"/>
-                <w:lang w:val="vi-VN"/>
-              </w:rPr>
-              <w:t xml:space="preserve"> Hệ thống hiển thị thông tin </w:t>
-            </w:r>
-            <w:r>
-              <w:rPr>
-                <w:rFonts w:cs="Arial"/>
-                <w:szCs w:val="24"/>
-                <w:lang w:val="vi-VN"/>
-              </w:rPr>
-              <w:t>và đánh giá</w:t>
-            </w:r>
-            <w:r>
-              <w:rPr>
-                <w:rFonts w:cs="Arial"/>
-                <w:szCs w:val="24"/>
-                <w:lang w:val="vi-VN"/>
-              </w:rPr>
-              <w:t xml:space="preserve"> của người</w:t>
-            </w:r>
-            <w:r>
-              <w:rPr>
-                <w:rFonts w:cs="Arial"/>
-                <w:szCs w:val="24"/>
-                <w:lang w:val="vi-VN"/>
-              </w:rPr>
-              <w:t xml:space="preserve"> bán</w:t>
-            </w:r>
-            <w:r>
-              <w:rPr>
-                <w:rFonts w:cs="Arial"/>
-                <w:szCs w:val="24"/>
-                <w:lang w:val="vi-VN"/>
-              </w:rPr>
-              <w:t>.</w:t>
-            </w:r>
-          </w:p>
-        </w:tc>
-        <w:tc>
-          <w:tcPr>
-            <w:tcW w:w="4291" w:type="dxa"/>
-          </w:tcPr>
-          <w:p>
-            <w:pPr>
-              <w:tabs>
-                <w:tab w:val="left" w:pos="162"/>
-              </w:tabs>
-              <w:spacing w:line="276" w:lineRule="auto"/>
-              <w:rPr>
-                <w:rFonts w:cs="Arial"/>
-                <w:szCs w:val="24"/>
-                <w:lang w:val="vi-VN"/>
-              </w:rPr>
-            </w:pPr>
-            <w:r>
-              <w:rPr>
-                <w:rFonts w:cs="Arial"/>
-                <w:szCs w:val="24"/>
-                <w:lang w:val="vi-VN"/>
-              </w:rPr>
-              <w:t>Khung hiển thị</w:t>
-            </w:r>
-            <w:r>
-              <w:rPr>
-                <w:rFonts w:cs="Arial"/>
-                <w:szCs w:val="24"/>
-              </w:rPr>
-              <w:t xml:space="preserve"> các</w:t>
-            </w:r>
-            <w:r>
-              <w:rPr>
-                <w:rFonts w:cs="Arial"/>
-                <w:szCs w:val="24"/>
-                <w:lang w:val="vi-VN"/>
-              </w:rPr>
-              <w:t xml:space="preserve"> thông tin tổng quan: </w:t>
-            </w:r>
-          </w:p>
-          <w:p>
-            <w:pPr>
-              <w:numPr>
-                <w:ilvl w:val="0"/>
-                <w:numId w:val="33"/>
-              </w:numPr>
-              <w:tabs>
-                <w:tab w:val="left" w:pos="162"/>
-              </w:tabs>
-              <w:spacing w:line="276" w:lineRule="auto"/>
-              <w:rPr>
-                <w:rFonts w:cs="Arial"/>
-                <w:szCs w:val="24"/>
-                <w:lang w:val="vi-VN"/>
-              </w:rPr>
-            </w:pPr>
-            <w:r>
-              <w:rPr>
-                <w:rFonts w:cs="Arial"/>
-                <w:b/>
-                <w:bCs/>
-                <w:szCs w:val="24"/>
-                <w:lang w:val="vi-VN"/>
-              </w:rPr>
-              <w:t>Ảnh đại diện:</w:t>
-            </w:r>
-            <w:r>
-              <w:rPr>
-                <w:rFonts w:cs="Arial"/>
-                <w:szCs w:val="24"/>
-                <w:lang w:val="vi-VN"/>
-              </w:rPr>
-              <w:t xml:space="preserve"> Nếu chưa có ảnh thì hiện chữ cái đầu của tên (Ví dụ: chữ P)</w:t>
-            </w:r>
-          </w:p>
-          <w:p>
-            <w:pPr>
-              <w:numPr>
-                <w:ilvl w:val="0"/>
-                <w:numId w:val="33"/>
-              </w:numPr>
-              <w:tabs>
-                <w:tab w:val="left" w:pos="162"/>
-              </w:tabs>
-              <w:spacing w:line="276" w:lineRule="auto"/>
-              <w:rPr>
-                <w:rFonts w:cs="Arial"/>
-                <w:szCs w:val="24"/>
-                <w:lang w:val="vi-VN"/>
-              </w:rPr>
-            </w:pPr>
-            <w:r>
-              <w:rPr>
-                <w:rFonts w:cs="Arial"/>
-                <w:b/>
-                <w:bCs/>
-                <w:szCs w:val="24"/>
-              </w:rPr>
-              <w:t>Họ và tên:</w:t>
-            </w:r>
-            <w:r>
-              <w:rPr>
-                <w:rFonts w:cs="Arial"/>
-                <w:szCs w:val="24"/>
-              </w:rPr>
-              <w:t xml:space="preserve"> Viết in hoa nổi bật (Ví dụ: PHAM THO)</w:t>
-            </w:r>
-          </w:p>
-          <w:p>
-            <w:pPr>
-              <w:numPr>
-                <w:ilvl w:val="0"/>
-                <w:numId w:val="33"/>
-              </w:numPr>
-              <w:tabs>
-                <w:tab w:val="left" w:pos="162"/>
-              </w:tabs>
-              <w:spacing w:line="276" w:lineRule="auto"/>
-              <w:rPr>
-                <w:rFonts w:cs="Arial"/>
-                <w:szCs w:val="24"/>
-                <w:lang w:val="vi-VN"/>
-              </w:rPr>
-            </w:pPr>
-            <w:r>
-              <w:rPr>
-                <w:rFonts w:cs="Arial"/>
-                <w:b/>
-                <w:bCs/>
-                <w:szCs w:val="24"/>
-                <w:lang w:val="vi-VN"/>
-              </w:rPr>
-              <w:t>Giới thiệu bản thân (</w:t>
-            </w:r>
-            <w:r>
-              <w:rPr>
-                <w:rFonts w:cs="Arial"/>
-                <w:szCs w:val="24"/>
-                <w:lang w:val="vi-VN"/>
-              </w:rPr>
-              <w:t>Ví dụ: Mình là sinh viên năm 4 khoa Thống kê – Tin học</w:t>
-            </w:r>
-            <w:r>
-              <w:rPr>
-                <w:rFonts w:cs="Arial"/>
-                <w:b/>
-                <w:bCs/>
-                <w:szCs w:val="24"/>
-                <w:lang w:val="vi-VN"/>
-              </w:rPr>
-              <w:t>)</w:t>
-            </w:r>
-          </w:p>
-          <w:p>
-            <w:pPr>
-              <w:numPr>
-                <w:ilvl w:val="0"/>
-                <w:numId w:val="33"/>
-              </w:numPr>
-              <w:tabs>
-                <w:tab w:val="left" w:pos="162"/>
-              </w:tabs>
-              <w:spacing w:line="276" w:lineRule="auto"/>
-              <w:rPr>
-                <w:rFonts w:cs="Arial"/>
-                <w:szCs w:val="24"/>
-                <w:lang w:val="vi-VN"/>
-              </w:rPr>
-            </w:pPr>
-            <w:r>
-              <w:rPr>
-                <w:rFonts w:cs="Arial"/>
-                <w:b/>
-                <w:bCs/>
-                <w:szCs w:val="24"/>
-                <w:lang w:val="vi-VN"/>
-              </w:rPr>
-              <w:t>Ba chỉ số:</w:t>
-            </w:r>
-            <w:r>
-              <w:rPr>
-                <w:rFonts w:cs="Arial"/>
-                <w:szCs w:val="24"/>
-                <w:lang w:val="vi-VN"/>
-              </w:rPr>
-              <w:t xml:space="preserve"> Điểm uy tín (Kèm ngôi sao vàng), Đánh giá, sách Đã bán.</w:t>
-            </w:r>
-          </w:p>
-          <w:p>
-            <w:pPr>
-              <w:numPr>
-                <w:ilvl w:val="0"/>
-                <w:numId w:val="33"/>
-              </w:numPr>
-              <w:tabs>
-                <w:tab w:val="left" w:pos="162"/>
-              </w:tabs>
-              <w:spacing w:line="276" w:lineRule="auto"/>
-              <w:rPr>
-                <w:rFonts w:cs="Arial"/>
-                <w:szCs w:val="24"/>
-                <w:lang w:val="vi-VN"/>
-              </w:rPr>
-            </w:pPr>
-            <w:r>
-              <w:rPr>
-                <w:rFonts w:cs="Arial"/>
-                <w:szCs w:val="24"/>
-                <w:lang w:val="vi-VN"/>
-              </w:rPr>
-              <w:t xml:space="preserve">Nút bấm </w:t>
-            </w:r>
-            <w:r>
-              <w:rPr>
-                <w:rFonts w:cs="Arial"/>
-                <w:b/>
-                <w:bCs/>
-                <w:szCs w:val="24"/>
-                <w:lang w:val="vi-VN"/>
-              </w:rPr>
-              <w:t>Chỉnh sửa hồ sơ</w:t>
-            </w:r>
-            <w:r>
-              <w:rPr>
-                <w:rFonts w:cs="Arial"/>
-                <w:szCs w:val="24"/>
-                <w:lang w:val="vi-VN"/>
-              </w:rPr>
-              <w:t>.</w:t>
-            </w:r>
-          </w:p>
-          <w:p>
-            <w:pPr>
-              <w:tabs>
-                <w:tab w:val="left" w:pos="162"/>
-              </w:tabs>
-              <w:spacing w:line="276" w:lineRule="auto"/>
-              <w:rPr>
-                <w:rFonts w:cs="Arial"/>
-                <w:szCs w:val="24"/>
-                <w:lang w:val="vi-VN"/>
-              </w:rPr>
-            </w:pPr>
-            <w:r>
-              <w:rPr>
-                <w:rFonts w:cs="Arial"/>
-                <w:szCs w:val="24"/>
-                <w:lang w:val="vi-VN"/>
-              </w:rPr>
-              <w:t>Khung hiển thị “</w:t>
-            </w:r>
-            <w:r>
-              <w:rPr>
-                <w:rFonts w:cs="Arial"/>
-                <w:b/>
-                <w:bCs/>
-                <w:szCs w:val="24"/>
-                <w:lang w:val="vi-VN"/>
-              </w:rPr>
-              <w:t>Thông tin liên hệ”</w:t>
-            </w:r>
-            <w:r>
-              <w:rPr>
-                <w:rFonts w:cs="Arial"/>
-                <w:szCs w:val="24"/>
-                <w:lang w:val="vi-VN"/>
-              </w:rPr>
-              <w:t>:</w:t>
-            </w:r>
-          </w:p>
-          <w:p>
-            <w:pPr>
-              <w:numPr>
-                <w:ilvl w:val="0"/>
-                <w:numId w:val="33"/>
-              </w:numPr>
-              <w:tabs>
-                <w:tab w:val="left" w:pos="162"/>
-              </w:tabs>
-              <w:spacing w:line="276" w:lineRule="auto"/>
-              <w:rPr>
-                <w:rFonts w:cs="Arial"/>
-                <w:szCs w:val="24"/>
-                <w:lang w:val="vi-VN"/>
-              </w:rPr>
-            </w:pPr>
-            <w:r>
-              <w:rPr>
-                <w:rFonts w:cs="Arial"/>
-                <w:szCs w:val="24"/>
-                <w:lang w:val="vi-VN"/>
-              </w:rPr>
-              <w:t>MSSV, Số điện thoại, Địa chỉ</w:t>
-            </w:r>
-          </w:p>
-          <w:p>
-            <w:pPr>
-              <w:numPr>
-                <w:ilvl w:val="0"/>
-                <w:numId w:val="33"/>
-              </w:numPr>
-              <w:tabs>
-                <w:tab w:val="left" w:pos="162"/>
-              </w:tabs>
-              <w:spacing w:line="276" w:lineRule="auto"/>
-              <w:rPr>
-                <w:rFonts w:cs="Arial"/>
-                <w:szCs w:val="24"/>
-                <w:lang w:val="vi-VN"/>
-              </w:rPr>
-            </w:pPr>
-            <w:r>
-              <w:rPr>
-                <w:rFonts w:cs="Arial"/>
-                <w:szCs w:val="24"/>
-              </w:rPr>
-              <w:t xml:space="preserve">Hai nút chức năng: </w:t>
-            </w:r>
-            <w:r>
-              <w:rPr>
-                <w:rFonts w:cs="Arial"/>
-                <w:szCs w:val="24"/>
-                <w:lang w:val="vi-VN"/>
-              </w:rPr>
-              <w:t>“</w:t>
-            </w:r>
-            <w:r>
-              <w:rPr>
-                <w:rFonts w:cs="Arial"/>
-                <w:b/>
-                <w:bCs/>
-                <w:szCs w:val="24"/>
-              </w:rPr>
-              <w:t>Facebook</w:t>
-            </w:r>
-            <w:r>
-              <w:rPr>
-                <w:rFonts w:cs="Arial"/>
-                <w:b/>
-                <w:bCs/>
-                <w:szCs w:val="24"/>
-                <w:lang w:val="vi-VN"/>
-              </w:rPr>
-              <w:t>”</w:t>
-            </w:r>
-            <w:r>
-              <w:rPr>
-                <w:rFonts w:cs="Arial"/>
-                <w:szCs w:val="24"/>
-              </w:rPr>
-              <w:t xml:space="preserve"> và </w:t>
-            </w:r>
-            <w:r>
-              <w:rPr>
-                <w:rFonts w:cs="Arial"/>
-                <w:szCs w:val="24"/>
-                <w:lang w:val="vi-VN"/>
-              </w:rPr>
-              <w:t>“</w:t>
-            </w:r>
-            <w:r>
-              <w:rPr>
-                <w:rFonts w:cs="Arial"/>
-                <w:b/>
-                <w:bCs/>
-                <w:szCs w:val="24"/>
-              </w:rPr>
-              <w:t>Zalo</w:t>
-            </w:r>
-            <w:r>
-              <w:rPr>
-                <w:rFonts w:cs="Arial"/>
-                <w:b/>
-                <w:bCs/>
-                <w:szCs w:val="24"/>
-                <w:lang w:val="vi-VN"/>
-              </w:rPr>
-              <w:t>”</w:t>
-            </w:r>
-            <w:r>
-              <w:rPr>
-                <w:rFonts w:cs="Arial"/>
-                <w:szCs w:val="24"/>
-              </w:rPr>
-              <w:t>. Nếu nhấn vào nút nào, hệ thống phải mở ra đúng trang cá nhân Facebook/Zalo của người đó ở một tab duyệt web mới</w:t>
-            </w:r>
-            <w:r>
-              <w:rPr>
-                <w:rFonts w:cs="Arial"/>
-                <w:szCs w:val="24"/>
-                <w:lang w:val="vi-VN"/>
-              </w:rPr>
-              <w:t>.</w:t>
-            </w:r>
-          </w:p>
-          <w:p>
-            <w:pPr>
-              <w:tabs>
-                <w:tab w:val="left" w:pos="162"/>
-              </w:tabs>
-              <w:spacing w:line="276" w:lineRule="auto"/>
-              <w:rPr>
-                <w:rFonts w:cs="Arial"/>
-                <w:b/>
-                <w:bCs/>
-                <w:szCs w:val="24"/>
-                <w:lang w:val="vi-VN"/>
-              </w:rPr>
-            </w:pPr>
-            <w:r>
-              <w:rPr>
-                <w:rFonts w:cs="Arial"/>
-                <w:szCs w:val="24"/>
-                <w:lang w:val="vi-VN"/>
-              </w:rPr>
-              <w:t>Khung hiển thị “</w:t>
-            </w:r>
-            <w:r>
-              <w:rPr>
-                <w:rFonts w:cs="Arial"/>
-                <w:b/>
-                <w:bCs/>
-                <w:szCs w:val="24"/>
-                <w:lang w:val="vi-VN"/>
-              </w:rPr>
-              <w:t>Sách đã bán”:</w:t>
-            </w:r>
-          </w:p>
-          <w:p>
-            <w:pPr>
-              <w:numPr>
-                <w:ilvl w:val="0"/>
-                <w:numId w:val="33"/>
-              </w:numPr>
-              <w:tabs>
-                <w:tab w:val="left" w:pos="162"/>
-              </w:tabs>
-              <w:spacing w:line="276" w:lineRule="auto"/>
-              <w:rPr>
-                <w:rFonts w:cs="Arial"/>
-                <w:szCs w:val="24"/>
-                <w:lang w:val="vi-VN"/>
-              </w:rPr>
-            </w:pPr>
-            <w:r>
-              <w:rPr>
-                <w:rFonts w:cs="Arial"/>
-                <w:szCs w:val="24"/>
-                <w:lang w:val="vi-VN"/>
-              </w:rPr>
-              <w:t xml:space="preserve">Danh sách các sách người dùng đang bán. Mỗi sách có Tên, Giá và </w:t>
-            </w:r>
-            <w:r>
-              <w:rPr>
-                <w:rFonts w:cs="Arial"/>
-                <w:szCs w:val="24"/>
-                <w:lang w:val="vi-VN"/>
-              </w:rPr>
-              <w:lastRenderedPageBreak/>
-              <w:t xml:space="preserve">nút </w:t>
-            </w:r>
-            <w:r>
-              <w:rPr>
-                <w:rFonts w:cs="Arial"/>
-                <w:b/>
-                <w:bCs/>
-                <w:szCs w:val="24"/>
-                <w:lang w:val="vi-VN"/>
-              </w:rPr>
-              <w:t>[Xem]</w:t>
-            </w:r>
-            <w:r>
-              <w:rPr>
-                <w:rFonts w:cs="Arial"/>
-                <w:szCs w:val="24"/>
-                <w:lang w:val="vi-VN"/>
-              </w:rPr>
-              <w:t>. Nhấn "Xem" sẽ chuyển sang trang chi tiết cuốn sách đó.</w:t>
-            </w:r>
-          </w:p>
-          <w:p>
-            <w:pPr>
-              <w:tabs>
-                <w:tab w:val="left" w:pos="162"/>
-              </w:tabs>
-              <w:spacing w:line="276" w:lineRule="auto"/>
-              <w:rPr>
-                <w:rFonts w:cs="Arial"/>
-                <w:szCs w:val="24"/>
-                <w:lang w:val="vi-VN"/>
-              </w:rPr>
-            </w:pPr>
-            <w:r>
-              <w:rPr>
-                <w:rFonts w:cs="Arial"/>
-                <w:szCs w:val="24"/>
-                <w:lang w:val="vi-VN"/>
-              </w:rPr>
-              <w:t>Khung hiển thị “</w:t>
-            </w:r>
-            <w:r>
-              <w:rPr>
-                <w:rFonts w:cs="Arial"/>
-                <w:b/>
-                <w:bCs/>
-                <w:szCs w:val="24"/>
-                <w:lang w:val="vi-VN"/>
-              </w:rPr>
-              <w:t>Đánh giá gần đây</w:t>
-            </w:r>
-            <w:r>
-              <w:rPr>
-                <w:rFonts w:cs="Arial"/>
-                <w:szCs w:val="24"/>
-                <w:lang w:val="vi-VN"/>
-              </w:rPr>
-              <w:t>”:</w:t>
-            </w:r>
-          </w:p>
-          <w:p>
-            <w:pPr>
-              <w:numPr>
-                <w:ilvl w:val="0"/>
-                <w:numId w:val="33"/>
-              </w:numPr>
-              <w:tabs>
-                <w:tab w:val="left" w:pos="162"/>
-              </w:tabs>
-              <w:spacing w:line="276" w:lineRule="auto"/>
-              <w:rPr>
-                <w:rFonts w:cs="Arial"/>
-                <w:szCs w:val="24"/>
-                <w:lang w:val="vi-VN"/>
-              </w:rPr>
-            </w:pPr>
-            <w:r>
-              <w:rPr>
-                <w:rFonts w:cs="Arial"/>
-                <w:szCs w:val="24"/>
-                <w:lang w:val="vi-VN"/>
-              </w:rPr>
-              <w:t>Nếu chưa có đánh giá hiển thị “Chưa có đánh giá nào”</w:t>
-            </w:r>
-          </w:p>
-          <w:p>
-            <w:pPr>
-              <w:numPr>
-                <w:ilvl w:val="0"/>
-                <w:numId w:val="33"/>
-              </w:numPr>
-              <w:tabs>
-                <w:tab w:val="left" w:pos="162"/>
-              </w:tabs>
-              <w:spacing w:line="276" w:lineRule="auto"/>
-              <w:rPr>
-                <w:rFonts w:cs="Arial"/>
-                <w:szCs w:val="24"/>
-                <w:lang w:val="vi-VN"/>
-              </w:rPr>
-            </w:pPr>
-            <w:r>
-              <w:rPr>
-                <w:rFonts w:cs="Arial"/>
-                <w:szCs w:val="24"/>
-                <w:lang w:val="vi-VN"/>
-              </w:rPr>
-              <w:t>Nếu đã có đánh giá, hiển thị Tên người đánh giá, thời gian đánh giá, Số sao được đánh giá, Nội dung đánh giá, Tên cuốn sách họ đã mua</w:t>
-            </w:r>
-          </w:p>
-        </w:tc>
-      </w:tr>
-    </w:tbl>
-    <w:p>
-      <w:pPr>
-        <w:rPr>
-          <w:lang w:val="vi-VN"/>
-        </w:rPr>
-      </w:pPr>
-    </w:p>
-    <w:p>
-      <w:pPr>
         <w:spacing w:line="276" w:lineRule="auto"/>
         <w:rPr>
           <w:rFonts w:cs="Arial"/>
@@ -16179,7 +15093,6 @@
             <w:pPr>
               <w:rPr>
                 <w:rFonts w:cs="Arial"/>
-                <w:lang w:val="vi-VN"/>
               </w:rPr>
             </w:pPr>
             <w:r>
@@ -21875,15 +20788,6 @@
   </w:num>
   <w:num w:numId="33" w16cid:durableId="592515731">
     <w:abstractNumId w:val="10"/>
-    <w:lvlOverride w:ilvl="0"/>
-    <w:lvlOverride w:ilvl="1"/>
-    <w:lvlOverride w:ilvl="2"/>
-    <w:lvlOverride w:ilvl="3"/>
-    <w:lvlOverride w:ilvl="4"/>
-    <w:lvlOverride w:ilvl="5"/>
-    <w:lvlOverride w:ilvl="6"/>
-    <w:lvlOverride w:ilvl="7"/>
-    <w:lvlOverride w:ilvl="8"/>
   </w:num>
 </w:numbering>
 </file>
@@ -22536,6 +21440,7 @@
   <w:style w:type="character" w:default="1" w:styleId="DefaultParagraphFont">
     <w:name w:val="Default Paragraph Font"/>
     <w:uiPriority w:val="1"/>
+    <w:semiHidden/>
     <w:unhideWhenUsed/>
   </w:style>
   <w:style w:type="table" w:default="1" w:styleId="TableNormal">

--- a/49K212.06_SRS.docx
+++ b/49K212.06_SRS.docx
@@ -6036,25 +6036,39 @@
                 <w:szCs w:val="24"/>
                 <w:lang w:val="vi-VN"/>
               </w:rPr>
-              <w:t>Giới thiệu bản thân (</w:t>
-            </w:r>
-            <w:r>
-              <w:rPr>
-                <w:rFonts w:cs="Arial"/>
-                <w:szCs w:val="24"/>
-                <w:lang w:val="vi-VN"/>
-              </w:rPr>
-              <w:t>Ví dụ: Mình là sinh viên năm 4 khoa Thống kê – Tin học</w:t>
-            </w:r>
-            <w:r>
-              <w:rPr>
-                <w:rFonts w:cs="Arial"/>
-                <w:b/>
-                <w:bCs/>
-                <w:szCs w:val="24"/>
-                <w:lang w:val="vi-VN"/>
-              </w:rPr>
-              <w:t>)</w:t>
+              <w:t>Ba chỉ số:</w:t>
+            </w:r>
+            <w:r>
+              <w:rPr>
+                <w:rFonts w:cs="Arial"/>
+                <w:szCs w:val="24"/>
+                <w:lang w:val="vi-VN"/>
+              </w:rPr>
+              <w:t xml:space="preserve"> </w:t>
+            </w:r>
+            <w:r>
+              <w:rPr>
+                <w:rFonts w:cs="Arial"/>
+                <w:szCs w:val="24"/>
+                <w:lang w:val="vi-VN"/>
+              </w:rPr>
+              <w:t xml:space="preserve">Tổng số bài đăng bán, Tổng số bài đã bán, Số lượt xem hồ </w:t>
+            </w:r>
+            <w:r>
+              <w:rPr>
+                <w:rFonts w:cs="Arial"/>
+                <w:szCs w:val="24"/>
+                <w:lang w:val="vi-VN"/>
+              </w:rPr>
+              <w:t>sơ</w:t>
+            </w:r>
+            <w:r>
+              <w:rPr>
+                <w:rFonts w:cs="Arial"/>
+                <w:szCs w:val="24"/>
+                <w:lang w:val="vi-VN"/>
+              </w:rPr>
+              <w:t>.</w:t>
             </w:r>
           </w:p>
           <w:p>
@@ -6074,20 +6088,65 @@
             <w:r>
               <w:rPr>
                 <w:rFonts w:cs="Arial"/>
+                <w:szCs w:val="24"/>
+                <w:lang w:val="vi-VN"/>
+              </w:rPr>
+              <w:t xml:space="preserve">Nút bấm </w:t>
+            </w:r>
+            <w:r>
+              <w:rPr>
+                <w:rFonts w:cs="Arial"/>
                 <w:b/>
                 <w:bCs/>
                 <w:szCs w:val="24"/>
                 <w:lang w:val="vi-VN"/>
               </w:rPr>
-              <w:t>Ba chỉ số:</w:t>
-            </w:r>
-            <w:r>
-              <w:rPr>
-                <w:rFonts w:cs="Arial"/>
-                <w:szCs w:val="24"/>
-                <w:lang w:val="vi-VN"/>
-              </w:rPr>
-              <w:t xml:space="preserve"> Điểm uy tín (Kèm ngôi sao vàng), Đánh giá, sách Đã bán.</w:t>
+              <w:t>Chỉnh sửa hồ sơ</w:t>
+            </w:r>
+            <w:r>
+              <w:rPr>
+                <w:rFonts w:cs="Arial"/>
+                <w:szCs w:val="24"/>
+                <w:lang w:val="vi-VN"/>
+              </w:rPr>
+              <w:t>.</w:t>
+            </w:r>
+          </w:p>
+          <w:p>
+            <w:pPr>
+              <w:spacing w:line="276" w:lineRule="auto"/>
+              <w:ind w:left="23"/>
+              <w:rPr>
+                <w:rFonts w:cs="Arial"/>
+                <w:szCs w:val="24"/>
+                <w:lang w:val="vi-VN"/>
+              </w:rPr>
+            </w:pPr>
+            <w:r>
+              <w:rPr>
+                <w:rFonts w:cs="Arial"/>
+                <w:szCs w:val="24"/>
+                <w:lang w:val="vi-VN"/>
+              </w:rPr>
+              <w:t>Khung hiển thị “</w:t>
+            </w:r>
+            <w:r>
+              <w:rPr>
+                <w:rFonts w:cs="Arial"/>
+                <w:b/>
+                <w:bCs/>
+                <w:szCs w:val="24"/>
+                <w:lang w:val="vi-VN"/>
+              </w:rPr>
+              <w:t>Thông tin liên hệ”</w:t>
+            </w:r>
+            <w:r>
+              <w:rPr>
+                <w:rFonts w:cs="Arial"/>
+                <w:szCs w:val="24"/>
+                <w:lang w:val="vi-VN"/>
+              </w:rPr>
+              <w:t>:</w:t>
             </w:r>
           </w:p>
           <w:p>
@@ -6110,62 +6169,7 @@
                 <w:szCs w:val="24"/>
                 <w:lang w:val="vi-VN"/>
               </w:rPr>
-              <w:t xml:space="preserve">Nút bấm </w:t>
-            </w:r>
-            <w:r>
-              <w:rPr>
-                <w:rFonts w:cs="Arial"/>
-                <w:b/>
-                <w:bCs/>
-                <w:szCs w:val="24"/>
-                <w:lang w:val="vi-VN"/>
-              </w:rPr>
-              <w:t>Chỉnh sửa hồ sơ</w:t>
-            </w:r>
-            <w:r>
-              <w:rPr>
-                <w:rFonts w:cs="Arial"/>
-                <w:szCs w:val="24"/>
-                <w:lang w:val="vi-VN"/>
-              </w:rPr>
-              <w:t>.</w:t>
-            </w:r>
-          </w:p>
-          <w:p>
-            <w:pPr>
-              <w:spacing w:line="276" w:lineRule="auto"/>
-              <w:ind w:left="23"/>
-              <w:rPr>
-                <w:rFonts w:cs="Arial"/>
-                <w:szCs w:val="24"/>
-                <w:lang w:val="vi-VN"/>
-              </w:rPr>
-            </w:pPr>
-            <w:r>
-              <w:rPr>
-                <w:rFonts w:cs="Arial"/>
-                <w:szCs w:val="24"/>
-                <w:lang w:val="vi-VN"/>
-              </w:rPr>
-              <w:t>Khung hiển thị “</w:t>
-            </w:r>
-            <w:r>
-              <w:rPr>
-                <w:rFonts w:cs="Arial"/>
-                <w:b/>
-                <w:bCs/>
-                <w:szCs w:val="24"/>
-                <w:lang w:val="vi-VN"/>
-              </w:rPr>
-              <w:t>Thông tin liên hệ”</w:t>
-            </w:r>
-            <w:r>
-              <w:rPr>
-                <w:rFonts w:cs="Arial"/>
-                <w:szCs w:val="24"/>
-                <w:lang w:val="vi-VN"/>
-              </w:rPr>
-              <w:t>:</w:t>
+              <w:t>MSSV, Số điện thoại, Địa chỉ</w:t>
             </w:r>
           </w:p>
           <w:p>
@@ -6186,9 +6190,135 @@
               <w:rPr>
                 <w:rFonts w:cs="Arial"/>
                 <w:szCs w:val="24"/>
-                <w:lang w:val="vi-VN"/>
-              </w:rPr>
-              <w:t>MSSV, Số điện thoại, Địa chỉ</w:t>
+              </w:rPr>
+              <w:t xml:space="preserve">Hai nút chức năng: </w:t>
+            </w:r>
+            <w:r>
+              <w:rPr>
+                <w:rFonts w:cs="Arial"/>
+                <w:szCs w:val="24"/>
+                <w:lang w:val="vi-VN"/>
+              </w:rPr>
+              <w:t>“</w:t>
+            </w:r>
+            <w:r>
+              <w:rPr>
+                <w:rFonts w:cs="Arial"/>
+                <w:b/>
+                <w:bCs/>
+                <w:szCs w:val="24"/>
+              </w:rPr>
+              <w:t>Facebook</w:t>
+            </w:r>
+            <w:r>
+              <w:rPr>
+                <w:rFonts w:cs="Arial"/>
+                <w:b/>
+                <w:bCs/>
+                <w:szCs w:val="24"/>
+                <w:lang w:val="vi-VN"/>
+              </w:rPr>
+              <w:t>”</w:t>
+            </w:r>
+            <w:r>
+              <w:rPr>
+                <w:rFonts w:cs="Arial"/>
+                <w:szCs w:val="24"/>
+              </w:rPr>
+              <w:t xml:space="preserve"> và </w:t>
+            </w:r>
+            <w:r>
+              <w:rPr>
+                <w:rFonts w:cs="Arial"/>
+                <w:szCs w:val="24"/>
+                <w:lang w:val="vi-VN"/>
+              </w:rPr>
+              <w:t>“</w:t>
+            </w:r>
+            <w:r>
+              <w:rPr>
+                <w:rFonts w:cs="Arial"/>
+                <w:b/>
+                <w:bCs/>
+                <w:szCs w:val="24"/>
+              </w:rPr>
+              <w:t>Zalo</w:t>
+            </w:r>
+            <w:r>
+              <w:rPr>
+                <w:rFonts w:cs="Arial"/>
+                <w:b/>
+                <w:bCs/>
+                <w:szCs w:val="24"/>
+                <w:lang w:val="vi-VN"/>
+              </w:rPr>
+              <w:t>”</w:t>
+            </w:r>
+            <w:r>
+              <w:rPr>
+                <w:rFonts w:cs="Arial"/>
+                <w:szCs w:val="24"/>
+              </w:rPr>
+              <w:t>. Nếu nhấn vào nút nào, hệ thống phải mở ra đúng trang cá nhân Facebook/Zalo của người đó ở một tab duyệt web mới</w:t>
+            </w:r>
+            <w:r>
+              <w:rPr>
+                <w:rFonts w:cs="Arial"/>
+                <w:szCs w:val="24"/>
+                <w:lang w:val="vi-VN"/>
+              </w:rPr>
+              <w:t>.</w:t>
+            </w:r>
+          </w:p>
+          <w:p>
+            <w:pPr>
+              <w:spacing w:line="276" w:lineRule="auto"/>
+              <w:ind w:left="23"/>
+              <w:rPr>
+                <w:rFonts w:cs="Arial"/>
+                <w:b/>
+                <w:bCs/>
+                <w:szCs w:val="24"/>
+                <w:lang w:val="vi-VN"/>
+              </w:rPr>
+            </w:pPr>
+            <w:r>
+              <w:rPr>
+                <w:rFonts w:cs="Arial"/>
+                <w:szCs w:val="24"/>
+                <w:lang w:val="vi-VN"/>
+              </w:rPr>
+              <w:t>Khung hiển thị “</w:t>
+            </w:r>
+            <w:r>
+              <w:rPr>
+                <w:rFonts w:cs="Arial"/>
+                <w:b/>
+                <w:bCs/>
+                <w:szCs w:val="24"/>
+                <w:lang w:val="vi-VN"/>
+              </w:rPr>
+              <w:t xml:space="preserve">Sách </w:t>
+            </w:r>
+            <w:r>
+              <w:rPr>
+                <w:rFonts w:cs="Arial"/>
+                <w:b/>
+                <w:bCs/>
+                <w:szCs w:val="24"/>
+                <w:lang w:val="vi-VN"/>
+              </w:rPr>
+              <w:t>đang</w:t>
+            </w:r>
+            <w:r>
+              <w:rPr>
+                <w:rFonts w:cs="Arial"/>
+                <w:b/>
+                <w:bCs/>
+                <w:szCs w:val="24"/>
+                <w:lang w:val="vi-VN"/>
+              </w:rPr>
+              <w:t xml:space="preserve"> bán”:</w:t>
             </w:r>
           </w:p>
           <w:p>
@@ -6209,131 +6339,10 @@
               <w:rPr>
                 <w:rFonts w:cs="Arial"/>
                 <w:szCs w:val="24"/>
-              </w:rPr>
-              <w:t xml:space="preserve">Hai nút chức năng: </w:t>
-            </w:r>
-            <w:r>
-              <w:rPr>
-                <w:rFonts w:cs="Arial"/>
-                <w:szCs w:val="24"/>
-                <w:lang w:val="vi-VN"/>
-              </w:rPr>
-              <w:t>“</w:t>
-            </w:r>
-            <w:r>
-              <w:rPr>
-                <w:rFonts w:cs="Arial"/>
-                <w:b/>
-                <w:bCs/>
-                <w:szCs w:val="24"/>
-              </w:rPr>
-              <w:t>Facebook</w:t>
-            </w:r>
-            <w:r>
-              <w:rPr>
-                <w:rFonts w:cs="Arial"/>
-                <w:b/>
-                <w:bCs/>
-                <w:szCs w:val="24"/>
-                <w:lang w:val="vi-VN"/>
-              </w:rPr>
-              <w:t>”</w:t>
-            </w:r>
-            <w:r>
-              <w:rPr>
-                <w:rFonts w:cs="Arial"/>
-                <w:szCs w:val="24"/>
-              </w:rPr>
-              <w:t xml:space="preserve"> và </w:t>
-            </w:r>
-            <w:r>
-              <w:rPr>
-                <w:rFonts w:cs="Arial"/>
-                <w:szCs w:val="24"/>
-                <w:lang w:val="vi-VN"/>
-              </w:rPr>
-              <w:t>“</w:t>
-            </w:r>
-            <w:r>
-              <w:rPr>
-                <w:rFonts w:cs="Arial"/>
-                <w:b/>
-                <w:bCs/>
-                <w:szCs w:val="24"/>
-              </w:rPr>
-              <w:t>Zalo</w:t>
-            </w:r>
-            <w:r>
-              <w:rPr>
-                <w:rFonts w:cs="Arial"/>
-                <w:b/>
-                <w:bCs/>
-                <w:szCs w:val="24"/>
-                <w:lang w:val="vi-VN"/>
-              </w:rPr>
-              <w:t>”</w:t>
-            </w:r>
-            <w:r>
-              <w:rPr>
-                <w:rFonts w:cs="Arial"/>
-                <w:szCs w:val="24"/>
-              </w:rPr>
-              <w:t>. Nếu nhấn vào nút nào, hệ thống phải mở ra đúng trang cá nhân Facebook/Zalo của người đó ở một tab duyệt web mới</w:t>
-            </w:r>
-            <w:r>
-              <w:rPr>
-                <w:rFonts w:cs="Arial"/>
-                <w:szCs w:val="24"/>
-                <w:lang w:val="vi-VN"/>
-              </w:rPr>
-              <w:t>.</w:t>
-            </w:r>
-          </w:p>
-          <w:p>
-            <w:pPr>
-              <w:spacing w:line="276" w:lineRule="auto"/>
-              <w:ind w:left="23"/>
-              <w:rPr>
-                <w:rFonts w:cs="Arial"/>
-                <w:b/>
-                <w:bCs/>
-                <w:szCs w:val="24"/>
-                <w:lang w:val="vi-VN"/>
-              </w:rPr>
-            </w:pPr>
-            <w:r>
-              <w:rPr>
-                <w:rFonts w:cs="Arial"/>
-                <w:szCs w:val="24"/>
-                <w:lang w:val="vi-VN"/>
-              </w:rPr>
-              <w:t>Khung hiển thị “</w:t>
-            </w:r>
-            <w:r>
-              <w:rPr>
-                <w:rFonts w:cs="Arial"/>
-                <w:b/>
-                <w:bCs/>
-                <w:szCs w:val="24"/>
-                <w:lang w:val="vi-VN"/>
-              </w:rPr>
-              <w:t>Sách đã bán”:</w:t>
-            </w:r>
-          </w:p>
-          <w:p>
-            <w:pPr>
-              <w:pStyle w:val="ListParagraph"/>
-              <w:numPr>
-                <w:ilvl w:val="0"/>
-                <w:numId w:val="22"/>
-              </w:numPr>
-              <w:spacing w:line="276" w:lineRule="auto"/>
-              <w:rPr>
-                <w:rFonts w:cs="Arial"/>
-                <w:szCs w:val="24"/>
-                <w:lang w:val="vi-VN"/>
-              </w:rPr>
-            </w:pPr>
+                <w:lang w:val="vi-VN"/>
+              </w:rPr>
+              <w:t xml:space="preserve">Danh sách các sách người dùng đang bán. Mỗi sách có Tên, Giá và </w:t>
+            </w:r>
             <w:r>
               <w:rPr>
                 <w:rFonts w:cs="Arial"/>
@@ -6341,7 +6350,7 @@
                 <w:lang w:val="vi-VN"/>
               </w:rPr>
               <w:lastRenderedPageBreak/>
-              <w:t xml:space="preserve">Danh sách các sách người dùng đang bán. Mỗi sách có Tên, Giá và nút </w:t>
+              <w:t xml:space="preserve">nút </w:t>
             </w:r>
             <w:r>
               <w:rPr>
@@ -7213,16 +7222,7 @@
                 <w:szCs w:val="24"/>
                 <w:lang w:val="vi-VN"/>
               </w:rPr>
-              <w:t xml:space="preserve">Không đúng dạng 12 chữ số + @due.udn.vn → Hiển thị: “Email </w:t>
-            </w:r>
-            <w:r>
-              <w:rPr>
-                <w:rFonts w:cs="Arial"/>
-                <w:szCs w:val="24"/>
-                <w:lang w:val="vi-VN"/>
-              </w:rPr>
-              <w:lastRenderedPageBreak/>
-              <w:t>không hợp lệ. Hệ thống chỉ hỗ trợ tài khoản sinh viên DUE”</w:t>
+              <w:t>Không đúng dạng 12 chữ số + @due.udn.vn → Hiển thị: “Email không hợp lệ. Hệ thống chỉ hỗ trợ tài khoản sinh viên DUE”</w:t>
             </w:r>
           </w:p>
           <w:p>
@@ -7268,6 +7268,7 @@
                 <w:szCs w:val="24"/>
                 <w:lang w:val="vi-VN"/>
               </w:rPr>
+              <w:lastRenderedPageBreak/>
               <w:t>Để trống → “Số điện thoại không được để trống!”</w:t>
             </w:r>
           </w:p>
@@ -7439,7 +7440,23 @@
                 <w:szCs w:val="24"/>
                 <w:lang w:val="vi-VN"/>
               </w:rPr>
-              <w:t>Hệ thống hiện thông báo xanh "Cập nhật thành công!" (biến mất sau 3 giây) và tải lại trang hồ sơ với thông tin mới.</w:t>
+              <w:t>Hệ thống hiện thông báo xanh "Cập nhật</w:t>
+            </w:r>
+            <w:r>
+              <w:rPr>
+                <w:rFonts w:cs="Arial"/>
+                <w:szCs w:val="24"/>
+                <w:lang w:val="vi-VN"/>
+              </w:rPr>
+              <w:t xml:space="preserve"> hồ sơ</w:t>
+            </w:r>
+            <w:r>
+              <w:rPr>
+                <w:rFonts w:cs="Arial"/>
+                <w:szCs w:val="24"/>
+                <w:lang w:val="vi-VN"/>
+              </w:rPr>
+              <w:t xml:space="preserve"> thành công!" (biến mất sau 3 giây) và tải lại trang hồ sơ với thông tin mới.</w:t>
             </w:r>
           </w:p>
         </w:tc>
@@ -7583,7 +7600,23 @@
                 <w:szCs w:val="24"/>
                 <w:lang w:val="vi-VN"/>
               </w:rPr>
-              <w:t xml:space="preserve">- Chuyển hướng người dùng về mà hình </w:t>
+              <w:t xml:space="preserve">- Chuyển hướng người dùng về </w:t>
+            </w:r>
+            <w:r>
+              <w:rPr>
+                <w:rFonts w:cs="Arial"/>
+                <w:szCs w:val="24"/>
+                <w:lang w:val="vi-VN"/>
+              </w:rPr>
+              <w:t>màn</w:t>
+            </w:r>
+            <w:r>
+              <w:rPr>
+                <w:rFonts w:cs="Arial"/>
+                <w:szCs w:val="24"/>
+                <w:lang w:val="vi-VN"/>
+              </w:rPr>
+              <w:t xml:space="preserve"> hình </w:t>
             </w:r>
             <w:r>
               <w:rPr>
@@ -8015,7 +8048,6 @@
                 <w:szCs w:val="24"/>
                 <w:lang w:val="vi-VN"/>
               </w:rPr>
-              <w:lastRenderedPageBreak/>
               <w:t xml:space="preserve">Bước 2: </w:t>
             </w:r>
             <w:r>
@@ -8069,7 +8101,6 @@
                 <w:bCs/>
                 <w:szCs w:val="24"/>
               </w:rPr>
-              <w:lastRenderedPageBreak/>
               <w:t>1. Tên sách*</w:t>
             </w:r>
             <w:r>
@@ -8288,7 +8319,6 @@
                 <w:szCs w:val="24"/>
                 <w:lang w:val="vi-VN"/>
               </w:rPr>
-              <w:lastRenderedPageBreak/>
               <w:t>Hiển thị tình trạng mặc định là “Khá (80%-94%)</w:t>
             </w:r>
           </w:p>
@@ -8312,6 +8342,7 @@
                 <w:szCs w:val="24"/>
                 <w:lang w:val="vi-VN"/>
               </w:rPr>
+              <w:lastRenderedPageBreak/>
               <w:t>Các giá trị: Mới (100%), Mới (95%-99%), Khá (80%-94%), Trung bình(60%-79%), Cũ(&lt;60%).</w:t>
             </w:r>
           </w:p>
@@ -10960,7 +10991,23 @@
                 <w:szCs w:val="24"/>
                 <w:lang w:val="vi-VN"/>
               </w:rPr>
-              <w:t xml:space="preserve"> Nếu người dùng không nhập bất kỳ chữ nào mà nhấn Enter hoặc bấm nút “Tìm sách”, hệ thống không báo lỗi mà sẽ tự động trả về toàn bộ danh sách sách mặc định</w:t>
+              <w:t xml:space="preserve"> Nếu người dùng không nhập bất kỳ chữ nào mà nhấn Enter hoặc bấm nút</w:t>
+            </w:r>
+            <w:r>
+              <w:rPr>
+                <w:rFonts w:cs="Arial"/>
+                <w:szCs w:val="24"/>
+                <w:lang w:val="vi-VN"/>
+              </w:rPr>
+              <w:t xml:space="preserve"> Enter hoặc nút tìm kiếm</w:t>
+            </w:r>
+            <w:r>
+              <w:rPr>
+                <w:rFonts w:cs="Arial"/>
+                <w:szCs w:val="24"/>
+                <w:lang w:val="vi-VN"/>
+              </w:rPr>
+              <w:t>, hệ thống không báo lỗi mà sẽ tự động trả về toàn bộ danh sách sách mặc định</w:t>
             </w:r>
           </w:p>
         </w:tc>
@@ -11558,7 +11605,17 @@
                 <w:szCs w:val="24"/>
                 <w:lang w:val="vi-VN"/>
               </w:rPr>
-              <w:t>Giá thấp đến cao</w:t>
+              <w:t xml:space="preserve">Giá </w:t>
+            </w:r>
+            <w:r>
+              <w:rPr>
+                <w:rFonts w:cs="Arial"/>
+                <w:b/>
+                <w:bCs/>
+                <w:szCs w:val="24"/>
+                <w:lang w:val="vi-VN"/>
+              </w:rPr>
+              <w:t>tăng dần</w:t>
             </w:r>
             <w:r>
               <w:rPr>
@@ -11595,7 +11652,17 @@
                 <w:szCs w:val="24"/>
                 <w:lang w:val="vi-VN"/>
               </w:rPr>
-              <w:t>Giá cao đến thấp</w:t>
+              <w:t xml:space="preserve">Giá </w:t>
+            </w:r>
+            <w:r>
+              <w:rPr>
+                <w:rFonts w:cs="Arial"/>
+                <w:b/>
+                <w:bCs/>
+                <w:szCs w:val="24"/>
+                <w:lang w:val="vi-VN"/>
+              </w:rPr>
+              <w:t>giảm dần</w:t>
             </w:r>
             <w:r>
               <w:rPr>
@@ -11632,15 +11699,23 @@
                 <w:szCs w:val="24"/>
                 <w:lang w:val="vi-VN"/>
               </w:rPr>
-              <w:t>Nhiều lượt xem</w:t>
-            </w:r>
-            <w:r>
-              <w:rPr>
-                <w:rFonts w:cs="Arial"/>
-                <w:szCs w:val="24"/>
-                <w:lang w:val="vi-VN"/>
-              </w:rPr>
-              <w:t>: Sách có tổng số lượt xem cao nhất sẽ hiển thị lên đầu, giảm dần theo lượt xem.</w:t>
+              <w:t>Cũ nhất</w:t>
+            </w:r>
+            <w:r>
+              <w:rPr>
+                <w:rFonts w:cs="Arial"/>
+                <w:szCs w:val="24"/>
+                <w:lang w:val="vi-VN"/>
+              </w:rPr>
+              <w:t xml:space="preserve">: Sách </w:t>
+            </w:r>
+            <w:r>
+              <w:rPr>
+                <w:rFonts w:cs="Arial"/>
+                <w:szCs w:val="24"/>
+                <w:lang w:val="vi-VN"/>
+              </w:rPr>
+              <w:t>có thời gian đăng cũ nhất sẽ được hiển thị đầu tiên</w:t>
             </w:r>
           </w:p>
           <w:p>
@@ -11934,9 +12009,1125 @@
         <w:rPr>
           <w:rFonts w:cs="Arial"/>
           <w:szCs w:val="24"/>
+          <w:lang w:val="vi-VN"/>
         </w:rPr>
       </w:pPr>
     </w:p>
+    <w:p>
+      <w:pPr>
+        <w:pStyle w:val="Heading2"/>
+        <w:spacing w:line="276" w:lineRule="auto"/>
+        <w:rPr>
+          <w:rFonts w:eastAsia="Arial" w:cs="Arial"/>
+          <w:szCs w:val="24"/>
+          <w:lang w:val="vi-VN"/>
+        </w:rPr>
+      </w:pPr>
+      <w:r>
+        <w:rPr>
+          <w:rFonts w:cs="Arial"/>
+          <w:szCs w:val="24"/>
+          <w:lang w:val="vi-VN"/>
+        </w:rPr>
+        <w:t xml:space="preserve">User story 7: </w:t>
+      </w:r>
+      <w:r>
+        <w:rPr>
+          <w:rFonts w:eastAsia="Arial" w:cs="Arial"/>
+          <w:szCs w:val="24"/>
+          <w:lang w:val="vi-VN"/>
+        </w:rPr>
+        <w:t>Xem chi tiết sách</w:t>
+      </w:r>
+    </w:p>
+    <w:tbl>
+      <w:tblPr>
+        <w:tblStyle w:val="TableGrid"/>
+        <w:tblW w:w="0" w:type="auto"/>
+        <w:tblLook w:val="04A0" w:firstRow="1" w:lastRow="0" w:firstColumn="1" w:lastColumn="0" w:noHBand="0" w:noVBand="1"/>
+      </w:tblPr>
+      <w:tblGrid>
+        <w:gridCol w:w="884"/>
+        <w:gridCol w:w="1533"/>
+        <w:gridCol w:w="2563"/>
+        <w:gridCol w:w="4370"/>
+      </w:tblGrid>
+      <w:tr>
+        <w:tc>
+          <w:tcPr>
+            <w:tcW w:w="884" w:type="dxa"/>
+            <w:shd w:val="clear" w:color="auto" w:fill="C5E0B3" w:themeFill="accent6" w:themeFillTint="66"/>
+          </w:tcPr>
+          <w:p>
+            <w:pPr>
+              <w:spacing w:line="276" w:lineRule="auto"/>
+              <w:jc w:val="center"/>
+              <w:rPr>
+                <w:rFonts w:cs="Arial"/>
+                <w:b/>
+                <w:szCs w:val="24"/>
+                <w:lang w:val="vi-VN"/>
+              </w:rPr>
+            </w:pPr>
+            <w:r>
+              <w:rPr>
+                <w:rFonts w:cs="Arial"/>
+                <w:b/>
+                <w:szCs w:val="24"/>
+                <w:lang w:val="vi-VN"/>
+              </w:rPr>
+              <w:t>ID</w:t>
+            </w:r>
+          </w:p>
+        </w:tc>
+        <w:tc>
+          <w:tcPr>
+            <w:tcW w:w="1533" w:type="dxa"/>
+            <w:shd w:val="clear" w:color="auto" w:fill="C5E0B3" w:themeFill="accent6" w:themeFillTint="66"/>
+          </w:tcPr>
+          <w:p>
+            <w:pPr>
+              <w:spacing w:line="276" w:lineRule="auto"/>
+              <w:jc w:val="center"/>
+              <w:rPr>
+                <w:rFonts w:cs="Arial"/>
+                <w:b/>
+                <w:szCs w:val="24"/>
+                <w:lang w:val="vi-VN"/>
+              </w:rPr>
+            </w:pPr>
+            <w:r>
+              <w:rPr>
+                <w:rFonts w:cs="Arial"/>
+                <w:b/>
+                <w:szCs w:val="24"/>
+                <w:lang w:val="vi-VN"/>
+              </w:rPr>
+              <w:t>Feature</w:t>
+            </w:r>
+          </w:p>
+        </w:tc>
+        <w:tc>
+          <w:tcPr>
+            <w:tcW w:w="2563" w:type="dxa"/>
+            <w:shd w:val="clear" w:color="auto" w:fill="C5E0B3" w:themeFill="accent6" w:themeFillTint="66"/>
+          </w:tcPr>
+          <w:p>
+            <w:pPr>
+              <w:spacing w:line="276" w:lineRule="auto"/>
+              <w:jc w:val="center"/>
+              <w:rPr>
+                <w:rFonts w:cs="Arial"/>
+                <w:b/>
+                <w:szCs w:val="24"/>
+                <w:lang w:val="vi-VN"/>
+              </w:rPr>
+            </w:pPr>
+            <w:r>
+              <w:rPr>
+                <w:rFonts w:cs="Arial"/>
+                <w:b/>
+                <w:szCs w:val="24"/>
+                <w:lang w:val="vi-VN"/>
+              </w:rPr>
+              <w:t>Description</w:t>
+            </w:r>
+          </w:p>
+        </w:tc>
+        <w:tc>
+          <w:tcPr>
+            <w:tcW w:w="4370" w:type="dxa"/>
+            <w:shd w:val="clear" w:color="auto" w:fill="C5E0B3" w:themeFill="accent6" w:themeFillTint="66"/>
+          </w:tcPr>
+          <w:p>
+            <w:pPr>
+              <w:spacing w:line="276" w:lineRule="auto"/>
+              <w:jc w:val="center"/>
+              <w:rPr>
+                <w:rFonts w:cs="Arial"/>
+                <w:b/>
+                <w:szCs w:val="24"/>
+                <w:lang w:val="vi-VN"/>
+              </w:rPr>
+            </w:pPr>
+            <w:r>
+              <w:rPr>
+                <w:rFonts w:cs="Arial"/>
+                <w:b/>
+                <w:szCs w:val="24"/>
+                <w:lang w:val="vi-VN"/>
+              </w:rPr>
+              <w:t>Criteria</w:t>
+            </w:r>
+          </w:p>
+        </w:tc>
+      </w:tr>
+      <w:tr>
+        <w:tc>
+          <w:tcPr>
+            <w:tcW w:w="884" w:type="dxa"/>
+          </w:tcPr>
+          <w:p>
+            <w:pPr>
+              <w:spacing w:line="276" w:lineRule="auto"/>
+              <w:rPr>
+                <w:rFonts w:cs="Arial"/>
+                <w:szCs w:val="24"/>
+                <w:lang w:val="vi-VN"/>
+              </w:rPr>
+            </w:pPr>
+            <w:r>
+              <w:rPr>
+                <w:rFonts w:cs="Arial"/>
+                <w:szCs w:val="24"/>
+                <w:lang w:val="vi-VN"/>
+              </w:rPr>
+              <w:t>AC7.1</w:t>
+            </w:r>
+          </w:p>
+        </w:tc>
+        <w:tc>
+          <w:tcPr>
+            <w:tcW w:w="1533" w:type="dxa"/>
+          </w:tcPr>
+          <w:p>
+            <w:pPr>
+              <w:spacing w:line="276" w:lineRule="auto"/>
+              <w:rPr>
+                <w:rFonts w:cs="Arial"/>
+                <w:szCs w:val="24"/>
+                <w:lang w:val="vi-VN"/>
+              </w:rPr>
+            </w:pPr>
+            <w:r>
+              <w:rPr>
+                <w:rFonts w:cs="Arial"/>
+                <w:szCs w:val="24"/>
+              </w:rPr>
+              <w:t>Điều kiện thực hiện</w:t>
+            </w:r>
+          </w:p>
+        </w:tc>
+        <w:tc>
+          <w:tcPr>
+            <w:tcW w:w="2563" w:type="dxa"/>
+          </w:tcPr>
+          <w:p>
+            <w:pPr>
+              <w:spacing w:line="276" w:lineRule="auto"/>
+              <w:rPr>
+                <w:rFonts w:cs="Arial"/>
+                <w:szCs w:val="24"/>
+                <w:lang w:val="vi-VN"/>
+              </w:rPr>
+            </w:pPr>
+          </w:p>
+        </w:tc>
+        <w:tc>
+          <w:tcPr>
+            <w:tcW w:w="4370" w:type="dxa"/>
+          </w:tcPr>
+          <w:p>
+            <w:pPr>
+              <w:spacing w:line="276" w:lineRule="auto"/>
+              <w:rPr>
+                <w:rFonts w:cs="Arial"/>
+                <w:szCs w:val="24"/>
+                <w:lang w:val="vi-VN"/>
+              </w:rPr>
+            </w:pPr>
+            <w:r>
+              <w:rPr>
+                <w:rFonts w:cs="Arial"/>
+                <w:szCs w:val="24"/>
+                <w:lang w:val="vi-VN"/>
+              </w:rPr>
+              <w:t xml:space="preserve">- Áp dụng cho </w:t>
+            </w:r>
+            <w:r>
+              <w:rPr>
+                <w:rFonts w:cs="Arial"/>
+                <w:b/>
+                <w:bCs/>
+                <w:szCs w:val="24"/>
+                <w:lang w:val="vi-VN"/>
+              </w:rPr>
+              <w:t>tất cả người dùng</w:t>
+            </w:r>
+            <w:r>
+              <w:rPr>
+                <w:rFonts w:cs="Arial"/>
+                <w:szCs w:val="24"/>
+                <w:lang w:val="vi-VN"/>
+              </w:rPr>
+              <w:t xml:space="preserve"> (Khách chưa đăng nhập và Sinh viên đã đăng nhập).</w:t>
+            </w:r>
+          </w:p>
+        </w:tc>
+      </w:tr>
+      <w:tr>
+        <w:tc>
+          <w:tcPr>
+            <w:tcW w:w="884" w:type="dxa"/>
+          </w:tcPr>
+          <w:p>
+            <w:pPr>
+              <w:spacing w:line="276" w:lineRule="auto"/>
+              <w:rPr>
+                <w:rFonts w:cs="Arial"/>
+                <w:szCs w:val="24"/>
+                <w:lang w:val="vi-VN"/>
+              </w:rPr>
+            </w:pPr>
+            <w:r>
+              <w:rPr>
+                <w:rFonts w:cs="Arial"/>
+                <w:szCs w:val="24"/>
+                <w:lang w:val="vi-VN"/>
+              </w:rPr>
+              <w:t>AC7</w:t>
+            </w:r>
+            <w:r>
+              <w:rPr>
+                <w:rFonts w:cs="Arial"/>
+                <w:szCs w:val="24"/>
+              </w:rPr>
+              <w:t>.</w:t>
+            </w:r>
+            <w:r>
+              <w:rPr>
+                <w:rFonts w:cs="Arial"/>
+                <w:szCs w:val="24"/>
+                <w:lang w:val="vi-VN"/>
+              </w:rPr>
+              <w:t>2</w:t>
+            </w:r>
+          </w:p>
+        </w:tc>
+        <w:tc>
+          <w:tcPr>
+            <w:tcW w:w="1533" w:type="dxa"/>
+          </w:tcPr>
+          <w:p>
+            <w:pPr>
+              <w:spacing w:line="276" w:lineRule="auto"/>
+              <w:rPr>
+                <w:rFonts w:cs="Arial"/>
+                <w:szCs w:val="24"/>
+                <w:lang w:val="vi-VN"/>
+              </w:rPr>
+            </w:pPr>
+            <w:r>
+              <w:rPr>
+                <w:rFonts w:cs="Arial"/>
+                <w:szCs w:val="24"/>
+              </w:rPr>
+              <w:t xml:space="preserve">Truy cập trang </w:t>
+            </w:r>
+            <w:r>
+              <w:rPr>
+                <w:rFonts w:cs="Arial"/>
+                <w:b/>
+                <w:bCs/>
+                <w:szCs w:val="24"/>
+              </w:rPr>
+              <w:t>Xem</w:t>
+            </w:r>
+            <w:r>
+              <w:rPr>
+                <w:rFonts w:cs="Arial"/>
+                <w:b/>
+                <w:bCs/>
+                <w:szCs w:val="24"/>
+                <w:lang w:val="vi-VN"/>
+              </w:rPr>
+              <w:t xml:space="preserve"> </w:t>
+            </w:r>
+            <w:r>
+              <w:rPr>
+                <w:rFonts w:cs="Arial"/>
+                <w:b/>
+                <w:bCs/>
+                <w:szCs w:val="24"/>
+              </w:rPr>
+              <w:t>chi tiết</w:t>
+            </w:r>
+          </w:p>
+        </w:tc>
+        <w:tc>
+          <w:tcPr>
+            <w:tcW w:w="2563" w:type="dxa"/>
+          </w:tcPr>
+          <w:p>
+            <w:pPr>
+              <w:spacing w:line="276" w:lineRule="auto"/>
+              <w:rPr>
+                <w:rFonts w:cs="Arial"/>
+                <w:szCs w:val="24"/>
+                <w:lang w:val="vi-VN"/>
+              </w:rPr>
+            </w:pPr>
+            <w:r>
+              <w:rPr>
+                <w:rFonts w:cs="Arial"/>
+                <w:szCs w:val="24"/>
+                <w:lang w:val="vi-VN"/>
+              </w:rPr>
+              <w:t>Người dùng chọn trang Xem chi tiết từ trang chủ hoặc Danh sách sách</w:t>
+            </w:r>
+          </w:p>
+          <w:p>
+            <w:pPr>
+              <w:spacing w:line="276" w:lineRule="auto"/>
+              <w:rPr>
+                <w:rFonts w:cs="Arial"/>
+                <w:szCs w:val="24"/>
+                <w:lang w:val="vi-VN"/>
+              </w:rPr>
+            </w:pPr>
+          </w:p>
+        </w:tc>
+        <w:tc>
+          <w:tcPr>
+            <w:tcW w:w="4370" w:type="dxa"/>
+          </w:tcPr>
+          <w:p>
+            <w:pPr>
+              <w:tabs>
+                <w:tab w:val="left" w:pos="162"/>
+              </w:tabs>
+              <w:spacing w:line="276" w:lineRule="auto"/>
+              <w:rPr>
+                <w:rFonts w:cs="Arial"/>
+                <w:szCs w:val="24"/>
+                <w:lang w:val="vi-VN"/>
+              </w:rPr>
+            </w:pPr>
+            <w:r>
+              <w:rPr>
+                <w:rFonts w:cs="Arial"/>
+                <w:szCs w:val="24"/>
+                <w:lang w:val="vi-VN"/>
+              </w:rPr>
+              <w:t xml:space="preserve">Tại màn hình </w:t>
+            </w:r>
+            <w:r>
+              <w:rPr>
+                <w:rFonts w:cs="Arial"/>
+                <w:b/>
+                <w:bCs/>
+                <w:szCs w:val="24"/>
+                <w:lang w:val="vi-VN"/>
+              </w:rPr>
+              <w:t>Trang chủ</w:t>
+            </w:r>
+            <w:r>
+              <w:rPr>
+                <w:rFonts w:cs="Arial"/>
+                <w:szCs w:val="24"/>
+                <w:lang w:val="vi-VN"/>
+              </w:rPr>
+              <w:t xml:space="preserve"> hoặc màn hình </w:t>
+            </w:r>
+            <w:r>
+              <w:rPr>
+                <w:rFonts w:cs="Arial"/>
+                <w:b/>
+                <w:bCs/>
+                <w:szCs w:val="24"/>
+                <w:lang w:val="vi-VN"/>
+              </w:rPr>
+              <w:t>Danh sách sách</w:t>
+            </w:r>
+            <w:r>
+              <w:rPr>
+                <w:rFonts w:cs="Arial"/>
+                <w:szCs w:val="24"/>
+                <w:lang w:val="vi-VN"/>
+              </w:rPr>
+              <w:t xml:space="preserve">, khi người dùng nhấn chọn </w:t>
+            </w:r>
+            <w:r>
+              <w:rPr>
+                <w:rFonts w:cs="Arial"/>
+                <w:b/>
+                <w:bCs/>
+                <w:szCs w:val="24"/>
+                <w:lang w:val="vi-VN"/>
+              </w:rPr>
+              <w:t>“Xem chi tiết”</w:t>
+            </w:r>
+            <w:r>
+              <w:rPr>
+                <w:rFonts w:cs="Arial"/>
+                <w:szCs w:val="24"/>
+                <w:lang w:val="vi-VN"/>
+              </w:rPr>
+              <w:t xml:space="preserve"> của một thẻ sách, hệ thống phải mở ra màn hình "Chi tiết sách" của riêng cuốn sách đó.</w:t>
+            </w:r>
+          </w:p>
+        </w:tc>
+      </w:tr>
+      <w:tr>
+        <w:tc>
+          <w:tcPr>
+            <w:tcW w:w="884" w:type="dxa"/>
+          </w:tcPr>
+          <w:p>
+            <w:pPr>
+              <w:spacing w:line="276" w:lineRule="auto"/>
+              <w:rPr>
+                <w:rFonts w:cs="Arial"/>
+                <w:szCs w:val="24"/>
+                <w:lang w:val="vi-VN"/>
+              </w:rPr>
+            </w:pPr>
+            <w:r>
+              <w:rPr>
+                <w:rFonts w:cs="Arial"/>
+                <w:szCs w:val="24"/>
+                <w:lang w:val="vi-VN"/>
+              </w:rPr>
+              <w:t>AC7.3</w:t>
+            </w:r>
+          </w:p>
+        </w:tc>
+        <w:tc>
+          <w:tcPr>
+            <w:tcW w:w="1533" w:type="dxa"/>
+          </w:tcPr>
+          <w:tbl>
+            <w:tblPr>
+              <w:tblW w:w="0" w:type="auto"/>
+              <w:tblCellSpacing w:w="15" w:type="dxa"/>
+              <w:tblCellMar>
+                <w:top w:w="15" w:type="dxa"/>
+                <w:left w:w="15" w:type="dxa"/>
+                <w:bottom w:w="15" w:type="dxa"/>
+                <w:right w:w="15" w:type="dxa"/>
+              </w:tblCellMar>
+              <w:tblLook w:val="04A0" w:firstRow="1" w:lastRow="0" w:firstColumn="1" w:lastColumn="0" w:noHBand="0" w:noVBand="1"/>
+            </w:tblPr>
+            <w:tblGrid>
+              <w:gridCol w:w="96"/>
+            </w:tblGrid>
+            <w:tr>
+              <w:trPr>
+                <w:tblCellSpacing w:w="15" w:type="dxa"/>
+              </w:trPr>
+              <w:tc>
+                <w:tcPr>
+                  <w:tcW w:w="0" w:type="auto"/>
+                  <w:vAlign w:val="center"/>
+                  <w:hideMark/>
+                </w:tcPr>
+                <w:p>
+                  <w:pPr>
+                    <w:spacing w:after="0" w:line="276" w:lineRule="auto"/>
+                    <w:rPr>
+                      <w:rFonts w:cs="Arial"/>
+                      <w:szCs w:val="24"/>
+                    </w:rPr>
+                  </w:pPr>
+                </w:p>
+              </w:tc>
+            </w:tr>
+          </w:tbl>
+          <w:p>
+            <w:pPr>
+              <w:spacing w:line="276" w:lineRule="auto"/>
+              <w:rPr>
+                <w:rFonts w:cs="Arial"/>
+                <w:vanish/>
+                <w:szCs w:val="24"/>
+              </w:rPr>
+            </w:pPr>
+          </w:p>
+          <w:tbl>
+            <w:tblPr>
+              <w:tblW w:w="0" w:type="auto"/>
+              <w:tblCellSpacing w:w="15" w:type="dxa"/>
+              <w:tblCellMar>
+                <w:top w:w="15" w:type="dxa"/>
+                <w:left w:w="15" w:type="dxa"/>
+                <w:bottom w:w="15" w:type="dxa"/>
+                <w:right w:w="15" w:type="dxa"/>
+              </w:tblCellMar>
+              <w:tblLook w:val="04A0" w:firstRow="1" w:lastRow="0" w:firstColumn="1" w:lastColumn="0" w:noHBand="0" w:noVBand="1"/>
+            </w:tblPr>
+            <w:tblGrid>
+              <w:gridCol w:w="1317"/>
+            </w:tblGrid>
+            <w:tr>
+              <w:trPr>
+                <w:tblCellSpacing w:w="15" w:type="dxa"/>
+              </w:trPr>
+              <w:tc>
+                <w:tcPr>
+                  <w:tcW w:w="0" w:type="auto"/>
+                  <w:vAlign w:val="center"/>
+                  <w:hideMark/>
+                </w:tcPr>
+                <w:p>
+                  <w:pPr>
+                    <w:spacing w:after="0" w:line="276" w:lineRule="auto"/>
+                    <w:rPr>
+                      <w:rFonts w:cs="Arial"/>
+                      <w:szCs w:val="24"/>
+                      <w:lang w:val="vi-VN"/>
+                    </w:rPr>
+                  </w:pPr>
+                  <w:r>
+                    <w:rPr>
+                      <w:rFonts w:cs="Arial"/>
+                      <w:szCs w:val="24"/>
+                    </w:rPr>
+                    <w:t>Hiển thị thông tin sách và người bán</w:t>
+                  </w:r>
+                </w:p>
+              </w:tc>
+            </w:tr>
+          </w:tbl>
+          <w:p>
+            <w:pPr>
+              <w:spacing w:line="276" w:lineRule="auto"/>
+              <w:rPr>
+                <w:rFonts w:cs="Arial"/>
+                <w:szCs w:val="24"/>
+                <w:lang w:val="vi-VN"/>
+              </w:rPr>
+            </w:pPr>
+          </w:p>
+        </w:tc>
+        <w:tc>
+          <w:tcPr>
+            <w:tcW w:w="2563" w:type="dxa"/>
+          </w:tcPr>
+          <w:p>
+            <w:pPr>
+              <w:spacing w:line="276" w:lineRule="auto"/>
+              <w:rPr>
+                <w:rFonts w:cs="Arial"/>
+                <w:szCs w:val="24"/>
+                <w:lang w:val="vi-VN"/>
+              </w:rPr>
+            </w:pPr>
+          </w:p>
+        </w:tc>
+        <w:tc>
+          <w:tcPr>
+            <w:tcW w:w="4370" w:type="dxa"/>
+          </w:tcPr>
+          <w:p>
+            <w:pPr>
+              <w:spacing w:line="276" w:lineRule="auto"/>
+              <w:jc w:val="left"/>
+              <w:rPr>
+                <w:rFonts w:cs="Arial"/>
+                <w:szCs w:val="24"/>
+                <w:lang w:val="vi-VN"/>
+              </w:rPr>
+            </w:pPr>
+            <w:r>
+              <w:rPr>
+                <w:rFonts w:cs="Arial"/>
+                <w:b/>
+                <w:bCs/>
+                <w:szCs w:val="24"/>
+                <w:lang w:val="vi-VN"/>
+              </w:rPr>
+              <w:t>Thông tin sách:</w:t>
+            </w:r>
+            <w:r>
+              <w:rPr>
+                <w:rFonts w:cs="Arial"/>
+                <w:szCs w:val="24"/>
+                <w:lang w:val="vi-VN"/>
+              </w:rPr>
+              <w:t xml:space="preserve"> Hệ thống phải hiển thị các thông tin sau nếu có dữ liệu: </w:t>
+            </w:r>
+            <w:r>
+              <w:rPr>
+                <w:rFonts w:cs="Arial"/>
+                <w:szCs w:val="24"/>
+                <w:lang w:val="vi-VN"/>
+              </w:rPr>
+              <w:br/>
+              <w:t xml:space="preserve">- Ảnh bìa sách. </w:t>
+            </w:r>
+            <w:r>
+              <w:rPr>
+                <w:rFonts w:cs="Arial"/>
+                <w:szCs w:val="24"/>
+                <w:lang w:val="vi-VN"/>
+              </w:rPr>
+              <w:br/>
+              <w:t xml:space="preserve">- Tên sách. </w:t>
+            </w:r>
+          </w:p>
+          <w:p>
+            <w:pPr>
+              <w:spacing w:line="276" w:lineRule="auto"/>
+              <w:jc w:val="left"/>
+              <w:rPr>
+                <w:rFonts w:cs="Arial"/>
+                <w:szCs w:val="24"/>
+                <w:lang w:val="vi-VN"/>
+              </w:rPr>
+            </w:pPr>
+            <w:r>
+              <w:rPr>
+                <w:rFonts w:cs="Arial"/>
+                <w:szCs w:val="24"/>
+                <w:lang w:val="vi-VN"/>
+              </w:rPr>
+              <w:t xml:space="preserve">- Tình trạng sách (ví dụ: </w:t>
+            </w:r>
+            <w:r>
+              <w:rPr>
+                <w:rFonts w:cs="Arial"/>
+                <w:i/>
+                <w:iCs/>
+                <w:szCs w:val="24"/>
+                <w:lang w:val="vi-VN"/>
+              </w:rPr>
+              <w:t>Khá (80-94%)</w:t>
+            </w:r>
+            <w:r>
+              <w:rPr>
+                <w:rFonts w:cs="Arial"/>
+                <w:szCs w:val="24"/>
+                <w:lang w:val="vi-VN"/>
+              </w:rPr>
+              <w:t xml:space="preserve">). </w:t>
+            </w:r>
+            <w:r>
+              <w:rPr>
+                <w:rFonts w:cs="Arial"/>
+                <w:szCs w:val="24"/>
+                <w:lang w:val="vi-VN"/>
+              </w:rPr>
+              <w:br/>
+              <w:t xml:space="preserve">- Trạng thái bài đăng (ví dụ: </w:t>
+            </w:r>
+            <w:r>
+              <w:rPr>
+                <w:rFonts w:cs="Arial"/>
+                <w:i/>
+                <w:iCs/>
+                <w:szCs w:val="24"/>
+                <w:lang w:val="vi-VN"/>
+              </w:rPr>
+              <w:t>Đang bán</w:t>
+            </w:r>
+            <w:r>
+              <w:rPr>
+                <w:rFonts w:cs="Arial"/>
+                <w:szCs w:val="24"/>
+                <w:lang w:val="vi-VN"/>
+              </w:rPr>
+              <w:t>).</w:t>
+            </w:r>
+            <w:r>
+              <w:rPr>
+                <w:rFonts w:cs="Arial"/>
+                <w:szCs w:val="24"/>
+                <w:lang w:val="vi-VN"/>
+              </w:rPr>
+              <w:br/>
+              <w:t xml:space="preserve">- Giá bán. </w:t>
+            </w:r>
+            <w:r>
+              <w:rPr>
+                <w:rFonts w:cs="Arial"/>
+                <w:szCs w:val="24"/>
+                <w:lang w:val="vi-VN"/>
+              </w:rPr>
+              <w:br/>
+              <w:t xml:space="preserve">- Mô tả chi tiết của sách. </w:t>
+            </w:r>
+            <w:r>
+              <w:rPr>
+                <w:rFonts w:cs="Arial"/>
+                <w:szCs w:val="24"/>
+                <w:lang w:val="vi-VN"/>
+              </w:rPr>
+              <w:br/>
+            </w:r>
+            <w:r>
+              <w:rPr>
+                <w:rFonts w:cs="Arial"/>
+                <w:szCs w:val="24"/>
+                <w:lang w:val="vi-VN"/>
+              </w:rPr>
+              <w:lastRenderedPageBreak/>
+              <w:t xml:space="preserve">- Số lượt xem của bài đăng. </w:t>
+            </w:r>
+            <w:r>
+              <w:rPr>
+                <w:rFonts w:cs="Arial"/>
+                <w:szCs w:val="24"/>
+                <w:lang w:val="vi-VN"/>
+              </w:rPr>
+              <w:br/>
+              <w:t xml:space="preserve">- Ngày đăng bài. </w:t>
+            </w:r>
+          </w:p>
+          <w:p>
+            <w:pPr>
+              <w:spacing w:line="276" w:lineRule="auto"/>
+              <w:jc w:val="left"/>
+              <w:rPr>
+                <w:rFonts w:cs="Arial"/>
+                <w:szCs w:val="24"/>
+                <w:lang w:val="vi-VN"/>
+              </w:rPr>
+            </w:pPr>
+            <w:r>
+              <w:rPr>
+                <w:rFonts w:cs="Arial"/>
+                <w:b/>
+                <w:bCs/>
+                <w:szCs w:val="24"/>
+                <w:lang w:val="vi-VN"/>
+              </w:rPr>
+              <w:t>Mô tả chi tiết</w:t>
+            </w:r>
+            <w:r>
+              <w:rPr>
+                <w:rFonts w:cs="Arial"/>
+                <w:szCs w:val="24"/>
+                <w:lang w:val="vi-VN"/>
+              </w:rPr>
+              <w:br/>
+            </w:r>
+            <w:r>
+              <w:rPr>
+                <w:rFonts w:cs="Arial"/>
+                <w:b/>
+                <w:bCs/>
+                <w:szCs w:val="24"/>
+                <w:lang w:val="vi-VN"/>
+              </w:rPr>
+              <w:t>Thông tin người bán:</w:t>
+            </w:r>
+            <w:r>
+              <w:rPr>
+                <w:rFonts w:cs="Arial"/>
+                <w:szCs w:val="24"/>
+                <w:lang w:val="vi-VN"/>
+              </w:rPr>
+              <w:t xml:space="preserve"> </w:t>
+            </w:r>
+            <w:r>
+              <w:rPr>
+                <w:rFonts w:cs="Arial"/>
+                <w:szCs w:val="24"/>
+                <w:lang w:val="vi-VN"/>
+              </w:rPr>
+              <w:br/>
+              <w:t xml:space="preserve">- Tên người bán. </w:t>
+            </w:r>
+            <w:r>
+              <w:rPr>
+                <w:rFonts w:cs="Arial"/>
+                <w:szCs w:val="24"/>
+                <w:lang w:val="vi-VN"/>
+              </w:rPr>
+              <w:br/>
+              <w:t xml:space="preserve">- Điểm đánh giá trung bình và số lượng đánh giá (nếu có). </w:t>
+            </w:r>
+            <w:r>
+              <w:rPr>
+                <w:rFonts w:cs="Arial"/>
+                <w:szCs w:val="24"/>
+                <w:lang w:val="vi-VN"/>
+              </w:rPr>
+              <w:br/>
+            </w:r>
+            <w:r>
+              <w:rPr>
+                <w:rFonts w:cs="Arial"/>
+                <w:b/>
+                <w:bCs/>
+                <w:szCs w:val="24"/>
+                <w:lang w:val="vi-VN"/>
+              </w:rPr>
+              <w:t>Thông tin liên hệ:</w:t>
+            </w:r>
+            <w:r>
+              <w:rPr>
+                <w:rFonts w:cs="Arial"/>
+                <w:szCs w:val="24"/>
+                <w:lang w:val="vi-VN"/>
+              </w:rPr>
+              <w:t xml:space="preserve"> </w:t>
+            </w:r>
+            <w:r>
+              <w:rPr>
+                <w:rFonts w:cs="Arial"/>
+                <w:szCs w:val="24"/>
+                <w:lang w:val="vi-VN"/>
+              </w:rPr>
+              <w:br/>
+              <w:t xml:space="preserve">- Số điện thoại (có nút </w:t>
+            </w:r>
+            <w:r>
+              <w:rPr>
+                <w:rFonts w:cs="Arial"/>
+                <w:b/>
+                <w:bCs/>
+                <w:szCs w:val="24"/>
+                <w:lang w:val="vi-VN"/>
+              </w:rPr>
+              <w:t>Gọi ngay</w:t>
+            </w:r>
+            <w:r>
+              <w:rPr>
+                <w:rFonts w:cs="Arial"/>
+                <w:szCs w:val="24"/>
+                <w:lang w:val="vi-VN"/>
+              </w:rPr>
+              <w:t xml:space="preserve">). </w:t>
+            </w:r>
+            <w:r>
+              <w:rPr>
+                <w:rFonts w:cs="Arial"/>
+                <w:szCs w:val="24"/>
+                <w:lang w:val="vi-VN"/>
+              </w:rPr>
+              <w:br/>
+              <w:t xml:space="preserve">- Liên hệ Zalo (nút </w:t>
+            </w:r>
+            <w:r>
+              <w:rPr>
+                <w:rFonts w:cs="Arial"/>
+                <w:b/>
+                <w:bCs/>
+                <w:szCs w:val="24"/>
+                <w:lang w:val="vi-VN"/>
+              </w:rPr>
+              <w:t>Nhắn tin qua Zalo</w:t>
+            </w:r>
+            <w:r>
+              <w:rPr>
+                <w:rFonts w:cs="Arial"/>
+                <w:szCs w:val="24"/>
+                <w:lang w:val="vi-VN"/>
+              </w:rPr>
+              <w:t xml:space="preserve">). </w:t>
+            </w:r>
+            <w:r>
+              <w:rPr>
+                <w:rFonts w:cs="Arial"/>
+                <w:szCs w:val="24"/>
+                <w:lang w:val="vi-VN"/>
+              </w:rPr>
+              <w:br/>
+              <w:t xml:space="preserve">- Liên hệ Facebook (nút </w:t>
+            </w:r>
+            <w:r>
+              <w:rPr>
+                <w:rFonts w:cs="Arial"/>
+                <w:b/>
+                <w:bCs/>
+                <w:szCs w:val="24"/>
+                <w:lang w:val="vi-VN"/>
+              </w:rPr>
+              <w:t>Nhắn tin Facebook</w:t>
+            </w:r>
+            <w:r>
+              <w:rPr>
+                <w:rFonts w:cs="Arial"/>
+                <w:szCs w:val="24"/>
+                <w:lang w:val="vi-VN"/>
+              </w:rPr>
+              <w:t>).</w:t>
+            </w:r>
+          </w:p>
+          <w:p>
+            <w:pPr>
+              <w:spacing w:line="276" w:lineRule="auto"/>
+              <w:jc w:val="left"/>
+              <w:rPr>
+                <w:rFonts w:cs="Arial"/>
+                <w:b/>
+                <w:bCs/>
+                <w:szCs w:val="24"/>
+                <w:lang w:val="vi-VN"/>
+              </w:rPr>
+            </w:pPr>
+            <w:r>
+              <w:rPr>
+                <w:rFonts w:cs="Arial"/>
+                <w:b/>
+                <w:bCs/>
+                <w:szCs w:val="24"/>
+                <w:lang w:val="vi-VN"/>
+              </w:rPr>
+              <w:t>Nếu người xem là chủ bài đăng (đã đăng nhập):</w:t>
+            </w:r>
+          </w:p>
+          <w:p>
+            <w:pPr>
+              <w:pStyle w:val="ListParagraph"/>
+              <w:numPr>
+                <w:ilvl w:val="0"/>
+                <w:numId w:val="22"/>
+              </w:numPr>
+              <w:spacing w:line="276" w:lineRule="auto"/>
+              <w:jc w:val="left"/>
+              <w:rPr>
+                <w:rFonts w:cs="Arial"/>
+                <w:b/>
+                <w:bCs/>
+                <w:szCs w:val="24"/>
+                <w:lang w:val="vi-VN"/>
+              </w:rPr>
+            </w:pPr>
+            <w:r>
+              <w:rPr>
+                <w:rFonts w:cs="Arial"/>
+                <w:szCs w:val="24"/>
+                <w:lang w:val="vi-VN"/>
+              </w:rPr>
+              <w:t>Hiển thị khung Quản lý bài đăng với các nút “Chỉnh sửa”, “Xóa”</w:t>
+            </w:r>
+          </w:p>
+          <w:p>
+            <w:pPr>
+              <w:pStyle w:val="ListParagraph"/>
+              <w:numPr>
+                <w:ilvl w:val="0"/>
+                <w:numId w:val="22"/>
+              </w:numPr>
+              <w:spacing w:line="276" w:lineRule="auto"/>
+              <w:jc w:val="left"/>
+              <w:rPr>
+                <w:rFonts w:cs="Arial"/>
+                <w:b/>
+                <w:bCs/>
+                <w:szCs w:val="24"/>
+                <w:lang w:val="vi-VN"/>
+              </w:rPr>
+            </w:pPr>
+            <w:r>
+              <w:rPr>
+                <w:rFonts w:cs="Arial"/>
+                <w:szCs w:val="24"/>
+                <w:lang w:val="vi-VN"/>
+              </w:rPr>
+              <w:t>Nếu chưa bán thì hiển thị nút</w:t>
+            </w:r>
+            <w:r>
+              <w:rPr>
+                <w:rFonts w:cs="Arial"/>
+                <w:b/>
+                <w:bCs/>
+                <w:szCs w:val="24"/>
+                <w:lang w:val="vi-VN"/>
+              </w:rPr>
+              <w:t xml:space="preserve"> “Đánh dấu đã bán”</w:t>
+            </w:r>
+          </w:p>
+          <w:p>
+            <w:pPr>
+              <w:pStyle w:val="ListParagraph"/>
+              <w:numPr>
+                <w:ilvl w:val="0"/>
+                <w:numId w:val="22"/>
+              </w:numPr>
+              <w:spacing w:line="276" w:lineRule="auto"/>
+              <w:jc w:val="left"/>
+              <w:rPr>
+                <w:rFonts w:cs="Arial"/>
+                <w:b/>
+                <w:bCs/>
+                <w:szCs w:val="24"/>
+                <w:lang w:val="vi-VN"/>
+              </w:rPr>
+            </w:pPr>
+            <w:r>
+              <w:rPr>
+                <w:rFonts w:cs="Arial"/>
+                <w:szCs w:val="24"/>
+                <w:lang w:val="vi-VN"/>
+              </w:rPr>
+              <w:t>Nếu muốn kích hoạt lại trạng thái bán thì hiển thị</w:t>
+            </w:r>
+            <w:r>
+              <w:rPr>
+                <w:rFonts w:cs="Arial"/>
+                <w:b/>
+                <w:bCs/>
+                <w:szCs w:val="24"/>
+                <w:lang w:val="vi-VN"/>
+              </w:rPr>
+              <w:t xml:space="preserve"> “Kích hoạt lại”</w:t>
+            </w:r>
+          </w:p>
+          <w:p>
+            <w:pPr>
+              <w:spacing w:line="276" w:lineRule="auto"/>
+              <w:jc w:val="left"/>
+              <w:rPr>
+                <w:rFonts w:cs="Arial"/>
+                <w:b/>
+                <w:bCs/>
+                <w:szCs w:val="24"/>
+                <w:lang w:val="vi-VN"/>
+              </w:rPr>
+            </w:pPr>
+            <w:r>
+              <w:rPr>
+                <w:rFonts w:cs="Arial"/>
+                <w:b/>
+                <w:bCs/>
+                <w:szCs w:val="24"/>
+                <w:lang w:val="vi-VN"/>
+              </w:rPr>
+              <w:t>Nếu người xem không phải là chủ bài đăng(đã đăng nhập):</w:t>
+            </w:r>
+          </w:p>
+          <w:p>
+            <w:pPr>
+              <w:pStyle w:val="ListParagraph"/>
+              <w:numPr>
+                <w:ilvl w:val="0"/>
+                <w:numId w:val="22"/>
+              </w:numPr>
+              <w:spacing w:line="276" w:lineRule="auto"/>
+              <w:jc w:val="left"/>
+              <w:rPr>
+                <w:rFonts w:cs="Arial"/>
+                <w:b/>
+                <w:bCs/>
+                <w:szCs w:val="24"/>
+                <w:lang w:val="vi-VN"/>
+              </w:rPr>
+            </w:pPr>
+            <w:r>
+              <w:rPr>
+                <w:rFonts w:cs="Arial"/>
+                <w:szCs w:val="24"/>
+                <w:lang w:val="vi-VN"/>
+              </w:rPr>
+              <w:t>Hiển thị khung Xác nhận mua sách với nút</w:t>
+            </w:r>
+            <w:r>
+              <w:rPr>
+                <w:rFonts w:cs="Arial"/>
+                <w:b/>
+                <w:bCs/>
+                <w:szCs w:val="24"/>
+                <w:lang w:val="vi-VN"/>
+              </w:rPr>
+              <w:t xml:space="preserve"> “Tôi đã mua sách này”</w:t>
+            </w:r>
+          </w:p>
+        </w:tc>
+      </w:tr>
+    </w:tbl>
     <w:p>
       <w:pPr>
         <w:pStyle w:val="Heading2"/>
@@ -11953,6 +13144,7 @@
           <w:szCs w:val="24"/>
           <w:lang w:val="vi-VN"/>
         </w:rPr>
+        <w:lastRenderedPageBreak/>
         <w:t xml:space="preserve">User story 8: </w:t>
       </w:r>
       <w:r>
@@ -12189,39 +13381,6 @@
               <w:t>Người dùng đã đăng nhập thành công vào hệ thống.</w:t>
             </w:r>
           </w:p>
-          <w:p>
-            <w:pPr>
-              <w:pStyle w:val="ListParagraph"/>
-              <w:numPr>
-                <w:ilvl w:val="0"/>
-                <w:numId w:val="22"/>
-              </w:numPr>
-              <w:spacing w:line="276" w:lineRule="auto"/>
-              <w:rPr>
-                <w:rFonts w:cs="Arial"/>
-                <w:szCs w:val="24"/>
-                <w:lang w:val="vi-VN"/>
-              </w:rPr>
-            </w:pPr>
-            <w:r>
-              <w:rPr>
-                <w:rFonts w:cs="Arial"/>
-                <w:szCs w:val="24"/>
-                <w:lang w:val="vi-VN"/>
-              </w:rPr>
-              <w:t xml:space="preserve">Người dùng truy cập vào trang </w:t>
-            </w:r>
-            <w:r>
-              <w:rPr>
-                <w:rFonts w:cs="Arial"/>
-                <w:b/>
-                <w:bCs/>
-                <w:szCs w:val="24"/>
-                <w:lang w:val="vi-VN"/>
-              </w:rPr>
-              <w:t>“Sách của tôi”</w:t>
-            </w:r>
-          </w:p>
         </w:tc>
       </w:tr>
       <w:tr>
@@ -12369,7 +13528,16 @@
                 <w:szCs w:val="24"/>
                 <w:lang w:val="vi-VN"/>
               </w:rPr>
-              <w:t xml:space="preserve"> hoặc chọn nút chỉnh sửa sau khi nhấn xem chi tiết bài đăng của mình</w:t>
+              <w:t xml:space="preserve"> hoặc chọn nút chỉnh sửa sau khi nhấn xem </w:t>
+            </w:r>
+            <w:r>
+              <w:rPr>
+                <w:rFonts w:cs="Arial"/>
+                <w:szCs w:val="24"/>
+                <w:lang w:val="vi-VN"/>
+              </w:rPr>
+              <w:lastRenderedPageBreak/>
+              <w:t>chi tiết bài đăng của mình</w:t>
             </w:r>
           </w:p>
           <w:p>
@@ -12399,16 +13567,7 @@
                 <w:szCs w:val="24"/>
                 <w:lang w:val="vi-VN"/>
               </w:rPr>
-              <w:t xml:space="preserve">: Người dùng chỉnh sửa thông tin ở </w:t>
-            </w:r>
-            <w:r>
-              <w:rPr>
-                <w:rFonts w:cs="Arial"/>
-                <w:szCs w:val="24"/>
-                <w:lang w:val="vi-VN"/>
-              </w:rPr>
-              <w:lastRenderedPageBreak/>
-              <w:t xml:space="preserve">màn hình </w:t>
+              <w:t xml:space="preserve">: Người dùng chỉnh sửa thông tin ở màn hình </w:t>
             </w:r>
             <w:r>
               <w:rPr>
@@ -13514,6 +14673,7 @@
                 <w:szCs w:val="24"/>
                 <w:lang w:val="vi-VN"/>
               </w:rPr>
+              <w:lastRenderedPageBreak/>
               <w:t>AC8.8</w:t>
             </w:r>
           </w:p>
@@ -13630,7 +14790,6 @@
                 <w:szCs w:val="24"/>
                 <w:lang w:val="vi-VN"/>
               </w:rPr>
-              <w:lastRenderedPageBreak/>
               <w:t>AC8.9</w:t>
             </w:r>
           </w:p>
@@ -13756,7 +14915,29 @@
           <w:szCs w:val="24"/>
           <w:lang w:val="vi-VN"/>
         </w:rPr>
-        <w:t xml:space="preserve">User story 7: </w:t>
+        <w:t xml:space="preserve">User story </w:t>
+      </w:r>
+      <w:r>
+        <w:rPr>
+          <w:rFonts w:cs="Arial"/>
+          <w:szCs w:val="24"/>
+        </w:rPr>
+        <w:t>9</w:t>
+      </w:r>
+      <w:r>
+        <w:rPr>
+          <w:rFonts w:cs="Arial"/>
+          <w:szCs w:val="24"/>
+          <w:lang w:val="vi-VN"/>
+        </w:rPr>
+        <w:t xml:space="preserve">: </w:t>
+      </w:r>
+      <w:r>
+        <w:rPr>
+          <w:rFonts w:eastAsia="Arial" w:cs="Arial"/>
+          <w:szCs w:val="24"/>
+        </w:rPr>
+        <w:t>Gửi</w:t>
       </w:r>
       <w:r>
         <w:rPr>
@@ -13764,7 +14945,7 @@
           <w:szCs w:val="24"/>
           <w:lang w:val="vi-VN"/>
         </w:rPr>
-        <w:t>Xem chi tiết sách</w:t>
+        <w:t xml:space="preserve"> yêu cầu mua sách</w:t>
       </w:r>
     </w:p>
     <w:tbl>
@@ -13909,7 +15090,15 @@
                 <w:szCs w:val="24"/>
                 <w:lang w:val="vi-VN"/>
               </w:rPr>
-              <w:t>AC7.1</w:t>
+              <w:t>AC9</w:t>
+            </w:r>
+            <w:r>
+              <w:rPr>
+                <w:rFonts w:cs="Arial"/>
+                <w:szCs w:val="24"/>
+                <w:lang w:val="vi-VN"/>
+              </w:rPr>
+              <w:t>.1</w:t>
             </w:r>
           </w:p>
         </w:tc>
@@ -13969,7 +15158,25 @@
                 <w:szCs w:val="24"/>
                 <w:lang w:val="vi-VN"/>
               </w:rPr>
-              <w:t xml:space="preserve">- Áp dụng cho </w:t>
+              <w:t>- Người dùng đã đăng nhập thành công.</w:t>
+            </w:r>
+          </w:p>
+          <w:p>
+            <w:pPr>
+              <w:spacing w:line="276" w:lineRule="auto"/>
+              <w:rPr>
+                <w:rFonts w:cs="Arial"/>
+                <w:szCs w:val="24"/>
+                <w:lang w:val="vi-VN"/>
+              </w:rPr>
+            </w:pPr>
+            <w:r>
+              <w:rPr>
+                <w:rFonts w:cs="Arial"/>
+                <w:szCs w:val="24"/>
+                <w:lang w:val="vi-VN"/>
+              </w:rPr>
+              <w:t>- Đang ở trang </w:t>
             </w:r>
             <w:r>
               <w:rPr>
@@ -13979,15 +15186,69 @@
                 <w:szCs w:val="24"/>
                 <w:lang w:val="vi-VN"/>
               </w:rPr>
-              <w:t>tất cả người dùng</w:t>
-            </w:r>
-            <w:r>
-              <w:rPr>
-                <w:rFonts w:cs="Arial"/>
-                <w:szCs w:val="24"/>
-                <w:lang w:val="vi-VN"/>
-              </w:rPr>
-              <w:t xml:space="preserve"> (Khách chưa đăng nhập và Sinh viên đã đăng nhập).</w:t>
+              <w:t>Chi tiết sách</w:t>
+            </w:r>
+            <w:r>
+              <w:rPr>
+                <w:rFonts w:cs="Arial"/>
+                <w:szCs w:val="24"/>
+                <w:lang w:val="vi-VN"/>
+              </w:rPr>
+              <w:t>.</w:t>
+            </w:r>
+          </w:p>
+          <w:p>
+            <w:pPr>
+              <w:spacing w:line="276" w:lineRule="auto"/>
+              <w:rPr>
+                <w:rFonts w:cs="Arial"/>
+                <w:szCs w:val="24"/>
+                <w:lang w:val="vi-VN"/>
+              </w:rPr>
+            </w:pPr>
+            <w:r>
+              <w:rPr>
+                <w:rFonts w:cs="Arial"/>
+                <w:szCs w:val="24"/>
+                <w:lang w:val="vi-VN"/>
+              </w:rPr>
+              <w:t>- Cuốn sách có trạng thái </w:t>
+            </w:r>
+            <w:r>
+              <w:rPr>
+                <w:rFonts w:cs="Arial"/>
+                <w:b/>
+                <w:bCs/>
+                <w:szCs w:val="24"/>
+                <w:lang w:val="vi-VN"/>
+              </w:rPr>
+              <w:t>“Đang bán”</w:t>
+            </w:r>
+            <w:r>
+              <w:rPr>
+                <w:rFonts w:cs="Arial"/>
+                <w:szCs w:val="24"/>
+                <w:lang w:val="vi-VN"/>
+              </w:rPr>
+              <w:t>.</w:t>
+            </w:r>
+          </w:p>
+          <w:p>
+            <w:pPr>
+              <w:spacing w:line="276" w:lineRule="auto"/>
+              <w:rPr>
+                <w:rFonts w:cs="Arial"/>
+                <w:szCs w:val="24"/>
+                <w:lang w:val="vi-VN"/>
+              </w:rPr>
+            </w:pPr>
+            <w:r>
+              <w:rPr>
+                <w:rFonts w:cs="Arial"/>
+                <w:szCs w:val="24"/>
+                <w:lang w:val="vi-VN"/>
+              </w:rPr>
+              <w:t>- Người xem không phải là chủ sách (người bán).</w:t>
             </w:r>
           </w:p>
         </w:tc>
@@ -14012,7 +15273,7 @@
                 <w:szCs w:val="24"/>
                 <w:lang w:val="vi-VN"/>
               </w:rPr>
-              <w:t>AC7</w:t>
+              <w:t>AC9</w:t>
             </w:r>
             <w:r>
               <w:rPr>
@@ -14048,8 +15309,40 @@
               <w:rPr>
                 <w:rFonts w:cs="Arial"/>
                 <w:szCs w:val="24"/>
-              </w:rPr>
-              <w:t xml:space="preserve">Truy cập trang </w:t>
+                <w:lang w:val="vi-VN"/>
+              </w:rPr>
+              <w:t>Hiển thị nút “Tôi đã mua sách này”</w:t>
+            </w:r>
+          </w:p>
+        </w:tc>
+        <w:tc>
+          <w:tcPr>
+            <w:tcW w:w="2563" w:type="dxa"/>
+          </w:tcPr>
+          <w:p>
+            <w:pPr>
+              <w:spacing w:line="276" w:lineRule="auto"/>
+              <w:rPr>
+                <w:rFonts w:cs="Arial"/>
+                <w:szCs w:val="24"/>
+                <w:lang w:val="vi-VN"/>
+              </w:rPr>
+            </w:pPr>
+            <w:r>
+              <w:rPr>
+                <w:rFonts w:cs="Arial"/>
+                <w:szCs w:val="24"/>
+                <w:lang w:val="vi-VN"/>
+              </w:rPr>
+              <w:t>Trên trang</w:t>
+            </w:r>
+            <w:r>
+              <w:rPr>
+                <w:rFonts w:cs="Arial"/>
+                <w:szCs w:val="24"/>
+                <w:lang w:val="vi-VN"/>
+              </w:rPr>
+              <w:t xml:space="preserve"> </w:t>
             </w:r>
             <w:r>
               <w:rPr>
@@ -14057,6 +15350,7 @@
                 <w:b/>
                 <w:bCs/>
                 <w:szCs w:val="24"/>
+                <w:lang w:val="vi-VN"/>
               </w:rPr>
               <w:t>Xem</w:t>
             </w:r>
@@ -14068,50 +15362,16 @@
                 <w:szCs w:val="24"/>
                 <w:lang w:val="vi-VN"/>
               </w:rPr>
-              <w:t xml:space="preserve"> </w:t>
-            </w:r>
-            <w:r>
-              <w:rPr>
-                <w:rFonts w:cs="Arial"/>
-                <w:b/>
-                <w:bCs/>
-                <w:szCs w:val="24"/>
-              </w:rPr>
-              <w:t>chi tiết</w:t>
-            </w:r>
-          </w:p>
-        </w:tc>
-        <w:tc>
-          <w:tcPr>
-            <w:tcW w:w="2563" w:type="dxa"/>
-          </w:tcPr>
-          <w:p>
-            <w:pPr>
-              <w:spacing w:line="276" w:lineRule="auto"/>
-              <w:rPr>
-                <w:rFonts w:cs="Arial"/>
-                <w:szCs w:val="24"/>
-                <w:lang w:val="vi-VN"/>
-              </w:rPr>
-            </w:pPr>
-            <w:r>
-              <w:rPr>
-                <w:rFonts w:cs="Arial"/>
-                <w:szCs w:val="24"/>
-                <w:lang w:val="vi-VN"/>
-              </w:rPr>
-              <w:t>Người dùng chọn trang Xem chi tiết từ trang chủ hoặc Danh sách sách</w:t>
-            </w:r>
-          </w:p>
-          <w:p>
-            <w:pPr>
-              <w:spacing w:line="276" w:lineRule="auto"/>
-              <w:rPr>
-                <w:rFonts w:cs="Arial"/>
-                <w:szCs w:val="24"/>
-                <w:lang w:val="vi-VN"/>
-              </w:rPr>
-            </w:pPr>
+              <w:t xml:space="preserve"> chi tiết sách</w:t>
+            </w:r>
+            <w:r>
+              <w:rPr>
+                <w:rFonts w:cs="Arial"/>
+                <w:szCs w:val="24"/>
+                <w:lang w:val="vi-VN"/>
+              </w:rPr>
+              <w:t>, khu vực xác nhận mua sách.</w:t>
+            </w:r>
           </w:p>
         </w:tc>
         <w:tc>
@@ -14124,19 +15384,20 @@
                 <w:tab w:val="left" w:pos="162"/>
               </w:tabs>
               <w:spacing w:line="276" w:lineRule="auto"/>
-              <w:rPr>
-                <w:rFonts w:cs="Arial"/>
-                <w:szCs w:val="24"/>
-                <w:lang w:val="vi-VN"/>
-              </w:rPr>
-            </w:pPr>
-            <w:r>
-              <w:rPr>
-                <w:rFonts w:cs="Arial"/>
-                <w:szCs w:val="24"/>
-                <w:lang w:val="vi-VN"/>
-              </w:rPr>
-              <w:t xml:space="preserve">Tại màn hình </w:t>
+              <w:jc w:val="left"/>
+              <w:rPr>
+                <w:rFonts w:cs="Arial"/>
+                <w:szCs w:val="24"/>
+                <w:lang w:val="vi-VN"/>
+              </w:rPr>
+            </w:pPr>
+            <w:r>
+              <w:rPr>
+                <w:rFonts w:cs="Arial"/>
+                <w:szCs w:val="24"/>
+                <w:lang w:val="vi-VN"/>
+              </w:rPr>
+              <w:t>- Khung </w:t>
             </w:r>
             <w:r>
               <w:rPr>
@@ -14146,15 +15407,34 @@
                 <w:szCs w:val="24"/>
                 <w:lang w:val="vi-VN"/>
               </w:rPr>
-              <w:t>Trang chủ</w:t>
-            </w:r>
-            <w:r>
-              <w:rPr>
-                <w:rFonts w:cs="Arial"/>
-                <w:szCs w:val="24"/>
-                <w:lang w:val="vi-VN"/>
-              </w:rPr>
-              <w:t xml:space="preserve"> hoặc màn hình </w:t>
+              <w:t>“Xác nhận mua sách”</w:t>
+            </w:r>
+            <w:r>
+              <w:rPr>
+                <w:rFonts w:cs="Arial"/>
+                <w:szCs w:val="24"/>
+                <w:lang w:val="vi-VN"/>
+              </w:rPr>
+              <w:t> hiển thị với nội dung: </w:t>
+            </w:r>
+            <w:r>
+              <w:rPr>
+                <w:rFonts w:cs="Arial"/>
+                <w:i/>
+                <w:iCs/>
+                <w:szCs w:val="24"/>
+                <w:lang w:val="vi-VN"/>
+              </w:rPr>
+              <w:t>“Nếu bạn đã mua sách này, hãy gửi yêu cầu xác nhận để người bán duyệt.”</w:t>
+            </w:r>
+            <w:r>
+              <w:rPr>
+                <w:rFonts w:cs="Arial"/>
+                <w:szCs w:val="24"/>
+                <w:lang w:val="vi-VN"/>
+              </w:rPr>
+              <w:br/>
+              <w:t>- Nút </w:t>
             </w:r>
             <w:r>
               <w:rPr>
@@ -14164,33 +15444,15 @@
                 <w:szCs w:val="24"/>
                 <w:lang w:val="vi-VN"/>
               </w:rPr>
-              <w:t>Danh sách sách</w:t>
-            </w:r>
-            <w:r>
-              <w:rPr>
-                <w:rFonts w:cs="Arial"/>
-                <w:szCs w:val="24"/>
-                <w:lang w:val="vi-VN"/>
-              </w:rPr>
-              <w:t xml:space="preserve">, khi người dùng nhấn chọn </w:t>
-            </w:r>
-            <w:r>
-              <w:rPr>
-                <w:rFonts w:cs="Arial"/>
-                <w:b/>
-                <w:bCs/>
-                <w:szCs w:val="24"/>
-                <w:lang w:val="vi-VN"/>
-              </w:rPr>
-              <w:t>“Xem chi tiết”</w:t>
-            </w:r>
-            <w:r>
-              <w:rPr>
-                <w:rFonts w:cs="Arial"/>
-                <w:szCs w:val="24"/>
-                <w:lang w:val="vi-VN"/>
-              </w:rPr>
-              <w:t xml:space="preserve"> của một thẻ sách, hệ thống phải mở ra màn hình "Chi tiết sách" của riêng cuốn sách đó.</w:t>
+              <w:t>“Tôi đã mua sách này”</w:t>
+            </w:r>
+            <w:r>
+              <w:rPr>
+                <w:rFonts w:cs="Arial"/>
+                <w:szCs w:val="24"/>
+                <w:lang w:val="vi-VN"/>
+              </w:rPr>
+              <w:t>  chỉ hiển thị nếu người mua chưa từng gửi yêu cầu cho cuốn sách này</w:t>
             </w:r>
           </w:p>
         </w:tc>
@@ -14215,7 +15477,15 @@
                 <w:szCs w:val="24"/>
                 <w:lang w:val="vi-VN"/>
               </w:rPr>
-              <w:t>AC7.3</w:t>
+              <w:t>AC9</w:t>
+            </w:r>
+            <w:r>
+              <w:rPr>
+                <w:rFonts w:cs="Arial"/>
+                <w:szCs w:val="24"/>
+                <w:lang w:val="vi-VN"/>
+              </w:rPr>
+              <w:t>.3</w:t>
             </w:r>
           </w:p>
         </w:tc>
@@ -14270,6 +15540,5355 @@
               </w:rPr>
             </w:pPr>
           </w:p>
+          <w:p>
+            <w:pPr>
+              <w:tabs>
+                <w:tab w:val="left" w:pos="138"/>
+              </w:tabs>
+              <w:spacing w:line="276" w:lineRule="auto"/>
+              <w:ind w:hanging="145"/>
+              <w:rPr>
+                <w:rFonts w:cs="Arial"/>
+                <w:szCs w:val="24"/>
+                <w:lang w:val="vi-VN"/>
+              </w:rPr>
+            </w:pPr>
+            <w:r>
+              <w:rPr>
+                <w:rFonts w:cs="Arial"/>
+                <w:szCs w:val="24"/>
+                <w:lang w:val="vi-VN"/>
+              </w:rPr>
+              <w:tab/>
+              <w:t>Gửi yêu cầu</w:t>
+            </w:r>
+          </w:p>
+        </w:tc>
+        <w:tc>
+          <w:tcPr>
+            <w:tcW w:w="2563" w:type="dxa"/>
+          </w:tcPr>
+          <w:p>
+            <w:pPr>
+              <w:spacing w:line="276" w:lineRule="auto"/>
+              <w:rPr>
+                <w:rFonts w:cs="Arial"/>
+                <w:szCs w:val="24"/>
+                <w:lang w:val="vi-VN"/>
+              </w:rPr>
+            </w:pPr>
+            <w:r>
+              <w:rPr>
+                <w:rFonts w:cs="Arial"/>
+                <w:szCs w:val="24"/>
+                <w:lang w:val="vi-VN"/>
+              </w:rPr>
+              <w:t xml:space="preserve">Người mua nhấn nút </w:t>
+            </w:r>
+            <w:r>
+              <w:rPr>
+                <w:rFonts w:cs="Arial"/>
+                <w:b/>
+                <w:bCs/>
+                <w:szCs w:val="24"/>
+                <w:lang w:val="vi-VN"/>
+              </w:rPr>
+              <w:t>“Tôi đã mua sách này”</w:t>
+            </w:r>
+          </w:p>
+        </w:tc>
+        <w:tc>
+          <w:tcPr>
+            <w:tcW w:w="4370" w:type="dxa"/>
+          </w:tcPr>
+          <w:p>
+            <w:pPr>
+              <w:spacing w:line="276" w:lineRule="auto"/>
+              <w:jc w:val="left"/>
+              <w:rPr>
+                <w:rFonts w:cs="Arial"/>
+                <w:szCs w:val="24"/>
+                <w:lang w:val="vi-VN"/>
+              </w:rPr>
+            </w:pPr>
+            <w:r>
+              <w:rPr>
+                <w:rFonts w:cs="Arial"/>
+                <w:szCs w:val="24"/>
+                <w:lang w:val="vi-VN"/>
+              </w:rPr>
+              <w:t>- Ngay sau khi nhấn, giao diện thay đổi: ẩn nút “Tôi đã mua sách này”, hiển thị thông báo “Yêu cầu mua đang chờ duyệt. Vui lòng chờ người bán xác nhận.”</w:t>
+            </w:r>
+          </w:p>
+        </w:tc>
+      </w:tr>
+      <w:tr>
+        <w:tc>
+          <w:tcPr>
+            <w:tcW w:w="884" w:type="dxa"/>
+          </w:tcPr>
+          <w:p>
+            <w:pPr>
+              <w:spacing w:line="276" w:lineRule="auto"/>
+              <w:rPr>
+                <w:rFonts w:cs="Arial"/>
+                <w:szCs w:val="24"/>
+                <w:lang w:val="vi-VN"/>
+              </w:rPr>
+            </w:pPr>
+            <w:r>
+              <w:rPr>
+                <w:rFonts w:cs="Arial"/>
+                <w:szCs w:val="24"/>
+                <w:lang w:val="vi-VN"/>
+              </w:rPr>
+              <w:t>AC9</w:t>
+            </w:r>
+            <w:r>
+              <w:rPr>
+                <w:rFonts w:cs="Arial"/>
+                <w:szCs w:val="24"/>
+                <w:lang w:val="vi-VN"/>
+              </w:rPr>
+              <w:t>.4</w:t>
+            </w:r>
+          </w:p>
+        </w:tc>
+        <w:tc>
+          <w:tcPr>
+            <w:tcW w:w="1533" w:type="dxa"/>
+          </w:tcPr>
+          <w:p>
+            <w:pPr>
+              <w:spacing w:line="276" w:lineRule="auto"/>
+              <w:rPr>
+                <w:rFonts w:cs="Arial"/>
+                <w:szCs w:val="24"/>
+                <w:lang w:val="vi-VN"/>
+              </w:rPr>
+            </w:pPr>
+            <w:r>
+              <w:rPr>
+                <w:rFonts w:cs="Arial"/>
+                <w:szCs w:val="24"/>
+                <w:lang w:val="vi-VN"/>
+              </w:rPr>
+              <w:t>Thông báo cho người bán</w:t>
+            </w:r>
+          </w:p>
+        </w:tc>
+        <w:tc>
+          <w:tcPr>
+            <w:tcW w:w="2563" w:type="dxa"/>
+          </w:tcPr>
+          <w:p>
+            <w:pPr>
+              <w:spacing w:line="276" w:lineRule="auto"/>
+              <w:rPr>
+                <w:rFonts w:cs="Arial"/>
+                <w:szCs w:val="24"/>
+                <w:lang w:val="vi-VN"/>
+              </w:rPr>
+            </w:pPr>
+            <w:r>
+              <w:rPr>
+                <w:rFonts w:cs="Arial"/>
+                <w:szCs w:val="24"/>
+                <w:lang w:val="vi-VN"/>
+              </w:rPr>
+              <w:t>Hệ thống cập nhật yêu cầu đến người bán.</w:t>
+            </w:r>
+          </w:p>
+        </w:tc>
+        <w:tc>
+          <w:tcPr>
+            <w:tcW w:w="4370" w:type="dxa"/>
+          </w:tcPr>
+          <w:p>
+            <w:pPr>
+              <w:spacing w:line="276" w:lineRule="auto"/>
+              <w:jc w:val="left"/>
+              <w:rPr>
+                <w:rFonts w:cs="Arial"/>
+                <w:szCs w:val="24"/>
+                <w:lang w:val="vi-VN"/>
+              </w:rPr>
+            </w:pPr>
+            <w:r>
+              <w:rPr>
+                <w:rFonts w:cs="Arial"/>
+                <w:szCs w:val="24"/>
+                <w:lang w:val="vi-VN"/>
+              </w:rPr>
+              <w:t>- Yêu cầu xuất hiện trong khu vực “Yêu cầu</w:t>
+            </w:r>
+            <w:r>
+              <w:rPr>
+                <w:rFonts w:cs="Arial"/>
+                <w:szCs w:val="24"/>
+                <w:lang w:val="vi-VN"/>
+              </w:rPr>
+              <w:t xml:space="preserve"> mua đang</w:t>
+            </w:r>
+            <w:r>
+              <w:rPr>
+                <w:rFonts w:cs="Arial"/>
+                <w:szCs w:val="24"/>
+                <w:lang w:val="vi-VN"/>
+              </w:rPr>
+              <w:t xml:space="preserve"> chờ </w:t>
+            </w:r>
+            <w:r>
+              <w:rPr>
+                <w:rFonts w:cs="Arial"/>
+                <w:szCs w:val="24"/>
+                <w:lang w:val="vi-VN"/>
+              </w:rPr>
+              <w:t>duyệt(</w:t>
+            </w:r>
+            <w:r>
+              <w:rPr>
+                <w:rFonts w:cs="Arial"/>
+                <w:szCs w:val="24"/>
+                <w:lang w:val="vi-VN"/>
+              </w:rPr>
+              <w:t xml:space="preserve">X)”. X </w:t>
+            </w:r>
+            <w:r>
+              <w:rPr>
+                <w:rFonts w:cs="Arial"/>
+                <w:szCs w:val="24"/>
+                <w:lang w:val="vi-VN"/>
+              </w:rPr>
+              <w:t>là tổng</w:t>
+            </w:r>
+            <w:r>
+              <w:rPr>
+                <w:rFonts w:cs="Arial"/>
+                <w:szCs w:val="24"/>
+                <w:lang w:val="vi-VN"/>
+              </w:rPr>
+              <w:t xml:space="preserve"> số sách đang chờ duyệt</w:t>
+            </w:r>
+            <w:r>
+              <w:rPr>
+                <w:rFonts w:cs="Arial"/>
+                <w:szCs w:val="24"/>
+                <w:lang w:val="vi-VN"/>
+              </w:rPr>
+              <w:t>” trên trang Sách của tôi của người bán (như mô tả tại AC17.3).</w:t>
+            </w:r>
+          </w:p>
+          <w:p>
+            <w:pPr>
+              <w:spacing w:line="276" w:lineRule="auto"/>
+              <w:jc w:val="left"/>
+              <w:rPr>
+                <w:rFonts w:cs="Arial"/>
+                <w:szCs w:val="24"/>
+                <w:lang w:val="vi-VN"/>
+              </w:rPr>
+            </w:pPr>
+            <w:r>
+              <w:rPr>
+                <w:rFonts w:cs="Arial"/>
+                <w:szCs w:val="24"/>
+                <w:lang w:val="vi-VN"/>
+              </w:rPr>
+              <w:t>- Người bán có thể thấy ngay khi tải lại trang</w:t>
+            </w:r>
+          </w:p>
+        </w:tc>
+      </w:tr>
+      <w:tr>
+        <w:tc>
+          <w:tcPr>
+            <w:tcW w:w="884" w:type="dxa"/>
+          </w:tcPr>
+          <w:p>
+            <w:pPr>
+              <w:spacing w:line="276" w:lineRule="auto"/>
+              <w:rPr>
+                <w:rFonts w:cs="Arial"/>
+                <w:szCs w:val="24"/>
+                <w:lang w:val="vi-VN"/>
+              </w:rPr>
+            </w:pPr>
+            <w:r>
+              <w:rPr>
+                <w:rFonts w:cs="Arial"/>
+                <w:szCs w:val="24"/>
+                <w:lang w:val="vi-VN"/>
+              </w:rPr>
+              <w:t>AC9</w:t>
+            </w:r>
+            <w:r>
+              <w:rPr>
+                <w:rFonts w:cs="Arial"/>
+                <w:szCs w:val="24"/>
+                <w:lang w:val="vi-VN"/>
+              </w:rPr>
+              <w:t>.5</w:t>
+            </w:r>
+          </w:p>
+        </w:tc>
+        <w:tc>
+          <w:tcPr>
+            <w:tcW w:w="1533" w:type="dxa"/>
+          </w:tcPr>
+          <w:p>
+            <w:pPr>
+              <w:spacing w:line="276" w:lineRule="auto"/>
+              <w:ind w:hanging="287"/>
+              <w:rPr>
+                <w:rFonts w:cs="Arial"/>
+                <w:szCs w:val="24"/>
+                <w:lang w:val="vi-VN"/>
+              </w:rPr>
+            </w:pPr>
+            <w:r>
+              <w:rPr>
+                <w:rFonts w:cs="Arial"/>
+                <w:szCs w:val="24"/>
+                <w:lang w:val="vi-VN"/>
+              </w:rPr>
+              <w:tab/>
+              <w:t>Xử lý khi yêu cầu trước đó bị từ chối</w:t>
+            </w:r>
+          </w:p>
+        </w:tc>
+        <w:tc>
+          <w:tcPr>
+            <w:tcW w:w="2563" w:type="dxa"/>
+          </w:tcPr>
+          <w:p>
+            <w:pPr>
+              <w:spacing w:line="276" w:lineRule="auto"/>
+              <w:rPr>
+                <w:rFonts w:cs="Arial"/>
+                <w:szCs w:val="24"/>
+              </w:rPr>
+            </w:pPr>
+            <w:r>
+              <w:rPr>
+                <w:rFonts w:cs="Arial"/>
+                <w:szCs w:val="24"/>
+                <w:lang w:val="vi-VN"/>
+              </w:rPr>
+              <w:t>Người mua từng gửi yêu cầu cho sách này và bị người bán từ chối</w:t>
+            </w:r>
+          </w:p>
+        </w:tc>
+        <w:tc>
+          <w:tcPr>
+            <w:tcW w:w="4370" w:type="dxa"/>
+          </w:tcPr>
+          <w:p>
+            <w:pPr>
+              <w:pStyle w:val="ListParagraph"/>
+              <w:numPr>
+                <w:ilvl w:val="0"/>
+                <w:numId w:val="22"/>
+              </w:numPr>
+              <w:spacing w:line="276" w:lineRule="auto"/>
+              <w:jc w:val="left"/>
+              <w:rPr>
+                <w:rFonts w:cs="Arial"/>
+                <w:szCs w:val="24"/>
+                <w:lang w:val="vi-VN"/>
+              </w:rPr>
+            </w:pPr>
+            <w:r>
+              <w:rPr>
+                <w:rFonts w:cs="Arial"/>
+                <w:szCs w:val="24"/>
+                <w:lang w:val="vi-VN"/>
+              </w:rPr>
+              <w:t>Trên trang</w:t>
+            </w:r>
+            <w:r>
+              <w:rPr>
+                <w:rFonts w:cs="Arial"/>
+                <w:szCs w:val="24"/>
+              </w:rPr>
+              <w:t xml:space="preserve"> Xem</w:t>
+            </w:r>
+            <w:r>
+              <w:rPr>
+                <w:rFonts w:cs="Arial"/>
+                <w:szCs w:val="24"/>
+                <w:lang w:val="vi-VN"/>
+              </w:rPr>
+              <w:t xml:space="preserve"> chi tiết sách</w:t>
+            </w:r>
+            <w:r>
+              <w:rPr>
+                <w:rFonts w:cs="Arial"/>
+                <w:szCs w:val="24"/>
+                <w:lang w:val="vi-VN"/>
+              </w:rPr>
+              <w:t xml:space="preserve"> </w:t>
+            </w:r>
+            <w:r>
+              <w:rPr>
+                <w:rFonts w:cs="Arial"/>
+                <w:szCs w:val="24"/>
+                <w:lang w:val="vi-VN"/>
+              </w:rPr>
+              <w:t>hệ thống hiển thị thông báo:</w:t>
+            </w:r>
+            <w:r>
+              <w:rPr>
+                <w:rFonts w:cs="Arial"/>
+                <w:szCs w:val="24"/>
+                <w:lang w:val="vi-VN"/>
+              </w:rPr>
+              <w:t xml:space="preserve"> </w:t>
+            </w:r>
+            <w:r>
+              <w:rPr>
+                <w:rFonts w:cs="Arial"/>
+                <w:b/>
+                <w:bCs/>
+                <w:szCs w:val="24"/>
+                <w:lang w:val="vi-VN"/>
+              </w:rPr>
+              <w:t>“Yêu cầu mua trước đó đã bị từ chối.</w:t>
+            </w:r>
+            <w:r>
+              <w:rPr>
+                <w:rFonts w:cs="Arial"/>
+                <w:szCs w:val="24"/>
+                <w:lang w:val="vi-VN"/>
+              </w:rPr>
+              <w:t>”</w:t>
+            </w:r>
+            <w:r>
+              <w:rPr>
+                <w:rFonts w:cs="Arial"/>
+                <w:szCs w:val="24"/>
+                <w:lang w:val="vi-VN"/>
+              </w:rPr>
+              <w:t xml:space="preserve"> ở khu vực </w:t>
+            </w:r>
+            <w:r>
+              <w:rPr>
+                <w:rFonts w:cs="Arial"/>
+                <w:b/>
+                <w:bCs/>
+                <w:szCs w:val="24"/>
+                <w:lang w:val="vi-VN"/>
+              </w:rPr>
+              <w:t>“Xác nhận mua sách”</w:t>
+            </w:r>
+          </w:p>
+          <w:p>
+            <w:pPr>
+              <w:pStyle w:val="ListParagraph"/>
+              <w:numPr>
+                <w:ilvl w:val="0"/>
+                <w:numId w:val="22"/>
+              </w:numPr>
+              <w:spacing w:line="276" w:lineRule="auto"/>
+              <w:jc w:val="left"/>
+              <w:rPr>
+                <w:rFonts w:cs="Arial"/>
+                <w:szCs w:val="24"/>
+                <w:lang w:val="vi-VN"/>
+              </w:rPr>
+            </w:pPr>
+            <w:r>
+              <w:rPr>
+                <w:rFonts w:cs="Arial"/>
+                <w:szCs w:val="24"/>
+                <w:lang w:val="vi-VN"/>
+              </w:rPr>
+              <w:lastRenderedPageBreak/>
+              <w:t xml:space="preserve">Bên dưới thông báo, hiển thị nút “Gửi lại yêu cầu” </w:t>
+            </w:r>
+          </w:p>
+          <w:p>
+            <w:pPr>
+              <w:pStyle w:val="ListParagraph"/>
+              <w:numPr>
+                <w:ilvl w:val="0"/>
+                <w:numId w:val="22"/>
+              </w:numPr>
+              <w:spacing w:line="276" w:lineRule="auto"/>
+              <w:jc w:val="left"/>
+              <w:rPr>
+                <w:rFonts w:cs="Arial"/>
+                <w:szCs w:val="24"/>
+                <w:lang w:val="vi-VN"/>
+              </w:rPr>
+            </w:pPr>
+            <w:r>
+              <w:rPr>
+                <w:rFonts w:cs="Arial"/>
+                <w:szCs w:val="24"/>
+                <w:lang w:val="vi-VN"/>
+              </w:rPr>
+              <w:t>Sau khi gửi lại, giao diện chuyển sang trạng thái “Yêu cầu mua đang chờ duyệt. Vui lòng chờ người bán xác nhận.” (như AC9.3).</w:t>
+            </w:r>
+          </w:p>
+        </w:tc>
+      </w:tr>
+    </w:tbl>
+    <w:p/>
+    <w:p>
+      <w:pPr>
+        <w:pStyle w:val="Heading2"/>
+        <w:spacing w:line="276" w:lineRule="auto"/>
+        <w:rPr>
+          <w:rFonts w:eastAsia="Arial" w:cs="Arial"/>
+          <w:szCs w:val="24"/>
+        </w:rPr>
+      </w:pPr>
+      <w:r>
+        <w:rPr>
+          <w:rFonts w:cs="Arial"/>
+          <w:szCs w:val="24"/>
+          <w:lang w:val="vi-VN"/>
+        </w:rPr>
+        <w:t xml:space="preserve">User story </w:t>
+      </w:r>
+      <w:r>
+        <w:rPr>
+          <w:rFonts w:cs="Arial"/>
+          <w:szCs w:val="24"/>
+        </w:rPr>
+        <w:t>10</w:t>
+      </w:r>
+      <w:r>
+        <w:rPr>
+          <w:rFonts w:cs="Arial"/>
+          <w:szCs w:val="24"/>
+          <w:lang w:val="vi-VN"/>
+        </w:rPr>
+        <w:t xml:space="preserve">: </w:t>
+      </w:r>
+      <w:r>
+        <w:rPr>
+          <w:rFonts w:eastAsia="Arial" w:cs="Arial"/>
+          <w:szCs w:val="24"/>
+        </w:rPr>
+        <w:t>Duyệt</w:t>
+      </w:r>
+      <w:r>
+        <w:rPr>
+          <w:rFonts w:eastAsia="Arial" w:cs="Arial"/>
+          <w:szCs w:val="24"/>
+          <w:lang w:val="vi-VN"/>
+        </w:rPr>
+        <w:t>/ Từ chối yêu cầu mua</w:t>
+      </w:r>
+    </w:p>
+    <w:tbl>
+      <w:tblPr>
+        <w:tblStyle w:val="TableGrid"/>
+        <w:tblW w:w="0" w:type="auto"/>
+        <w:tblLook w:val="04A0" w:firstRow="1" w:lastRow="0" w:firstColumn="1" w:lastColumn="0" w:noHBand="0" w:noVBand="1"/>
+      </w:tblPr>
+      <w:tblGrid>
+        <w:gridCol w:w="1018"/>
+        <w:gridCol w:w="1519"/>
+        <w:gridCol w:w="2532"/>
+        <w:gridCol w:w="4281"/>
+      </w:tblGrid>
+      <w:tr>
+        <w:tc>
+          <w:tcPr>
+            <w:tcW w:w="1018" w:type="dxa"/>
+            <w:shd w:val="clear" w:color="auto" w:fill="C5E0B3" w:themeFill="accent6" w:themeFillTint="66"/>
+          </w:tcPr>
+          <w:p>
+            <w:pPr>
+              <w:spacing w:line="276" w:lineRule="auto"/>
+              <w:jc w:val="center"/>
+              <w:rPr>
+                <w:rFonts w:cs="Arial"/>
+                <w:b/>
+                <w:szCs w:val="24"/>
+                <w:lang w:val="vi-VN"/>
+              </w:rPr>
+            </w:pPr>
+            <w:r>
+              <w:rPr>
+                <w:rFonts w:cs="Arial"/>
+                <w:b/>
+                <w:szCs w:val="24"/>
+                <w:lang w:val="vi-VN"/>
+              </w:rPr>
+              <w:t>ID</w:t>
+            </w:r>
+          </w:p>
+        </w:tc>
+        <w:tc>
+          <w:tcPr>
+            <w:tcW w:w="1519" w:type="dxa"/>
+            <w:shd w:val="clear" w:color="auto" w:fill="C5E0B3" w:themeFill="accent6" w:themeFillTint="66"/>
+          </w:tcPr>
+          <w:p>
+            <w:pPr>
+              <w:spacing w:line="276" w:lineRule="auto"/>
+              <w:jc w:val="center"/>
+              <w:rPr>
+                <w:rFonts w:cs="Arial"/>
+                <w:b/>
+                <w:szCs w:val="24"/>
+                <w:lang w:val="vi-VN"/>
+              </w:rPr>
+            </w:pPr>
+            <w:r>
+              <w:rPr>
+                <w:rFonts w:cs="Arial"/>
+                <w:b/>
+                <w:szCs w:val="24"/>
+                <w:lang w:val="vi-VN"/>
+              </w:rPr>
+              <w:t>Feature</w:t>
+            </w:r>
+          </w:p>
+        </w:tc>
+        <w:tc>
+          <w:tcPr>
+            <w:tcW w:w="2532" w:type="dxa"/>
+            <w:shd w:val="clear" w:color="auto" w:fill="C5E0B3" w:themeFill="accent6" w:themeFillTint="66"/>
+          </w:tcPr>
+          <w:p>
+            <w:pPr>
+              <w:spacing w:line="276" w:lineRule="auto"/>
+              <w:jc w:val="center"/>
+              <w:rPr>
+                <w:rFonts w:cs="Arial"/>
+                <w:b/>
+                <w:szCs w:val="24"/>
+                <w:lang w:val="vi-VN"/>
+              </w:rPr>
+            </w:pPr>
+            <w:r>
+              <w:rPr>
+                <w:rFonts w:cs="Arial"/>
+                <w:b/>
+                <w:szCs w:val="24"/>
+                <w:lang w:val="vi-VN"/>
+              </w:rPr>
+              <w:t>Description</w:t>
+            </w:r>
+          </w:p>
+        </w:tc>
+        <w:tc>
+          <w:tcPr>
+            <w:tcW w:w="4281" w:type="dxa"/>
+            <w:shd w:val="clear" w:color="auto" w:fill="C5E0B3" w:themeFill="accent6" w:themeFillTint="66"/>
+          </w:tcPr>
+          <w:p>
+            <w:pPr>
+              <w:spacing w:line="276" w:lineRule="auto"/>
+              <w:jc w:val="center"/>
+              <w:rPr>
+                <w:rFonts w:cs="Arial"/>
+                <w:b/>
+                <w:szCs w:val="24"/>
+                <w:lang w:val="vi-VN"/>
+              </w:rPr>
+            </w:pPr>
+            <w:r>
+              <w:rPr>
+                <w:rFonts w:cs="Arial"/>
+                <w:b/>
+                <w:szCs w:val="24"/>
+                <w:lang w:val="vi-VN"/>
+              </w:rPr>
+              <w:t>Criteria</w:t>
+            </w:r>
+          </w:p>
+        </w:tc>
+      </w:tr>
+      <w:tr>
+        <w:tc>
+          <w:tcPr>
+            <w:tcW w:w="1018" w:type="dxa"/>
+          </w:tcPr>
+          <w:p>
+            <w:pPr>
+              <w:spacing w:line="276" w:lineRule="auto"/>
+              <w:rPr>
+                <w:rFonts w:cs="Arial"/>
+                <w:szCs w:val="24"/>
+                <w:lang w:val="vi-VN"/>
+              </w:rPr>
+            </w:pPr>
+            <w:r>
+              <w:rPr>
+                <w:rFonts w:cs="Arial"/>
+                <w:szCs w:val="24"/>
+                <w:lang w:val="vi-VN"/>
+              </w:rPr>
+              <w:t>AC</w:t>
+            </w:r>
+            <w:r>
+              <w:rPr>
+                <w:rFonts w:cs="Arial"/>
+                <w:szCs w:val="24"/>
+              </w:rPr>
+              <w:t>10</w:t>
+            </w:r>
+            <w:r>
+              <w:rPr>
+                <w:rFonts w:cs="Arial"/>
+                <w:szCs w:val="24"/>
+                <w:lang w:val="vi-VN"/>
+              </w:rPr>
+              <w:t>.1</w:t>
+            </w:r>
+          </w:p>
+        </w:tc>
+        <w:tc>
+          <w:tcPr>
+            <w:tcW w:w="1519" w:type="dxa"/>
+          </w:tcPr>
+          <w:p>
+            <w:pPr>
+              <w:spacing w:line="276" w:lineRule="auto"/>
+              <w:rPr>
+                <w:rFonts w:cs="Arial"/>
+                <w:szCs w:val="24"/>
+                <w:lang w:val="vi-VN"/>
+              </w:rPr>
+            </w:pPr>
+            <w:r>
+              <w:rPr>
+                <w:rFonts w:cs="Arial"/>
+                <w:szCs w:val="24"/>
+              </w:rPr>
+              <w:t>Điều kiện thực hiện</w:t>
+            </w:r>
+          </w:p>
+        </w:tc>
+        <w:tc>
+          <w:tcPr>
+            <w:tcW w:w="2532" w:type="dxa"/>
+          </w:tcPr>
+          <w:p>
+            <w:pPr>
+              <w:spacing w:line="276" w:lineRule="auto"/>
+              <w:rPr>
+                <w:rFonts w:cs="Arial"/>
+                <w:szCs w:val="24"/>
+                <w:lang w:val="vi-VN"/>
+              </w:rPr>
+            </w:pPr>
+          </w:p>
+        </w:tc>
+        <w:tc>
+          <w:tcPr>
+            <w:tcW w:w="4281" w:type="dxa"/>
+          </w:tcPr>
+          <w:p>
+            <w:pPr>
+              <w:spacing w:line="276" w:lineRule="auto"/>
+              <w:rPr>
+                <w:rFonts w:cs="Arial"/>
+                <w:szCs w:val="24"/>
+                <w:lang w:val="vi-VN"/>
+              </w:rPr>
+            </w:pPr>
+            <w:r>
+              <w:rPr>
+                <w:rFonts w:cs="Arial"/>
+                <w:szCs w:val="24"/>
+                <w:lang w:val="vi-VN"/>
+              </w:rPr>
+              <w:t>- Người dùng đã đăng nhập thành công.</w:t>
+            </w:r>
+          </w:p>
+          <w:p>
+            <w:pPr>
+              <w:spacing w:line="276" w:lineRule="auto"/>
+              <w:rPr>
+                <w:rFonts w:cs="Arial"/>
+                <w:szCs w:val="24"/>
+                <w:lang w:val="vi-VN"/>
+              </w:rPr>
+            </w:pPr>
+            <w:r>
+              <w:rPr>
+                <w:rFonts w:cs="Arial"/>
+                <w:szCs w:val="24"/>
+                <w:lang w:val="vi-VN"/>
+              </w:rPr>
+              <w:t xml:space="preserve">- Có ít nhất một yêu cầu mua sách từ người mua khác </w:t>
+            </w:r>
+          </w:p>
+          <w:p>
+            <w:pPr>
+              <w:spacing w:line="276" w:lineRule="auto"/>
+              <w:rPr>
+                <w:rFonts w:cs="Arial"/>
+                <w:szCs w:val="24"/>
+                <w:lang w:val="vi-VN"/>
+              </w:rPr>
+            </w:pPr>
+            <w:r>
+              <w:rPr>
+                <w:rFonts w:cs="Arial"/>
+                <w:szCs w:val="24"/>
+                <w:lang w:val="vi-VN"/>
+              </w:rPr>
+              <w:t>- Yêu cầu xuất hiện trong khu vực “</w:t>
+            </w:r>
+            <w:r>
+              <w:rPr>
+                <w:rFonts w:cs="Arial"/>
+                <w:b/>
+                <w:bCs/>
+                <w:szCs w:val="24"/>
+                <w:lang w:val="vi-VN"/>
+              </w:rPr>
+              <w:t>Yêu cầu mua đang chờ duyệt”</w:t>
+            </w:r>
+            <w:r>
+              <w:rPr>
+                <w:rFonts w:cs="Arial"/>
+                <w:szCs w:val="24"/>
+                <w:lang w:val="vi-VN"/>
+              </w:rPr>
+              <w:t xml:space="preserve"> trên trang Sách của tôi.</w:t>
+            </w:r>
+          </w:p>
+        </w:tc>
+      </w:tr>
+      <w:tr>
+        <w:tc>
+          <w:tcPr>
+            <w:tcW w:w="1018" w:type="dxa"/>
+          </w:tcPr>
+          <w:p>
+            <w:pPr>
+              <w:spacing w:line="276" w:lineRule="auto"/>
+              <w:rPr>
+                <w:rFonts w:cs="Arial"/>
+                <w:szCs w:val="24"/>
+                <w:lang w:val="vi-VN"/>
+              </w:rPr>
+            </w:pPr>
+            <w:r>
+              <w:rPr>
+                <w:rFonts w:cs="Arial"/>
+                <w:szCs w:val="24"/>
+                <w:lang w:val="vi-VN"/>
+              </w:rPr>
+              <w:t>AC</w:t>
+            </w:r>
+            <w:r>
+              <w:rPr>
+                <w:rFonts w:cs="Arial"/>
+                <w:szCs w:val="24"/>
+              </w:rPr>
+              <w:t>10</w:t>
+            </w:r>
+            <w:r>
+              <w:rPr>
+                <w:rFonts w:cs="Arial"/>
+                <w:szCs w:val="24"/>
+              </w:rPr>
+              <w:t>.</w:t>
+            </w:r>
+            <w:r>
+              <w:rPr>
+                <w:rFonts w:cs="Arial"/>
+                <w:szCs w:val="24"/>
+                <w:lang w:val="vi-VN"/>
+              </w:rPr>
+              <w:t>2</w:t>
+            </w:r>
+          </w:p>
+        </w:tc>
+        <w:tc>
+          <w:tcPr>
+            <w:tcW w:w="1519" w:type="dxa"/>
+          </w:tcPr>
+          <w:p>
+            <w:pPr>
+              <w:spacing w:line="276" w:lineRule="auto"/>
+              <w:rPr>
+                <w:rFonts w:cs="Arial"/>
+                <w:szCs w:val="24"/>
+                <w:lang w:val="vi-VN"/>
+              </w:rPr>
+            </w:pPr>
+            <w:r>
+              <w:rPr>
+                <w:rFonts w:cs="Arial"/>
+                <w:szCs w:val="24"/>
+                <w:lang w:val="vi-VN"/>
+              </w:rPr>
+              <w:t>Hiển thị danh sách yêu cầu</w:t>
+            </w:r>
+          </w:p>
+        </w:tc>
+        <w:tc>
+          <w:tcPr>
+            <w:tcW w:w="2532" w:type="dxa"/>
+          </w:tcPr>
+          <w:p>
+            <w:pPr>
+              <w:spacing w:line="276" w:lineRule="auto"/>
+              <w:rPr>
+                <w:rFonts w:cs="Arial"/>
+                <w:szCs w:val="24"/>
+                <w:lang w:val="vi-VN"/>
+              </w:rPr>
+            </w:pPr>
+            <w:r>
+              <w:rPr>
+                <w:rFonts w:cs="Arial"/>
+                <w:szCs w:val="24"/>
+                <w:lang w:val="vi-VN"/>
+              </w:rPr>
+              <w:t>Trên trang</w:t>
+            </w:r>
+            <w:r>
+              <w:rPr>
+                <w:rFonts w:cs="Arial"/>
+                <w:szCs w:val="24"/>
+                <w:lang w:val="vi-VN"/>
+              </w:rPr>
+              <w:t xml:space="preserve"> </w:t>
+            </w:r>
+            <w:r>
+              <w:rPr>
+                <w:rFonts w:cs="Arial"/>
+                <w:b/>
+                <w:bCs/>
+                <w:szCs w:val="24"/>
+                <w:lang w:val="vi-VN"/>
+              </w:rPr>
+              <w:t>Xem chi tiết sách</w:t>
+            </w:r>
+            <w:r>
+              <w:rPr>
+                <w:rFonts w:cs="Arial"/>
+                <w:szCs w:val="24"/>
+                <w:lang w:val="vi-VN"/>
+              </w:rPr>
+              <w:t>, khu vực xác nhận mua sách.</w:t>
+            </w:r>
+          </w:p>
+        </w:tc>
+        <w:tc>
+          <w:tcPr>
+            <w:tcW w:w="4281" w:type="dxa"/>
+          </w:tcPr>
+          <w:p>
+            <w:pPr>
+              <w:tabs>
+                <w:tab w:val="left" w:pos="162"/>
+              </w:tabs>
+              <w:spacing w:line="276" w:lineRule="auto"/>
+              <w:jc w:val="left"/>
+              <w:rPr>
+                <w:rFonts w:cs="Arial"/>
+                <w:szCs w:val="24"/>
+                <w:lang w:val="vi-VN"/>
+              </w:rPr>
+            </w:pPr>
+            <w:r>
+              <w:rPr>
+                <w:rFonts w:cs="Arial"/>
+                <w:szCs w:val="24"/>
+                <w:lang w:val="vi-VN"/>
+              </w:rPr>
+              <w:t>- Bảng có tiêu đề: “Yêu cầu mua đang chờ duyệt (X)”, với X là tổng số yêu cầu.</w:t>
+            </w:r>
+          </w:p>
+          <w:p>
+            <w:pPr>
+              <w:tabs>
+                <w:tab w:val="left" w:pos="162"/>
+              </w:tabs>
+              <w:spacing w:line="276" w:lineRule="auto"/>
+              <w:jc w:val="left"/>
+              <w:rPr>
+                <w:rFonts w:cs="Arial"/>
+                <w:szCs w:val="24"/>
+                <w:lang w:val="vi-VN"/>
+              </w:rPr>
+            </w:pPr>
+            <w:r>
+              <w:rPr>
+                <w:rFonts w:cs="Arial"/>
+                <w:szCs w:val="24"/>
+                <w:lang w:val="vi-VN"/>
+              </w:rPr>
+              <w:t xml:space="preserve">- Các cột: Sách (tên sách + giá), Người mua (tên + username), Ngày yêu cầu, Thao tác (gồm 2 nút: </w:t>
+            </w:r>
+            <w:r>
+              <w:rPr>
+                <w:rFonts w:cs="Arial"/>
+                <w:szCs w:val="24"/>
+                <w:lang w:val="vi-VN"/>
+              </w:rPr>
+              <w:t>“Duyệt”</w:t>
+            </w:r>
+            <w:r>
+              <w:rPr>
+                <w:rFonts w:cs="Arial"/>
+                <w:szCs w:val="24"/>
+                <w:lang w:val="vi-VN"/>
+              </w:rPr>
+              <w:t xml:space="preserve"> và </w:t>
+            </w:r>
+            <w:r>
+              <w:rPr>
+                <w:rFonts w:cs="Arial"/>
+                <w:szCs w:val="24"/>
+                <w:lang w:val="vi-VN"/>
+              </w:rPr>
+              <w:t>“T</w:t>
+            </w:r>
+            <w:r>
+              <w:rPr>
+                <w:rFonts w:cs="Arial"/>
+                <w:szCs w:val="24"/>
+                <w:lang w:val="vi-VN"/>
+              </w:rPr>
+              <w:t xml:space="preserve">ừ </w:t>
+            </w:r>
+            <w:r>
+              <w:rPr>
+                <w:rFonts w:cs="Arial"/>
+                <w:szCs w:val="24"/>
+                <w:lang w:val="vi-VN"/>
+              </w:rPr>
+              <w:t>chối”</w:t>
+            </w:r>
+            <w:r>
+              <w:rPr>
+                <w:rFonts w:cs="Arial"/>
+                <w:szCs w:val="24"/>
+                <w:lang w:val="vi-VN"/>
+              </w:rPr>
+              <w:t>).</w:t>
+            </w:r>
+          </w:p>
+          <w:p>
+            <w:pPr>
+              <w:tabs>
+                <w:tab w:val="left" w:pos="162"/>
+              </w:tabs>
+              <w:spacing w:line="276" w:lineRule="auto"/>
+              <w:jc w:val="left"/>
+              <w:rPr>
+                <w:rFonts w:cs="Arial"/>
+                <w:szCs w:val="24"/>
+                <w:lang w:val="vi-VN"/>
+              </w:rPr>
+            </w:pPr>
+            <w:r>
+              <w:rPr>
+                <w:rFonts w:cs="Arial"/>
+                <w:szCs w:val="24"/>
+                <w:lang w:val="vi-VN"/>
+              </w:rPr>
+              <w:t xml:space="preserve">- </w:t>
+            </w:r>
+            <w:r>
+              <w:rPr>
+                <w:rFonts w:cs="Arial"/>
+                <w:i/>
+                <w:iCs/>
+                <w:szCs w:val="24"/>
+                <w:lang w:val="vi-VN"/>
+              </w:rPr>
+              <w:t>Khi click vào bất kỳ vùng nào trong dòng (trừ hai nút), hệ thống chuyển đến trang chi tiết sách.</w:t>
+            </w:r>
+          </w:p>
+        </w:tc>
+      </w:tr>
+      <w:tr>
+        <w:trPr>
+          <w:trHeight w:val="54"/>
+        </w:trPr>
+        <w:tc>
+          <w:tcPr>
+            <w:tcW w:w="1018" w:type="dxa"/>
+          </w:tcPr>
+          <w:p>
+            <w:pPr>
+              <w:spacing w:line="276" w:lineRule="auto"/>
+              <w:rPr>
+                <w:rFonts w:cs="Arial"/>
+                <w:szCs w:val="24"/>
+                <w:lang w:val="vi-VN"/>
+              </w:rPr>
+            </w:pPr>
+            <w:r>
+              <w:rPr>
+                <w:rFonts w:cs="Arial"/>
+                <w:szCs w:val="24"/>
+                <w:lang w:val="vi-VN"/>
+              </w:rPr>
+              <w:t>AC</w:t>
+            </w:r>
+            <w:r>
+              <w:rPr>
+                <w:rFonts w:cs="Arial"/>
+                <w:szCs w:val="24"/>
+              </w:rPr>
+              <w:t>10</w:t>
+            </w:r>
+            <w:r>
+              <w:rPr>
+                <w:rFonts w:cs="Arial"/>
+                <w:szCs w:val="24"/>
+                <w:lang w:val="vi-VN"/>
+              </w:rPr>
+              <w:t>.3</w:t>
+            </w:r>
+          </w:p>
+        </w:tc>
+        <w:tc>
+          <w:tcPr>
+            <w:tcW w:w="1519" w:type="dxa"/>
+          </w:tcPr>
+          <w:p>
+            <w:pPr>
+              <w:tabs>
+                <w:tab w:val="left" w:pos="138"/>
+              </w:tabs>
+              <w:spacing w:line="276" w:lineRule="auto"/>
+              <w:rPr>
+                <w:rFonts w:cs="Arial"/>
+                <w:szCs w:val="24"/>
+                <w:lang w:val="vi-VN"/>
+              </w:rPr>
+            </w:pPr>
+            <w:r>
+              <w:rPr>
+                <w:rFonts w:cs="Arial"/>
+                <w:szCs w:val="24"/>
+              </w:rPr>
+              <w:t>Duyệt yêu cầu</w:t>
+            </w:r>
+          </w:p>
+        </w:tc>
+        <w:tc>
+          <w:tcPr>
+            <w:tcW w:w="2532" w:type="dxa"/>
+          </w:tcPr>
+          <w:p>
+            <w:pPr>
+              <w:spacing w:line="276" w:lineRule="auto"/>
+              <w:rPr>
+                <w:rFonts w:cs="Arial"/>
+                <w:szCs w:val="24"/>
+                <w:lang w:val="vi-VN"/>
+              </w:rPr>
+            </w:pPr>
+            <w:r>
+              <w:rPr>
+                <w:rFonts w:cs="Arial"/>
+                <w:szCs w:val="24"/>
+                <w:lang w:val="vi-VN"/>
+              </w:rPr>
+              <w:t xml:space="preserve">Người bán nhấn nút </w:t>
+            </w:r>
+            <w:r>
+              <w:rPr>
+                <w:rFonts w:cs="Arial"/>
+                <w:b/>
+                <w:szCs w:val="24"/>
+                <w:lang w:val="vi-VN"/>
+              </w:rPr>
+              <w:t>“Duyệt”</w:t>
+            </w:r>
+          </w:p>
+        </w:tc>
+        <w:tc>
+          <w:tcPr>
+            <w:tcW w:w="4281" w:type="dxa"/>
+          </w:tcPr>
+          <w:p>
+            <w:pPr>
+              <w:spacing w:line="276" w:lineRule="auto"/>
+              <w:jc w:val="left"/>
+              <w:rPr>
+                <w:rFonts w:cs="Arial"/>
+                <w:szCs w:val="24"/>
+                <w:lang w:val="vi-VN"/>
+              </w:rPr>
+            </w:pPr>
+            <w:r>
+              <w:rPr>
+                <w:rFonts w:cs="Arial"/>
+                <w:szCs w:val="24"/>
+                <w:lang w:val="vi-VN"/>
+              </w:rPr>
+              <w:t xml:space="preserve">- </w:t>
+            </w:r>
+            <w:r>
+              <w:rPr>
+                <w:rFonts w:cs="Arial"/>
+                <w:szCs w:val="24"/>
+                <w:lang w:val="vi-VN"/>
+              </w:rPr>
+              <w:t>Trên trang Sách của tôi (người bán)</w:t>
+            </w:r>
+            <w:r>
+              <w:rPr>
+                <w:rFonts w:cs="Arial"/>
+                <w:szCs w:val="24"/>
+                <w:lang w:val="vi-VN"/>
+              </w:rPr>
+              <w:t xml:space="preserve">: </w:t>
+            </w:r>
+            <w:r>
+              <w:rPr>
+                <w:rFonts w:cs="Arial"/>
+                <w:szCs w:val="24"/>
+                <w:lang w:val="vi-VN"/>
+              </w:rPr>
+              <w:t>Chuyển trạng thái cuốn sách</w:t>
+            </w:r>
+            <w:r>
+              <w:rPr>
+                <w:rFonts w:cs="Arial"/>
+                <w:szCs w:val="24"/>
+                <w:lang w:val="vi-VN"/>
+              </w:rPr>
+              <w:t xml:space="preserve"> từ “</w:t>
+            </w:r>
+            <w:r>
+              <w:rPr>
+                <w:rFonts w:cs="Arial"/>
+                <w:b/>
+                <w:bCs/>
+                <w:szCs w:val="24"/>
+                <w:lang w:val="vi-VN"/>
+              </w:rPr>
+              <w:t>Đang bán</w:t>
+            </w:r>
+            <w:r>
+              <w:rPr>
+                <w:rFonts w:cs="Arial"/>
+                <w:szCs w:val="24"/>
+                <w:lang w:val="vi-VN"/>
+              </w:rPr>
+              <w:t>”</w:t>
+            </w:r>
+            <w:r>
+              <w:rPr>
+                <w:rFonts w:cs="Arial"/>
+                <w:szCs w:val="24"/>
+                <w:lang w:val="vi-VN"/>
+              </w:rPr>
+              <w:t xml:space="preserve"> thành “</w:t>
+            </w:r>
+            <w:r>
+              <w:rPr>
+                <w:rFonts w:cs="Arial"/>
+                <w:b/>
+                <w:szCs w:val="24"/>
+                <w:lang w:val="vi-VN"/>
+              </w:rPr>
+              <w:t>Đã bán</w:t>
+            </w:r>
+            <w:r>
+              <w:rPr>
+                <w:rFonts w:cs="Arial"/>
+                <w:szCs w:val="24"/>
+                <w:lang w:val="vi-VN"/>
+              </w:rPr>
+              <w:t xml:space="preserve">” (sách bị ẩn khỏi Trang chủ và Danh sách </w:t>
+            </w:r>
+            <w:r>
+              <w:rPr>
+                <w:rFonts w:cs="Arial"/>
+                <w:szCs w:val="24"/>
+                <w:lang w:val="vi-VN"/>
+              </w:rPr>
+              <w:t>sách</w:t>
+            </w:r>
+            <w:r>
+              <w:rPr>
+                <w:rFonts w:cs="Arial"/>
+                <w:szCs w:val="24"/>
+                <w:lang w:val="vi-VN"/>
+              </w:rPr>
+              <w:t>)</w:t>
+            </w:r>
+          </w:p>
+          <w:p>
+            <w:pPr>
+              <w:spacing w:line="276" w:lineRule="auto"/>
+              <w:jc w:val="left"/>
+              <w:rPr>
+                <w:rFonts w:cs="Arial"/>
+                <w:szCs w:val="24"/>
+                <w:lang w:val="vi-VN"/>
+              </w:rPr>
+            </w:pPr>
+            <w:r>
+              <w:rPr>
+                <w:rFonts w:cs="Arial"/>
+                <w:szCs w:val="24"/>
+                <w:lang w:val="vi-VN"/>
+              </w:rPr>
+              <w:t>- Trên trang Sách đã mua (người mua): Sách tự động xuất hiện trong danh sách với đầy đủ thông tin: tên sách, người bán, giá, ngày mua (là ngày duyệt) và hiển thị nút “Đánh giá người bán”</w:t>
+            </w:r>
+          </w:p>
+          <w:p>
+            <w:pPr>
+              <w:spacing w:line="276" w:lineRule="auto"/>
+              <w:jc w:val="left"/>
+              <w:rPr>
+                <w:rFonts w:cs="Arial"/>
+                <w:szCs w:val="24"/>
+                <w:lang w:val="vi-VN"/>
+              </w:rPr>
+            </w:pPr>
+            <w:r>
+              <w:rPr>
+                <w:rFonts w:cs="Arial"/>
+                <w:szCs w:val="24"/>
+                <w:lang w:val="vi-VN"/>
+              </w:rPr>
+              <w:t>- Xóa dòng yêu cầu khỏi bảng “Yêu cầu chờ duyệt”.</w:t>
+            </w:r>
+          </w:p>
+        </w:tc>
+      </w:tr>
+      <w:tr>
+        <w:tc>
+          <w:tcPr>
+            <w:tcW w:w="1018" w:type="dxa"/>
+          </w:tcPr>
+          <w:p>
+            <w:pPr>
+              <w:spacing w:line="276" w:lineRule="auto"/>
+              <w:rPr>
+                <w:rFonts w:cs="Arial"/>
+                <w:szCs w:val="24"/>
+                <w:lang w:val="vi-VN"/>
+              </w:rPr>
+            </w:pPr>
+            <w:r>
+              <w:rPr>
+                <w:rFonts w:cs="Arial"/>
+                <w:szCs w:val="24"/>
+                <w:lang w:val="vi-VN"/>
+              </w:rPr>
+              <w:lastRenderedPageBreak/>
+              <w:t>AC</w:t>
+            </w:r>
+            <w:r>
+              <w:rPr>
+                <w:rFonts w:cs="Arial"/>
+                <w:szCs w:val="24"/>
+              </w:rPr>
+              <w:t>10</w:t>
+            </w:r>
+            <w:r>
+              <w:rPr>
+                <w:rFonts w:cs="Arial"/>
+                <w:szCs w:val="24"/>
+                <w:lang w:val="vi-VN"/>
+              </w:rPr>
+              <w:t>.4</w:t>
+            </w:r>
+          </w:p>
+        </w:tc>
+        <w:tc>
+          <w:tcPr>
+            <w:tcW w:w="1519" w:type="dxa"/>
+          </w:tcPr>
+          <w:p>
+            <w:pPr>
+              <w:spacing w:line="276" w:lineRule="auto"/>
+              <w:rPr>
+                <w:rFonts w:cs="Arial"/>
+                <w:szCs w:val="24"/>
+                <w:lang w:val="vi-VN"/>
+              </w:rPr>
+            </w:pPr>
+            <w:r>
+              <w:rPr>
+                <w:rFonts w:cs="Arial"/>
+                <w:szCs w:val="24"/>
+                <w:lang w:val="vi-VN"/>
+              </w:rPr>
+              <w:t>Từ chối yêu cầu</w:t>
+            </w:r>
+          </w:p>
+        </w:tc>
+        <w:tc>
+          <w:tcPr>
+            <w:tcW w:w="2532" w:type="dxa"/>
+          </w:tcPr>
+          <w:p>
+            <w:pPr>
+              <w:spacing w:line="276" w:lineRule="auto"/>
+              <w:rPr>
+                <w:rFonts w:cs="Arial"/>
+                <w:szCs w:val="24"/>
+                <w:lang w:val="vi-VN"/>
+              </w:rPr>
+            </w:pPr>
+            <w:r>
+              <w:rPr>
+                <w:rFonts w:cs="Arial"/>
+                <w:szCs w:val="24"/>
+                <w:lang w:val="vi-VN"/>
+              </w:rPr>
+              <w:t xml:space="preserve">Người bán nhấn nút </w:t>
+            </w:r>
+            <w:r>
+              <w:rPr>
+                <w:rFonts w:cs="Arial"/>
+                <w:szCs w:val="24"/>
+                <w:lang w:val="vi-VN"/>
+              </w:rPr>
+              <w:t>“</w:t>
+            </w:r>
+            <w:r>
+              <w:rPr>
+                <w:rFonts w:cs="Arial"/>
+                <w:b/>
+                <w:bCs/>
+                <w:szCs w:val="24"/>
+                <w:lang w:val="vi-VN"/>
+              </w:rPr>
+              <w:t xml:space="preserve">Từ </w:t>
+            </w:r>
+            <w:r>
+              <w:rPr>
+                <w:rFonts w:cs="Arial"/>
+                <w:b/>
+                <w:bCs/>
+                <w:szCs w:val="24"/>
+                <w:lang w:val="vi-VN"/>
+              </w:rPr>
+              <w:t>chối</w:t>
+            </w:r>
+            <w:r>
+              <w:rPr>
+                <w:rFonts w:cs="Arial"/>
+                <w:szCs w:val="24"/>
+                <w:lang w:val="vi-VN"/>
+              </w:rPr>
+              <w:t>”</w:t>
+            </w:r>
+          </w:p>
+        </w:tc>
+        <w:tc>
+          <w:tcPr>
+            <w:tcW w:w="4281" w:type="dxa"/>
+          </w:tcPr>
+          <w:p>
+            <w:pPr>
+              <w:spacing w:line="276" w:lineRule="auto"/>
+              <w:jc w:val="left"/>
+              <w:rPr>
+                <w:rFonts w:cs="Arial"/>
+                <w:szCs w:val="24"/>
+                <w:lang w:val="vi-VN"/>
+              </w:rPr>
+            </w:pPr>
+            <w:r>
+              <w:rPr>
+                <w:rFonts w:cs="Arial"/>
+                <w:szCs w:val="24"/>
+                <w:lang w:val="vi-VN"/>
+              </w:rPr>
+              <w:t>- Xóa dòng yêu cầu khỏi bảng “Yêu cầu chờ duyệt” của người bán</w:t>
+            </w:r>
+          </w:p>
+          <w:p>
+            <w:pPr>
+              <w:spacing w:line="276" w:lineRule="auto"/>
+              <w:jc w:val="left"/>
+              <w:rPr>
+                <w:rFonts w:cs="Arial"/>
+                <w:szCs w:val="24"/>
+                <w:lang w:val="vi-VN"/>
+              </w:rPr>
+            </w:pPr>
+            <w:r>
+              <w:rPr>
+                <w:rFonts w:cs="Arial"/>
+                <w:szCs w:val="24"/>
+                <w:lang w:val="vi-VN"/>
+              </w:rPr>
+              <w:t>- Sách vẫn giữ trạng thái “Đang bán”</w:t>
+            </w:r>
+          </w:p>
+          <w:p>
+            <w:pPr>
+              <w:spacing w:line="276" w:lineRule="auto"/>
+              <w:jc w:val="left"/>
+              <w:rPr>
+                <w:rFonts w:cs="Arial"/>
+                <w:szCs w:val="24"/>
+                <w:lang w:val="vi-VN"/>
+              </w:rPr>
+            </w:pPr>
+            <w:r>
+              <w:rPr>
+                <w:rFonts w:cs="Arial"/>
+                <w:szCs w:val="24"/>
+                <w:lang w:val="vi-VN"/>
+              </w:rPr>
+              <w:t xml:space="preserve">- Trong Xem chi tiết sách của </w:t>
+            </w:r>
+            <w:r>
+              <w:rPr>
+                <w:rFonts w:cs="Arial"/>
+                <w:szCs w:val="24"/>
+                <w:lang w:val="vi-VN"/>
+              </w:rPr>
+              <w:t>người mua</w:t>
+            </w:r>
+            <w:r>
+              <w:rPr>
+                <w:rFonts w:cs="Arial"/>
+                <w:szCs w:val="24"/>
+                <w:lang w:val="vi-VN"/>
+              </w:rPr>
+              <w:t xml:space="preserve"> hiển thị thông báo như AC9.5</w:t>
+            </w:r>
+          </w:p>
+        </w:tc>
+      </w:tr>
+    </w:tbl>
+    <w:p/>
+    <w:p>
+      <w:pPr>
+        <w:pStyle w:val="Heading2"/>
+        <w:spacing w:line="276" w:lineRule="auto"/>
+        <w:rPr>
+          <w:rFonts w:eastAsia="Arial" w:cs="Arial"/>
+          <w:szCs w:val="24"/>
+          <w:lang w:val="vi-VN"/>
+        </w:rPr>
+      </w:pPr>
+      <w:r>
+        <w:rPr>
+          <w:rFonts w:cs="Arial"/>
+          <w:szCs w:val="24"/>
+          <w:lang w:val="vi-VN"/>
+        </w:rPr>
+        <w:t xml:space="preserve">User story </w:t>
+      </w:r>
+      <w:r>
+        <w:rPr>
+          <w:rFonts w:cs="Arial"/>
+          <w:szCs w:val="24"/>
+          <w:lang w:val="vi-VN"/>
+        </w:rPr>
+        <w:t>11</w:t>
+      </w:r>
+      <w:r>
+        <w:rPr>
+          <w:rFonts w:cs="Arial"/>
+          <w:szCs w:val="24"/>
+          <w:lang w:val="vi-VN"/>
+        </w:rPr>
+        <w:t xml:space="preserve">: </w:t>
+      </w:r>
+      <w:r>
+        <w:rPr>
+          <w:rFonts w:eastAsia="Arial" w:cs="Arial"/>
+          <w:szCs w:val="24"/>
+          <w:lang w:val="vi-VN"/>
+        </w:rPr>
+        <w:t>Xem Sách đã mua</w:t>
+      </w:r>
+    </w:p>
+    <w:tbl>
+      <w:tblPr>
+        <w:tblStyle w:val="TableGrid"/>
+        <w:tblW w:w="0" w:type="auto"/>
+        <w:tblLook w:val="04A0" w:firstRow="1" w:lastRow="0" w:firstColumn="1" w:lastColumn="0" w:noHBand="0" w:noVBand="1"/>
+      </w:tblPr>
+      <w:tblGrid>
+        <w:gridCol w:w="1017"/>
+        <w:gridCol w:w="1246"/>
+        <w:gridCol w:w="1560"/>
+        <w:gridCol w:w="2409"/>
+        <w:gridCol w:w="3118"/>
+      </w:tblGrid>
+      <w:tr>
+        <w:tc>
+          <w:tcPr>
+            <w:tcW w:w="1017" w:type="dxa"/>
+            <w:tcBorders>
+              <w:top w:val="single" w:sz="4" w:space="0" w:color="auto"/>
+              <w:left w:val="single" w:sz="4" w:space="0" w:color="auto"/>
+              <w:bottom w:val="single" w:sz="4" w:space="0" w:color="auto"/>
+              <w:right w:val="single" w:sz="4" w:space="0" w:color="auto"/>
+            </w:tcBorders>
+            <w:shd w:val="clear" w:color="auto" w:fill="C5E0B3" w:themeFill="accent6" w:themeFillTint="66"/>
+            <w:hideMark/>
+          </w:tcPr>
+          <w:p>
+            <w:pPr>
+              <w:spacing w:after="160" w:line="276" w:lineRule="auto"/>
+              <w:rPr>
+                <w:rFonts w:cs="Arial"/>
+                <w:b/>
+                <w:szCs w:val="24"/>
+                <w:lang w:val="vi-VN"/>
+              </w:rPr>
+            </w:pPr>
+            <w:r>
+              <w:rPr>
+                <w:rFonts w:cs="Arial"/>
+                <w:b/>
+                <w:szCs w:val="24"/>
+                <w:lang w:val="vi-VN"/>
+              </w:rPr>
+              <w:t>ID</w:t>
+            </w:r>
+          </w:p>
+        </w:tc>
+        <w:tc>
+          <w:tcPr>
+            <w:tcW w:w="1246" w:type="dxa"/>
+            <w:tcBorders>
+              <w:top w:val="single" w:sz="4" w:space="0" w:color="auto"/>
+              <w:left w:val="single" w:sz="4" w:space="0" w:color="auto"/>
+              <w:bottom w:val="single" w:sz="4" w:space="0" w:color="auto"/>
+              <w:right w:val="single" w:sz="4" w:space="0" w:color="auto"/>
+            </w:tcBorders>
+            <w:shd w:val="clear" w:color="auto" w:fill="C5E0B3" w:themeFill="accent6" w:themeFillTint="66"/>
+            <w:hideMark/>
+          </w:tcPr>
+          <w:p>
+            <w:pPr>
+              <w:spacing w:after="160" w:line="276" w:lineRule="auto"/>
+              <w:rPr>
+                <w:rFonts w:cs="Arial"/>
+                <w:b/>
+                <w:szCs w:val="24"/>
+                <w:lang w:val="vi-VN"/>
+              </w:rPr>
+            </w:pPr>
+            <w:r>
+              <w:rPr>
+                <w:rFonts w:cs="Arial"/>
+                <w:b/>
+                <w:szCs w:val="24"/>
+                <w:lang w:val="vi-VN"/>
+              </w:rPr>
+              <w:t>Feature</w:t>
+            </w:r>
+          </w:p>
+        </w:tc>
+        <w:tc>
+          <w:tcPr>
+            <w:tcW w:w="1560" w:type="dxa"/>
+            <w:tcBorders>
+              <w:top w:val="single" w:sz="4" w:space="0" w:color="auto"/>
+              <w:left w:val="single" w:sz="4" w:space="0" w:color="auto"/>
+              <w:bottom w:val="single" w:sz="4" w:space="0" w:color="auto"/>
+              <w:right w:val="single" w:sz="4" w:space="0" w:color="auto"/>
+            </w:tcBorders>
+            <w:shd w:val="clear" w:color="auto" w:fill="C5E0B3" w:themeFill="accent6" w:themeFillTint="66"/>
+            <w:hideMark/>
+          </w:tcPr>
+          <w:p>
+            <w:pPr>
+              <w:spacing w:after="160" w:line="276" w:lineRule="auto"/>
+              <w:rPr>
+                <w:rFonts w:cs="Arial"/>
+                <w:b/>
+                <w:szCs w:val="24"/>
+                <w:lang w:val="vi-VN"/>
+              </w:rPr>
+            </w:pPr>
+            <w:r>
+              <w:rPr>
+                <w:rFonts w:cs="Arial"/>
+                <w:b/>
+                <w:szCs w:val="24"/>
+                <w:lang w:val="vi-VN"/>
+              </w:rPr>
+              <w:t>Description</w:t>
+            </w:r>
+          </w:p>
+        </w:tc>
+        <w:tc>
+          <w:tcPr>
+            <w:tcW w:w="5527" w:type="dxa"/>
+            <w:gridSpan w:val="2"/>
+            <w:tcBorders>
+              <w:top w:val="single" w:sz="4" w:space="0" w:color="auto"/>
+              <w:left w:val="single" w:sz="4" w:space="0" w:color="auto"/>
+              <w:bottom w:val="single" w:sz="4" w:space="0" w:color="auto"/>
+              <w:right w:val="single" w:sz="4" w:space="0" w:color="auto"/>
+            </w:tcBorders>
+            <w:shd w:val="clear" w:color="auto" w:fill="C5E0B3" w:themeFill="accent6" w:themeFillTint="66"/>
+            <w:hideMark/>
+          </w:tcPr>
+          <w:p>
+            <w:pPr>
+              <w:spacing w:after="160" w:line="276" w:lineRule="auto"/>
+              <w:rPr>
+                <w:rFonts w:cs="Arial"/>
+                <w:b/>
+                <w:szCs w:val="24"/>
+                <w:lang w:val="vi-VN"/>
+              </w:rPr>
+            </w:pPr>
+            <w:r>
+              <w:rPr>
+                <w:rFonts w:cs="Arial"/>
+                <w:b/>
+                <w:szCs w:val="24"/>
+                <w:lang w:val="vi-VN"/>
+              </w:rPr>
+              <w:t>Criteria</w:t>
+            </w:r>
+          </w:p>
+        </w:tc>
+      </w:tr>
+      <w:tr>
+        <w:tc>
+          <w:tcPr>
+            <w:tcW w:w="1017" w:type="dxa"/>
+            <w:tcBorders>
+              <w:top w:val="single" w:sz="4" w:space="0" w:color="auto"/>
+              <w:left w:val="single" w:sz="4" w:space="0" w:color="auto"/>
+              <w:bottom w:val="single" w:sz="4" w:space="0" w:color="auto"/>
+              <w:right w:val="single" w:sz="4" w:space="0" w:color="auto"/>
+            </w:tcBorders>
+            <w:hideMark/>
+          </w:tcPr>
+          <w:p>
+            <w:pPr>
+              <w:spacing w:after="160" w:line="276" w:lineRule="auto"/>
+              <w:rPr>
+                <w:rFonts w:cs="Arial"/>
+                <w:szCs w:val="24"/>
+                <w:lang w:val="vi-VN"/>
+              </w:rPr>
+            </w:pPr>
+            <w:r>
+              <w:rPr>
+                <w:rFonts w:cs="Arial"/>
+                <w:szCs w:val="24"/>
+                <w:lang w:val="vi-VN"/>
+              </w:rPr>
+              <w:t>AC1</w:t>
+            </w:r>
+            <w:r>
+              <w:rPr>
+                <w:rFonts w:cs="Arial"/>
+                <w:szCs w:val="24"/>
+              </w:rPr>
+              <w:t>1</w:t>
+            </w:r>
+            <w:r>
+              <w:rPr>
+                <w:rFonts w:cs="Arial"/>
+                <w:szCs w:val="24"/>
+                <w:lang w:val="vi-VN"/>
+              </w:rPr>
+              <w:t>.1</w:t>
+            </w:r>
+          </w:p>
+        </w:tc>
+        <w:tc>
+          <w:tcPr>
+            <w:tcW w:w="1246" w:type="dxa"/>
+            <w:tcBorders>
+              <w:top w:val="single" w:sz="4" w:space="0" w:color="auto"/>
+              <w:left w:val="single" w:sz="4" w:space="0" w:color="auto"/>
+              <w:bottom w:val="single" w:sz="4" w:space="0" w:color="auto"/>
+              <w:right w:val="single" w:sz="4" w:space="0" w:color="auto"/>
+            </w:tcBorders>
+            <w:hideMark/>
+          </w:tcPr>
+          <w:p>
+            <w:pPr>
+              <w:spacing w:after="160" w:line="276" w:lineRule="auto"/>
+              <w:rPr>
+                <w:rFonts w:cs="Arial"/>
+                <w:szCs w:val="24"/>
+                <w:lang w:val="vi-VN"/>
+              </w:rPr>
+            </w:pPr>
+            <w:r>
+              <w:rPr>
+                <w:rFonts w:cs="Arial"/>
+                <w:szCs w:val="24"/>
+              </w:rPr>
+              <w:t>Điều kiện thực hiện</w:t>
+            </w:r>
+          </w:p>
+        </w:tc>
+        <w:tc>
+          <w:tcPr>
+            <w:tcW w:w="1560" w:type="dxa"/>
+            <w:tcBorders>
+              <w:top w:val="single" w:sz="4" w:space="0" w:color="auto"/>
+              <w:left w:val="single" w:sz="4" w:space="0" w:color="auto"/>
+              <w:bottom w:val="single" w:sz="4" w:space="0" w:color="auto"/>
+              <w:right w:val="single" w:sz="4" w:space="0" w:color="auto"/>
+            </w:tcBorders>
+          </w:tcPr>
+          <w:p>
+            <w:pPr>
+              <w:spacing w:after="160" w:line="276" w:lineRule="auto"/>
+              <w:rPr>
+                <w:rFonts w:cs="Arial"/>
+                <w:szCs w:val="24"/>
+                <w:lang w:val="vi-VN"/>
+              </w:rPr>
+            </w:pPr>
+          </w:p>
+        </w:tc>
+        <w:tc>
+          <w:tcPr>
+            <w:tcW w:w="5527" w:type="dxa"/>
+            <w:gridSpan w:val="2"/>
+            <w:tcBorders>
+              <w:top w:val="single" w:sz="4" w:space="0" w:color="auto"/>
+              <w:left w:val="single" w:sz="4" w:space="0" w:color="auto"/>
+              <w:bottom w:val="single" w:sz="4" w:space="0" w:color="auto"/>
+              <w:right w:val="single" w:sz="4" w:space="0" w:color="auto"/>
+            </w:tcBorders>
+            <w:hideMark/>
+          </w:tcPr>
+          <w:p>
+            <w:pPr>
+              <w:numPr>
+                <w:ilvl w:val="0"/>
+                <w:numId w:val="34"/>
+              </w:numPr>
+              <w:spacing w:after="160" w:line="276" w:lineRule="auto"/>
+              <w:rPr>
+                <w:rFonts w:cs="Arial"/>
+                <w:b/>
+                <w:bCs/>
+                <w:szCs w:val="24"/>
+                <w:lang w:val="vi-VN"/>
+              </w:rPr>
+            </w:pPr>
+            <w:r>
+              <w:rPr>
+                <w:rFonts w:cs="Arial"/>
+                <w:szCs w:val="24"/>
+                <w:lang w:val="vi-VN"/>
+              </w:rPr>
+              <w:t xml:space="preserve">Người </w:t>
+            </w:r>
+            <w:r>
+              <w:rPr>
+                <w:rFonts w:cs="Arial"/>
+                <w:szCs w:val="24"/>
+                <w:lang w:val="vi-VN"/>
+              </w:rPr>
+              <w:t>mua</w:t>
+            </w:r>
+            <w:r>
+              <w:rPr>
+                <w:rFonts w:cs="Arial"/>
+                <w:szCs w:val="24"/>
+                <w:lang w:val="vi-VN"/>
+              </w:rPr>
+              <w:t xml:space="preserve"> đã đăng nhập thành công vào hệ thống</w:t>
+            </w:r>
+          </w:p>
+        </w:tc>
+      </w:tr>
+      <w:tr>
+        <w:tc>
+          <w:tcPr>
+            <w:tcW w:w="1017" w:type="dxa"/>
+            <w:tcBorders>
+              <w:top w:val="single" w:sz="4" w:space="0" w:color="auto"/>
+              <w:left w:val="single" w:sz="4" w:space="0" w:color="auto"/>
+              <w:bottom w:val="single" w:sz="4" w:space="0" w:color="auto"/>
+              <w:right w:val="single" w:sz="4" w:space="0" w:color="auto"/>
+            </w:tcBorders>
+            <w:hideMark/>
+          </w:tcPr>
+          <w:p>
+            <w:pPr>
+              <w:spacing w:after="160" w:line="276" w:lineRule="auto"/>
+              <w:rPr>
+                <w:rFonts w:cs="Arial"/>
+                <w:szCs w:val="24"/>
+                <w:lang w:val="vi-VN"/>
+              </w:rPr>
+            </w:pPr>
+            <w:r>
+              <w:rPr>
+                <w:rFonts w:cs="Arial"/>
+                <w:szCs w:val="24"/>
+                <w:lang w:val="vi-VN"/>
+              </w:rPr>
+              <w:t>AC1</w:t>
+            </w:r>
+            <w:r>
+              <w:rPr>
+                <w:rFonts w:cs="Arial"/>
+                <w:szCs w:val="24"/>
+              </w:rPr>
+              <w:t>1</w:t>
+            </w:r>
+            <w:r>
+              <w:rPr>
+                <w:rFonts w:cs="Arial"/>
+                <w:szCs w:val="24"/>
+              </w:rPr>
+              <w:t>.</w:t>
+            </w:r>
+            <w:r>
+              <w:rPr>
+                <w:rFonts w:cs="Arial"/>
+                <w:szCs w:val="24"/>
+                <w:lang w:val="vi-VN"/>
+              </w:rPr>
+              <w:t>2</w:t>
+            </w:r>
+          </w:p>
+        </w:tc>
+        <w:tc>
+          <w:tcPr>
+            <w:tcW w:w="1246" w:type="dxa"/>
+            <w:tcBorders>
+              <w:top w:val="single" w:sz="4" w:space="0" w:color="auto"/>
+              <w:left w:val="single" w:sz="4" w:space="0" w:color="auto"/>
+              <w:bottom w:val="single" w:sz="4" w:space="0" w:color="auto"/>
+              <w:right w:val="single" w:sz="4" w:space="0" w:color="auto"/>
+            </w:tcBorders>
+            <w:hideMark/>
+          </w:tcPr>
+          <w:p>
+            <w:pPr>
+              <w:spacing w:after="160" w:line="276" w:lineRule="auto"/>
+              <w:rPr>
+                <w:rFonts w:cs="Arial"/>
+                <w:szCs w:val="24"/>
+                <w:lang w:val="vi-VN"/>
+              </w:rPr>
+            </w:pPr>
+            <w:r>
+              <w:rPr>
+                <w:rFonts w:cs="Arial"/>
+                <w:szCs w:val="24"/>
+              </w:rPr>
+              <w:t>Xem</w:t>
+            </w:r>
+            <w:r>
+              <w:rPr>
+                <w:rFonts w:cs="Arial"/>
+                <w:szCs w:val="24"/>
+                <w:lang w:val="vi-VN"/>
+              </w:rPr>
+              <w:t xml:space="preserve"> Sách đã mua</w:t>
+            </w:r>
+          </w:p>
+        </w:tc>
+        <w:tc>
+          <w:tcPr>
+            <w:tcW w:w="1560" w:type="dxa"/>
+            <w:tcBorders>
+              <w:top w:val="single" w:sz="4" w:space="0" w:color="auto"/>
+              <w:left w:val="single" w:sz="4" w:space="0" w:color="auto"/>
+              <w:bottom w:val="single" w:sz="4" w:space="0" w:color="auto"/>
+              <w:right w:val="single" w:sz="4" w:space="0" w:color="auto"/>
+            </w:tcBorders>
+          </w:tcPr>
+          <w:p>
+            <w:pPr>
+              <w:spacing w:after="160" w:line="276" w:lineRule="auto"/>
+              <w:rPr>
+                <w:rFonts w:cs="Arial"/>
+                <w:szCs w:val="24"/>
+                <w:lang w:val="vi-VN"/>
+              </w:rPr>
+            </w:pPr>
+            <w:r>
+              <w:rPr>
+                <w:rFonts w:cs="Arial"/>
+                <w:szCs w:val="24"/>
+                <w:lang w:val="vi-VN"/>
+              </w:rPr>
+              <w:t xml:space="preserve">Người dùng </w:t>
+            </w:r>
+            <w:r>
+              <w:rPr>
+                <w:rFonts w:cs="Arial"/>
+                <w:szCs w:val="24"/>
+                <w:lang w:val="vi-VN"/>
+              </w:rPr>
+              <w:t xml:space="preserve">nhấn chọn </w:t>
+            </w:r>
+            <w:r>
+              <w:rPr>
+                <w:rFonts w:cs="Arial"/>
+                <w:b/>
+                <w:bCs/>
+                <w:szCs w:val="24"/>
+                <w:lang w:val="vi-VN"/>
+              </w:rPr>
+              <w:t>Sách đã mua</w:t>
+            </w:r>
+          </w:p>
+        </w:tc>
+        <w:tc>
+          <w:tcPr>
+            <w:tcW w:w="2409" w:type="dxa"/>
+            <w:tcBorders>
+              <w:top w:val="single" w:sz="4" w:space="0" w:color="auto"/>
+              <w:left w:val="single" w:sz="4" w:space="0" w:color="auto"/>
+              <w:bottom w:val="single" w:sz="4" w:space="0" w:color="auto"/>
+              <w:right w:val="single" w:sz="4" w:space="0" w:color="auto"/>
+            </w:tcBorders>
+            <w:hideMark/>
+          </w:tcPr>
+          <w:p>
+            <w:pPr>
+              <w:spacing w:line="276" w:lineRule="auto"/>
+              <w:jc w:val="left"/>
+              <w:rPr>
+                <w:rFonts w:cs="Arial"/>
+                <w:szCs w:val="24"/>
+                <w:lang w:val="vi-VN"/>
+              </w:rPr>
+            </w:pPr>
+            <w:r>
+              <w:rPr>
+                <w:rFonts w:cs="Arial"/>
+                <w:szCs w:val="24"/>
+                <w:lang w:val="vi-VN"/>
+              </w:rPr>
+              <w:t>Nếu người dùng chưa có bất kỳ giao dịch nào được người bán duyệt, trang hiển thị:</w:t>
+            </w:r>
+          </w:p>
+          <w:p>
+            <w:pPr>
+              <w:spacing w:line="276" w:lineRule="auto"/>
+              <w:jc w:val="left"/>
+              <w:rPr>
+                <w:rFonts w:cs="Arial"/>
+                <w:szCs w:val="24"/>
+                <w:lang w:val="vi-VN"/>
+              </w:rPr>
+            </w:pPr>
+            <w:r>
+              <w:rPr>
+                <w:rFonts w:cs="Arial"/>
+                <w:szCs w:val="24"/>
+                <w:lang w:val="vi-VN"/>
+              </w:rPr>
+              <w:t xml:space="preserve">- Thông báo: "Bạn chưa mua sách nào" </w:t>
+            </w:r>
+          </w:p>
+          <w:p>
+            <w:pPr>
+              <w:spacing w:line="276" w:lineRule="auto"/>
+              <w:jc w:val="left"/>
+              <w:rPr>
+                <w:rFonts w:cs="Arial"/>
+                <w:szCs w:val="24"/>
+                <w:lang w:val="vi-VN"/>
+              </w:rPr>
+            </w:pPr>
+            <w:r>
+              <w:rPr>
+                <w:rFonts w:cs="Arial"/>
+                <w:szCs w:val="24"/>
+                <w:lang w:val="vi-VN"/>
+              </w:rPr>
+              <w:t xml:space="preserve">- Mô tả: "Hãy khám phá và mua sách từ cộng đồng sinh viên </w:t>
+            </w:r>
+            <w:r>
+              <w:rPr>
+                <w:rFonts w:cs="Arial"/>
+                <w:szCs w:val="24"/>
+                <w:lang w:val="vi-VN"/>
+              </w:rPr>
+              <w:t>DUE</w:t>
+            </w:r>
+            <w:r>
+              <w:rPr>
+                <w:rFonts w:cs="Arial"/>
+                <w:szCs w:val="24"/>
+                <w:lang w:val="vi-VN"/>
+              </w:rPr>
+              <w:t>!"</w:t>
+            </w:r>
+          </w:p>
+          <w:p>
+            <w:pPr>
+              <w:spacing w:after="160" w:line="276" w:lineRule="auto"/>
+              <w:jc w:val="left"/>
+              <w:rPr>
+                <w:rFonts w:cs="Arial"/>
+                <w:b/>
+                <w:bCs/>
+                <w:szCs w:val="24"/>
+                <w:lang w:val="vi-VN"/>
+              </w:rPr>
+            </w:pPr>
+            <w:r>
+              <w:rPr>
+                <w:rFonts w:cs="Arial"/>
+                <w:szCs w:val="24"/>
+                <w:lang w:val="vi-VN"/>
+              </w:rPr>
+              <w:t xml:space="preserve">- Nút </w:t>
+            </w:r>
+            <w:r>
+              <w:rPr>
+                <w:rFonts w:cs="Arial"/>
+                <w:szCs w:val="24"/>
+                <w:lang w:val="vi-VN"/>
+              </w:rPr>
+              <w:t>“</w:t>
+            </w:r>
+            <w:r>
+              <w:rPr>
+                <w:rFonts w:cs="Arial"/>
+                <w:b/>
+                <w:bCs/>
+                <w:szCs w:val="24"/>
+                <w:lang w:val="vi-VN"/>
+              </w:rPr>
+              <w:t>Tìm kiếm sách</w:t>
+            </w:r>
+            <w:r>
+              <w:rPr>
+                <w:rFonts w:cs="Arial"/>
+                <w:szCs w:val="24"/>
+                <w:lang w:val="vi-VN"/>
+              </w:rPr>
+              <w:t>”</w:t>
+            </w:r>
+            <w:r>
+              <w:rPr>
+                <w:rFonts w:cs="Arial"/>
+                <w:szCs w:val="24"/>
+                <w:lang w:val="vi-VN"/>
+              </w:rPr>
+              <w:t xml:space="preserve">: Click vào chuyển đến trang </w:t>
+            </w:r>
+            <w:r>
+              <w:rPr>
+                <w:rFonts w:cs="Arial"/>
+                <w:b/>
+                <w:bCs/>
+                <w:szCs w:val="24"/>
+                <w:lang w:val="vi-VN"/>
+              </w:rPr>
+              <w:t>Danh sách sách</w:t>
+            </w:r>
+          </w:p>
+          <w:p>
+            <w:pPr>
+              <w:spacing w:line="276" w:lineRule="auto"/>
+              <w:jc w:val="left"/>
+              <w:rPr>
+                <w:rFonts w:cs="Arial"/>
+                <w:szCs w:val="24"/>
+                <w:lang w:val="vi-VN"/>
+              </w:rPr>
+            </w:pPr>
+          </w:p>
+        </w:tc>
+        <w:tc>
+          <w:tcPr>
+            <w:tcW w:w="3118" w:type="dxa"/>
+            <w:tcBorders>
+              <w:top w:val="single" w:sz="4" w:space="0" w:color="auto"/>
+              <w:left w:val="single" w:sz="4" w:space="0" w:color="auto"/>
+              <w:bottom w:val="single" w:sz="4" w:space="0" w:color="auto"/>
+              <w:right w:val="single" w:sz="4" w:space="0" w:color="auto"/>
+            </w:tcBorders>
+          </w:tcPr>
+          <w:p>
+            <w:pPr>
+              <w:spacing w:after="160" w:line="276" w:lineRule="auto"/>
+              <w:jc w:val="left"/>
+              <w:rPr>
+                <w:rFonts w:cs="Arial"/>
+                <w:szCs w:val="24"/>
+                <w:lang w:val="vi-VN"/>
+              </w:rPr>
+            </w:pPr>
+            <w:r>
+              <w:rPr>
+                <w:rFonts w:cs="Arial"/>
+                <w:szCs w:val="24"/>
+                <w:lang w:val="vi-VN"/>
+              </w:rPr>
+              <w:t>Nếu có ít nhất một giao dịch đã được người bán duyệt, trang hiển thị</w:t>
+            </w:r>
+            <w:r>
+              <w:rPr>
+                <w:rFonts w:cs="Arial"/>
+                <w:szCs w:val="24"/>
+                <w:lang w:val="vi-VN"/>
+              </w:rPr>
+              <w:t xml:space="preserve"> tổng số lượng sách đã mua và</w:t>
+            </w:r>
+            <w:r>
+              <w:rPr>
+                <w:rFonts w:cs="Arial"/>
+                <w:szCs w:val="24"/>
+                <w:lang w:val="vi-VN"/>
+              </w:rPr>
+              <w:t xml:space="preserve"> </w:t>
+            </w:r>
+            <w:r>
+              <w:rPr>
+                <w:rFonts w:cs="Arial"/>
+                <w:szCs w:val="24"/>
+                <w:lang w:val="vi-VN"/>
+              </w:rPr>
+              <w:t>d</w:t>
+            </w:r>
+            <w:r>
+              <w:rPr>
+                <w:rFonts w:cs="Arial"/>
+                <w:szCs w:val="24"/>
+                <w:lang w:val="vi-VN"/>
+              </w:rPr>
+              <w:t>anh sách các thẻ sách xếp theo thứ tự thời gian duyệt mới nhất lên đầu:</w:t>
+            </w:r>
+          </w:p>
+          <w:p>
+            <w:pPr>
+              <w:spacing w:line="276" w:lineRule="auto"/>
+              <w:jc w:val="left"/>
+              <w:rPr>
+                <w:rFonts w:cs="Arial"/>
+                <w:szCs w:val="24"/>
+                <w:lang w:val="vi-VN"/>
+              </w:rPr>
+            </w:pPr>
+            <w:r>
+              <w:rPr>
+                <w:rFonts w:cs="Arial"/>
+                <w:szCs w:val="24"/>
+                <w:lang w:val="vi-VN"/>
+              </w:rPr>
+              <w:t>- Tên sách (VD: "</w:t>
+            </w:r>
+            <w:r>
+              <w:rPr>
+                <w:rFonts w:cs="Arial"/>
+                <w:szCs w:val="24"/>
+                <w:lang w:val="vi-VN"/>
+              </w:rPr>
+              <w:t>Kinh tế vi mô”)</w:t>
+            </w:r>
+          </w:p>
+          <w:p>
+            <w:pPr>
+              <w:spacing w:line="276" w:lineRule="auto"/>
+              <w:jc w:val="left"/>
+              <w:rPr>
+                <w:rFonts w:cs="Arial"/>
+                <w:szCs w:val="24"/>
+                <w:lang w:val="vi-VN"/>
+              </w:rPr>
+            </w:pPr>
+            <w:r>
+              <w:rPr>
+                <w:rFonts w:cs="Arial"/>
+                <w:szCs w:val="24"/>
+                <w:lang w:val="vi-VN"/>
+              </w:rPr>
+              <w:t>- Người bán: Tên người bán (VD: "Trịnh Thảo Nguyên").</w:t>
+            </w:r>
+          </w:p>
+          <w:p>
+            <w:pPr>
+              <w:spacing w:line="276" w:lineRule="auto"/>
+              <w:jc w:val="left"/>
+              <w:rPr>
+                <w:rFonts w:cs="Arial"/>
+                <w:szCs w:val="24"/>
+                <w:lang w:val="vi-VN"/>
+              </w:rPr>
+            </w:pPr>
+            <w:r>
+              <w:rPr>
+                <w:rFonts w:cs="Arial"/>
+                <w:szCs w:val="24"/>
+                <w:lang w:val="vi-VN"/>
+              </w:rPr>
+              <w:t>- Ngày mua: Ngày giao dịch được duyệt (VD: "13/03/2026").</w:t>
+            </w:r>
+          </w:p>
+          <w:p>
+            <w:pPr>
+              <w:spacing w:line="276" w:lineRule="auto"/>
+              <w:jc w:val="left"/>
+              <w:rPr>
+                <w:rFonts w:cs="Arial"/>
+                <w:szCs w:val="24"/>
+                <w:lang w:val="vi-VN"/>
+              </w:rPr>
+            </w:pPr>
+            <w:r>
+              <w:rPr>
+                <w:rFonts w:cs="Arial"/>
+                <w:szCs w:val="24"/>
+                <w:lang w:val="vi-VN"/>
+              </w:rPr>
+              <w:t>- Giá tiền (VD:</w:t>
+            </w:r>
+            <w:r>
+              <w:rPr>
+                <w:rFonts w:cs="Arial"/>
+                <w:szCs w:val="24"/>
+                <w:lang w:val="vi-VN"/>
+              </w:rPr>
+              <w:t xml:space="preserve"> 12.000đ)</w:t>
+            </w:r>
+          </w:p>
+          <w:p>
+            <w:pPr>
+              <w:spacing w:line="276" w:lineRule="auto"/>
+              <w:jc w:val="left"/>
+              <w:rPr>
+                <w:rFonts w:cs="Arial"/>
+                <w:szCs w:val="24"/>
+                <w:lang w:val="vi-VN"/>
+              </w:rPr>
+            </w:pPr>
+            <w:r>
+              <w:rPr>
+                <w:rFonts w:cs="Arial"/>
+                <w:szCs w:val="24"/>
+                <w:lang w:val="vi-VN"/>
+              </w:rPr>
+              <w:t>- Ảnh bìa</w:t>
+            </w:r>
+          </w:p>
+          <w:p>
+            <w:pPr>
+              <w:spacing w:line="276" w:lineRule="auto"/>
+              <w:jc w:val="left"/>
+              <w:rPr>
+                <w:rFonts w:cs="Arial"/>
+                <w:szCs w:val="24"/>
+                <w:lang w:val="vi-VN"/>
+              </w:rPr>
+            </w:pPr>
+            <w:r>
+              <w:rPr>
+                <w:rFonts w:cs="Arial"/>
+                <w:szCs w:val="24"/>
+                <w:lang w:val="vi-VN"/>
+              </w:rPr>
+              <w:t xml:space="preserve">- Hiển thị tên người bán và </w:t>
+            </w:r>
+            <w:r>
+              <w:rPr>
+                <w:rFonts w:cs="Arial"/>
+                <w:szCs w:val="24"/>
+                <w:lang w:val="vi-VN"/>
+              </w:rPr>
+              <w:t xml:space="preserve">điểm sao trung bình (VD: </w:t>
+            </w:r>
+            <w:r>
+              <w:rPr>
+                <w:rFonts w:ascii="Segoe UI Symbol" w:hAnsi="Segoe UI Symbol" w:cs="Segoe UI Symbol"/>
+                <w:szCs w:val="24"/>
+                <w:lang w:val="vi-VN"/>
+              </w:rPr>
+              <w:t>★☆☆☆☆</w:t>
+            </w:r>
+            <w:r>
+              <w:rPr>
+                <w:rFonts w:cs="Arial"/>
+                <w:szCs w:val="24"/>
+                <w:lang w:val="vi-VN"/>
+              </w:rPr>
+              <w:t xml:space="preserve"> 2.0) và số lượng đánh giá (VD: 1 đánh giá).</w:t>
+            </w:r>
+          </w:p>
+          <w:p>
+            <w:pPr>
+              <w:spacing w:line="276" w:lineRule="auto"/>
+              <w:jc w:val="left"/>
+              <w:rPr>
+                <w:rFonts w:cs="Arial"/>
+                <w:szCs w:val="24"/>
+                <w:lang w:val="vi-VN"/>
+              </w:rPr>
+            </w:pPr>
+            <w:r>
+              <w:rPr>
+                <w:rFonts w:cs="Arial"/>
+                <w:szCs w:val="24"/>
+                <w:lang w:val="vi-VN"/>
+              </w:rPr>
+              <w:t>- Trạng thái đánh giá:</w:t>
+            </w:r>
+          </w:p>
+          <w:p>
+            <w:pPr>
+              <w:spacing w:line="276" w:lineRule="auto"/>
+              <w:jc w:val="left"/>
+              <w:rPr>
+                <w:rFonts w:cs="Arial"/>
+                <w:szCs w:val="24"/>
+                <w:lang w:val="vi-VN"/>
+              </w:rPr>
+            </w:pPr>
+            <w:r>
+              <w:rPr>
+                <w:rFonts w:cs="Arial"/>
+                <w:szCs w:val="24"/>
+                <w:lang w:val="vi-VN"/>
+              </w:rPr>
+              <w:t xml:space="preserve">* Nếu chưa đánh giá: Hiển thị nút </w:t>
+            </w:r>
+            <w:r>
+              <w:rPr>
+                <w:rFonts w:cs="Arial"/>
+                <w:szCs w:val="24"/>
+                <w:lang w:val="vi-VN"/>
+              </w:rPr>
+              <w:t>“</w:t>
+            </w:r>
+            <w:r>
+              <w:rPr>
+                <w:rFonts w:cs="Arial"/>
+                <w:szCs w:val="24"/>
+                <w:lang w:val="vi-VN"/>
+              </w:rPr>
+              <w:t xml:space="preserve">Đánh giá người </w:t>
+            </w:r>
+            <w:r>
+              <w:rPr>
+                <w:rFonts w:cs="Arial"/>
+                <w:szCs w:val="24"/>
+                <w:lang w:val="vi-VN"/>
+              </w:rPr>
+              <w:t>bán”</w:t>
+            </w:r>
+          </w:p>
+          <w:p>
+            <w:pPr>
+              <w:spacing w:line="276" w:lineRule="auto"/>
+              <w:jc w:val="left"/>
+              <w:rPr>
+                <w:rFonts w:cs="Arial"/>
+                <w:szCs w:val="24"/>
+                <w:lang w:val="vi-VN"/>
+              </w:rPr>
+            </w:pPr>
+            <w:r>
+              <w:rPr>
+                <w:rFonts w:cs="Arial"/>
+                <w:szCs w:val="24"/>
+                <w:lang w:val="vi-VN"/>
+              </w:rPr>
+              <w:t xml:space="preserve">* Nếu đã đánh giá: Hiển thị điểm sao (VD: </w:t>
+            </w:r>
+            <w:r>
+              <w:rPr>
+                <w:rFonts w:ascii="Segoe UI Symbol" w:hAnsi="Segoe UI Symbol" w:cs="Segoe UI Symbol"/>
+                <w:szCs w:val="24"/>
+                <w:lang w:val="vi-VN"/>
+              </w:rPr>
+              <w:t>★☆☆☆☆</w:t>
+            </w:r>
+            <w:r>
+              <w:rPr>
+                <w:rFonts w:cs="Arial"/>
+                <w:szCs w:val="24"/>
+                <w:lang w:val="vi-VN"/>
+              </w:rPr>
+              <w:t xml:space="preserve"> ) </w:t>
+            </w:r>
+            <w:r>
+              <w:rPr>
+                <w:rFonts w:cs="Arial"/>
+                <w:szCs w:val="24"/>
+                <w:lang w:val="vi-VN"/>
+              </w:rPr>
+              <w:t>và bình luận đã đánh giá</w:t>
+            </w:r>
+          </w:p>
+        </w:tc>
+      </w:tr>
+    </w:tbl>
+    <w:p>
+      <w:pPr>
+        <w:pStyle w:val="Heading2"/>
+        <w:spacing w:line="276" w:lineRule="auto"/>
+        <w:rPr>
+          <w:rFonts w:eastAsia="Arial" w:cs="Arial"/>
+          <w:szCs w:val="24"/>
+          <w:lang w:val="vi-VN"/>
+        </w:rPr>
+      </w:pPr>
+      <w:r>
+        <w:rPr>
+          <w:rFonts w:cs="Arial"/>
+          <w:szCs w:val="24"/>
+          <w:lang w:val="vi-VN"/>
+        </w:rPr>
+        <w:lastRenderedPageBreak/>
+        <w:t xml:space="preserve">User story </w:t>
+      </w:r>
+      <w:r>
+        <w:rPr>
+          <w:rFonts w:cs="Arial"/>
+          <w:szCs w:val="24"/>
+          <w:lang w:val="vi-VN"/>
+        </w:rPr>
+        <w:t>12</w:t>
+      </w:r>
+      <w:r>
+        <w:rPr>
+          <w:rFonts w:cs="Arial"/>
+          <w:szCs w:val="24"/>
+          <w:lang w:val="vi-VN"/>
+        </w:rPr>
+        <w:t xml:space="preserve">: </w:t>
+      </w:r>
+      <w:r>
+        <w:rPr>
+          <w:rFonts w:eastAsia="Arial" w:cs="Arial"/>
+          <w:szCs w:val="24"/>
+          <w:lang w:val="vi-VN"/>
+        </w:rPr>
+        <w:t>Đánh giá người bán</w:t>
+      </w:r>
+    </w:p>
+    <w:tbl>
+      <w:tblPr>
+        <w:tblStyle w:val="TableGrid"/>
+        <w:tblW w:w="0" w:type="auto"/>
+        <w:tblLook w:val="04A0" w:firstRow="1" w:lastRow="0" w:firstColumn="1" w:lastColumn="0" w:noHBand="0" w:noVBand="1"/>
+      </w:tblPr>
+      <w:tblGrid>
+        <w:gridCol w:w="1150"/>
+        <w:gridCol w:w="1501"/>
+        <w:gridCol w:w="2490"/>
+        <w:gridCol w:w="4209"/>
+      </w:tblGrid>
+      <w:tr>
+        <w:tc>
+          <w:tcPr>
+            <w:tcW w:w="1150" w:type="dxa"/>
+            <w:tcBorders>
+              <w:top w:val="single" w:sz="4" w:space="0" w:color="auto"/>
+              <w:left w:val="single" w:sz="4" w:space="0" w:color="auto"/>
+              <w:bottom w:val="single" w:sz="4" w:space="0" w:color="auto"/>
+              <w:right w:val="single" w:sz="4" w:space="0" w:color="auto"/>
+            </w:tcBorders>
+            <w:shd w:val="clear" w:color="auto" w:fill="C5E0B3" w:themeFill="accent6" w:themeFillTint="66"/>
+            <w:hideMark/>
+          </w:tcPr>
+          <w:p>
+            <w:pPr>
+              <w:spacing w:after="160" w:line="276" w:lineRule="auto"/>
+              <w:rPr>
+                <w:rFonts w:cs="Arial"/>
+                <w:b/>
+                <w:szCs w:val="24"/>
+                <w:lang w:val="vi-VN"/>
+              </w:rPr>
+            </w:pPr>
+            <w:r>
+              <w:rPr>
+                <w:rFonts w:cs="Arial"/>
+                <w:b/>
+                <w:szCs w:val="24"/>
+                <w:lang w:val="vi-VN"/>
+              </w:rPr>
+              <w:t>ID</w:t>
+            </w:r>
+          </w:p>
+        </w:tc>
+        <w:tc>
+          <w:tcPr>
+            <w:tcW w:w="1501" w:type="dxa"/>
+            <w:tcBorders>
+              <w:top w:val="single" w:sz="4" w:space="0" w:color="auto"/>
+              <w:left w:val="single" w:sz="4" w:space="0" w:color="auto"/>
+              <w:bottom w:val="single" w:sz="4" w:space="0" w:color="auto"/>
+              <w:right w:val="single" w:sz="4" w:space="0" w:color="auto"/>
+            </w:tcBorders>
+            <w:shd w:val="clear" w:color="auto" w:fill="C5E0B3" w:themeFill="accent6" w:themeFillTint="66"/>
+            <w:hideMark/>
+          </w:tcPr>
+          <w:p>
+            <w:pPr>
+              <w:spacing w:after="160" w:line="276" w:lineRule="auto"/>
+              <w:rPr>
+                <w:rFonts w:cs="Arial"/>
+                <w:b/>
+                <w:szCs w:val="24"/>
+                <w:lang w:val="vi-VN"/>
+              </w:rPr>
+            </w:pPr>
+            <w:r>
+              <w:rPr>
+                <w:rFonts w:cs="Arial"/>
+                <w:b/>
+                <w:szCs w:val="24"/>
+                <w:lang w:val="vi-VN"/>
+              </w:rPr>
+              <w:t>Feature</w:t>
+            </w:r>
+          </w:p>
+        </w:tc>
+        <w:tc>
+          <w:tcPr>
+            <w:tcW w:w="2490" w:type="dxa"/>
+            <w:tcBorders>
+              <w:top w:val="single" w:sz="4" w:space="0" w:color="auto"/>
+              <w:left w:val="single" w:sz="4" w:space="0" w:color="auto"/>
+              <w:bottom w:val="single" w:sz="4" w:space="0" w:color="auto"/>
+              <w:right w:val="single" w:sz="4" w:space="0" w:color="auto"/>
+            </w:tcBorders>
+            <w:shd w:val="clear" w:color="auto" w:fill="C5E0B3" w:themeFill="accent6" w:themeFillTint="66"/>
+            <w:hideMark/>
+          </w:tcPr>
+          <w:p>
+            <w:pPr>
+              <w:spacing w:after="160" w:line="276" w:lineRule="auto"/>
+              <w:rPr>
+                <w:rFonts w:cs="Arial"/>
+                <w:b/>
+                <w:szCs w:val="24"/>
+                <w:lang w:val="vi-VN"/>
+              </w:rPr>
+            </w:pPr>
+            <w:r>
+              <w:rPr>
+                <w:rFonts w:cs="Arial"/>
+                <w:b/>
+                <w:szCs w:val="24"/>
+                <w:lang w:val="vi-VN"/>
+              </w:rPr>
+              <w:t>Description</w:t>
+            </w:r>
+          </w:p>
+        </w:tc>
+        <w:tc>
+          <w:tcPr>
+            <w:tcW w:w="4209" w:type="dxa"/>
+            <w:tcBorders>
+              <w:top w:val="single" w:sz="4" w:space="0" w:color="auto"/>
+              <w:left w:val="single" w:sz="4" w:space="0" w:color="auto"/>
+              <w:bottom w:val="single" w:sz="4" w:space="0" w:color="auto"/>
+              <w:right w:val="single" w:sz="4" w:space="0" w:color="auto"/>
+            </w:tcBorders>
+            <w:shd w:val="clear" w:color="auto" w:fill="C5E0B3" w:themeFill="accent6" w:themeFillTint="66"/>
+            <w:hideMark/>
+          </w:tcPr>
+          <w:p>
+            <w:pPr>
+              <w:spacing w:after="160" w:line="276" w:lineRule="auto"/>
+              <w:rPr>
+                <w:rFonts w:cs="Arial"/>
+                <w:b/>
+                <w:szCs w:val="24"/>
+                <w:lang w:val="vi-VN"/>
+              </w:rPr>
+            </w:pPr>
+            <w:r>
+              <w:rPr>
+                <w:rFonts w:cs="Arial"/>
+                <w:b/>
+                <w:szCs w:val="24"/>
+                <w:lang w:val="vi-VN"/>
+              </w:rPr>
+              <w:t>Criteria</w:t>
+            </w:r>
+          </w:p>
+        </w:tc>
+      </w:tr>
+      <w:tr>
+        <w:tc>
+          <w:tcPr>
+            <w:tcW w:w="1150" w:type="dxa"/>
+            <w:tcBorders>
+              <w:top w:val="single" w:sz="4" w:space="0" w:color="auto"/>
+              <w:left w:val="single" w:sz="4" w:space="0" w:color="auto"/>
+              <w:bottom w:val="single" w:sz="4" w:space="0" w:color="auto"/>
+              <w:right w:val="single" w:sz="4" w:space="0" w:color="auto"/>
+            </w:tcBorders>
+            <w:hideMark/>
+          </w:tcPr>
+          <w:p>
+            <w:pPr>
+              <w:spacing w:after="160" w:line="276" w:lineRule="auto"/>
+              <w:rPr>
+                <w:rFonts w:cs="Arial"/>
+                <w:szCs w:val="24"/>
+                <w:lang w:val="vi-VN"/>
+              </w:rPr>
+            </w:pPr>
+            <w:r>
+              <w:rPr>
+                <w:rFonts w:cs="Arial"/>
+                <w:szCs w:val="24"/>
+                <w:lang w:val="vi-VN"/>
+              </w:rPr>
+              <w:t>AC12</w:t>
+            </w:r>
+            <w:r>
+              <w:rPr>
+                <w:rFonts w:cs="Arial"/>
+                <w:szCs w:val="24"/>
+                <w:lang w:val="vi-VN"/>
+              </w:rPr>
+              <w:t>.1</w:t>
+            </w:r>
+          </w:p>
+        </w:tc>
+        <w:tc>
+          <w:tcPr>
+            <w:tcW w:w="1501" w:type="dxa"/>
+            <w:tcBorders>
+              <w:top w:val="single" w:sz="4" w:space="0" w:color="auto"/>
+              <w:left w:val="single" w:sz="4" w:space="0" w:color="auto"/>
+              <w:bottom w:val="single" w:sz="4" w:space="0" w:color="auto"/>
+              <w:right w:val="single" w:sz="4" w:space="0" w:color="auto"/>
+            </w:tcBorders>
+            <w:hideMark/>
+          </w:tcPr>
+          <w:p>
+            <w:pPr>
+              <w:spacing w:after="160" w:line="276" w:lineRule="auto"/>
+              <w:rPr>
+                <w:rFonts w:cs="Arial"/>
+                <w:szCs w:val="24"/>
+                <w:lang w:val="vi-VN"/>
+              </w:rPr>
+            </w:pPr>
+            <w:r>
+              <w:rPr>
+                <w:rFonts w:cs="Arial"/>
+                <w:szCs w:val="24"/>
+              </w:rPr>
+              <w:t>Điều kiện thực hiện</w:t>
+            </w:r>
+          </w:p>
+        </w:tc>
+        <w:tc>
+          <w:tcPr>
+            <w:tcW w:w="2490" w:type="dxa"/>
+            <w:tcBorders>
+              <w:top w:val="single" w:sz="4" w:space="0" w:color="auto"/>
+              <w:left w:val="single" w:sz="4" w:space="0" w:color="auto"/>
+              <w:bottom w:val="single" w:sz="4" w:space="0" w:color="auto"/>
+              <w:right w:val="single" w:sz="4" w:space="0" w:color="auto"/>
+            </w:tcBorders>
+          </w:tcPr>
+          <w:p>
+            <w:pPr>
+              <w:spacing w:after="160" w:line="276" w:lineRule="auto"/>
+              <w:rPr>
+                <w:rFonts w:cs="Arial"/>
+                <w:szCs w:val="24"/>
+                <w:lang w:val="vi-VN"/>
+              </w:rPr>
+            </w:pPr>
+          </w:p>
+        </w:tc>
+        <w:tc>
+          <w:tcPr>
+            <w:tcW w:w="4209" w:type="dxa"/>
+            <w:tcBorders>
+              <w:top w:val="single" w:sz="4" w:space="0" w:color="auto"/>
+              <w:left w:val="single" w:sz="4" w:space="0" w:color="auto"/>
+              <w:bottom w:val="single" w:sz="4" w:space="0" w:color="auto"/>
+              <w:right w:val="single" w:sz="4" w:space="0" w:color="auto"/>
+            </w:tcBorders>
+            <w:hideMark/>
+          </w:tcPr>
+          <w:p>
+            <w:pPr>
+              <w:numPr>
+                <w:ilvl w:val="0"/>
+                <w:numId w:val="34"/>
+              </w:numPr>
+              <w:spacing w:after="160" w:line="276" w:lineRule="auto"/>
+              <w:rPr>
+                <w:rFonts w:cs="Arial"/>
+                <w:szCs w:val="24"/>
+                <w:lang w:val="vi-VN"/>
+              </w:rPr>
+            </w:pPr>
+            <w:r>
+              <w:rPr>
+                <w:rFonts w:cs="Arial"/>
+                <w:szCs w:val="24"/>
+                <w:lang w:val="vi-VN"/>
+              </w:rPr>
+              <w:t xml:space="preserve">Người </w:t>
+            </w:r>
+            <w:r>
+              <w:rPr>
+                <w:rFonts w:cs="Arial"/>
+                <w:szCs w:val="24"/>
+                <w:lang w:val="vi-VN"/>
+              </w:rPr>
+              <w:t>mua</w:t>
+            </w:r>
+            <w:r>
+              <w:rPr>
+                <w:rFonts w:cs="Arial"/>
+                <w:szCs w:val="24"/>
+                <w:lang w:val="vi-VN"/>
+              </w:rPr>
+              <w:t xml:space="preserve"> đã đăng nhập thành công vào hệ thống</w:t>
+            </w:r>
+          </w:p>
+          <w:p>
+            <w:pPr>
+              <w:numPr>
+                <w:ilvl w:val="0"/>
+                <w:numId w:val="34"/>
+              </w:numPr>
+              <w:spacing w:after="160" w:line="276" w:lineRule="auto"/>
+              <w:rPr>
+                <w:rFonts w:cs="Arial"/>
+                <w:szCs w:val="24"/>
+                <w:lang w:val="vi-VN"/>
+              </w:rPr>
+            </w:pPr>
+            <w:r>
+              <w:rPr>
+                <w:rFonts w:cs="Arial"/>
+                <w:szCs w:val="24"/>
+                <w:lang w:val="vi-VN"/>
+              </w:rPr>
+              <w:t>Người mua đã gửi yêu cầu "Tôi đã mua sách này" cho cuốn sách</w:t>
+            </w:r>
+          </w:p>
+          <w:p>
+            <w:pPr>
+              <w:numPr>
+                <w:ilvl w:val="0"/>
+                <w:numId w:val="34"/>
+              </w:numPr>
+              <w:spacing w:after="160" w:line="276" w:lineRule="auto"/>
+              <w:rPr>
+                <w:rFonts w:cs="Arial"/>
+                <w:szCs w:val="24"/>
+                <w:lang w:val="vi-VN"/>
+              </w:rPr>
+            </w:pPr>
+            <w:r>
+              <w:rPr>
+                <w:rFonts w:cs="Arial"/>
+                <w:szCs w:val="24"/>
+                <w:lang w:val="vi-VN"/>
+              </w:rPr>
+              <w:t xml:space="preserve">Người bán đã bấm nút </w:t>
+            </w:r>
+            <w:r>
+              <w:rPr>
+                <w:rFonts w:cs="Arial"/>
+                <w:b/>
+                <w:bCs/>
+                <w:szCs w:val="24"/>
+                <w:lang w:val="vi-VN"/>
+              </w:rPr>
+              <w:t>“Duyệt”</w:t>
+            </w:r>
+            <w:r>
+              <w:rPr>
+                <w:rFonts w:cs="Arial"/>
+                <w:szCs w:val="24"/>
+                <w:lang w:val="vi-VN"/>
+              </w:rPr>
+              <w:t xml:space="preserve"> xác nhận giao dịch thành công.</w:t>
+            </w:r>
+          </w:p>
+          <w:p>
+            <w:pPr>
+              <w:numPr>
+                <w:ilvl w:val="0"/>
+                <w:numId w:val="34"/>
+              </w:numPr>
+              <w:spacing w:after="160" w:line="276" w:lineRule="auto"/>
+              <w:rPr>
+                <w:rFonts w:cs="Arial"/>
+                <w:szCs w:val="24"/>
+                <w:lang w:val="vi-VN"/>
+              </w:rPr>
+            </w:pPr>
+            <w:r>
+              <w:rPr>
+                <w:rFonts w:cs="Arial"/>
+                <w:szCs w:val="24"/>
+                <w:lang w:val="vi-VN"/>
+              </w:rPr>
+              <w:t xml:space="preserve">Sau khi được duyệt, cuốn sách tự động xuất hiện trong mục </w:t>
+            </w:r>
+            <w:r>
+              <w:rPr>
+                <w:rFonts w:cs="Arial"/>
+                <w:b/>
+                <w:bCs/>
+                <w:szCs w:val="24"/>
+                <w:lang w:val="vi-VN"/>
+              </w:rPr>
+              <w:t>"Sách đã mua</w:t>
+            </w:r>
+            <w:r>
+              <w:rPr>
+                <w:rFonts w:cs="Arial"/>
+                <w:szCs w:val="24"/>
+                <w:lang w:val="vi-VN"/>
+              </w:rPr>
+              <w:t xml:space="preserve">" của người mua và hiển thị nút </w:t>
+            </w:r>
+            <w:r>
+              <w:rPr>
+                <w:rFonts w:cs="Arial"/>
+                <w:szCs w:val="24"/>
+                <w:lang w:val="vi-VN"/>
+              </w:rPr>
+              <w:t>“</w:t>
+            </w:r>
+            <w:r>
+              <w:rPr>
+                <w:rFonts w:cs="Arial"/>
+                <w:szCs w:val="24"/>
+                <w:lang w:val="vi-VN"/>
+              </w:rPr>
+              <w:t>Đánh giá</w:t>
+            </w:r>
+            <w:r>
+              <w:rPr>
+                <w:rFonts w:cs="Arial"/>
+                <w:szCs w:val="24"/>
+                <w:lang w:val="vi-VN"/>
+              </w:rPr>
+              <w:t xml:space="preserve"> người bán”</w:t>
+            </w:r>
+            <w:r>
+              <w:rPr>
+                <w:rFonts w:cs="Arial"/>
+                <w:szCs w:val="24"/>
+                <w:lang w:val="vi-VN"/>
+              </w:rPr>
+              <w:t xml:space="preserve"> (đối với các sách chưa được đánh giá)</w:t>
+            </w:r>
+          </w:p>
+        </w:tc>
+      </w:tr>
+      <w:tr>
+        <w:tc>
+          <w:tcPr>
+            <w:tcW w:w="1150" w:type="dxa"/>
+            <w:tcBorders>
+              <w:top w:val="single" w:sz="4" w:space="0" w:color="auto"/>
+              <w:left w:val="single" w:sz="4" w:space="0" w:color="auto"/>
+              <w:bottom w:val="single" w:sz="4" w:space="0" w:color="auto"/>
+              <w:right w:val="single" w:sz="4" w:space="0" w:color="auto"/>
+            </w:tcBorders>
+            <w:hideMark/>
+          </w:tcPr>
+          <w:p>
+            <w:pPr>
+              <w:spacing w:after="160" w:line="276" w:lineRule="auto"/>
+              <w:rPr>
+                <w:rFonts w:cs="Arial"/>
+                <w:szCs w:val="24"/>
+                <w:lang w:val="vi-VN"/>
+              </w:rPr>
+            </w:pPr>
+            <w:r>
+              <w:rPr>
+                <w:rFonts w:cs="Arial"/>
+                <w:szCs w:val="24"/>
+                <w:lang w:val="vi-VN"/>
+              </w:rPr>
+              <w:t>AC12</w:t>
+            </w:r>
+            <w:r>
+              <w:rPr>
+                <w:rFonts w:cs="Arial"/>
+                <w:szCs w:val="24"/>
+              </w:rPr>
+              <w:t>.</w:t>
+            </w:r>
+            <w:r>
+              <w:rPr>
+                <w:rFonts w:cs="Arial"/>
+                <w:szCs w:val="24"/>
+                <w:lang w:val="vi-VN"/>
+              </w:rPr>
+              <w:t>2</w:t>
+            </w:r>
+          </w:p>
+        </w:tc>
+        <w:tc>
+          <w:tcPr>
+            <w:tcW w:w="1501" w:type="dxa"/>
+            <w:tcBorders>
+              <w:top w:val="single" w:sz="4" w:space="0" w:color="auto"/>
+              <w:left w:val="single" w:sz="4" w:space="0" w:color="auto"/>
+              <w:bottom w:val="single" w:sz="4" w:space="0" w:color="auto"/>
+              <w:right w:val="single" w:sz="4" w:space="0" w:color="auto"/>
+            </w:tcBorders>
+            <w:hideMark/>
+          </w:tcPr>
+          <w:p>
+            <w:pPr>
+              <w:spacing w:after="160" w:line="276" w:lineRule="auto"/>
+              <w:rPr>
+                <w:rFonts w:cs="Arial"/>
+                <w:szCs w:val="24"/>
+                <w:lang w:val="vi-VN"/>
+              </w:rPr>
+            </w:pPr>
+            <w:r>
+              <w:rPr>
+                <w:rFonts w:cs="Arial"/>
+                <w:szCs w:val="24"/>
+              </w:rPr>
+              <w:t>Đánh</w:t>
+            </w:r>
+            <w:r>
+              <w:rPr>
+                <w:rFonts w:cs="Arial"/>
+                <w:szCs w:val="24"/>
+                <w:lang w:val="vi-VN"/>
+              </w:rPr>
+              <w:t xml:space="preserve"> giá người bán</w:t>
+            </w:r>
+          </w:p>
+        </w:tc>
+        <w:tc>
+          <w:tcPr>
+            <w:tcW w:w="2490" w:type="dxa"/>
+            <w:tcBorders>
+              <w:top w:val="single" w:sz="4" w:space="0" w:color="auto"/>
+              <w:left w:val="single" w:sz="4" w:space="0" w:color="auto"/>
+              <w:bottom w:val="single" w:sz="4" w:space="0" w:color="auto"/>
+              <w:right w:val="single" w:sz="4" w:space="0" w:color="auto"/>
+            </w:tcBorders>
+          </w:tcPr>
+          <w:p>
+            <w:pPr>
+              <w:spacing w:after="160" w:line="276" w:lineRule="auto"/>
+              <w:rPr>
+                <w:rFonts w:cs="Arial"/>
+                <w:szCs w:val="24"/>
+                <w:lang w:val="vi-VN"/>
+              </w:rPr>
+            </w:pPr>
+            <w:r>
+              <w:rPr>
+                <w:rFonts w:cs="Arial"/>
+                <w:szCs w:val="24"/>
+                <w:lang w:val="vi-VN"/>
+              </w:rPr>
+              <w:t xml:space="preserve">Khi người dùng click vào nút </w:t>
+            </w:r>
+            <w:r>
+              <w:rPr>
+                <w:rFonts w:cs="Arial"/>
+                <w:szCs w:val="24"/>
+                <w:lang w:val="vi-VN"/>
+              </w:rPr>
+              <w:t>“</w:t>
+            </w:r>
+            <w:r>
+              <w:rPr>
+                <w:rFonts w:cs="Arial"/>
+                <w:b/>
+                <w:bCs/>
+                <w:szCs w:val="24"/>
+                <w:lang w:val="vi-VN"/>
+              </w:rPr>
+              <w:t xml:space="preserve">Đánh giá người </w:t>
+            </w:r>
+            <w:r>
+              <w:rPr>
+                <w:rFonts w:cs="Arial"/>
+                <w:b/>
+                <w:bCs/>
+                <w:szCs w:val="24"/>
+                <w:lang w:val="vi-VN"/>
+              </w:rPr>
+              <w:t xml:space="preserve">bán”, </w:t>
+            </w:r>
+            <w:r>
+              <w:rPr>
+                <w:rFonts w:cs="Arial"/>
+                <w:szCs w:val="24"/>
+                <w:lang w:val="vi-VN"/>
+              </w:rPr>
+              <w:t>hệ thống chuyển hướng đến trang </w:t>
+            </w:r>
+            <w:r>
+              <w:rPr>
+                <w:rFonts w:cs="Arial"/>
+                <w:b/>
+                <w:bCs/>
+                <w:szCs w:val="24"/>
+                <w:lang w:val="vi-VN"/>
+              </w:rPr>
+              <w:t>"Đánh giá người bán"</w:t>
+            </w:r>
+            <w:r>
+              <w:rPr>
+                <w:rFonts w:cs="Arial"/>
+                <w:szCs w:val="24"/>
+                <w:lang w:val="vi-VN"/>
+              </w:rPr>
+              <w:t> với các thông tin được điền sẵn</w:t>
+            </w:r>
+          </w:p>
+        </w:tc>
+        <w:tc>
+          <w:tcPr>
+            <w:tcW w:w="4209" w:type="dxa"/>
+            <w:tcBorders>
+              <w:top w:val="single" w:sz="4" w:space="0" w:color="auto"/>
+              <w:left w:val="single" w:sz="4" w:space="0" w:color="auto"/>
+              <w:bottom w:val="single" w:sz="4" w:space="0" w:color="auto"/>
+              <w:right w:val="single" w:sz="4" w:space="0" w:color="auto"/>
+            </w:tcBorders>
+            <w:hideMark/>
+          </w:tcPr>
+          <w:p>
+            <w:pPr>
+              <w:spacing w:after="160" w:line="276" w:lineRule="auto"/>
+              <w:jc w:val="left"/>
+              <w:rPr>
+                <w:rFonts w:cs="Arial"/>
+                <w:szCs w:val="24"/>
+                <w:lang w:val="vi-VN"/>
+              </w:rPr>
+            </w:pPr>
+            <w:r>
+              <w:rPr>
+                <w:rFonts w:cs="Arial"/>
+                <w:szCs w:val="24"/>
+                <w:lang w:val="vi-VN"/>
+              </w:rPr>
+              <w:t>1.</w:t>
+            </w:r>
+            <w:r>
+              <w:rPr>
+                <w:rFonts w:cs="Arial"/>
+                <w:szCs w:val="24"/>
+                <w:lang w:val="vi-VN"/>
+              </w:rPr>
+              <w:t> Người bán: Hiển thị tên người bán (VD: "Trịnh Thảo Nguyên").</w:t>
+            </w:r>
+            <w:r>
+              <w:rPr>
+                <w:rFonts w:cs="Arial"/>
+                <w:szCs w:val="24"/>
+                <w:lang w:val="vi-VN"/>
+              </w:rPr>
+              <w:br/>
+            </w:r>
+            <w:r>
+              <w:rPr>
+                <w:rFonts w:cs="Arial"/>
+                <w:szCs w:val="24"/>
+                <w:lang w:val="vi-VN"/>
+              </w:rPr>
+              <w:t>2.</w:t>
+            </w:r>
+            <w:r>
+              <w:rPr>
+                <w:rFonts w:cs="Arial"/>
+                <w:szCs w:val="24"/>
+                <w:lang w:val="vi-VN"/>
+              </w:rPr>
+              <w:t> Sách: Hiển thị tên cuốn sách đang được đánh giá (VD: "</w:t>
+            </w:r>
+            <w:r>
+              <w:rPr>
+                <w:rFonts w:cs="Arial"/>
+                <w:szCs w:val="24"/>
+                <w:lang w:val="vi-VN"/>
+              </w:rPr>
+              <w:t>Kinh tế vi mô</w:t>
+            </w:r>
+            <w:r>
+              <w:rPr>
+                <w:rFonts w:cs="Arial"/>
+                <w:szCs w:val="24"/>
+                <w:lang w:val="vi-VN"/>
+              </w:rPr>
+              <w:t>")</w:t>
+            </w:r>
+          </w:p>
+          <w:p>
+            <w:pPr>
+              <w:spacing w:after="160" w:line="276" w:lineRule="auto"/>
+              <w:jc w:val="left"/>
+              <w:rPr>
+                <w:rFonts w:cs="Arial"/>
+                <w:szCs w:val="24"/>
+                <w:lang w:val="vi-VN"/>
+              </w:rPr>
+            </w:pPr>
+            <w:r>
+              <w:rPr>
+                <w:rFonts w:cs="Arial"/>
+                <w:szCs w:val="24"/>
+                <w:lang w:val="vi-VN"/>
+              </w:rPr>
+              <w:t xml:space="preserve">3. Số sao đánh giá: </w:t>
+            </w:r>
+            <w:r>
+              <w:rPr>
+                <w:rFonts w:cs="Arial"/>
+                <w:szCs w:val="24"/>
+                <w:lang w:val="vi-VN"/>
+              </w:rPr>
+              <w:t>Dropdown list</w:t>
+            </w:r>
+            <w:r>
+              <w:rPr>
+                <w:rFonts w:cs="Arial"/>
+                <w:szCs w:val="24"/>
+                <w:lang w:val="vi-VN"/>
+              </w:rPr>
+              <w:t>, mặc định là “Xuất sắc (5sao)” . Các lựa chọn:</w:t>
+            </w:r>
+          </w:p>
+          <w:p>
+            <w:pPr>
+              <w:spacing w:after="160" w:line="276" w:lineRule="auto"/>
+              <w:jc w:val="left"/>
+              <w:rPr>
+                <w:rFonts w:cs="Arial"/>
+                <w:szCs w:val="24"/>
+                <w:lang w:val="vi-VN"/>
+              </w:rPr>
+            </w:pPr>
+            <w:r>
+              <w:rPr>
+                <w:rFonts w:cs="Arial"/>
+                <w:szCs w:val="24"/>
+                <w:lang w:val="vi-VN"/>
+              </w:rPr>
+              <w:t>- “Xuất sắc (5sao)”</w:t>
+            </w:r>
+          </w:p>
+          <w:p>
+            <w:pPr>
+              <w:spacing w:after="160" w:line="276" w:lineRule="auto"/>
+              <w:jc w:val="left"/>
+              <w:rPr>
+                <w:rFonts w:cs="Arial"/>
+                <w:szCs w:val="24"/>
+                <w:lang w:val="vi-VN"/>
+              </w:rPr>
+            </w:pPr>
+            <w:r>
+              <w:rPr>
+                <w:rFonts w:cs="Arial"/>
+                <w:szCs w:val="24"/>
+                <w:lang w:val="vi-VN"/>
+              </w:rPr>
+              <w:t>- “Tốt (4 sao)”</w:t>
+            </w:r>
+          </w:p>
+          <w:p>
+            <w:pPr>
+              <w:spacing w:after="160" w:line="276" w:lineRule="auto"/>
+              <w:jc w:val="left"/>
+              <w:rPr>
+                <w:rFonts w:cs="Arial"/>
+                <w:szCs w:val="24"/>
+                <w:lang w:val="vi-VN"/>
+              </w:rPr>
+            </w:pPr>
+            <w:r>
+              <w:rPr>
+                <w:rFonts w:cs="Arial"/>
+                <w:szCs w:val="24"/>
+                <w:lang w:val="vi-VN"/>
+              </w:rPr>
+              <w:t>- “Khá (3 sao)”</w:t>
+            </w:r>
+          </w:p>
+          <w:p>
+            <w:pPr>
+              <w:spacing w:after="160" w:line="276" w:lineRule="auto"/>
+              <w:jc w:val="left"/>
+              <w:rPr>
+                <w:rFonts w:cs="Arial"/>
+                <w:szCs w:val="24"/>
+                <w:lang w:val="vi-VN"/>
+              </w:rPr>
+            </w:pPr>
+            <w:r>
+              <w:rPr>
+                <w:rFonts w:cs="Arial"/>
+                <w:szCs w:val="24"/>
+                <w:lang w:val="vi-VN"/>
+              </w:rPr>
+              <w:t>- “Trung binh (2 sao)”</w:t>
+            </w:r>
+          </w:p>
+          <w:p>
+            <w:pPr>
+              <w:spacing w:after="160" w:line="276" w:lineRule="auto"/>
+              <w:jc w:val="left"/>
+              <w:rPr>
+                <w:rFonts w:cs="Arial"/>
+                <w:szCs w:val="24"/>
+                <w:lang w:val="vi-VN"/>
+              </w:rPr>
+            </w:pPr>
+            <w:r>
+              <w:rPr>
+                <w:rFonts w:cs="Arial"/>
+                <w:szCs w:val="24"/>
+                <w:lang w:val="vi-VN"/>
+              </w:rPr>
+              <w:t>- “Kém (1 sao)”</w:t>
+            </w:r>
+          </w:p>
+          <w:p>
+            <w:pPr>
+              <w:spacing w:after="160" w:line="276" w:lineRule="auto"/>
+              <w:jc w:val="left"/>
+              <w:rPr>
+                <w:rFonts w:cs="Arial"/>
+                <w:szCs w:val="24"/>
+                <w:lang w:val="vi-VN"/>
+              </w:rPr>
+            </w:pPr>
+            <w:r>
+              <w:rPr>
+                <w:rFonts w:cs="Arial"/>
+                <w:szCs w:val="24"/>
+                <w:lang w:val="vi-VN"/>
+              </w:rPr>
+              <w:t xml:space="preserve">4. </w:t>
+            </w:r>
+            <w:r>
+              <w:rPr>
+                <w:rFonts w:cs="Arial"/>
+                <w:szCs w:val="24"/>
+                <w:lang w:val="vi-VN"/>
+              </w:rPr>
+              <w:t>Nhập bình luận:</w:t>
+            </w:r>
+            <w:r>
+              <w:rPr>
+                <w:rFonts w:cs="Arial"/>
+                <w:szCs w:val="24"/>
+                <w:lang w:val="vi-VN"/>
+              </w:rPr>
+              <w:t xml:space="preserve"> </w:t>
+            </w:r>
+          </w:p>
+          <w:p>
+            <w:pPr>
+              <w:spacing w:after="160" w:line="276" w:lineRule="auto"/>
+              <w:jc w:val="left"/>
+              <w:rPr>
+                <w:rFonts w:cs="Arial"/>
+                <w:szCs w:val="24"/>
+                <w:lang w:val="vi-VN"/>
+              </w:rPr>
+            </w:pPr>
+            <w:r>
+              <w:rPr>
+                <w:rFonts w:cs="Arial"/>
+                <w:szCs w:val="24"/>
+                <w:lang w:val="vi-VN"/>
+              </w:rPr>
+              <w:t>- Ô text cho phép nhập nội dung đánh giá (tối đa 500 ký tự).</w:t>
+            </w:r>
+            <w:r>
+              <w:rPr>
+                <w:rFonts w:cs="Arial"/>
+                <w:szCs w:val="24"/>
+                <w:lang w:val="vi-VN"/>
+              </w:rPr>
+              <w:br/>
+              <w:t xml:space="preserve">- Placeholder: "Chia sẻ trải nghiệm của bạn về người bán..." </w:t>
+            </w:r>
+            <w:r>
+              <w:rPr>
+                <w:rFonts w:cs="Arial"/>
+                <w:szCs w:val="24"/>
+                <w:lang w:val="vi-VN"/>
+              </w:rPr>
+              <w:br/>
+              <w:t>- Không bắt buộc</w:t>
+            </w:r>
+            <w:r>
+              <w:rPr>
+                <w:rFonts w:cs="Arial"/>
+                <w:szCs w:val="24"/>
+                <w:lang w:val="vi-VN"/>
+              </w:rPr>
+              <w:br/>
+            </w:r>
+            <w:r>
+              <w:rPr>
+                <w:rFonts w:cs="Arial"/>
+                <w:b/>
+                <w:bCs/>
+                <w:szCs w:val="24"/>
+                <w:lang w:val="vi-VN"/>
+              </w:rPr>
+              <w:t xml:space="preserve">3. </w:t>
+            </w:r>
+            <w:r>
+              <w:rPr>
+                <w:rFonts w:cs="Arial"/>
+                <w:szCs w:val="24"/>
+                <w:lang w:val="vi-VN"/>
+              </w:rPr>
+              <w:t>“</w:t>
+            </w:r>
+            <w:r>
+              <w:rPr>
+                <w:rFonts w:cs="Arial"/>
+                <w:b/>
+                <w:bCs/>
+                <w:szCs w:val="24"/>
+                <w:lang w:val="vi-VN"/>
+              </w:rPr>
+              <w:t xml:space="preserve">Gửi đánh </w:t>
+            </w:r>
+            <w:r>
+              <w:rPr>
+                <w:rFonts w:cs="Arial"/>
+                <w:b/>
+                <w:bCs/>
+                <w:szCs w:val="24"/>
+                <w:lang w:val="vi-VN"/>
+              </w:rPr>
+              <w:t>giá”</w:t>
+            </w:r>
+          </w:p>
+        </w:tc>
+      </w:tr>
+      <w:tr>
+        <w:tc>
+          <w:tcPr>
+            <w:tcW w:w="1150" w:type="dxa"/>
+            <w:tcBorders>
+              <w:top w:val="single" w:sz="4" w:space="0" w:color="auto"/>
+              <w:left w:val="single" w:sz="4" w:space="0" w:color="auto"/>
+              <w:bottom w:val="single" w:sz="4" w:space="0" w:color="auto"/>
+              <w:right w:val="single" w:sz="4" w:space="0" w:color="auto"/>
+            </w:tcBorders>
+            <w:hideMark/>
+          </w:tcPr>
+          <w:p>
+            <w:pPr>
+              <w:spacing w:after="160" w:line="276" w:lineRule="auto"/>
+              <w:rPr>
+                <w:rFonts w:cs="Arial"/>
+                <w:szCs w:val="24"/>
+                <w:lang w:val="vi-VN"/>
+              </w:rPr>
+            </w:pPr>
+            <w:r>
+              <w:rPr>
+                <w:rFonts w:cs="Arial"/>
+                <w:szCs w:val="24"/>
+                <w:lang w:val="vi-VN"/>
+              </w:rPr>
+              <w:lastRenderedPageBreak/>
+              <w:t>AC12</w:t>
+            </w:r>
+            <w:r>
+              <w:rPr>
+                <w:rFonts w:cs="Arial"/>
+                <w:szCs w:val="24"/>
+                <w:lang w:val="vi-VN"/>
+              </w:rPr>
+              <w:t>.3</w:t>
+            </w:r>
+          </w:p>
+        </w:tc>
+        <w:tc>
+          <w:tcPr>
+            <w:tcW w:w="1501" w:type="dxa"/>
+            <w:tcBorders>
+              <w:top w:val="single" w:sz="4" w:space="0" w:color="auto"/>
+              <w:left w:val="single" w:sz="4" w:space="0" w:color="auto"/>
+              <w:bottom w:val="single" w:sz="4" w:space="0" w:color="auto"/>
+              <w:right w:val="single" w:sz="4" w:space="0" w:color="auto"/>
+            </w:tcBorders>
+          </w:tcPr>
+          <w:tbl>
+            <w:tblPr>
+              <w:tblW w:w="0" w:type="auto"/>
+              <w:tblCellSpacing w:w="15" w:type="dxa"/>
+              <w:tblLook w:val="04A0" w:firstRow="1" w:lastRow="0" w:firstColumn="1" w:lastColumn="0" w:noHBand="0" w:noVBand="1"/>
+            </w:tblPr>
+            <w:tblGrid>
+              <w:gridCol w:w="96"/>
+            </w:tblGrid>
+            <w:tr>
+              <w:trPr>
+                <w:tblCellSpacing w:w="15" w:type="dxa"/>
+              </w:trPr>
+              <w:tc>
+                <w:tcPr>
+                  <w:tcW w:w="0" w:type="auto"/>
+                  <w:tcMar>
+                    <w:top w:w="15" w:type="dxa"/>
+                    <w:left w:w="15" w:type="dxa"/>
+                    <w:bottom w:w="15" w:type="dxa"/>
+                    <w:right w:w="15" w:type="dxa"/>
+                  </w:tcMar>
+                  <w:vAlign w:val="center"/>
+                  <w:hideMark/>
+                </w:tcPr>
+                <w:p>
+                  <w:pPr>
+                    <w:spacing w:line="276" w:lineRule="auto"/>
+                    <w:rPr>
+                      <w:rFonts w:cs="Arial"/>
+                      <w:szCs w:val="24"/>
+                      <w:lang w:val="vi-VN"/>
+                    </w:rPr>
+                  </w:pPr>
+                </w:p>
+              </w:tc>
+            </w:tr>
+          </w:tbl>
+          <w:p>
+            <w:pPr>
+              <w:spacing w:after="160" w:line="276" w:lineRule="auto"/>
+              <w:rPr>
+                <w:rFonts w:cs="Arial"/>
+                <w:szCs w:val="24"/>
+                <w:lang w:val="vi-VN"/>
+              </w:rPr>
+            </w:pPr>
+            <w:r>
+              <w:rPr>
+                <w:rFonts w:cs="Arial"/>
+                <w:szCs w:val="24"/>
+              </w:rPr>
+              <w:t>Kiểm</w:t>
+            </w:r>
+            <w:r>
+              <w:rPr>
+                <w:rFonts w:cs="Arial"/>
+                <w:szCs w:val="24"/>
+                <w:lang w:val="vi-VN"/>
+              </w:rPr>
+              <w:t xml:space="preserve"> tra dữ liệu</w:t>
+            </w:r>
+            <w:r>
+              <w:rPr>
+                <w:rFonts w:cs="Arial"/>
+                <w:vanish/>
+                <w:szCs w:val="24"/>
+              </w:rPr>
+              <w:t>Ki</w:t>
+            </w:r>
+          </w:p>
+        </w:tc>
+        <w:tc>
+          <w:tcPr>
+            <w:tcW w:w="2490" w:type="dxa"/>
+            <w:tcBorders>
+              <w:top w:val="single" w:sz="4" w:space="0" w:color="auto"/>
+              <w:left w:val="single" w:sz="4" w:space="0" w:color="auto"/>
+              <w:bottom w:val="single" w:sz="4" w:space="0" w:color="auto"/>
+              <w:right w:val="single" w:sz="4" w:space="0" w:color="auto"/>
+            </w:tcBorders>
+            <w:hideMark/>
+          </w:tcPr>
+          <w:p>
+            <w:pPr>
+              <w:spacing w:after="160" w:line="276" w:lineRule="auto"/>
+              <w:rPr>
+                <w:rFonts w:cs="Arial"/>
+                <w:szCs w:val="24"/>
+                <w:lang w:val="vi-VN"/>
+              </w:rPr>
+            </w:pPr>
+          </w:p>
+        </w:tc>
+        <w:tc>
+          <w:tcPr>
+            <w:tcW w:w="4209" w:type="dxa"/>
+            <w:tcBorders>
+              <w:top w:val="single" w:sz="4" w:space="0" w:color="auto"/>
+              <w:left w:val="single" w:sz="4" w:space="0" w:color="auto"/>
+              <w:bottom w:val="single" w:sz="4" w:space="0" w:color="auto"/>
+              <w:right w:val="single" w:sz="4" w:space="0" w:color="auto"/>
+            </w:tcBorders>
+            <w:hideMark/>
+          </w:tcPr>
+          <w:p>
+            <w:pPr>
+              <w:spacing w:after="160" w:line="276" w:lineRule="auto"/>
+              <w:rPr>
+                <w:rFonts w:cs="Arial"/>
+                <w:szCs w:val="24"/>
+                <w:lang w:val="vi-VN"/>
+              </w:rPr>
+            </w:pPr>
+            <w:r>
+              <w:rPr>
+                <w:rFonts w:cs="Arial"/>
+                <w:szCs w:val="24"/>
+                <w:lang w:val="vi-VN"/>
+              </w:rPr>
+              <w:t xml:space="preserve">Nếu bình luận đánh giá vượt quá 500 ký tự hiển thị thông báo </w:t>
+            </w:r>
+            <w:r>
+              <w:rPr>
+                <w:rFonts w:cs="Arial"/>
+                <w:b/>
+                <w:bCs/>
+                <w:szCs w:val="24"/>
+                <w:lang w:val="vi-VN"/>
+              </w:rPr>
+              <w:t>“Bình luận không được vượt quá 500 ký tự!”</w:t>
+            </w:r>
+          </w:p>
+        </w:tc>
+      </w:tr>
+      <w:tr>
+        <w:tc>
+          <w:tcPr>
+            <w:tcW w:w="1150" w:type="dxa"/>
+            <w:tcBorders>
+              <w:top w:val="single" w:sz="4" w:space="0" w:color="auto"/>
+              <w:left w:val="single" w:sz="4" w:space="0" w:color="auto"/>
+              <w:bottom w:val="single" w:sz="4" w:space="0" w:color="auto"/>
+              <w:right w:val="single" w:sz="4" w:space="0" w:color="auto"/>
+            </w:tcBorders>
+          </w:tcPr>
+          <w:p>
+            <w:pPr>
+              <w:spacing w:line="276" w:lineRule="auto"/>
+              <w:rPr>
+                <w:rFonts w:cs="Arial"/>
+                <w:szCs w:val="24"/>
+                <w:lang w:val="vi-VN"/>
+              </w:rPr>
+            </w:pPr>
+            <w:r>
+              <w:rPr>
+                <w:rFonts w:cs="Arial"/>
+                <w:szCs w:val="24"/>
+                <w:lang w:val="vi-VN"/>
+              </w:rPr>
+              <w:t>AC12.4</w:t>
+            </w:r>
+          </w:p>
+        </w:tc>
+        <w:tc>
+          <w:tcPr>
+            <w:tcW w:w="1501" w:type="dxa"/>
+            <w:tcBorders>
+              <w:top w:val="single" w:sz="4" w:space="0" w:color="auto"/>
+              <w:left w:val="single" w:sz="4" w:space="0" w:color="auto"/>
+              <w:bottom w:val="single" w:sz="4" w:space="0" w:color="auto"/>
+              <w:right w:val="single" w:sz="4" w:space="0" w:color="auto"/>
+            </w:tcBorders>
+          </w:tcPr>
+          <w:p>
+            <w:pPr>
+              <w:spacing w:line="276" w:lineRule="auto"/>
+              <w:rPr>
+                <w:rFonts w:cs="Arial"/>
+                <w:szCs w:val="24"/>
+                <w:lang w:val="vi-VN"/>
+              </w:rPr>
+            </w:pPr>
+            <w:r>
+              <w:rPr>
+                <w:rFonts w:cs="Arial"/>
+                <w:szCs w:val="24"/>
+                <w:lang w:val="vi-VN"/>
+              </w:rPr>
+              <w:t>Đánh giá thành công</w:t>
+            </w:r>
+          </w:p>
+        </w:tc>
+        <w:tc>
+          <w:tcPr>
+            <w:tcW w:w="2490" w:type="dxa"/>
+            <w:tcBorders>
+              <w:top w:val="single" w:sz="4" w:space="0" w:color="auto"/>
+              <w:left w:val="single" w:sz="4" w:space="0" w:color="auto"/>
+              <w:bottom w:val="single" w:sz="4" w:space="0" w:color="auto"/>
+              <w:right w:val="single" w:sz="4" w:space="0" w:color="auto"/>
+            </w:tcBorders>
+          </w:tcPr>
+          <w:p>
+            <w:pPr>
+              <w:spacing w:line="276" w:lineRule="auto"/>
+              <w:rPr>
+                <w:rFonts w:cs="Arial"/>
+                <w:szCs w:val="24"/>
+                <w:lang w:val="vi-VN"/>
+              </w:rPr>
+            </w:pPr>
+          </w:p>
+        </w:tc>
+        <w:tc>
+          <w:tcPr>
+            <w:tcW w:w="4209" w:type="dxa"/>
+            <w:tcBorders>
+              <w:top w:val="single" w:sz="4" w:space="0" w:color="auto"/>
+              <w:left w:val="single" w:sz="4" w:space="0" w:color="auto"/>
+              <w:bottom w:val="single" w:sz="4" w:space="0" w:color="auto"/>
+              <w:right w:val="single" w:sz="4" w:space="0" w:color="auto"/>
+            </w:tcBorders>
+          </w:tcPr>
+          <w:p>
+            <w:pPr>
+              <w:pStyle w:val="ListParagraph"/>
+              <w:numPr>
+                <w:ilvl w:val="0"/>
+                <w:numId w:val="34"/>
+              </w:numPr>
+              <w:spacing w:line="276" w:lineRule="auto"/>
+              <w:rPr>
+                <w:rFonts w:cs="Arial"/>
+                <w:szCs w:val="24"/>
+                <w:lang w:val="vi-VN"/>
+              </w:rPr>
+            </w:pPr>
+            <w:r>
+              <w:rPr>
+                <w:rFonts w:cs="Arial"/>
+                <w:szCs w:val="24"/>
+                <w:lang w:val="vi-VN"/>
+              </w:rPr>
+              <w:t xml:space="preserve">Sau khi gửi đánh giá thành công, hệ thống điều hướng về lại màn hình </w:t>
+            </w:r>
+            <w:r>
+              <w:rPr>
+                <w:rFonts w:cs="Arial"/>
+                <w:b/>
+                <w:bCs/>
+                <w:szCs w:val="24"/>
+                <w:lang w:val="vi-VN"/>
+              </w:rPr>
+              <w:t>Sách đã mua</w:t>
+            </w:r>
+          </w:p>
+          <w:p>
+            <w:pPr>
+              <w:pStyle w:val="ListParagraph"/>
+              <w:numPr>
+                <w:ilvl w:val="0"/>
+                <w:numId w:val="34"/>
+              </w:numPr>
+              <w:spacing w:line="276" w:lineRule="auto"/>
+              <w:rPr>
+                <w:rFonts w:cs="Arial"/>
+                <w:szCs w:val="24"/>
+                <w:lang w:val="vi-VN"/>
+              </w:rPr>
+            </w:pPr>
+            <w:r>
+              <w:rPr>
+                <w:rFonts w:cs="Arial"/>
+                <w:szCs w:val="24"/>
+                <w:lang w:val="vi-VN"/>
+              </w:rPr>
+              <w:t>Hiển thị thông báo biến mất sau 3 giây</w:t>
+            </w:r>
+            <w:r>
+              <w:rPr>
+                <w:rFonts w:cs="Arial"/>
+                <w:b/>
+                <w:bCs/>
+                <w:szCs w:val="24"/>
+                <w:lang w:val="vi-VN"/>
+              </w:rPr>
+              <w:t xml:space="preserve"> “Đánh giá thành công!”</w:t>
+            </w:r>
+          </w:p>
+        </w:tc>
+      </w:tr>
+    </w:tbl>
+    <w:p/>
+    <w:p>
+      <w:pPr>
+        <w:pStyle w:val="Heading2"/>
+        <w:spacing w:line="276" w:lineRule="auto"/>
+        <w:rPr>
+          <w:rFonts w:eastAsia="Arial" w:cs="Arial"/>
+          <w:szCs w:val="24"/>
+          <w:lang w:val="vi-VN"/>
+        </w:rPr>
+      </w:pPr>
+      <w:r>
+        <w:rPr>
+          <w:rFonts w:cs="Arial"/>
+          <w:szCs w:val="24"/>
+          <w:lang w:val="vi-VN"/>
+        </w:rPr>
+        <w:t xml:space="preserve">User story </w:t>
+      </w:r>
+      <w:r>
+        <w:rPr>
+          <w:rFonts w:cs="Arial"/>
+          <w:szCs w:val="24"/>
+          <w:lang w:val="vi-VN"/>
+        </w:rPr>
+        <w:t>16</w:t>
+      </w:r>
+      <w:r>
+        <w:rPr>
+          <w:rFonts w:cs="Arial"/>
+          <w:szCs w:val="24"/>
+          <w:lang w:val="vi-VN"/>
+        </w:rPr>
+        <w:t xml:space="preserve">: </w:t>
+      </w:r>
+      <w:r>
+        <w:rPr>
+          <w:rFonts w:eastAsia="Arial" w:cs="Arial"/>
+          <w:szCs w:val="24"/>
+          <w:lang w:val="vi-VN"/>
+        </w:rPr>
+        <w:t>Đăng xuất</w:t>
+      </w:r>
+    </w:p>
+    <w:tbl>
+      <w:tblPr>
+        <w:tblStyle w:val="TableGrid"/>
+        <w:tblW w:w="0" w:type="auto"/>
+        <w:tblLook w:val="04A0" w:firstRow="1" w:lastRow="0" w:firstColumn="1" w:lastColumn="0" w:noHBand="0" w:noVBand="1"/>
+      </w:tblPr>
+      <w:tblGrid>
+        <w:gridCol w:w="1150"/>
+        <w:gridCol w:w="1501"/>
+        <w:gridCol w:w="2490"/>
+        <w:gridCol w:w="4209"/>
+      </w:tblGrid>
+      <w:tr>
+        <w:tc>
+          <w:tcPr>
+            <w:tcW w:w="1150" w:type="dxa"/>
+            <w:tcBorders>
+              <w:top w:val="single" w:sz="4" w:space="0" w:color="auto"/>
+              <w:left w:val="single" w:sz="4" w:space="0" w:color="auto"/>
+              <w:bottom w:val="single" w:sz="4" w:space="0" w:color="auto"/>
+              <w:right w:val="single" w:sz="4" w:space="0" w:color="auto"/>
+            </w:tcBorders>
+            <w:shd w:val="clear" w:color="auto" w:fill="C5E0B3" w:themeFill="accent6" w:themeFillTint="66"/>
+            <w:hideMark/>
+          </w:tcPr>
+          <w:p>
+            <w:pPr>
+              <w:spacing w:after="160" w:line="276" w:lineRule="auto"/>
+              <w:rPr>
+                <w:rFonts w:cs="Arial"/>
+                <w:b/>
+                <w:szCs w:val="24"/>
+                <w:lang w:val="vi-VN"/>
+              </w:rPr>
+            </w:pPr>
+            <w:r>
+              <w:rPr>
+                <w:rFonts w:cs="Arial"/>
+                <w:b/>
+                <w:szCs w:val="24"/>
+                <w:lang w:val="vi-VN"/>
+              </w:rPr>
+              <w:t>ID</w:t>
+            </w:r>
+          </w:p>
+        </w:tc>
+        <w:tc>
+          <w:tcPr>
+            <w:tcW w:w="1501" w:type="dxa"/>
+            <w:tcBorders>
+              <w:top w:val="single" w:sz="4" w:space="0" w:color="auto"/>
+              <w:left w:val="single" w:sz="4" w:space="0" w:color="auto"/>
+              <w:bottom w:val="single" w:sz="4" w:space="0" w:color="auto"/>
+              <w:right w:val="single" w:sz="4" w:space="0" w:color="auto"/>
+            </w:tcBorders>
+            <w:shd w:val="clear" w:color="auto" w:fill="C5E0B3" w:themeFill="accent6" w:themeFillTint="66"/>
+            <w:hideMark/>
+          </w:tcPr>
+          <w:p>
+            <w:pPr>
+              <w:spacing w:after="160" w:line="276" w:lineRule="auto"/>
+              <w:rPr>
+                <w:rFonts w:cs="Arial"/>
+                <w:b/>
+                <w:szCs w:val="24"/>
+                <w:lang w:val="vi-VN"/>
+              </w:rPr>
+            </w:pPr>
+            <w:r>
+              <w:rPr>
+                <w:rFonts w:cs="Arial"/>
+                <w:b/>
+                <w:szCs w:val="24"/>
+                <w:lang w:val="vi-VN"/>
+              </w:rPr>
+              <w:t>Feature</w:t>
+            </w:r>
+          </w:p>
+        </w:tc>
+        <w:tc>
+          <w:tcPr>
+            <w:tcW w:w="2490" w:type="dxa"/>
+            <w:tcBorders>
+              <w:top w:val="single" w:sz="4" w:space="0" w:color="auto"/>
+              <w:left w:val="single" w:sz="4" w:space="0" w:color="auto"/>
+              <w:bottom w:val="single" w:sz="4" w:space="0" w:color="auto"/>
+              <w:right w:val="single" w:sz="4" w:space="0" w:color="auto"/>
+            </w:tcBorders>
+            <w:shd w:val="clear" w:color="auto" w:fill="C5E0B3" w:themeFill="accent6" w:themeFillTint="66"/>
+            <w:hideMark/>
+          </w:tcPr>
+          <w:p>
+            <w:pPr>
+              <w:spacing w:after="160" w:line="276" w:lineRule="auto"/>
+              <w:rPr>
+                <w:rFonts w:cs="Arial"/>
+                <w:b/>
+                <w:szCs w:val="24"/>
+                <w:lang w:val="vi-VN"/>
+              </w:rPr>
+            </w:pPr>
+            <w:r>
+              <w:rPr>
+                <w:rFonts w:cs="Arial"/>
+                <w:b/>
+                <w:szCs w:val="24"/>
+                <w:lang w:val="vi-VN"/>
+              </w:rPr>
+              <w:t>Description</w:t>
+            </w:r>
+          </w:p>
+        </w:tc>
+        <w:tc>
+          <w:tcPr>
+            <w:tcW w:w="4209" w:type="dxa"/>
+            <w:tcBorders>
+              <w:top w:val="single" w:sz="4" w:space="0" w:color="auto"/>
+              <w:left w:val="single" w:sz="4" w:space="0" w:color="auto"/>
+              <w:bottom w:val="single" w:sz="4" w:space="0" w:color="auto"/>
+              <w:right w:val="single" w:sz="4" w:space="0" w:color="auto"/>
+            </w:tcBorders>
+            <w:shd w:val="clear" w:color="auto" w:fill="C5E0B3" w:themeFill="accent6" w:themeFillTint="66"/>
+            <w:hideMark/>
+          </w:tcPr>
+          <w:p>
+            <w:pPr>
+              <w:spacing w:after="160" w:line="276" w:lineRule="auto"/>
+              <w:rPr>
+                <w:rFonts w:cs="Arial"/>
+                <w:b/>
+                <w:szCs w:val="24"/>
+                <w:lang w:val="vi-VN"/>
+              </w:rPr>
+            </w:pPr>
+            <w:r>
+              <w:rPr>
+                <w:rFonts w:cs="Arial"/>
+                <w:b/>
+                <w:szCs w:val="24"/>
+                <w:lang w:val="vi-VN"/>
+              </w:rPr>
+              <w:t>Criteria</w:t>
+            </w:r>
+          </w:p>
+        </w:tc>
+      </w:tr>
+      <w:tr>
+        <w:tc>
+          <w:tcPr>
+            <w:tcW w:w="1150" w:type="dxa"/>
+            <w:tcBorders>
+              <w:top w:val="single" w:sz="4" w:space="0" w:color="auto"/>
+              <w:left w:val="single" w:sz="4" w:space="0" w:color="auto"/>
+              <w:bottom w:val="single" w:sz="4" w:space="0" w:color="auto"/>
+              <w:right w:val="single" w:sz="4" w:space="0" w:color="auto"/>
+            </w:tcBorders>
+            <w:hideMark/>
+          </w:tcPr>
+          <w:p>
+            <w:pPr>
+              <w:spacing w:after="160" w:line="276" w:lineRule="auto"/>
+              <w:rPr>
+                <w:rFonts w:cs="Arial"/>
+                <w:szCs w:val="24"/>
+                <w:lang w:val="vi-VN"/>
+              </w:rPr>
+            </w:pPr>
+            <w:r>
+              <w:rPr>
+                <w:rFonts w:cs="Arial"/>
+                <w:szCs w:val="24"/>
+                <w:lang w:val="vi-VN"/>
+              </w:rPr>
+              <w:t>AC16</w:t>
+            </w:r>
+            <w:r>
+              <w:rPr>
+                <w:rFonts w:cs="Arial"/>
+                <w:szCs w:val="24"/>
+                <w:lang w:val="vi-VN"/>
+              </w:rPr>
+              <w:t>.1</w:t>
+            </w:r>
+          </w:p>
+        </w:tc>
+        <w:tc>
+          <w:tcPr>
+            <w:tcW w:w="1501" w:type="dxa"/>
+            <w:tcBorders>
+              <w:top w:val="single" w:sz="4" w:space="0" w:color="auto"/>
+              <w:left w:val="single" w:sz="4" w:space="0" w:color="auto"/>
+              <w:bottom w:val="single" w:sz="4" w:space="0" w:color="auto"/>
+              <w:right w:val="single" w:sz="4" w:space="0" w:color="auto"/>
+            </w:tcBorders>
+            <w:hideMark/>
+          </w:tcPr>
+          <w:p>
+            <w:pPr>
+              <w:spacing w:after="160" w:line="276" w:lineRule="auto"/>
+              <w:rPr>
+                <w:rFonts w:cs="Arial"/>
+                <w:szCs w:val="24"/>
+                <w:lang w:val="vi-VN"/>
+              </w:rPr>
+            </w:pPr>
+            <w:r>
+              <w:rPr>
+                <w:rFonts w:cs="Arial"/>
+                <w:szCs w:val="24"/>
+              </w:rPr>
+              <w:t>Điều kiện thực hiện</w:t>
+            </w:r>
+          </w:p>
+        </w:tc>
+        <w:tc>
+          <w:tcPr>
+            <w:tcW w:w="2490" w:type="dxa"/>
+            <w:tcBorders>
+              <w:top w:val="single" w:sz="4" w:space="0" w:color="auto"/>
+              <w:left w:val="single" w:sz="4" w:space="0" w:color="auto"/>
+              <w:bottom w:val="single" w:sz="4" w:space="0" w:color="auto"/>
+              <w:right w:val="single" w:sz="4" w:space="0" w:color="auto"/>
+            </w:tcBorders>
+          </w:tcPr>
+          <w:p>
+            <w:pPr>
+              <w:spacing w:after="160" w:line="276" w:lineRule="auto"/>
+              <w:rPr>
+                <w:rFonts w:cs="Arial"/>
+                <w:szCs w:val="24"/>
+                <w:lang w:val="vi-VN"/>
+              </w:rPr>
+            </w:pPr>
+          </w:p>
+        </w:tc>
+        <w:tc>
+          <w:tcPr>
+            <w:tcW w:w="4209" w:type="dxa"/>
+            <w:tcBorders>
+              <w:top w:val="single" w:sz="4" w:space="0" w:color="auto"/>
+              <w:left w:val="single" w:sz="4" w:space="0" w:color="auto"/>
+              <w:bottom w:val="single" w:sz="4" w:space="0" w:color="auto"/>
+              <w:right w:val="single" w:sz="4" w:space="0" w:color="auto"/>
+            </w:tcBorders>
+            <w:hideMark/>
+          </w:tcPr>
+          <w:p>
+            <w:pPr>
+              <w:numPr>
+                <w:ilvl w:val="0"/>
+                <w:numId w:val="34"/>
+              </w:numPr>
+              <w:spacing w:after="160" w:line="276" w:lineRule="auto"/>
+              <w:rPr>
+                <w:rFonts w:cs="Arial"/>
+                <w:szCs w:val="24"/>
+                <w:lang w:val="vi-VN"/>
+              </w:rPr>
+            </w:pPr>
+            <w:r>
+              <w:rPr>
+                <w:rFonts w:cs="Arial"/>
+                <w:szCs w:val="24"/>
+                <w:lang w:val="vi-VN"/>
+              </w:rPr>
+              <w:t>Người dùng đã đăng nhập thành công vào hệ thống.</w:t>
+            </w:r>
+          </w:p>
+        </w:tc>
+      </w:tr>
+      <w:tr>
+        <w:tc>
+          <w:tcPr>
+            <w:tcW w:w="1150" w:type="dxa"/>
+            <w:tcBorders>
+              <w:top w:val="single" w:sz="4" w:space="0" w:color="auto"/>
+              <w:left w:val="single" w:sz="4" w:space="0" w:color="auto"/>
+              <w:bottom w:val="single" w:sz="4" w:space="0" w:color="auto"/>
+              <w:right w:val="single" w:sz="4" w:space="0" w:color="auto"/>
+            </w:tcBorders>
+            <w:hideMark/>
+          </w:tcPr>
+          <w:p>
+            <w:pPr>
+              <w:spacing w:after="160" w:line="276" w:lineRule="auto"/>
+              <w:rPr>
+                <w:rFonts w:cs="Arial"/>
+                <w:szCs w:val="24"/>
+                <w:lang w:val="vi-VN"/>
+              </w:rPr>
+            </w:pPr>
+            <w:r>
+              <w:rPr>
+                <w:rFonts w:cs="Arial"/>
+                <w:szCs w:val="24"/>
+                <w:lang w:val="vi-VN"/>
+              </w:rPr>
+              <w:t>AC16</w:t>
+            </w:r>
+            <w:r>
+              <w:rPr>
+                <w:rFonts w:cs="Arial"/>
+                <w:szCs w:val="24"/>
+              </w:rPr>
+              <w:t>.</w:t>
+            </w:r>
+            <w:r>
+              <w:rPr>
+                <w:rFonts w:cs="Arial"/>
+                <w:szCs w:val="24"/>
+                <w:lang w:val="vi-VN"/>
+              </w:rPr>
+              <w:t>2</w:t>
+            </w:r>
+          </w:p>
+        </w:tc>
+        <w:tc>
+          <w:tcPr>
+            <w:tcW w:w="1501" w:type="dxa"/>
+            <w:tcBorders>
+              <w:top w:val="single" w:sz="4" w:space="0" w:color="auto"/>
+              <w:left w:val="single" w:sz="4" w:space="0" w:color="auto"/>
+              <w:bottom w:val="single" w:sz="4" w:space="0" w:color="auto"/>
+              <w:right w:val="single" w:sz="4" w:space="0" w:color="auto"/>
+            </w:tcBorders>
+            <w:hideMark/>
+          </w:tcPr>
+          <w:p>
+            <w:pPr>
+              <w:spacing w:after="160" w:line="276" w:lineRule="auto"/>
+              <w:rPr>
+                <w:rFonts w:cs="Arial"/>
+                <w:szCs w:val="24"/>
+                <w:lang w:val="vi-VN"/>
+              </w:rPr>
+            </w:pPr>
+            <w:r>
+              <w:rPr>
+                <w:rFonts w:cs="Arial"/>
+                <w:szCs w:val="24"/>
+              </w:rPr>
+              <w:t>Đăng xuất</w:t>
+            </w:r>
+          </w:p>
+        </w:tc>
+        <w:tc>
+          <w:tcPr>
+            <w:tcW w:w="2490" w:type="dxa"/>
+            <w:tcBorders>
+              <w:top w:val="single" w:sz="4" w:space="0" w:color="auto"/>
+              <w:left w:val="single" w:sz="4" w:space="0" w:color="auto"/>
+              <w:bottom w:val="single" w:sz="4" w:space="0" w:color="auto"/>
+              <w:right w:val="single" w:sz="4" w:space="0" w:color="auto"/>
+            </w:tcBorders>
+          </w:tcPr>
+          <w:p>
+            <w:pPr>
+              <w:spacing w:after="160" w:line="276" w:lineRule="auto"/>
+              <w:rPr>
+                <w:rFonts w:cs="Arial"/>
+                <w:szCs w:val="24"/>
+                <w:lang w:val="vi-VN"/>
+              </w:rPr>
+            </w:pPr>
+            <w:r>
+              <w:rPr>
+                <w:rFonts w:cs="Arial"/>
+                <w:szCs w:val="24"/>
+                <w:lang w:val="vi-VN"/>
+              </w:rPr>
+              <w:t>Người dùng thực hiện đăng xuất khỏi hệ thống</w:t>
+            </w:r>
+          </w:p>
+        </w:tc>
+        <w:tc>
+          <w:tcPr>
+            <w:tcW w:w="4209" w:type="dxa"/>
+            <w:tcBorders>
+              <w:top w:val="single" w:sz="4" w:space="0" w:color="auto"/>
+              <w:left w:val="single" w:sz="4" w:space="0" w:color="auto"/>
+              <w:bottom w:val="single" w:sz="4" w:space="0" w:color="auto"/>
+              <w:right w:val="single" w:sz="4" w:space="0" w:color="auto"/>
+            </w:tcBorders>
+            <w:hideMark/>
+          </w:tcPr>
+          <w:p>
+            <w:pPr>
+              <w:spacing w:after="160" w:line="276" w:lineRule="auto"/>
+              <w:jc w:val="left"/>
+              <w:rPr>
+                <w:rFonts w:cs="Arial"/>
+                <w:szCs w:val="24"/>
+                <w:lang w:val="vi-VN"/>
+              </w:rPr>
+            </w:pPr>
+            <w:r>
+              <w:rPr>
+                <w:rFonts w:cs="Arial"/>
+                <w:szCs w:val="24"/>
+                <w:lang w:val="vi-VN"/>
+              </w:rPr>
+              <w:t xml:space="preserve">- </w:t>
+            </w:r>
+            <w:r>
+              <w:rPr>
+                <w:rFonts w:cs="Arial"/>
+                <w:szCs w:val="24"/>
+                <w:lang w:val="vi-VN"/>
+              </w:rPr>
+              <w:t>Người dùng click vào n</w:t>
+            </w:r>
+            <w:r>
+              <w:rPr>
+                <w:rFonts w:cs="Arial"/>
+                <w:szCs w:val="24"/>
+                <w:lang w:val="vi-VN"/>
+              </w:rPr>
+              <w:t>út </w:t>
+            </w:r>
+            <w:r>
+              <w:rPr>
+                <w:rFonts w:cs="Arial"/>
+                <w:b/>
+                <w:bCs/>
+                <w:szCs w:val="24"/>
+                <w:lang w:val="vi-VN"/>
+              </w:rPr>
+              <w:t>Đăng xuất</w:t>
+            </w:r>
+            <w:r>
+              <w:rPr>
+                <w:rFonts w:cs="Arial"/>
+                <w:szCs w:val="24"/>
+                <w:lang w:val="vi-VN"/>
+              </w:rPr>
+              <w:t xml:space="preserve"> nằm trong menu thả xuống khi click vào </w:t>
+            </w:r>
+            <w:r>
+              <w:rPr>
+                <w:rFonts w:cs="Arial"/>
+                <w:szCs w:val="24"/>
+                <w:lang w:val="vi-VN"/>
+              </w:rPr>
+              <w:t>tên user</w:t>
+            </w:r>
+            <w:r>
+              <w:rPr>
+                <w:rFonts w:cs="Arial"/>
+                <w:szCs w:val="24"/>
+                <w:lang w:val="vi-VN"/>
+              </w:rPr>
+              <w:t xml:space="preserve"> ở góc phải header</w:t>
+            </w:r>
+          </w:p>
+          <w:p>
+            <w:pPr>
+              <w:spacing w:after="160" w:line="276" w:lineRule="auto"/>
+              <w:jc w:val="left"/>
+              <w:rPr>
+                <w:rFonts w:cs="Arial"/>
+                <w:szCs w:val="24"/>
+                <w:lang w:val="vi-VN"/>
+              </w:rPr>
+            </w:pPr>
+            <w:r>
+              <w:rPr>
+                <w:rFonts w:cs="Arial"/>
+                <w:szCs w:val="24"/>
+                <w:lang w:val="vi-VN"/>
+              </w:rPr>
+              <w:t xml:space="preserve">- </w:t>
+            </w:r>
+            <w:r>
+              <w:rPr>
+                <w:rFonts w:cs="Arial"/>
+                <w:szCs w:val="24"/>
+                <w:lang w:val="vi-VN"/>
+              </w:rPr>
+              <w:t>Sau khi đăng xuất, hệ thống tự động chuyển hướng về </w:t>
+            </w:r>
+            <w:r>
+              <w:rPr>
+                <w:rFonts w:cs="Arial"/>
+                <w:b/>
+                <w:bCs/>
+                <w:szCs w:val="24"/>
+                <w:lang w:val="vi-VN"/>
+              </w:rPr>
+              <w:t>Trang chủ</w:t>
+            </w:r>
+            <w:r>
+              <w:rPr>
+                <w:rFonts w:cs="Arial"/>
+                <w:szCs w:val="24"/>
+                <w:lang w:val="vi-VN"/>
+              </w:rPr>
+              <w:t> </w:t>
+            </w:r>
+          </w:p>
+        </w:tc>
+      </w:tr>
+      <w:tr>
+        <w:tc>
+          <w:tcPr>
+            <w:tcW w:w="1150" w:type="dxa"/>
+            <w:tcBorders>
+              <w:top w:val="single" w:sz="4" w:space="0" w:color="auto"/>
+              <w:left w:val="single" w:sz="4" w:space="0" w:color="auto"/>
+              <w:bottom w:val="single" w:sz="4" w:space="0" w:color="auto"/>
+              <w:right w:val="single" w:sz="4" w:space="0" w:color="auto"/>
+            </w:tcBorders>
+            <w:hideMark/>
+          </w:tcPr>
+          <w:p>
+            <w:pPr>
+              <w:spacing w:after="160" w:line="276" w:lineRule="auto"/>
+              <w:rPr>
+                <w:rFonts w:cs="Arial"/>
+                <w:szCs w:val="24"/>
+                <w:lang w:val="vi-VN"/>
+              </w:rPr>
+            </w:pPr>
+            <w:r>
+              <w:rPr>
+                <w:rFonts w:cs="Arial"/>
+                <w:szCs w:val="24"/>
+                <w:lang w:val="vi-VN"/>
+              </w:rPr>
+              <w:t>AC16</w:t>
+            </w:r>
+            <w:r>
+              <w:rPr>
+                <w:rFonts w:cs="Arial"/>
+                <w:szCs w:val="24"/>
+                <w:lang w:val="vi-VN"/>
+              </w:rPr>
+              <w:t>.3</w:t>
+            </w:r>
+          </w:p>
+        </w:tc>
+        <w:tc>
+          <w:tcPr>
+            <w:tcW w:w="1501" w:type="dxa"/>
+            <w:tcBorders>
+              <w:top w:val="single" w:sz="4" w:space="0" w:color="auto"/>
+              <w:left w:val="single" w:sz="4" w:space="0" w:color="auto"/>
+              <w:bottom w:val="single" w:sz="4" w:space="0" w:color="auto"/>
+              <w:right w:val="single" w:sz="4" w:space="0" w:color="auto"/>
+            </w:tcBorders>
+          </w:tcPr>
+          <w:tbl>
+            <w:tblPr>
+              <w:tblW w:w="0" w:type="auto"/>
+              <w:tblCellSpacing w:w="15" w:type="dxa"/>
+              <w:tblLook w:val="04A0" w:firstRow="1" w:lastRow="0" w:firstColumn="1" w:lastColumn="0" w:noHBand="0" w:noVBand="1"/>
+            </w:tblPr>
+            <w:tblGrid>
+              <w:gridCol w:w="96"/>
+            </w:tblGrid>
+            <w:tr>
+              <w:trPr>
+                <w:tblCellSpacing w:w="15" w:type="dxa"/>
+              </w:trPr>
+              <w:tc>
+                <w:tcPr>
+                  <w:tcW w:w="0" w:type="auto"/>
+                  <w:tcMar>
+                    <w:top w:w="15" w:type="dxa"/>
+                    <w:left w:w="15" w:type="dxa"/>
+                    <w:bottom w:w="15" w:type="dxa"/>
+                    <w:right w:w="15" w:type="dxa"/>
+                  </w:tcMar>
+                  <w:vAlign w:val="center"/>
+                  <w:hideMark/>
+                </w:tcPr>
+                <w:p>
+                  <w:pPr>
+                    <w:spacing w:line="276" w:lineRule="auto"/>
+                    <w:rPr>
+                      <w:rFonts w:cs="Arial"/>
+                      <w:szCs w:val="24"/>
+                      <w:lang w:val="vi-VN"/>
+                    </w:rPr>
+                  </w:pPr>
+                </w:p>
+              </w:tc>
+            </w:tr>
+          </w:tbl>
+          <w:p>
+            <w:pPr>
+              <w:spacing w:after="160" w:line="276" w:lineRule="auto"/>
+              <w:rPr>
+                <w:rFonts w:cs="Arial"/>
+                <w:szCs w:val="24"/>
+                <w:lang w:val="vi-VN"/>
+              </w:rPr>
+            </w:pPr>
+            <w:r>
+              <w:rPr>
+                <w:rFonts w:cs="Arial"/>
+                <w:vanish/>
+                <w:szCs w:val="24"/>
+              </w:rPr>
+              <w:tab/>
+              <w:t>Xóa phiên đăng nhập</w:t>
+            </w:r>
+            <w:r>
+              <w:rPr>
+                <w:rFonts w:cs="Arial"/>
+                <w:szCs w:val="24"/>
+              </w:rPr>
+              <w:t>Xóa phiên đăng nhập</w:t>
+            </w:r>
+          </w:p>
+        </w:tc>
+        <w:tc>
+          <w:tcPr>
+            <w:tcW w:w="2490" w:type="dxa"/>
+            <w:tcBorders>
+              <w:top w:val="single" w:sz="4" w:space="0" w:color="auto"/>
+              <w:left w:val="single" w:sz="4" w:space="0" w:color="auto"/>
+              <w:bottom w:val="single" w:sz="4" w:space="0" w:color="auto"/>
+              <w:right w:val="single" w:sz="4" w:space="0" w:color="auto"/>
+            </w:tcBorders>
+            <w:hideMark/>
+          </w:tcPr>
+          <w:p>
+            <w:pPr>
+              <w:spacing w:after="160" w:line="276" w:lineRule="auto"/>
+              <w:rPr>
+                <w:rFonts w:cs="Arial"/>
+                <w:szCs w:val="24"/>
+                <w:lang w:val="vi-VN"/>
+              </w:rPr>
+            </w:pPr>
+            <w:r>
+              <w:rPr>
+                <w:rFonts w:cs="Arial"/>
+                <w:szCs w:val="24"/>
+                <w:lang w:val="vi-VN"/>
+              </w:rPr>
+              <w:t>Xử lý dữ liệu phiên và token</w:t>
+            </w:r>
+          </w:p>
+        </w:tc>
+        <w:tc>
+          <w:tcPr>
+            <w:tcW w:w="4209" w:type="dxa"/>
+            <w:tcBorders>
+              <w:top w:val="single" w:sz="4" w:space="0" w:color="auto"/>
+              <w:left w:val="single" w:sz="4" w:space="0" w:color="auto"/>
+              <w:bottom w:val="single" w:sz="4" w:space="0" w:color="auto"/>
+              <w:right w:val="single" w:sz="4" w:space="0" w:color="auto"/>
+            </w:tcBorders>
+            <w:hideMark/>
+          </w:tcPr>
+          <w:p>
+            <w:pPr>
+              <w:spacing w:line="276" w:lineRule="auto"/>
+              <w:rPr>
+                <w:rFonts w:cs="Arial"/>
+                <w:szCs w:val="24"/>
+                <w:lang w:val="vi-VN"/>
+              </w:rPr>
+            </w:pPr>
+            <w:r>
+              <w:rPr>
+                <w:rFonts w:cs="Arial"/>
+                <w:szCs w:val="24"/>
+                <w:lang w:val="vi-VN"/>
+              </w:rPr>
+              <w:t>Sau khi đăng xuất:</w:t>
+            </w:r>
+          </w:p>
+          <w:p>
+            <w:pPr>
+              <w:spacing w:line="276" w:lineRule="auto"/>
+              <w:rPr>
+                <w:rFonts w:cs="Arial"/>
+                <w:szCs w:val="24"/>
+                <w:lang w:val="vi-VN"/>
+              </w:rPr>
+            </w:pPr>
+            <w:r>
+              <w:rPr>
+                <w:rFonts w:cs="Arial"/>
+                <w:szCs w:val="24"/>
+                <w:lang w:val="vi-VN"/>
+              </w:rPr>
+              <w:t>- Toàn bộ thông tin phiên đăng nhập (session, token, cookie) trên trình duyệt của người dùng bị xóa.</w:t>
+            </w:r>
+          </w:p>
+          <w:p>
+            <w:pPr>
+              <w:spacing w:line="276" w:lineRule="auto"/>
+              <w:rPr>
+                <w:rFonts w:cs="Arial"/>
+                <w:szCs w:val="24"/>
+                <w:lang w:val="vi-VN"/>
+              </w:rPr>
+            </w:pPr>
+            <w:r>
+              <w:rPr>
+                <w:rFonts w:cs="Arial"/>
+                <w:szCs w:val="24"/>
+                <w:lang w:val="vi-VN"/>
+              </w:rPr>
+              <w:t>- Không thể truy cập vào các trang yêu cầu xác thực (</w:t>
+            </w:r>
+            <w:r>
+              <w:rPr>
+                <w:rFonts w:cs="Arial"/>
+                <w:szCs w:val="24"/>
+                <w:lang w:val="vi-VN"/>
+              </w:rPr>
+              <w:t>Hồ sơ,</w:t>
+            </w:r>
+            <w:r>
+              <w:rPr>
+                <w:rFonts w:cs="Arial"/>
+                <w:szCs w:val="24"/>
+                <w:lang w:val="vi-VN"/>
+              </w:rPr>
+              <w:t xml:space="preserve"> Sách của tôi, </w:t>
+            </w:r>
+            <w:r>
+              <w:rPr>
+                <w:rFonts w:cs="Arial"/>
+                <w:szCs w:val="24"/>
+                <w:lang w:val="vi-VN"/>
+              </w:rPr>
+              <w:t>Sách đã mua</w:t>
+            </w:r>
+            <w:r>
+              <w:rPr>
+                <w:rFonts w:cs="Arial"/>
+                <w:szCs w:val="24"/>
+                <w:lang w:val="vi-VN"/>
+              </w:rPr>
+              <w:t>, Đăng bán sách) nếu không đăng nhập lại</w:t>
+            </w:r>
+          </w:p>
+          <w:p>
+            <w:pPr>
+              <w:spacing w:after="160" w:line="276" w:lineRule="auto"/>
+              <w:rPr>
+                <w:rFonts w:cs="Arial"/>
+                <w:szCs w:val="24"/>
+                <w:lang w:val="vi-VN"/>
+              </w:rPr>
+            </w:pPr>
+            <w:r>
+              <w:rPr>
+                <w:rFonts w:cs="Arial"/>
+                <w:szCs w:val="24"/>
+                <w:lang w:val="vi-VN"/>
+              </w:rPr>
+              <w:t xml:space="preserve">- </w:t>
+            </w:r>
+            <w:r>
+              <w:rPr>
+                <w:rFonts w:cs="Arial"/>
+                <w:szCs w:val="24"/>
+                <w:lang w:val="vi-VN"/>
+              </w:rPr>
+              <w:t>Nếu người dùng nhấn nút "Quay lại" (Back) trên trình duyệt, hệ thống không hiển thị lại trang đã đăng xuất mà tự động chuyển hướng về trang chủ hoặc trang đăng nhập</w:t>
+            </w:r>
+          </w:p>
+        </w:tc>
+      </w:tr>
+      <w:tr>
+        <w:tc>
+          <w:tcPr>
+            <w:tcW w:w="1150" w:type="dxa"/>
+            <w:tcBorders>
+              <w:top w:val="single" w:sz="4" w:space="0" w:color="auto"/>
+              <w:left w:val="single" w:sz="4" w:space="0" w:color="auto"/>
+              <w:bottom w:val="single" w:sz="4" w:space="0" w:color="auto"/>
+              <w:right w:val="single" w:sz="4" w:space="0" w:color="auto"/>
+            </w:tcBorders>
+            <w:hideMark/>
+          </w:tcPr>
+          <w:p>
+            <w:pPr>
+              <w:spacing w:after="160" w:line="276" w:lineRule="auto"/>
+              <w:rPr>
+                <w:rFonts w:cs="Arial"/>
+                <w:szCs w:val="24"/>
+                <w:lang w:val="vi-VN"/>
+              </w:rPr>
+            </w:pPr>
+            <w:r>
+              <w:rPr>
+                <w:rFonts w:cs="Arial"/>
+                <w:szCs w:val="24"/>
+                <w:lang w:val="vi-VN"/>
+              </w:rPr>
+              <w:t>AC16</w:t>
+            </w:r>
+            <w:r>
+              <w:rPr>
+                <w:rFonts w:cs="Arial"/>
+                <w:szCs w:val="24"/>
+                <w:lang w:val="vi-VN"/>
+              </w:rPr>
+              <w:t>.4</w:t>
+            </w:r>
+          </w:p>
+        </w:tc>
+        <w:tc>
+          <w:tcPr>
+            <w:tcW w:w="1501" w:type="dxa"/>
+            <w:tcBorders>
+              <w:top w:val="single" w:sz="4" w:space="0" w:color="auto"/>
+              <w:left w:val="single" w:sz="4" w:space="0" w:color="auto"/>
+              <w:bottom w:val="single" w:sz="4" w:space="0" w:color="auto"/>
+              <w:right w:val="single" w:sz="4" w:space="0" w:color="auto"/>
+            </w:tcBorders>
+            <w:hideMark/>
+          </w:tcPr>
+          <w:p>
+            <w:pPr>
+              <w:spacing w:after="160" w:line="276" w:lineRule="auto"/>
+              <w:rPr>
+                <w:rFonts w:cs="Arial"/>
+                <w:szCs w:val="24"/>
+                <w:lang w:val="vi-VN"/>
+              </w:rPr>
+            </w:pPr>
+            <w:r>
+              <w:rPr>
+                <w:rFonts w:cs="Arial"/>
+                <w:szCs w:val="24"/>
+                <w:lang w:val="vi-VN"/>
+              </w:rPr>
+              <w:t>Kiểm tra trạng thái đăng nhập trên giao diện</w:t>
+            </w:r>
+          </w:p>
+        </w:tc>
+        <w:tc>
+          <w:tcPr>
+            <w:tcW w:w="2490" w:type="dxa"/>
+            <w:tcBorders>
+              <w:top w:val="single" w:sz="4" w:space="0" w:color="auto"/>
+              <w:left w:val="single" w:sz="4" w:space="0" w:color="auto"/>
+              <w:bottom w:val="single" w:sz="4" w:space="0" w:color="auto"/>
+              <w:right w:val="single" w:sz="4" w:space="0" w:color="auto"/>
+            </w:tcBorders>
+            <w:hideMark/>
+          </w:tcPr>
+          <w:p>
+            <w:pPr>
+              <w:spacing w:after="160" w:line="276" w:lineRule="auto"/>
+              <w:rPr>
+                <w:rFonts w:cs="Arial"/>
+                <w:szCs w:val="24"/>
+                <w:lang w:val="vi-VN"/>
+              </w:rPr>
+            </w:pPr>
+            <w:r>
+              <w:rPr>
+                <w:rFonts w:cs="Arial"/>
+                <w:szCs w:val="24"/>
+                <w:lang w:val="vi-VN"/>
+              </w:rPr>
+              <w:t>Cập nhật giao diện ngay sau khi đăng xuất</w:t>
+            </w:r>
+          </w:p>
+        </w:tc>
+        <w:tc>
+          <w:tcPr>
+            <w:tcW w:w="4209" w:type="dxa"/>
+            <w:tcBorders>
+              <w:top w:val="single" w:sz="4" w:space="0" w:color="auto"/>
+              <w:left w:val="single" w:sz="4" w:space="0" w:color="auto"/>
+              <w:bottom w:val="single" w:sz="4" w:space="0" w:color="auto"/>
+              <w:right w:val="single" w:sz="4" w:space="0" w:color="auto"/>
+            </w:tcBorders>
+            <w:hideMark/>
+          </w:tcPr>
+          <w:p>
+            <w:pPr>
+              <w:spacing w:line="276" w:lineRule="auto"/>
+              <w:rPr>
+                <w:rFonts w:cs="Arial"/>
+                <w:szCs w:val="24"/>
+                <w:lang w:val="vi-VN"/>
+              </w:rPr>
+            </w:pPr>
+            <w:r>
+              <w:rPr>
+                <w:rFonts w:cs="Arial"/>
+                <w:szCs w:val="24"/>
+                <w:lang w:val="vi-VN"/>
+              </w:rPr>
+              <w:t>Ngay sau khi đăng xuất, giao diện header cập nhật:</w:t>
+            </w:r>
+          </w:p>
+          <w:p>
+            <w:pPr>
+              <w:spacing w:line="276" w:lineRule="auto"/>
+              <w:rPr>
+                <w:rFonts w:cs="Arial"/>
+                <w:szCs w:val="24"/>
+                <w:lang w:val="vi-VN"/>
+              </w:rPr>
+            </w:pPr>
+            <w:r>
+              <w:rPr>
+                <w:rFonts w:cs="Arial"/>
+                <w:szCs w:val="24"/>
+                <w:lang w:val="vi-VN"/>
+              </w:rPr>
+              <w:t>- Ẩn tên người dùng</w:t>
+            </w:r>
+            <w:r>
+              <w:rPr>
+                <w:rFonts w:cs="Arial"/>
+                <w:szCs w:val="24"/>
+                <w:lang w:val="vi-VN"/>
+              </w:rPr>
+              <w:t xml:space="preserve"> </w:t>
+            </w:r>
+          </w:p>
+          <w:p>
+            <w:pPr>
+              <w:spacing w:line="276" w:lineRule="auto"/>
+              <w:rPr>
+                <w:rFonts w:cs="Arial"/>
+                <w:szCs w:val="24"/>
+                <w:lang w:val="vi-VN"/>
+              </w:rPr>
+            </w:pPr>
+            <w:r>
+              <w:rPr>
+                <w:rFonts w:cs="Arial"/>
+                <w:szCs w:val="24"/>
+                <w:lang w:val="vi-VN"/>
+              </w:rPr>
+              <w:t xml:space="preserve">- Hiển thị các nút </w:t>
+            </w:r>
+            <w:r>
+              <w:rPr>
+                <w:rFonts w:cs="Arial"/>
+                <w:b/>
+                <w:bCs/>
+                <w:szCs w:val="24"/>
+                <w:lang w:val="vi-VN"/>
+              </w:rPr>
+              <w:t>“Đăng nhập”</w:t>
+            </w:r>
+            <w:r>
+              <w:rPr>
+                <w:rFonts w:cs="Arial"/>
+                <w:szCs w:val="24"/>
+                <w:lang w:val="vi-VN"/>
+              </w:rPr>
+              <w:t xml:space="preserve"> / </w:t>
+            </w:r>
+            <w:r>
+              <w:rPr>
+                <w:rFonts w:cs="Arial"/>
+                <w:b/>
+                <w:bCs/>
+                <w:szCs w:val="24"/>
+                <w:lang w:val="vi-VN"/>
+              </w:rPr>
+              <w:t>“Đăng ký”</w:t>
+            </w:r>
+          </w:p>
+          <w:p>
+            <w:pPr>
+              <w:spacing w:after="160" w:line="276" w:lineRule="auto"/>
+              <w:rPr>
+                <w:rFonts w:cs="Arial"/>
+                <w:szCs w:val="24"/>
+                <w:lang w:val="vi-VN"/>
+              </w:rPr>
+            </w:pPr>
+            <w:r>
+              <w:rPr>
+                <w:rFonts w:cs="Arial"/>
+                <w:szCs w:val="24"/>
+                <w:lang w:val="vi-VN"/>
+              </w:rPr>
+              <w:lastRenderedPageBreak/>
+              <w:t xml:space="preserve">- Các khu vực yêu cầu đăng nhập ( nút "Đăng bán sách") bị ẩn </w:t>
+            </w:r>
+          </w:p>
+        </w:tc>
+      </w:tr>
+    </w:tbl>
+    <w:p>
+      <w:pPr>
+        <w:pStyle w:val="Heading2"/>
+        <w:spacing w:line="276" w:lineRule="auto"/>
+        <w:rPr>
+          <w:rFonts w:eastAsia="Arial" w:cs="Arial"/>
+          <w:szCs w:val="24"/>
+          <w:lang w:val="vi-VN"/>
+        </w:rPr>
+      </w:pPr>
+      <w:r>
+        <w:rPr>
+          <w:rFonts w:cs="Arial"/>
+          <w:szCs w:val="24"/>
+          <w:lang w:val="vi-VN"/>
+        </w:rPr>
+        <w:lastRenderedPageBreak/>
+        <w:t xml:space="preserve">User story </w:t>
+      </w:r>
+      <w:r>
+        <w:rPr>
+          <w:rFonts w:cs="Arial"/>
+          <w:szCs w:val="24"/>
+          <w:lang w:val="vi-VN"/>
+        </w:rPr>
+        <w:t>1</w:t>
+      </w:r>
+      <w:r>
+        <w:rPr>
+          <w:rFonts w:cs="Arial"/>
+          <w:szCs w:val="24"/>
+          <w:lang w:val="vi-VN"/>
+        </w:rPr>
+        <w:t xml:space="preserve">7: </w:t>
+      </w:r>
+      <w:r>
+        <w:rPr>
+          <w:rFonts w:eastAsia="Arial" w:cs="Arial"/>
+          <w:szCs w:val="24"/>
+          <w:lang w:val="vi-VN"/>
+        </w:rPr>
+        <w:t>Sách của tôi</w:t>
+      </w:r>
+    </w:p>
+    <w:tbl>
+      <w:tblPr>
+        <w:tblStyle w:val="TableGrid"/>
+        <w:tblW w:w="0" w:type="auto"/>
+        <w:tblLook w:val="04A0" w:firstRow="1" w:lastRow="0" w:firstColumn="1" w:lastColumn="0" w:noHBand="0" w:noVBand="1"/>
+      </w:tblPr>
+      <w:tblGrid>
+        <w:gridCol w:w="1150"/>
+        <w:gridCol w:w="1501"/>
+        <w:gridCol w:w="2490"/>
+        <w:gridCol w:w="4209"/>
+      </w:tblGrid>
+      <w:tr>
+        <w:tc>
+          <w:tcPr>
+            <w:tcW w:w="1150" w:type="dxa"/>
+            <w:shd w:val="clear" w:color="auto" w:fill="C5E0B3" w:themeFill="accent6" w:themeFillTint="66"/>
+          </w:tcPr>
+          <w:p>
+            <w:pPr>
+              <w:spacing w:line="276" w:lineRule="auto"/>
+              <w:jc w:val="center"/>
+              <w:rPr>
+                <w:rFonts w:cs="Arial"/>
+                <w:b/>
+                <w:szCs w:val="24"/>
+                <w:lang w:val="vi-VN"/>
+              </w:rPr>
+            </w:pPr>
+            <w:r>
+              <w:rPr>
+                <w:rFonts w:cs="Arial"/>
+                <w:b/>
+                <w:szCs w:val="24"/>
+                <w:lang w:val="vi-VN"/>
+              </w:rPr>
+              <w:t>ID</w:t>
+            </w:r>
+          </w:p>
+        </w:tc>
+        <w:tc>
+          <w:tcPr>
+            <w:tcW w:w="1501" w:type="dxa"/>
+            <w:shd w:val="clear" w:color="auto" w:fill="C5E0B3" w:themeFill="accent6" w:themeFillTint="66"/>
+          </w:tcPr>
+          <w:p>
+            <w:pPr>
+              <w:spacing w:line="276" w:lineRule="auto"/>
+              <w:jc w:val="center"/>
+              <w:rPr>
+                <w:rFonts w:cs="Arial"/>
+                <w:b/>
+                <w:szCs w:val="24"/>
+                <w:lang w:val="vi-VN"/>
+              </w:rPr>
+            </w:pPr>
+            <w:r>
+              <w:rPr>
+                <w:rFonts w:cs="Arial"/>
+                <w:b/>
+                <w:szCs w:val="24"/>
+                <w:lang w:val="vi-VN"/>
+              </w:rPr>
+              <w:t>Feature</w:t>
+            </w:r>
+          </w:p>
+        </w:tc>
+        <w:tc>
+          <w:tcPr>
+            <w:tcW w:w="2490" w:type="dxa"/>
+            <w:shd w:val="clear" w:color="auto" w:fill="C5E0B3" w:themeFill="accent6" w:themeFillTint="66"/>
+          </w:tcPr>
+          <w:p>
+            <w:pPr>
+              <w:spacing w:line="276" w:lineRule="auto"/>
+              <w:jc w:val="center"/>
+              <w:rPr>
+                <w:rFonts w:cs="Arial"/>
+                <w:b/>
+                <w:szCs w:val="24"/>
+                <w:lang w:val="vi-VN"/>
+              </w:rPr>
+            </w:pPr>
+            <w:r>
+              <w:rPr>
+                <w:rFonts w:cs="Arial"/>
+                <w:b/>
+                <w:szCs w:val="24"/>
+                <w:lang w:val="vi-VN"/>
+              </w:rPr>
+              <w:t>Description</w:t>
+            </w:r>
+          </w:p>
+        </w:tc>
+        <w:tc>
+          <w:tcPr>
+            <w:tcW w:w="4209" w:type="dxa"/>
+            <w:shd w:val="clear" w:color="auto" w:fill="C5E0B3" w:themeFill="accent6" w:themeFillTint="66"/>
+          </w:tcPr>
+          <w:p>
+            <w:pPr>
+              <w:spacing w:line="276" w:lineRule="auto"/>
+              <w:jc w:val="center"/>
+              <w:rPr>
+                <w:rFonts w:cs="Arial"/>
+                <w:b/>
+                <w:szCs w:val="24"/>
+                <w:lang w:val="vi-VN"/>
+              </w:rPr>
+            </w:pPr>
+            <w:r>
+              <w:rPr>
+                <w:rFonts w:cs="Arial"/>
+                <w:b/>
+                <w:szCs w:val="24"/>
+                <w:lang w:val="vi-VN"/>
+              </w:rPr>
+              <w:t>Criteria</w:t>
+            </w:r>
+          </w:p>
+        </w:tc>
+      </w:tr>
+      <w:tr>
+        <w:tc>
+          <w:tcPr>
+            <w:tcW w:w="1150" w:type="dxa"/>
+          </w:tcPr>
+          <w:p>
+            <w:pPr>
+              <w:spacing w:line="276" w:lineRule="auto"/>
+              <w:rPr>
+                <w:rFonts w:cs="Arial"/>
+                <w:szCs w:val="24"/>
+                <w:lang w:val="vi-VN"/>
+              </w:rPr>
+            </w:pPr>
+            <w:r>
+              <w:rPr>
+                <w:rFonts w:cs="Arial"/>
+                <w:szCs w:val="24"/>
+                <w:lang w:val="vi-VN"/>
+              </w:rPr>
+              <w:t>AC17</w:t>
+            </w:r>
+            <w:r>
+              <w:rPr>
+                <w:rFonts w:cs="Arial"/>
+                <w:szCs w:val="24"/>
+                <w:lang w:val="vi-VN"/>
+              </w:rPr>
+              <w:t>.1</w:t>
+            </w:r>
+          </w:p>
+        </w:tc>
+        <w:tc>
+          <w:tcPr>
+            <w:tcW w:w="1501" w:type="dxa"/>
+          </w:tcPr>
+          <w:p>
+            <w:pPr>
+              <w:spacing w:line="276" w:lineRule="auto"/>
+              <w:rPr>
+                <w:rFonts w:cs="Arial"/>
+                <w:szCs w:val="24"/>
+                <w:lang w:val="vi-VN"/>
+              </w:rPr>
+            </w:pPr>
+            <w:r>
+              <w:rPr>
+                <w:rFonts w:cs="Arial"/>
+                <w:szCs w:val="24"/>
+              </w:rPr>
+              <w:t>Điều kiện thực hiện</w:t>
+            </w:r>
+          </w:p>
+        </w:tc>
+        <w:tc>
+          <w:tcPr>
+            <w:tcW w:w="2490" w:type="dxa"/>
+          </w:tcPr>
+          <w:p>
+            <w:pPr>
+              <w:spacing w:line="276" w:lineRule="auto"/>
+              <w:rPr>
+                <w:rFonts w:cs="Arial"/>
+                <w:szCs w:val="24"/>
+                <w:lang w:val="vi-VN"/>
+              </w:rPr>
+            </w:pPr>
+          </w:p>
+        </w:tc>
+        <w:tc>
+          <w:tcPr>
+            <w:tcW w:w="4209" w:type="dxa"/>
+          </w:tcPr>
+          <w:p>
+            <w:pPr>
+              <w:pStyle w:val="ListParagraph"/>
+              <w:numPr>
+                <w:ilvl w:val="0"/>
+                <w:numId w:val="22"/>
+              </w:numPr>
+              <w:spacing w:line="276" w:lineRule="auto"/>
+              <w:rPr>
+                <w:rFonts w:cs="Arial"/>
+                <w:szCs w:val="24"/>
+                <w:lang w:val="vi-VN"/>
+              </w:rPr>
+            </w:pPr>
+            <w:r>
+              <w:rPr>
+                <w:rFonts w:cs="Arial"/>
+                <w:szCs w:val="24"/>
+                <w:lang w:val="vi-VN"/>
+              </w:rPr>
+              <w:t>Người dùng đã đăng nhập thành công vào hệ thống.</w:t>
+            </w:r>
+          </w:p>
+        </w:tc>
+      </w:tr>
+      <w:tr>
+        <w:tc>
+          <w:tcPr>
+            <w:tcW w:w="1150" w:type="dxa"/>
+          </w:tcPr>
+          <w:p>
+            <w:pPr>
+              <w:spacing w:line="276" w:lineRule="auto"/>
+              <w:rPr>
+                <w:rFonts w:cs="Arial"/>
+                <w:szCs w:val="24"/>
+                <w:lang w:val="vi-VN"/>
+              </w:rPr>
+            </w:pPr>
+            <w:r>
+              <w:rPr>
+                <w:rFonts w:cs="Arial"/>
+                <w:szCs w:val="24"/>
+                <w:lang w:val="vi-VN"/>
+              </w:rPr>
+              <w:t>AC17</w:t>
+            </w:r>
+            <w:r>
+              <w:rPr>
+                <w:rFonts w:cs="Arial"/>
+                <w:szCs w:val="24"/>
+              </w:rPr>
+              <w:t>.</w:t>
+            </w:r>
+            <w:r>
+              <w:rPr>
+                <w:rFonts w:cs="Arial"/>
+                <w:szCs w:val="24"/>
+                <w:lang w:val="vi-VN"/>
+              </w:rPr>
+              <w:t>2</w:t>
+            </w:r>
+          </w:p>
+        </w:tc>
+        <w:tc>
+          <w:tcPr>
+            <w:tcW w:w="1501" w:type="dxa"/>
+          </w:tcPr>
+          <w:p>
+            <w:pPr>
+              <w:spacing w:line="276" w:lineRule="auto"/>
+              <w:rPr>
+                <w:rFonts w:cs="Arial"/>
+                <w:szCs w:val="24"/>
+                <w:lang w:val="vi-VN"/>
+              </w:rPr>
+            </w:pPr>
+            <w:r>
+              <w:rPr>
+                <w:rFonts w:cs="Arial"/>
+                <w:szCs w:val="24"/>
+              </w:rPr>
+              <w:t>Điều hướng nhanh</w:t>
+            </w:r>
+          </w:p>
+        </w:tc>
+        <w:tc>
+          <w:tcPr>
+            <w:tcW w:w="2490" w:type="dxa"/>
+          </w:tcPr>
+          <w:p>
+            <w:pPr>
+              <w:spacing w:line="276" w:lineRule="auto"/>
+              <w:rPr>
+                <w:rFonts w:cs="Arial"/>
+                <w:szCs w:val="24"/>
+                <w:lang w:val="vi-VN"/>
+              </w:rPr>
+            </w:pPr>
+          </w:p>
+        </w:tc>
+        <w:tc>
+          <w:tcPr>
+            <w:tcW w:w="4209" w:type="dxa"/>
+          </w:tcPr>
+          <w:p>
+            <w:pPr>
+              <w:tabs>
+                <w:tab w:val="left" w:pos="162"/>
+              </w:tabs>
+              <w:spacing w:line="276" w:lineRule="auto"/>
+              <w:jc w:val="left"/>
+              <w:rPr>
+                <w:rFonts w:cs="Arial"/>
+                <w:szCs w:val="24"/>
+                <w:lang w:val="vi-VN"/>
+              </w:rPr>
+            </w:pPr>
+            <w:r>
+              <w:rPr>
+                <w:rFonts w:cs="Arial"/>
+                <w:szCs w:val="24"/>
+                <w:lang w:val="vi-VN"/>
+              </w:rPr>
+              <w:t>Trang có 2 nút điều hướng ở góc phải:</w:t>
+            </w:r>
+            <w:r>
+              <w:rPr>
+                <w:rFonts w:cs="Arial"/>
+                <w:szCs w:val="24"/>
+                <w:lang w:val="vi-VN"/>
+              </w:rPr>
+              <w:br/>
+              <w:t>1. Nút</w:t>
+            </w:r>
+            <w:r>
+              <w:rPr>
+                <w:rFonts w:cs="Arial"/>
+                <w:b/>
+                <w:bCs/>
+                <w:szCs w:val="24"/>
+                <w:lang w:val="vi-VN"/>
+              </w:rPr>
+              <w:t xml:space="preserve"> </w:t>
+            </w:r>
+            <w:r>
+              <w:rPr>
+                <w:rFonts w:cs="Arial"/>
+                <w:b/>
+                <w:bCs/>
+                <w:szCs w:val="24"/>
+                <w:lang w:val="vi-VN"/>
+              </w:rPr>
+              <w:t>“</w:t>
+            </w:r>
+            <w:r>
+              <w:rPr>
+                <w:rFonts w:cs="Arial"/>
+                <w:b/>
+                <w:bCs/>
+                <w:szCs w:val="24"/>
+                <w:lang w:val="vi-VN"/>
+              </w:rPr>
+              <w:t xml:space="preserve">Yêu cầu mua của </w:t>
+            </w:r>
+            <w:r>
+              <w:rPr>
+                <w:rFonts w:cs="Arial"/>
+                <w:b/>
+                <w:bCs/>
+                <w:szCs w:val="24"/>
+                <w:lang w:val="vi-VN"/>
+              </w:rPr>
+              <w:t>tôi”</w:t>
+            </w:r>
+            <w:r>
+              <w:rPr>
+                <w:rFonts w:cs="Arial"/>
+                <w:szCs w:val="24"/>
+                <w:lang w:val="vi-VN"/>
+              </w:rPr>
+              <w:t xml:space="preserve">: Khi click, </w:t>
+            </w:r>
+            <w:r>
+              <w:rPr>
+                <w:rFonts w:cs="Arial"/>
+                <w:szCs w:val="24"/>
+                <w:lang w:val="vi-VN"/>
+              </w:rPr>
+              <w:t>chuyển đến trang danh sách các yêu cầu mà người dùng đã gửi đi với vai trò là người mua</w:t>
+            </w:r>
+            <w:r>
+              <w:rPr>
+                <w:rFonts w:cs="Arial"/>
+                <w:szCs w:val="24"/>
+                <w:lang w:val="vi-VN"/>
+              </w:rPr>
+              <w:br/>
+              <w:t>2. Nút</w:t>
+            </w:r>
+            <w:r>
+              <w:rPr>
+                <w:rFonts w:cs="Arial"/>
+                <w:b/>
+                <w:bCs/>
+                <w:szCs w:val="24"/>
+                <w:lang w:val="vi-VN"/>
+              </w:rPr>
+              <w:t xml:space="preserve"> </w:t>
+            </w:r>
+            <w:r>
+              <w:rPr>
+                <w:rFonts w:cs="Arial"/>
+                <w:b/>
+                <w:bCs/>
+                <w:szCs w:val="24"/>
+                <w:lang w:val="vi-VN"/>
+              </w:rPr>
+              <w:t>“</w:t>
+            </w:r>
+            <w:r>
+              <w:rPr>
+                <w:rFonts w:cs="Arial"/>
+                <w:b/>
+                <w:bCs/>
+                <w:szCs w:val="24"/>
+                <w:lang w:val="vi-VN"/>
+              </w:rPr>
+              <w:t xml:space="preserve">+ Đăng bán </w:t>
+            </w:r>
+            <w:r>
+              <w:rPr>
+                <w:rFonts w:cs="Arial"/>
+                <w:b/>
+                <w:bCs/>
+                <w:szCs w:val="24"/>
+                <w:lang w:val="vi-VN"/>
+              </w:rPr>
+              <w:t>sách”</w:t>
+            </w:r>
+            <w:r>
+              <w:rPr>
+                <w:rFonts w:cs="Arial"/>
+                <w:szCs w:val="24"/>
+                <w:lang w:val="vi-VN"/>
+              </w:rPr>
+              <w:t>: Khi click, chuyển ngay sang form tạo bài đăng mới.</w:t>
+            </w:r>
+          </w:p>
+        </w:tc>
+      </w:tr>
+      <w:tr>
+        <w:tc>
+          <w:tcPr>
+            <w:tcW w:w="1150" w:type="dxa"/>
+          </w:tcPr>
+          <w:p>
+            <w:pPr>
+              <w:spacing w:line="276" w:lineRule="auto"/>
+              <w:rPr>
+                <w:rFonts w:cs="Arial"/>
+                <w:szCs w:val="24"/>
+                <w:lang w:val="vi-VN"/>
+              </w:rPr>
+            </w:pPr>
+            <w:r>
+              <w:rPr>
+                <w:rFonts w:cs="Arial"/>
+                <w:szCs w:val="24"/>
+                <w:lang w:val="vi-VN"/>
+              </w:rPr>
+              <w:t>AC17</w:t>
+            </w:r>
+            <w:r>
+              <w:rPr>
+                <w:rFonts w:cs="Arial"/>
+                <w:szCs w:val="24"/>
+                <w:lang w:val="vi-VN"/>
+              </w:rPr>
+              <w:t>.3</w:t>
+            </w:r>
+          </w:p>
+        </w:tc>
+        <w:tc>
+          <w:tcPr>
+            <w:tcW w:w="1501" w:type="dxa"/>
+          </w:tcPr>
           <w:tbl>
             <w:tblPr>
               <w:tblW w:w="0" w:type="auto"/>
@@ -14283,7 +20902,7 @@
               <w:tblLook w:val="04A0" w:firstRow="1" w:lastRow="0" w:firstColumn="1" w:lastColumn="0" w:noHBand="0" w:noVBand="1"/>
             </w:tblPr>
             <w:tblGrid>
-              <w:gridCol w:w="1317"/>
+              <w:gridCol w:w="96"/>
             </w:tblGrid>
             <w:tr>
               <w:trPr>
@@ -14301,16 +20920,8 @@
                     <w:rPr>
                       <w:rFonts w:cs="Arial"/>
                       <w:szCs w:val="24"/>
-                      <w:lang w:val="vi-VN"/>
                     </w:rPr>
                   </w:pPr>
-                  <w:r>
-                    <w:rPr>
-                      <w:rFonts w:cs="Arial"/>
-                      <w:szCs w:val="24"/>
-                    </w:rPr>
-                    <w:t>Hiển thị thông tin sách và người bán</w:t>
-                  </w:r>
                 </w:p>
               </w:tc>
             </w:tr>
@@ -14318,373 +20929,88 @@
           <w:p>
             <w:pPr>
               <w:spacing w:line="276" w:lineRule="auto"/>
-              <w:rPr>
-                <w:rFonts w:cs="Arial"/>
-                <w:szCs w:val="24"/>
-                <w:lang w:val="vi-VN"/>
-              </w:rPr>
-            </w:pPr>
-          </w:p>
-        </w:tc>
-        <w:tc>
-          <w:tcPr>
-            <w:tcW w:w="2563" w:type="dxa"/>
-          </w:tcPr>
-          <w:p>
-            <w:pPr>
-              <w:spacing w:line="276" w:lineRule="auto"/>
-              <w:rPr>
-                <w:rFonts w:cs="Arial"/>
-                <w:szCs w:val="24"/>
-                <w:lang w:val="vi-VN"/>
-              </w:rPr>
-            </w:pPr>
-          </w:p>
-        </w:tc>
-        <w:tc>
-          <w:tcPr>
-            <w:tcW w:w="4370" w:type="dxa"/>
-          </w:tcPr>
-          <w:p>
-            <w:pPr>
-              <w:spacing w:line="276" w:lineRule="auto"/>
               <w:jc w:val="left"/>
               <w:rPr>
                 <w:rFonts w:cs="Arial"/>
-                <w:szCs w:val="24"/>
-                <w:lang w:val="vi-VN"/>
-              </w:rPr>
-            </w:pPr>
+                <w:vanish/>
+                <w:szCs w:val="24"/>
+              </w:rPr>
+            </w:pPr>
+          </w:p>
+          <w:p>
+            <w:pPr>
+              <w:spacing w:line="276" w:lineRule="auto"/>
+              <w:jc w:val="left"/>
+              <w:rPr>
+                <w:rFonts w:cs="Arial"/>
+                <w:szCs w:val="24"/>
+                <w:lang w:val="vi-VN"/>
+              </w:rPr>
+            </w:pPr>
+            <w:r>
+              <w:rPr>
+                <w:rFonts w:cs="Arial"/>
+                <w:szCs w:val="24"/>
+              </w:rPr>
+              <w:t>Khu vực "</w:t>
+            </w:r>
             <w:r>
               <w:rPr>
                 <w:rFonts w:cs="Arial"/>
                 <w:b/>
                 <w:bCs/>
                 <w:szCs w:val="24"/>
-                <w:lang w:val="vi-VN"/>
-              </w:rPr>
-              <w:t>Thông tin sách:</w:t>
-            </w:r>
-            <w:r>
-              <w:rPr>
-                <w:rFonts w:cs="Arial"/>
-                <w:szCs w:val="24"/>
-                <w:lang w:val="vi-VN"/>
-              </w:rPr>
-              <w:t xml:space="preserve"> Hệ thống phải hiển thị các thông tin sau nếu có dữ liệu: </w:t>
-            </w:r>
-            <w:r>
-              <w:rPr>
-                <w:rFonts w:cs="Arial"/>
-                <w:szCs w:val="24"/>
-                <w:lang w:val="vi-VN"/>
-              </w:rPr>
-              <w:br/>
-              <w:t xml:space="preserve">- Ảnh bìa sách. </w:t>
-            </w:r>
-            <w:r>
-              <w:rPr>
-                <w:rFonts w:cs="Arial"/>
-                <w:szCs w:val="24"/>
-                <w:lang w:val="vi-VN"/>
-              </w:rPr>
-              <w:br/>
-              <w:t xml:space="preserve">- Tên sách. </w:t>
-            </w:r>
-          </w:p>
+              </w:rPr>
+              <w:t>Yêu cầu chờ duyệt"</w:t>
+            </w:r>
+          </w:p>
+        </w:tc>
+        <w:tc>
+          <w:tcPr>
+            <w:tcW w:w="2490" w:type="dxa"/>
+          </w:tcPr>
+          <w:p>
+            <w:pPr>
+              <w:spacing w:line="276" w:lineRule="auto"/>
+              <w:rPr>
+                <w:rFonts w:cs="Arial"/>
+                <w:szCs w:val="24"/>
+                <w:lang w:val="vi-VN"/>
+              </w:rPr>
+            </w:pPr>
+            <w:r>
+              <w:rPr>
+                <w:rFonts w:cs="Arial"/>
+                <w:szCs w:val="24"/>
+                <w:lang w:val="vi-VN"/>
+              </w:rPr>
+              <w:t>Hiển thị danh sách người mua đang chờ người bán xác nhận</w:t>
+            </w:r>
+          </w:p>
+        </w:tc>
+        <w:tc>
+          <w:tcPr>
+            <w:tcW w:w="4209" w:type="dxa"/>
+          </w:tcPr>
           <w:p>
             <w:pPr>
               <w:spacing w:line="276" w:lineRule="auto"/>
               <w:jc w:val="left"/>
               <w:rPr>
                 <w:rFonts w:cs="Arial"/>
-                <w:szCs w:val="24"/>
-                <w:lang w:val="vi-VN"/>
-              </w:rPr>
-            </w:pPr>
-            <w:r>
-              <w:rPr>
-                <w:rFonts w:cs="Arial"/>
-                <w:szCs w:val="24"/>
-                <w:lang w:val="vi-VN"/>
-              </w:rPr>
-              <w:t xml:space="preserve">- Tình trạng sách (ví dụ: </w:t>
-            </w:r>
-            <w:r>
-              <w:rPr>
-                <w:rFonts w:cs="Arial"/>
-                <w:i/>
-                <w:iCs/>
-                <w:szCs w:val="24"/>
-                <w:lang w:val="vi-VN"/>
-              </w:rPr>
-              <w:t>Khá (80-94%)</w:t>
-            </w:r>
-            <w:r>
-              <w:rPr>
-                <w:rFonts w:cs="Arial"/>
-                <w:szCs w:val="24"/>
-                <w:lang w:val="vi-VN"/>
-              </w:rPr>
-              <w:t xml:space="preserve">). </w:t>
-            </w:r>
-            <w:r>
-              <w:rPr>
-                <w:rFonts w:cs="Arial"/>
-                <w:szCs w:val="24"/>
-                <w:lang w:val="vi-VN"/>
-              </w:rPr>
-              <w:br/>
-              <w:t xml:space="preserve">- Trạng thái bài đăng (ví dụ: </w:t>
-            </w:r>
-            <w:r>
-              <w:rPr>
-                <w:rFonts w:cs="Arial"/>
-                <w:i/>
-                <w:iCs/>
-                <w:szCs w:val="24"/>
-                <w:lang w:val="vi-VN"/>
-              </w:rPr>
-              <w:t>Đang bán</w:t>
-            </w:r>
-            <w:r>
-              <w:rPr>
-                <w:rFonts w:cs="Arial"/>
-                <w:szCs w:val="24"/>
-                <w:lang w:val="vi-VN"/>
-              </w:rPr>
-              <w:t>).</w:t>
-            </w:r>
-            <w:r>
-              <w:rPr>
-                <w:rFonts w:cs="Arial"/>
-                <w:szCs w:val="24"/>
-                <w:lang w:val="vi-VN"/>
-              </w:rPr>
-              <w:br/>
-              <w:t xml:space="preserve">- Giá bán. </w:t>
-            </w:r>
-            <w:r>
-              <w:rPr>
-                <w:rFonts w:cs="Arial"/>
-                <w:szCs w:val="24"/>
-                <w:lang w:val="vi-VN"/>
-              </w:rPr>
-              <w:br/>
-              <w:t xml:space="preserve">- Mô tả chi tiết của sách. </w:t>
-            </w:r>
-            <w:r>
-              <w:rPr>
-                <w:rFonts w:cs="Arial"/>
-                <w:szCs w:val="24"/>
-                <w:lang w:val="vi-VN"/>
-              </w:rPr>
-              <w:br/>
-              <w:t xml:space="preserve">- Số lượt xem của bài đăng. </w:t>
-            </w:r>
-            <w:r>
-              <w:rPr>
-                <w:rFonts w:cs="Arial"/>
-                <w:szCs w:val="24"/>
-                <w:lang w:val="vi-VN"/>
-              </w:rPr>
-              <w:br/>
-              <w:t xml:space="preserve">- Ngày đăng bài. </w:t>
-            </w:r>
-          </w:p>
-          <w:p>
-            <w:pPr>
-              <w:spacing w:line="276" w:lineRule="auto"/>
-              <w:jc w:val="left"/>
-              <w:rPr>
-                <w:rFonts w:cs="Arial"/>
-                <w:szCs w:val="24"/>
-                <w:lang w:val="vi-VN"/>
-              </w:rPr>
-            </w:pPr>
-            <w:r>
-              <w:rPr>
-                <w:rFonts w:cs="Arial"/>
                 <w:b/>
                 <w:bCs/>
                 <w:szCs w:val="24"/>
-                <w:lang w:val="vi-VN"/>
-              </w:rPr>
-              <w:t>Mô tả chi tiết</w:t>
-            </w:r>
-            <w:r>
-              <w:rPr>
-                <w:rFonts w:cs="Arial"/>
-                <w:szCs w:val="24"/>
-                <w:lang w:val="vi-VN"/>
-              </w:rPr>
-              <w:br/>
-            </w:r>
+              </w:rPr>
+            </w:pPr>
             <w:r>
               <w:rPr>
                 <w:rFonts w:cs="Arial"/>
                 <w:b/>
                 <w:bCs/>
                 <w:szCs w:val="24"/>
-                <w:lang w:val="vi-VN"/>
-              </w:rPr>
-              <w:t>Thông tin người bán:</w:t>
-            </w:r>
-            <w:r>
-              <w:rPr>
-                <w:rFonts w:cs="Arial"/>
-                <w:szCs w:val="24"/>
-                <w:lang w:val="vi-VN"/>
-              </w:rPr>
-              <w:t xml:space="preserve"> </w:t>
-            </w:r>
-            <w:r>
-              <w:rPr>
-                <w:rFonts w:cs="Arial"/>
-                <w:szCs w:val="24"/>
-                <w:lang w:val="vi-VN"/>
-              </w:rPr>
-              <w:br/>
-              <w:t xml:space="preserve">- Tên người bán. </w:t>
-            </w:r>
-            <w:r>
-              <w:rPr>
-                <w:rFonts w:cs="Arial"/>
-                <w:szCs w:val="24"/>
-                <w:lang w:val="vi-VN"/>
-              </w:rPr>
-              <w:br/>
-              <w:t xml:space="preserve">- Điểm đánh giá trung bình và số lượng đánh giá (nếu có). </w:t>
-            </w:r>
-            <w:r>
-              <w:rPr>
-                <w:rFonts w:cs="Arial"/>
-                <w:szCs w:val="24"/>
-                <w:lang w:val="vi-VN"/>
-              </w:rPr>
-              <w:br/>
-            </w:r>
-            <w:r>
-              <w:rPr>
-                <w:rFonts w:cs="Arial"/>
-                <w:b/>
-                <w:bCs/>
-                <w:szCs w:val="24"/>
-                <w:lang w:val="vi-VN"/>
-              </w:rPr>
-              <w:t>Thông tin liên hệ:</w:t>
-            </w:r>
-            <w:r>
-              <w:rPr>
-                <w:rFonts w:cs="Arial"/>
-                <w:szCs w:val="24"/>
-                <w:lang w:val="vi-VN"/>
-              </w:rPr>
-              <w:t xml:space="preserve"> </w:t>
-            </w:r>
-            <w:r>
-              <w:rPr>
-                <w:rFonts w:cs="Arial"/>
-                <w:szCs w:val="24"/>
-                <w:lang w:val="vi-VN"/>
-              </w:rPr>
-              <w:br/>
-              <w:t xml:space="preserve">- Số điện thoại (có nút </w:t>
-            </w:r>
-            <w:r>
-              <w:rPr>
-                <w:rFonts w:cs="Arial"/>
-                <w:b/>
-                <w:bCs/>
-                <w:szCs w:val="24"/>
-                <w:lang w:val="vi-VN"/>
-              </w:rPr>
-              <w:t>Gọi ngay</w:t>
-            </w:r>
-            <w:r>
-              <w:rPr>
-                <w:rFonts w:cs="Arial"/>
-                <w:szCs w:val="24"/>
-                <w:lang w:val="vi-VN"/>
-              </w:rPr>
-              <w:t xml:space="preserve">). </w:t>
-            </w:r>
-            <w:r>
-              <w:rPr>
-                <w:rFonts w:cs="Arial"/>
-                <w:szCs w:val="24"/>
-                <w:lang w:val="vi-VN"/>
-              </w:rPr>
-              <w:br/>
-              <w:t xml:space="preserve">- Liên hệ Zalo (nút </w:t>
-            </w:r>
-            <w:r>
-              <w:rPr>
-                <w:rFonts w:cs="Arial"/>
-                <w:b/>
-                <w:bCs/>
-                <w:szCs w:val="24"/>
-                <w:lang w:val="vi-VN"/>
-              </w:rPr>
-              <w:t>Nhắn tin qua Zalo</w:t>
-            </w:r>
-            <w:r>
-              <w:rPr>
-                <w:rFonts w:cs="Arial"/>
-                <w:szCs w:val="24"/>
-                <w:lang w:val="vi-VN"/>
-              </w:rPr>
-              <w:t xml:space="preserve">). </w:t>
-            </w:r>
-            <w:r>
-              <w:rPr>
-                <w:rFonts w:cs="Arial"/>
-                <w:szCs w:val="24"/>
-                <w:lang w:val="vi-VN"/>
-              </w:rPr>
-              <w:br/>
-              <w:t xml:space="preserve">- Liên hệ Facebook (nút </w:t>
-            </w:r>
-            <w:r>
-              <w:rPr>
-                <w:rFonts w:cs="Arial"/>
-                <w:b/>
-                <w:bCs/>
-                <w:szCs w:val="24"/>
-                <w:lang w:val="vi-VN"/>
-              </w:rPr>
-              <w:t>Nhắn tin Facebook</w:t>
-            </w:r>
-            <w:r>
-              <w:rPr>
-                <w:rFonts w:cs="Arial"/>
-                <w:szCs w:val="24"/>
-                <w:lang w:val="vi-VN"/>
-              </w:rPr>
-              <w:t>).</w:t>
-            </w:r>
-          </w:p>
-          <w:p>
-            <w:pPr>
-              <w:spacing w:line="276" w:lineRule="auto"/>
-              <w:jc w:val="left"/>
-              <w:rPr>
-                <w:rFonts w:cs="Arial"/>
-                <w:b/>
-                <w:bCs/>
-                <w:szCs w:val="24"/>
-                <w:lang w:val="vi-VN"/>
-              </w:rPr>
-            </w:pPr>
-            <w:r>
-              <w:rPr>
-                <w:rFonts w:cs="Arial"/>
-                <w:b/>
-                <w:bCs/>
-                <w:szCs w:val="24"/>
-                <w:lang w:val="vi-VN"/>
-              </w:rPr>
-              <w:t>Nếu người xem là chủ bài đăng (đã đăng nhập):</w:t>
+              </w:rPr>
+              <w:t>Điều kiện hiển thị</w:t>
             </w:r>
           </w:p>
           <w:p>
@@ -14698,6 +21024,25 @@
               <w:jc w:val="left"/>
               <w:rPr>
                 <w:rFonts w:cs="Arial"/>
+                <w:szCs w:val="24"/>
+                <w:lang w:val="vi-VN"/>
+              </w:rPr>
+            </w:pPr>
+            <w:r>
+              <w:rPr>
+                <w:rFonts w:cs="Arial"/>
+                <w:szCs w:val="24"/>
+              </w:rPr>
+              <w:t>Bảng chỉ xuất hiện khi có ít nhất một người dùng khác gửi yêu cầu mua sách của tài khoản nà</w:t>
+            </w:r>
+          </w:p>
+          <w:p>
+            <w:pPr>
+              <w:spacing w:line="276" w:lineRule="auto"/>
+              <w:ind w:left="23"/>
+              <w:jc w:val="left"/>
+              <w:rPr>
+                <w:rFonts w:cs="Arial"/>
                 <w:b/>
                 <w:bCs/>
                 <w:szCs w:val="24"/>
@@ -14707,11 +21052,12 @@
             <w:r>
               <w:rPr>
                 <w:rFonts w:cs="Arial"/>
-                <w:szCs w:val="24"/>
-                <w:lang w:val="vi-VN"/>
-              </w:rPr>
-              <w:lastRenderedPageBreak/>
-              <w:t>Hiển thị khung Quản lý bài đăng với các nút “Chỉnh sửa”, “Xóa”</w:t>
+                <w:b/>
+                <w:bCs/>
+                <w:szCs w:val="24"/>
+                <w:lang w:val="vi-VN"/>
+              </w:rPr>
+              <w:t>Nội dung bảng:</w:t>
             </w:r>
           </w:p>
           <w:p>
@@ -14725,29 +21071,35 @@
               <w:jc w:val="left"/>
               <w:rPr>
                 <w:rFonts w:cs="Arial"/>
+                <w:szCs w:val="24"/>
+                <w:lang w:val="vi-VN"/>
+              </w:rPr>
+            </w:pPr>
+            <w:r>
+              <w:rPr>
+                <w:rFonts w:cs="Arial"/>
+                <w:szCs w:val="24"/>
+                <w:lang w:val="vi-VN"/>
+              </w:rPr>
+              <w:t>Tiêu đề bảng: </w:t>
+            </w:r>
+            <w:r>
+              <w:rPr>
+                <w:rFonts w:cs="Arial"/>
                 <w:b/>
                 <w:bCs/>
                 <w:szCs w:val="24"/>
                 <w:lang w:val="vi-VN"/>
               </w:rPr>
-            </w:pPr>
-            <w:r>
-              <w:rPr>
-                <w:rFonts w:cs="Arial"/>
-                <w:szCs w:val="24"/>
-                <w:lang w:val="vi-VN"/>
-              </w:rPr>
-              <w:t>Nếu chưa bán thì hiển thị nút</w:t>
-            </w:r>
-            <w:r>
-              <w:rPr>
-                <w:rFonts w:cs="Arial"/>
-                <w:b/>
-                <w:bCs/>
-                <w:szCs w:val="24"/>
-                <w:lang w:val="vi-VN"/>
-              </w:rPr>
-              <w:t xml:space="preserve"> “Đánh dấu đã bán”</w:t>
+              <w:t>"Yêu cầu mua đang chờ duyệt (X)"</w:t>
+            </w:r>
+            <w:r>
+              <w:rPr>
+                <w:rFonts w:cs="Arial"/>
+                <w:szCs w:val="24"/>
+                <w:lang w:val="vi-VN"/>
+              </w:rPr>
+              <w:t> với X là tổng số yêu cầu</w:t>
             </w:r>
           </w:p>
           <w:p>
@@ -14761,52 +21113,27 @@
               <w:jc w:val="left"/>
               <w:rPr>
                 <w:rFonts w:cs="Arial"/>
+                <w:szCs w:val="24"/>
+                <w:lang w:val="vi-VN"/>
+              </w:rPr>
+            </w:pPr>
+            <w:r>
+              <w:rPr>
+                <w:rFonts w:cs="Arial"/>
                 <w:b/>
                 <w:bCs/>
                 <w:szCs w:val="24"/>
                 <w:lang w:val="vi-VN"/>
               </w:rPr>
-            </w:pPr>
-            <w:r>
-              <w:rPr>
-                <w:rFonts w:cs="Arial"/>
-                <w:szCs w:val="24"/>
-                <w:lang w:val="vi-VN"/>
-              </w:rPr>
-              <w:t>Nếu muốn kích hoạt lại trạng thái bán thì hiển thị</w:t>
-            </w:r>
-            <w:r>
-              <w:rPr>
-                <w:rFonts w:cs="Arial"/>
-                <w:b/>
-                <w:bCs/>
-                <w:szCs w:val="24"/>
-                <w:lang w:val="vi-VN"/>
-              </w:rPr>
-              <w:t xml:space="preserve"> “Kích hoạt lại”</w:t>
-            </w:r>
-          </w:p>
-          <w:p>
-            <w:pPr>
-              <w:spacing w:line="276" w:lineRule="auto"/>
-              <w:jc w:val="left"/>
-              <w:rPr>
-                <w:rFonts w:cs="Arial"/>
-                <w:b/>
-                <w:bCs/>
-                <w:szCs w:val="24"/>
-                <w:lang w:val="vi-VN"/>
-              </w:rPr>
-            </w:pPr>
-            <w:r>
-              <w:rPr>
-                <w:rFonts w:cs="Arial"/>
-                <w:b/>
-                <w:bCs/>
-                <w:szCs w:val="24"/>
-                <w:lang w:val="vi-VN"/>
-              </w:rPr>
-              <w:t>Nếu người xem không phải là chủ bài đăng(đã đăng nhập):</w:t>
+              <w:t>Sách:</w:t>
+            </w:r>
+            <w:r>
+              <w:rPr>
+                <w:rFonts w:cs="Arial"/>
+                <w:szCs w:val="24"/>
+                <w:lang w:val="vi-VN"/>
+              </w:rPr>
+              <w:t> Hiển thị tên sách và giá bên dưới (VD: "kk\n12000đ")</w:t>
             </w:r>
           </w:p>
           <w:p>
@@ -14820,20 +21147,44 @@
               <w:jc w:val="left"/>
               <w:rPr>
                 <w:rFonts w:cs="Arial"/>
+                <w:szCs w:val="24"/>
+                <w:lang w:val="vi-VN"/>
+              </w:rPr>
+            </w:pPr>
+            <w:r>
+              <w:rPr>
+                <w:rFonts w:cs="Arial"/>
                 <w:b/>
                 <w:bCs/>
                 <w:szCs w:val="24"/>
                 <w:lang w:val="vi-VN"/>
               </w:rPr>
-            </w:pPr>
-            <w:r>
-              <w:rPr>
-                <w:rFonts w:cs="Arial"/>
-                <w:szCs w:val="24"/>
-                <w:lang w:val="vi-VN"/>
-              </w:rPr>
-              <w:t>Hiển thị khung Xác nhận mua sách với nút</w:t>
-            </w:r>
+              <w:t>Người mua:</w:t>
+            </w:r>
+            <w:r>
+              <w:rPr>
+                <w:rFonts w:cs="Arial"/>
+                <w:szCs w:val="24"/>
+                <w:lang w:val="vi-VN"/>
+              </w:rPr>
+              <w:t> Hiển thị tên người mua (VD: "admin1")</w:t>
+            </w:r>
+          </w:p>
+          <w:p>
+            <w:pPr>
+              <w:pStyle w:val="ListParagraph"/>
+              <w:numPr>
+                <w:ilvl w:val="0"/>
+                <w:numId w:val="22"/>
+              </w:numPr>
+              <w:spacing w:line="276" w:lineRule="auto"/>
+              <w:jc w:val="left"/>
+              <w:rPr>
+                <w:rFonts w:cs="Arial"/>
+                <w:szCs w:val="24"/>
+                <w:lang w:val="vi-VN"/>
+              </w:rPr>
+            </w:pPr>
             <w:r>
               <w:rPr>
                 <w:rFonts w:cs="Arial"/>
@@ -14842,7 +21193,783 @@
                 <w:szCs w:val="24"/>
                 <w:lang w:val="vi-VN"/>
               </w:rPr>
-              <w:t xml:space="preserve"> “Tôi đã mua sách này”</w:t>
+              <w:t>Ngày yêu cầu:</w:t>
+            </w:r>
+            <w:r>
+              <w:rPr>
+                <w:rFonts w:cs="Arial"/>
+                <w:szCs w:val="24"/>
+                <w:lang w:val="vi-VN"/>
+              </w:rPr>
+              <w:t> Hiển thị thời gian gửi yêu cầu (định dạng: DD/MM/YYYY HH:MM)</w:t>
+            </w:r>
+          </w:p>
+          <w:p>
+            <w:pPr>
+              <w:pStyle w:val="ListParagraph"/>
+              <w:numPr>
+                <w:ilvl w:val="0"/>
+                <w:numId w:val="22"/>
+              </w:numPr>
+              <w:spacing w:line="276" w:lineRule="auto"/>
+              <w:jc w:val="left"/>
+              <w:rPr>
+                <w:rFonts w:cs="Arial"/>
+                <w:szCs w:val="24"/>
+                <w:lang w:val="vi-VN"/>
+              </w:rPr>
+            </w:pPr>
+            <w:r>
+              <w:rPr>
+                <w:rFonts w:cs="Arial"/>
+                <w:b/>
+                <w:bCs/>
+                <w:szCs w:val="24"/>
+                <w:lang w:val="vi-VN"/>
+              </w:rPr>
+              <w:t>T</w:t>
+            </w:r>
+            <w:r>
+              <w:rPr>
+                <w:rFonts w:cs="Arial"/>
+                <w:b/>
+                <w:bCs/>
+                <w:szCs w:val="24"/>
+                <w:lang w:val="vi-VN"/>
+              </w:rPr>
+              <w:t>hao tác:</w:t>
+            </w:r>
+            <w:r>
+              <w:rPr>
+                <w:rFonts w:cs="Arial"/>
+                <w:szCs w:val="24"/>
+                <w:lang w:val="vi-VN"/>
+              </w:rPr>
+              <w:t> Hai nút “</w:t>
+            </w:r>
+            <w:r>
+              <w:rPr>
+                <w:rFonts w:cs="Arial"/>
+                <w:b/>
+                <w:bCs/>
+                <w:szCs w:val="24"/>
+                <w:lang w:val="vi-VN"/>
+              </w:rPr>
+              <w:t>Duyệt”</w:t>
+            </w:r>
+            <w:r>
+              <w:rPr>
+                <w:rFonts w:cs="Arial"/>
+                <w:szCs w:val="24"/>
+                <w:lang w:val="vi-VN"/>
+              </w:rPr>
+              <w:t xml:space="preserve"> và “</w:t>
+            </w:r>
+            <w:r>
+              <w:rPr>
+                <w:rFonts w:cs="Arial"/>
+                <w:b/>
+                <w:bCs/>
+                <w:szCs w:val="24"/>
+                <w:lang w:val="vi-VN"/>
+              </w:rPr>
+              <w:t>Từ chối”</w:t>
+            </w:r>
+            <w:r>
+              <w:rPr>
+                <w:rFonts w:cs="Arial"/>
+                <w:szCs w:val="24"/>
+                <w:lang w:val="vi-VN"/>
+              </w:rPr>
+              <w:t xml:space="preserve"> để người bán xác nhận hoặc từ chối giao dịch</w:t>
+            </w:r>
+          </w:p>
+          <w:p>
+            <w:pPr>
+              <w:pStyle w:val="ListParagraph"/>
+              <w:numPr>
+                <w:ilvl w:val="0"/>
+                <w:numId w:val="22"/>
+              </w:numPr>
+              <w:spacing w:line="276" w:lineRule="auto"/>
+              <w:jc w:val="left"/>
+              <w:rPr>
+                <w:rFonts w:cs="Arial"/>
+                <w:i/>
+                <w:iCs/>
+                <w:szCs w:val="24"/>
+                <w:lang w:val="vi-VN"/>
+              </w:rPr>
+            </w:pPr>
+            <w:r>
+              <w:rPr>
+                <w:rFonts w:cs="Arial"/>
+                <w:i/>
+                <w:iCs/>
+                <w:szCs w:val="24"/>
+                <w:lang w:val="vi-VN"/>
+              </w:rPr>
+              <w:t>Khi người dùng click chuột vào bất kỳ vùng nào trên dòng của bảng (bao gồm tên sách, giá, tên người mua, ngày yêu cầu), ngoại trừ hai nút</w:t>
+            </w:r>
+            <w:r>
+              <w:rPr>
+                <w:rFonts w:cs="Arial"/>
+                <w:b/>
+                <w:bCs/>
+                <w:i/>
+                <w:iCs/>
+                <w:szCs w:val="24"/>
+                <w:lang w:val="vi-VN"/>
+              </w:rPr>
+              <w:t xml:space="preserve"> "Duyệt" </w:t>
+            </w:r>
+            <w:r>
+              <w:rPr>
+                <w:rFonts w:cs="Arial"/>
+                <w:i/>
+                <w:iCs/>
+                <w:szCs w:val="24"/>
+                <w:lang w:val="vi-VN"/>
+              </w:rPr>
+              <w:t>và</w:t>
+            </w:r>
+            <w:r>
+              <w:rPr>
+                <w:rFonts w:cs="Arial"/>
+                <w:b/>
+                <w:bCs/>
+                <w:i/>
+                <w:iCs/>
+                <w:szCs w:val="24"/>
+                <w:lang w:val="vi-VN"/>
+              </w:rPr>
+              <w:t xml:space="preserve"> "Từ chối"</w:t>
+            </w:r>
+            <w:r>
+              <w:rPr>
+                <w:rFonts w:cs="Arial"/>
+                <w:i/>
+                <w:iCs/>
+                <w:szCs w:val="24"/>
+                <w:lang w:val="vi-VN"/>
+              </w:rPr>
+              <w:t xml:space="preserve">, </w:t>
+            </w:r>
+            <w:r>
+              <w:rPr>
+                <w:rFonts w:cs="Arial"/>
+                <w:i/>
+                <w:iCs/>
+                <w:szCs w:val="24"/>
+                <w:lang w:val="vi-VN"/>
+              </w:rPr>
+              <w:lastRenderedPageBreak/>
+              <w:t>hệ thống sẽ chuyển hướng đến trang chi tiết của cuốn sách đó.</w:t>
+            </w:r>
+          </w:p>
+          <w:p>
+            <w:pPr>
+              <w:pStyle w:val="ListParagraph"/>
+              <w:numPr>
+                <w:ilvl w:val="0"/>
+                <w:numId w:val="22"/>
+              </w:numPr>
+              <w:spacing w:line="276" w:lineRule="auto"/>
+              <w:jc w:val="left"/>
+              <w:rPr>
+                <w:rFonts w:cs="Arial"/>
+                <w:szCs w:val="24"/>
+                <w:lang w:val="vi-VN"/>
+              </w:rPr>
+            </w:pPr>
+            <w:r>
+              <w:rPr>
+                <w:rFonts w:cs="Arial"/>
+                <w:szCs w:val="24"/>
+                <w:lang w:val="vi-VN"/>
+              </w:rPr>
+              <w:t>Nếu không có yêu cầu nào, toàn bộ bảng này được ẩn đi</w:t>
+            </w:r>
+          </w:p>
+        </w:tc>
+      </w:tr>
+      <w:tr>
+        <w:tc>
+          <w:tcPr>
+            <w:tcW w:w="1150" w:type="dxa"/>
+          </w:tcPr>
+          <w:p>
+            <w:pPr>
+              <w:spacing w:line="276" w:lineRule="auto"/>
+              <w:rPr>
+                <w:rFonts w:cs="Arial"/>
+                <w:szCs w:val="24"/>
+                <w:lang w:val="vi-VN"/>
+              </w:rPr>
+            </w:pPr>
+            <w:r>
+              <w:rPr>
+                <w:rFonts w:cs="Arial"/>
+                <w:szCs w:val="24"/>
+                <w:lang w:val="vi-VN"/>
+              </w:rPr>
+              <w:lastRenderedPageBreak/>
+              <w:t>AC17</w:t>
+            </w:r>
+            <w:r>
+              <w:rPr>
+                <w:rFonts w:cs="Arial"/>
+                <w:szCs w:val="24"/>
+                <w:lang w:val="vi-VN"/>
+              </w:rPr>
+              <w:t>.4</w:t>
+            </w:r>
+          </w:p>
+        </w:tc>
+        <w:tc>
+          <w:tcPr>
+            <w:tcW w:w="1501" w:type="dxa"/>
+          </w:tcPr>
+          <w:p>
+            <w:pPr>
+              <w:spacing w:line="276" w:lineRule="auto"/>
+              <w:rPr>
+                <w:rFonts w:cs="Arial"/>
+                <w:szCs w:val="24"/>
+                <w:lang w:val="vi-VN"/>
+              </w:rPr>
+            </w:pPr>
+            <w:r>
+              <w:rPr>
+                <w:rFonts w:cs="Arial"/>
+                <w:szCs w:val="24"/>
+              </w:rPr>
+              <w:t>Khu vực thống kê</w:t>
+            </w:r>
+          </w:p>
+        </w:tc>
+        <w:tc>
+          <w:tcPr>
+            <w:tcW w:w="2490" w:type="dxa"/>
+          </w:tcPr>
+          <w:p>
+            <w:pPr>
+              <w:spacing w:line="276" w:lineRule="auto"/>
+              <w:rPr>
+                <w:rFonts w:cs="Arial"/>
+                <w:szCs w:val="24"/>
+                <w:lang w:val="vi-VN"/>
+              </w:rPr>
+            </w:pPr>
+            <w:r>
+              <w:rPr>
+                <w:rFonts w:cs="Arial"/>
+                <w:szCs w:val="24"/>
+                <w:lang w:val="vi-VN"/>
+              </w:rPr>
+              <w:t xml:space="preserve">Hiển thị </w:t>
+            </w:r>
+            <w:r>
+              <w:rPr>
+                <w:rFonts w:cs="Arial"/>
+                <w:szCs w:val="24"/>
+                <w:lang w:val="vi-VN"/>
+              </w:rPr>
+              <w:t>thôngn</w:t>
+            </w:r>
+            <w:r>
+              <w:rPr>
+                <w:rFonts w:cs="Arial"/>
+                <w:szCs w:val="24"/>
+                <w:lang w:val="vi-VN"/>
+              </w:rPr>
+              <w:t>từng cuốn sách mà người dùng đã đăng</w:t>
+            </w:r>
+          </w:p>
+        </w:tc>
+        <w:tc>
+          <w:tcPr>
+            <w:tcW w:w="4209" w:type="dxa"/>
+          </w:tcPr>
+          <w:p>
+            <w:pPr>
+              <w:spacing w:line="276" w:lineRule="auto"/>
+              <w:jc w:val="left"/>
+              <w:rPr>
+                <w:rFonts w:cs="Arial"/>
+                <w:szCs w:val="24"/>
+                <w:lang w:val="vi-VN"/>
+              </w:rPr>
+            </w:pPr>
+            <w:r>
+              <w:rPr>
+                <w:rFonts w:cs="Arial"/>
+                <w:szCs w:val="24"/>
+                <w:lang w:val="vi-VN"/>
+              </w:rPr>
+              <w:t>Hiển thị ba khối thông tin, mỗi khối gồm số liệu và nhãn:</w:t>
+            </w:r>
+          </w:p>
+          <w:p>
+            <w:pPr>
+              <w:spacing w:line="276" w:lineRule="auto"/>
+              <w:jc w:val="left"/>
+              <w:rPr>
+                <w:rFonts w:cs="Arial"/>
+                <w:szCs w:val="24"/>
+                <w:lang w:val="vi-VN"/>
+              </w:rPr>
+            </w:pPr>
+            <w:r>
+              <w:rPr>
+                <w:rFonts w:cs="Arial"/>
+                <w:szCs w:val="24"/>
+                <w:lang w:val="vi-VN"/>
+              </w:rPr>
+              <w:t xml:space="preserve">- </w:t>
+            </w:r>
+            <w:r>
+              <w:rPr>
+                <w:rFonts w:cs="Arial"/>
+                <w:b/>
+                <w:bCs/>
+                <w:szCs w:val="24"/>
+                <w:lang w:val="vi-VN"/>
+              </w:rPr>
+              <w:t>Tổng bài đăng</w:t>
+            </w:r>
+            <w:r>
+              <w:rPr>
+                <w:rFonts w:cs="Arial"/>
+                <w:szCs w:val="24"/>
+                <w:lang w:val="vi-VN"/>
+              </w:rPr>
+              <w:t>: Số lượng tất cả sách đã đăng (VD: 1).</w:t>
+            </w:r>
+          </w:p>
+          <w:p>
+            <w:pPr>
+              <w:spacing w:line="276" w:lineRule="auto"/>
+              <w:jc w:val="left"/>
+              <w:rPr>
+                <w:rFonts w:cs="Arial"/>
+                <w:szCs w:val="24"/>
+                <w:lang w:val="vi-VN"/>
+              </w:rPr>
+            </w:pPr>
+            <w:r>
+              <w:rPr>
+                <w:rFonts w:cs="Arial"/>
+                <w:szCs w:val="24"/>
+                <w:lang w:val="vi-VN"/>
+              </w:rPr>
+              <w:t xml:space="preserve">- </w:t>
+            </w:r>
+            <w:r>
+              <w:rPr>
+                <w:rFonts w:cs="Arial"/>
+                <w:b/>
+                <w:bCs/>
+                <w:szCs w:val="24"/>
+                <w:lang w:val="vi-VN"/>
+              </w:rPr>
+              <w:t>Đang bán</w:t>
+            </w:r>
+            <w:r>
+              <w:rPr>
+                <w:rFonts w:cs="Arial"/>
+                <w:szCs w:val="24"/>
+                <w:lang w:val="vi-VN"/>
+              </w:rPr>
+              <w:t>: Số lượng sách có trạng thái "Đang bán" (VD: 1).</w:t>
+            </w:r>
+          </w:p>
+          <w:p>
+            <w:pPr>
+              <w:spacing w:line="276" w:lineRule="auto"/>
+              <w:jc w:val="left"/>
+              <w:rPr>
+                <w:rFonts w:cs="Arial"/>
+                <w:szCs w:val="24"/>
+                <w:lang w:val="vi-VN"/>
+              </w:rPr>
+            </w:pPr>
+            <w:r>
+              <w:rPr>
+                <w:rFonts w:cs="Arial"/>
+                <w:szCs w:val="24"/>
+                <w:lang w:val="vi-VN"/>
+              </w:rPr>
+              <w:t xml:space="preserve">- </w:t>
+            </w:r>
+            <w:r>
+              <w:rPr>
+                <w:rFonts w:cs="Arial"/>
+                <w:b/>
+                <w:bCs/>
+                <w:szCs w:val="24"/>
+                <w:lang w:val="vi-VN"/>
+              </w:rPr>
+              <w:t>Đã bán</w:t>
+            </w:r>
+            <w:r>
+              <w:rPr>
+                <w:rFonts w:cs="Arial"/>
+                <w:szCs w:val="24"/>
+                <w:lang w:val="vi-VN"/>
+              </w:rPr>
+              <w:t>: Số lượng sách đã được duyệt bán thành công (VD: 0).</w:t>
+            </w:r>
+          </w:p>
+        </w:tc>
+      </w:tr>
+      <w:tr>
+        <w:tc>
+          <w:tcPr>
+            <w:tcW w:w="1150" w:type="dxa"/>
+          </w:tcPr>
+          <w:p>
+            <w:pPr>
+              <w:spacing w:line="276" w:lineRule="auto"/>
+              <w:rPr>
+                <w:rFonts w:cs="Arial"/>
+                <w:szCs w:val="24"/>
+                <w:lang w:val="vi-VN"/>
+              </w:rPr>
+            </w:pPr>
+            <w:r>
+              <w:rPr>
+                <w:rFonts w:cs="Arial"/>
+                <w:szCs w:val="24"/>
+                <w:lang w:val="vi-VN"/>
+              </w:rPr>
+              <w:t>AC17</w:t>
+            </w:r>
+            <w:r>
+              <w:rPr>
+                <w:rFonts w:cs="Arial"/>
+                <w:szCs w:val="24"/>
+                <w:lang w:val="vi-VN"/>
+              </w:rPr>
+              <w:t>.5</w:t>
+            </w:r>
+          </w:p>
+        </w:tc>
+        <w:tc>
+          <w:tcPr>
+            <w:tcW w:w="1501" w:type="dxa"/>
+          </w:tcPr>
+          <w:p>
+            <w:pPr>
+              <w:spacing w:line="276" w:lineRule="auto"/>
+              <w:rPr>
+                <w:rFonts w:cs="Arial"/>
+                <w:szCs w:val="24"/>
+                <w:lang w:val="vi-VN"/>
+              </w:rPr>
+            </w:pPr>
+            <w:r>
+              <w:rPr>
+                <w:rFonts w:cs="Arial"/>
+                <w:szCs w:val="24"/>
+                <w:lang w:val="vi-VN"/>
+              </w:rPr>
+              <w:t>Danh sách thẻ sách</w:t>
+            </w:r>
+          </w:p>
+        </w:tc>
+        <w:tc>
+          <w:tcPr>
+            <w:tcW w:w="2490" w:type="dxa"/>
+          </w:tcPr>
+          <w:p>
+            <w:pPr>
+              <w:spacing w:line="276" w:lineRule="auto"/>
+              <w:rPr>
+                <w:rFonts w:cs="Arial"/>
+                <w:szCs w:val="24"/>
+                <w:lang w:val="vi-VN"/>
+              </w:rPr>
+            </w:pPr>
+            <w:r>
+              <w:rPr>
+                <w:rFonts w:cs="Arial"/>
+                <w:szCs w:val="24"/>
+                <w:lang w:val="vi-VN"/>
+              </w:rPr>
+              <w:t xml:space="preserve">Hiển thị </w:t>
+            </w:r>
+            <w:r>
+              <w:rPr>
+                <w:rFonts w:cs="Arial"/>
+                <w:szCs w:val="24"/>
+                <w:lang w:val="vi-VN"/>
+              </w:rPr>
+              <w:t>thông</w:t>
+            </w:r>
+            <w:r>
+              <w:rPr>
+                <w:rFonts w:cs="Arial"/>
+                <w:szCs w:val="24"/>
+                <w:lang w:val="vi-VN"/>
+              </w:rPr>
+              <w:t xml:space="preserve"> </w:t>
+            </w:r>
+            <w:r>
+              <w:rPr>
+                <w:rFonts w:cs="Arial"/>
+                <w:szCs w:val="24"/>
+                <w:lang w:val="vi-VN"/>
+              </w:rPr>
+              <w:t>từng cuốn sách mà người dùng đã đăng</w:t>
+            </w:r>
+          </w:p>
+        </w:tc>
+        <w:tc>
+          <w:tcPr>
+            <w:tcW w:w="4209" w:type="dxa"/>
+          </w:tcPr>
+          <w:p>
+            <w:pPr>
+              <w:spacing w:line="276" w:lineRule="auto"/>
+              <w:jc w:val="left"/>
+              <w:rPr>
+                <w:rFonts w:cs="Arial"/>
+                <w:szCs w:val="24"/>
+                <w:lang w:val="vi-VN"/>
+              </w:rPr>
+            </w:pPr>
+            <w:r>
+              <w:rPr>
+                <w:rFonts w:cs="Arial"/>
+                <w:szCs w:val="24"/>
+                <w:lang w:val="vi-VN"/>
+              </w:rPr>
+              <w:t>Hiển thị danh sách các sách dưới dạng thẻ, mỗi thẻ bao gồm:</w:t>
+            </w:r>
+            <w:r>
+              <w:rPr>
+                <w:rFonts w:cs="Arial"/>
+                <w:szCs w:val="24"/>
+                <w:lang w:val="vi-VN"/>
+              </w:rPr>
+              <w:br/>
+              <w:t>- </w:t>
+            </w:r>
+            <w:r>
+              <w:rPr>
+                <w:rFonts w:cs="Arial"/>
+                <w:b/>
+                <w:bCs/>
+                <w:szCs w:val="24"/>
+                <w:lang w:val="vi-VN"/>
+              </w:rPr>
+              <w:t>Ảnh bìa sách</w:t>
+            </w:r>
+            <w:r>
+              <w:rPr>
+                <w:rFonts w:cs="Arial"/>
+                <w:szCs w:val="24"/>
+                <w:lang w:val="vi-VN"/>
+              </w:rPr>
+              <w:t> (hình thu nhỏ)</w:t>
+            </w:r>
+            <w:r>
+              <w:rPr>
+                <w:rFonts w:cs="Arial"/>
+                <w:szCs w:val="24"/>
+                <w:lang w:val="vi-VN"/>
+              </w:rPr>
+              <w:br/>
+              <w:t>- </w:t>
+            </w:r>
+            <w:r>
+              <w:rPr>
+                <w:rFonts w:cs="Arial"/>
+                <w:b/>
+                <w:bCs/>
+                <w:szCs w:val="24"/>
+                <w:lang w:val="vi-VN"/>
+              </w:rPr>
+              <w:t>Tên sách</w:t>
+            </w:r>
+            <w:r>
+              <w:rPr>
+                <w:rFonts w:cs="Arial"/>
+                <w:szCs w:val="24"/>
+                <w:lang w:val="vi-VN"/>
+              </w:rPr>
+              <w:t> (in đậm, VD: "Kinh tế vĩ mô")</w:t>
+            </w:r>
+            <w:r>
+              <w:rPr>
+                <w:rFonts w:cs="Arial"/>
+                <w:szCs w:val="24"/>
+                <w:lang w:val="vi-VN"/>
+              </w:rPr>
+              <w:br/>
+              <w:t>- </w:t>
+            </w:r>
+            <w:r>
+              <w:rPr>
+                <w:rFonts w:cs="Arial"/>
+                <w:b/>
+                <w:bCs/>
+                <w:szCs w:val="24"/>
+                <w:lang w:val="vi-VN"/>
+              </w:rPr>
+              <w:t>Nhãn trạng thái:</w:t>
+            </w:r>
+            <w:r>
+              <w:rPr>
+                <w:rFonts w:cs="Arial"/>
+                <w:szCs w:val="24"/>
+                <w:lang w:val="vi-VN"/>
+              </w:rPr>
+              <w:t xml:space="preserve"> “Đang bán” , “Đã bán” </w:t>
+            </w:r>
+            <w:r>
+              <w:rPr>
+                <w:rFonts w:cs="Arial"/>
+                <w:szCs w:val="24"/>
+                <w:lang w:val="vi-VN"/>
+              </w:rPr>
+              <w:br/>
+              <w:t>- </w:t>
+            </w:r>
+            <w:r>
+              <w:rPr>
+                <w:rFonts w:cs="Arial"/>
+                <w:b/>
+                <w:bCs/>
+                <w:szCs w:val="24"/>
+                <w:lang w:val="vi-VN"/>
+              </w:rPr>
+              <w:t>Giá bán:</w:t>
+            </w:r>
+            <w:r>
+              <w:rPr>
+                <w:rFonts w:cs="Arial"/>
+                <w:szCs w:val="24"/>
+                <w:lang w:val="vi-VN"/>
+              </w:rPr>
+              <w:t> Số tiền (VD: "12000đ").</w:t>
+            </w:r>
+            <w:r>
+              <w:rPr>
+                <w:rFonts w:cs="Arial"/>
+                <w:szCs w:val="24"/>
+                <w:lang w:val="vi-VN"/>
+              </w:rPr>
+              <w:br/>
+              <w:t>- </w:t>
+            </w:r>
+            <w:r>
+              <w:rPr>
+                <w:rFonts w:cs="Arial"/>
+                <w:b/>
+                <w:bCs/>
+                <w:szCs w:val="24"/>
+                <w:lang w:val="vi-VN"/>
+              </w:rPr>
+              <w:t>Lượt xem:</w:t>
+            </w:r>
+            <w:r>
+              <w:rPr>
+                <w:rFonts w:cs="Arial"/>
+                <w:szCs w:val="24"/>
+                <w:lang w:val="vi-VN"/>
+              </w:rPr>
+              <w:t> Icon con mắt kèm số lượt xem (VD: "7 lượt xem").</w:t>
+            </w:r>
+            <w:r>
+              <w:rPr>
+                <w:rFonts w:cs="Arial"/>
+                <w:szCs w:val="24"/>
+                <w:lang w:val="vi-VN"/>
+              </w:rPr>
+              <w:br/>
+              <w:t>- </w:t>
+            </w:r>
+            <w:r>
+              <w:rPr>
+                <w:rFonts w:cs="Arial"/>
+                <w:b/>
+                <w:bCs/>
+                <w:szCs w:val="24"/>
+                <w:lang w:val="vi-VN"/>
+              </w:rPr>
+              <w:t>Các nút thao tác:</w:t>
+            </w:r>
+            <w:r>
+              <w:rPr>
+                <w:rFonts w:cs="Arial"/>
+                <w:szCs w:val="24"/>
+                <w:lang w:val="vi-VN"/>
+              </w:rPr>
+              <w:t> Nút “</w:t>
+            </w:r>
+            <w:r>
+              <w:rPr>
+                <w:rFonts w:cs="Arial"/>
+                <w:b/>
+                <w:bCs/>
+                <w:szCs w:val="24"/>
+                <w:lang w:val="vi-VN"/>
+              </w:rPr>
+              <w:t>Xem”,</w:t>
+            </w:r>
+            <w:r>
+              <w:rPr>
+                <w:rFonts w:cs="Arial"/>
+                <w:szCs w:val="24"/>
+                <w:lang w:val="vi-VN"/>
+              </w:rPr>
+              <w:t> “</w:t>
+            </w:r>
+            <w:r>
+              <w:rPr>
+                <w:rFonts w:cs="Arial"/>
+                <w:b/>
+                <w:bCs/>
+                <w:szCs w:val="24"/>
+                <w:lang w:val="vi-VN"/>
+              </w:rPr>
+              <w:t>Chỉnh sửa”, “Xóa”</w:t>
+            </w:r>
+            <w:r>
+              <w:rPr>
+                <w:rFonts w:cs="Arial"/>
+                <w:szCs w:val="24"/>
+                <w:lang w:val="vi-VN"/>
+              </w:rPr>
+              <w:t xml:space="preserve">  </w:t>
+            </w:r>
+            <w:r>
+              <w:rPr>
+                <w:rFonts w:cs="Arial"/>
+                <w:szCs w:val="24"/>
+                <w:lang w:val="vi-VN"/>
+              </w:rPr>
+              <w:br/>
+            </w:r>
+            <w:r>
+              <w:rPr>
+                <w:rFonts w:cs="Arial"/>
+                <w:b/>
+                <w:bCs/>
+                <w:szCs w:val="24"/>
+                <w:lang w:val="vi-VN"/>
+              </w:rPr>
+              <w:t xml:space="preserve">- </w:t>
+            </w:r>
+            <w:r>
+              <w:rPr>
+                <w:rFonts w:cs="Arial"/>
+                <w:szCs w:val="24"/>
+                <w:lang w:val="vi-VN"/>
+              </w:rPr>
+              <w:t>Nếu có nhiều sách, các thẻ được sắp xếp theo thứ tự thời gian đăng mới nhất</w:t>
             </w:r>
           </w:p>
         </w:tc>
@@ -15142,6 +22269,7 @@
                 <w:rFonts w:cs="Arial"/>
                 <w:lang w:val="vi-VN"/>
               </w:rPr>
+              <w:lastRenderedPageBreak/>
               <w:t>NFR-</w:t>
             </w:r>
             <w:r>
@@ -15171,83 +22299,6 @@
               </w:rPr>
               <w:t>Hệ thống hoạt động ổn định, không bị lỗi hoặc chậm khi có ít nhất 50 người dùng truy cập đồng thời</w:t>
             </w:r>
-          </w:p>
-        </w:tc>
-      </w:tr>
-      <w:tr>
-        <w:tc>
-          <w:tcPr>
-            <w:tcW w:w="1980" w:type="dxa"/>
-          </w:tcPr>
-          <w:p>
-            <w:pPr>
-              <w:rPr>
-                <w:rFonts w:cs="Arial"/>
-                <w:lang w:val="vi-VN"/>
-              </w:rPr>
-            </w:pPr>
-            <w:r>
-              <w:rPr>
-                <w:rFonts w:cs="Arial"/>
-                <w:lang w:val="vi-VN"/>
-              </w:rPr>
-              <w:t>NFR-</w:t>
-            </w:r>
-            <w:r>
-              <w:rPr>
-                <w:rFonts w:cs="Arial"/>
-                <w:lang w:val="vi-VN"/>
-              </w:rPr>
-              <w:t>05</w:t>
-            </w:r>
-          </w:p>
-        </w:tc>
-        <w:tc>
-          <w:tcPr>
-            <w:tcW w:w="7370" w:type="dxa"/>
-          </w:tcPr>
-          <w:p>
-            <w:pPr>
-              <w:rPr>
-                <w:rFonts w:cs="Arial"/>
-                <w:lang w:val="vi-VN"/>
-              </w:rPr>
-            </w:pPr>
-          </w:p>
-        </w:tc>
-      </w:tr>
-      <w:tr>
-        <w:tc>
-          <w:tcPr>
-            <w:tcW w:w="1980" w:type="dxa"/>
-          </w:tcPr>
-          <w:p>
-            <w:pPr>
-              <w:rPr>
-                <w:rFonts w:cs="Arial"/>
-                <w:lang w:val="vi-VN"/>
-              </w:rPr>
-            </w:pPr>
-            <w:r>
-              <w:rPr>
-                <w:rFonts w:cs="Arial"/>
-                <w:lang w:val="vi-VN"/>
-              </w:rPr>
-              <w:t>NFR-06</w:t>
-            </w:r>
-          </w:p>
-        </w:tc>
-        <w:tc>
-          <w:tcPr>
-            <w:tcW w:w="7370" w:type="dxa"/>
-          </w:tcPr>
-          <w:p>
-            <w:pPr>
-              <w:rPr>
-                <w:rFonts w:cs="Arial"/>
-                <w:lang w:val="vi-VN"/>
-              </w:rPr>
-            </w:pPr>
           </w:p>
         </w:tc>
       </w:tr>
@@ -17188,9 +24239,32 @@
     </w:p>
     <w:p>
       <w:pPr>
+        <w:tabs>
+          <w:tab w:val="left" w:pos="2112"/>
+        </w:tabs>
+        <w:rPr>
+          <w:rFonts w:cs="Arial"/>
+          <w:lang w:val="vi-VN"/>
+        </w:rPr>
+      </w:pPr>
+    </w:p>
+    <w:p>
+      <w:pPr>
+        <w:tabs>
+          <w:tab w:val="left" w:pos="2112"/>
+        </w:tabs>
+        <w:rPr>
+          <w:rFonts w:cs="Arial"/>
+          <w:lang w:val="vi-VN"/>
+        </w:rPr>
+      </w:pPr>
+    </w:p>
+    <w:p>
+      <w:pPr>
         <w:pStyle w:val="Heading1"/>
         <w:rPr>
           <w:rFonts w:cs="Arial"/>
+          <w:lang w:val="vi-VN"/>
         </w:rPr>
       </w:pPr>
       <w:r>
@@ -17210,6 +24284,61 @@
     </w:p>
     <w:p>
       <w:pPr>
+        <w:jc w:val="center"/>
+        <w:rPr>
+          <w:lang w:val="vi-VN"/>
+        </w:rPr>
+      </w:pPr>
+      <w:r>
+        <w:rPr>
+          <w:noProof/>
+          <w:lang w:val="vi-VN"/>
+        </w:rPr>
+        <w:drawing>
+          <wp:inline distT="0" distB="0" distL="0" distR="0" wp14:anchorId="3B21F38A" wp14:editId="6EE637F8">
+            <wp:extent cx="5521036" cy="7898513"/>
+            <wp:effectExtent l="0" t="0" r="3810" b="7620"/>
+            <wp:docPr id="1252789772" name="Picture 1"/>
+            <wp:cNvGraphicFramePr>
+              <a:graphicFrameLocks xmlns:a="http://schemas.openxmlformats.org/drawingml/2006/main" noChangeAspect="1"/>
+            </wp:cNvGraphicFramePr>
+            <a:graphic xmlns:a="http://schemas.openxmlformats.org/drawingml/2006/main">
+              <a:graphicData uri="http://schemas.openxmlformats.org/drawingml/2006/picture">
+                <pic:pic xmlns:pic="http://schemas.openxmlformats.org/drawingml/2006/picture">
+                  <pic:nvPicPr>
+                    <pic:cNvPr id="1252789772" name="Picture 1252789772"/>
+                    <pic:cNvPicPr/>
+                  </pic:nvPicPr>
+                  <pic:blipFill>
+                    <a:blip r:embed="rId10">
+                      <a:extLst>
+                        <a:ext uri="{28A0092B-C50C-407E-A947-70E740481C1C}">
+                          <a14:useLocalDpi xmlns:a14="http://schemas.microsoft.com/office/drawing/2010/main" val="0"/>
+                        </a:ext>
+                      </a:extLst>
+                    </a:blip>
+                    <a:stretch>
+                      <a:fillRect/>
+                    </a:stretch>
+                  </pic:blipFill>
+                  <pic:spPr>
+                    <a:xfrm>
+                      <a:off x="0" y="0"/>
+                      <a:ext cx="5532258" cy="7914567"/>
+                    </a:xfrm>
+                    <a:prstGeom prst="rect">
+                      <a:avLst/>
+                    </a:prstGeom>
+                  </pic:spPr>
+                </pic:pic>
+              </a:graphicData>
+            </a:graphic>
+          </wp:inline>
+        </w:drawing>
+      </w:r>
+    </w:p>
+    <w:p>
+      <w:pPr>
         <w:pStyle w:val="Heading1"/>
         <w:rPr>
           <w:rFonts w:cs="Arial"/>
@@ -17219,6 +24348,7 @@
         <w:rPr>
           <w:rFonts w:cs="Arial"/>
         </w:rPr>
+        <w:lastRenderedPageBreak/>
         <w:br w:type="page"/>
       </w:r>
     </w:p>
@@ -20787,6 +27917,9 @@
     <w:abstractNumId w:val="26"/>
   </w:num>
   <w:num w:numId="33" w16cid:durableId="592515731">
+    <w:abstractNumId w:val="10"/>
+  </w:num>
+  <w:num w:numId="34" w16cid:durableId="1151410889">
     <w:abstractNumId w:val="10"/>
   </w:num>
 </w:numbering>
@@ -21190,7 +28323,7 @@
   <w:style w:type="paragraph" w:default="1" w:styleId="Normal">
     <w:name w:val="Normal"/>
     <w:qFormat/>
-    <w:rsid w:val="00FD36B8"/>
+    <w:rsid w:val="0076795E"/>
     <w:pPr>
       <w:jc w:val="both"/>
     </w:pPr>
@@ -21440,7 +28573,6 @@
   <w:style w:type="character" w:default="1" w:styleId="DefaultParagraphFont">
     <w:name w:val="Default Paragraph Font"/>
     <w:uiPriority w:val="1"/>
-    <w:semiHidden/>
     <w:unhideWhenUsed/>
   </w:style>
   <w:style w:type="table" w:default="1" w:styleId="TableNormal">

--- a/49K212.06_SRS.docx
+++ b/49K212.06_SRS.docx
@@ -8531,7 +8531,6 @@
                 <w:szCs w:val="24"/>
                 <w:lang w:val="vi-VN"/>
               </w:rPr>
-              <w:lastRenderedPageBreak/>
               <w:t>AC4.3</w:t>
             </w:r>
           </w:p>
@@ -13129,7 +13128,6 @@
           <w:szCs w:val="24"/>
           <w:lang w:val="vi-VN"/>
         </w:rPr>
-        <w:lastRenderedPageBreak/>
         <w:t xml:space="preserve">User story 8: </w:t>
       </w:r>
       <w:r>
@@ -20705,7 +20703,6 @@
                 <w:szCs w:val="24"/>
                 <w:lang w:val="vi-VN"/>
               </w:rPr>
-              <w:lastRenderedPageBreak/>
               <w:t>AC17.4</w:t>
             </w:r>
           </w:p>
@@ -23452,7 +23449,6 @@
           <w:rFonts w:cs="Arial"/>
           <w:lang w:val="vi-VN"/>
         </w:rPr>
-        <w:lastRenderedPageBreak/>
         <w:t>Đăng ký</w:t>
       </w:r>
     </w:p>
@@ -23466,16 +23462,12 @@
       <w:r>
         <w:rPr>
           <w:rFonts w:cs="Arial"/>
-          <w:noProof/>
-          <w:color w:val="000000"/>
-          <w:sz w:val="22"/>
-          <w:bdr w:val="none" w:sz="0" w:space="0" w:color="auto" w:frame="1"/>
         </w:rPr>
         <w:drawing>
-          <wp:inline distT="0" distB="0" distL="0" distR="0" wp14:anchorId="48B5C429" wp14:editId="51ACFD07">
-            <wp:extent cx="5125621" cy="5992091"/>
-            <wp:effectExtent l="0" t="0" r="0" b="8890"/>
-            <wp:docPr id="946725202" name="Picture 1"/>
+          <wp:inline distT="0" distB="0" distL="0" distR="0" wp14:anchorId="6092A9E3" wp14:editId="2B34D698">
+            <wp:extent cx="5943600" cy="4676140"/>
+            <wp:effectExtent l="0" t="0" r="0" b="0"/>
+            <wp:docPr id="866470153" name="Picture 1"/>
             <wp:cNvGraphicFramePr>
               <a:graphicFrameLocks xmlns:a="http://schemas.openxmlformats.org/drawingml/2006/main" noChangeAspect="1"/>
             </wp:cNvGraphicFramePr>
@@ -23483,36 +23475,23 @@
               <a:graphicData uri="http://schemas.openxmlformats.org/drawingml/2006/picture">
                 <pic:pic xmlns:pic="http://schemas.openxmlformats.org/drawingml/2006/picture">
                   <pic:nvPicPr>
-                    <pic:cNvPr id="0" name="Picture 1"/>
-                    <pic:cNvPicPr>
-                      <a:picLocks noChangeAspect="1" noChangeArrowheads="1"/>
-                    </pic:cNvPicPr>
+                    <pic:cNvPr id="866470153" name=""/>
+                    <pic:cNvPicPr/>
                   </pic:nvPicPr>
                   <pic:blipFill>
-                    <a:blip r:embed="rId11">
-                      <a:extLst>
-                        <a:ext uri="{28A0092B-C50C-407E-A947-70E740481C1C}">
-                          <a14:useLocalDpi xmlns:a14="http://schemas.microsoft.com/office/drawing/2010/main" val="0"/>
-                        </a:ext>
-                      </a:extLst>
-                    </a:blip>
-                    <a:srcRect/>
+                    <a:blip r:embed="rId11"/>
                     <a:stretch>
                       <a:fillRect/>
                     </a:stretch>
                   </pic:blipFill>
-                  <pic:spPr bwMode="auto">
+                  <pic:spPr>
                     <a:xfrm>
                       <a:off x="0" y="0"/>
-                      <a:ext cx="5129397" cy="5996506"/>
+                      <a:ext cx="5943600" cy="4676140"/>
                     </a:xfrm>
                     <a:prstGeom prst="rect">
                       <a:avLst/>
                     </a:prstGeom>
-                    <a:noFill/>
-                    <a:ln>
-                      <a:noFill/>
-                    </a:ln>
                   </pic:spPr>
                 </pic:pic>
               </a:graphicData>
@@ -23700,23 +23679,72 @@
           <w:tcPr>
             <w:tcW w:w="1905" w:type="dxa"/>
           </w:tcPr>
-          <w:p>
-            <w:pPr>
-              <w:jc w:val="left"/>
-              <w:rPr>
-                <w:rFonts w:cs="Arial"/>
-                <w:szCs w:val="24"/>
-                <w:lang w:val="vi-VN"/>
-              </w:rPr>
-            </w:pPr>
-            <w:r>
-              <w:rPr>
-                <w:rFonts w:cs="Arial"/>
-                <w:color w:val="000000"/>
-                <w:szCs w:val="24"/>
-                <w:lang w:val="vi-VN"/>
-              </w:rPr>
-              <w:t>Nút "Đăng ký" trên thanh điều hướng chính.</w:t>
+          <w:tbl>
+            <w:tblPr>
+              <w:tblW w:w="0" w:type="auto"/>
+              <w:tblCellSpacing w:w="15" w:type="dxa"/>
+              <w:tblCellMar>
+                <w:top w:w="15" w:type="dxa"/>
+                <w:left w:w="15" w:type="dxa"/>
+                <w:bottom w:w="15" w:type="dxa"/>
+                <w:right w:w="15" w:type="dxa"/>
+              </w:tblCellMar>
+              <w:tblLook w:val="04A0" w:firstRow="1" w:lastRow="0" w:firstColumn="1" w:lastColumn="0" w:noHBand="0" w:noVBand="1"/>
+            </w:tblPr>
+            <w:tblGrid>
+              <w:gridCol w:w="96"/>
+            </w:tblGrid>
+            <w:tr>
+              <w:trPr>
+                <w:tblCellSpacing w:w="15" w:type="dxa"/>
+              </w:trPr>
+              <w:tc>
+                <w:tcPr>
+                  <w:tcW w:w="0" w:type="auto"/>
+                  <w:vAlign w:val="center"/>
+                  <w:hideMark/>
+                </w:tcPr>
+                <w:p>
+                  <w:pPr>
+                    <w:spacing w:after="0" w:line="240" w:lineRule="auto"/>
+                    <w:jc w:val="left"/>
+                    <w:rPr>
+                      <w:rFonts w:cs="Arial"/>
+                      <w:color w:val="000000"/>
+                      <w:szCs w:val="24"/>
+                    </w:rPr>
+                  </w:pPr>
+                </w:p>
+              </w:tc>
+            </w:tr>
+          </w:tbl>
+          <w:p>
+            <w:pPr>
+              <w:jc w:val="left"/>
+              <w:rPr>
+                <w:rFonts w:cs="Arial"/>
+                <w:vanish/>
+                <w:color w:val="000000"/>
+                <w:szCs w:val="24"/>
+              </w:rPr>
+            </w:pPr>
+          </w:p>
+          <w:p>
+            <w:pPr>
+              <w:jc w:val="left"/>
+              <w:rPr>
+                <w:rFonts w:cs="Arial"/>
+                <w:szCs w:val="24"/>
+                <w:lang w:val="vi-VN"/>
+              </w:rPr>
+            </w:pPr>
+            <w:r>
+              <w:rPr>
+                <w:rFonts w:cs="Arial"/>
+                <w:szCs w:val="24"/>
+                <w:lang w:val="vi-VN"/>
+              </w:rPr>
+              <w:t>Tiêu đề “Cập nhật hồ sơ”</w:t>
             </w:r>
           </w:p>
         </w:tc>
@@ -23739,7 +23767,7 @@
                 <w:color w:val="000000"/>
                 <w:szCs w:val="24"/>
               </w:rPr>
-              <w:t>Button</w:t>
+              <w:t>Label</w:t>
             </w:r>
           </w:p>
         </w:tc>
@@ -23786,7 +23814,7 @@
                 <w:szCs w:val="24"/>
                 <w:lang w:val="vi-VN"/>
               </w:rPr>
-              <w:t>Chuyển hướng người dùng đến trang Đăng ký tài khoản.</w:t>
+              <w:t>Hiển thị nổi bật đầu form</w:t>
             </w:r>
           </w:p>
         </w:tc>
@@ -23838,7 +23866,7 @@
                 <w:szCs w:val="24"/>
                 <w:lang w:val="vi-VN"/>
               </w:rPr>
-              <w:t>Tiêu đề chính: "Đăng ký tài khoản" kèm icon người dùng.</w:t>
+              <w:t>Section “Thông tin cơ bản”</w:t>
             </w:r>
           </w:p>
         </w:tc>
@@ -23861,7 +23889,7 @@
                 <w:color w:val="000000"/>
                 <w:szCs w:val="24"/>
               </w:rPr>
-              <w:t>Header</w:t>
+              <w:t>Section</w:t>
             </w:r>
           </w:p>
         </w:tc>
@@ -23961,7 +23989,7 @@
                 <w:szCs w:val="24"/>
                 <w:lang w:val="vi-VN"/>
               </w:rPr>
-              <w:t>Tiêu đề phụ: "Thông tin tài khoản" kèm icon.</w:t>
+              <w:t>Label Tên</w:t>
             </w:r>
           </w:p>
         </w:tc>
@@ -23984,7 +24012,7 @@
                 <w:color w:val="000000"/>
                 <w:szCs w:val="24"/>
               </w:rPr>
-              <w:t>Sub-header</w:t>
+              <w:t>Nhãn cho trường nhập tên</w:t>
             </w:r>
           </w:p>
         </w:tc>
@@ -24031,7 +24059,7 @@
                 <w:szCs w:val="24"/>
                 <w:lang w:val="vi-VN"/>
               </w:rPr>
-              <w:t>Phân chia khu vực nhập các thông tin cơ bản dùng để đăng nhập.</w:t>
+              <w:t>Hiển thị text “Tên”thông tin cá nhân</w:t>
             </w:r>
           </w:p>
         </w:tc>
@@ -24181,7 +24209,7 @@
                 <w:color w:val="000000"/>
                 <w:szCs w:val="24"/>
               </w:rPr>
-              <w:t>4a</w:t>
+              <w:t>4</w:t>
             </w:r>
           </w:p>
         </w:tc>
@@ -24203,9 +24231,8 @@
                 <w:rFonts w:cs="Arial"/>
                 <w:color w:val="000000"/>
                 <w:szCs w:val="24"/>
-                <w:lang w:val="vi-VN"/>
-              </w:rPr>
-              <w:t>Nhãn văn bản: "Tên đăng nhập *".</w:t>
+              </w:rPr>
+              <w:t>Label Họ</w:t>
             </w:r>
           </w:p>
         </w:tc>
@@ -24228,7 +24255,7 @@
                 <w:color w:val="000000"/>
                 <w:szCs w:val="24"/>
               </w:rPr>
-              <w:t>Label</w:t>
+              <w:t>Nhãn cho trường nhập họ</w:t>
             </w:r>
           </w:p>
         </w:tc>
@@ -24259,24 +24286,73 @@
           <w:tcPr>
             <w:tcW w:w="4012" w:type="dxa"/>
           </w:tcPr>
-          <w:p>
-            <w:pPr>
-              <w:jc w:val="left"/>
-              <w:rPr>
-                <w:rFonts w:cs="Arial"/>
-                <w:szCs w:val="24"/>
-                <w:lang w:val="vi-VN"/>
-              </w:rPr>
-            </w:pPr>
-            <w:r>
-              <w:rPr>
-                <w:rFonts w:cs="Arial"/>
-                <w:color w:val="000000"/>
-                <w:szCs w:val="24"/>
-                <w:lang w:val="vi-VN"/>
-              </w:rPr>
-              <w:t>Cho biết ô nhập liệu bên dưới dùng để làm gì. Dấu * màu đỏ báo hiệu đây là trường thông tin bắt buộc.</w:t>
-            </w:r>
+          <w:tbl>
+            <w:tblPr>
+              <w:tblW w:w="0" w:type="auto"/>
+              <w:tblCellSpacing w:w="15" w:type="dxa"/>
+              <w:tblCellMar>
+                <w:top w:w="15" w:type="dxa"/>
+                <w:left w:w="15" w:type="dxa"/>
+                <w:bottom w:w="15" w:type="dxa"/>
+                <w:right w:w="15" w:type="dxa"/>
+              </w:tblCellMar>
+              <w:tblLook w:val="04A0" w:firstRow="1" w:lastRow="0" w:firstColumn="1" w:lastColumn="0" w:noHBand="0" w:noVBand="1"/>
+            </w:tblPr>
+            <w:tblGrid>
+              <w:gridCol w:w="96"/>
+            </w:tblGrid>
+            <w:tr>
+              <w:trPr>
+                <w:tblCellSpacing w:w="15" w:type="dxa"/>
+              </w:trPr>
+              <w:tc>
+                <w:tcPr>
+                  <w:tcW w:w="0" w:type="auto"/>
+                  <w:vAlign w:val="center"/>
+                  <w:hideMark/>
+                </w:tcPr>
+                <w:p>
+                  <w:pPr>
+                    <w:spacing w:after="0" w:line="240" w:lineRule="auto"/>
+                    <w:jc w:val="left"/>
+                    <w:rPr>
+                      <w:rFonts w:cs="Arial"/>
+                      <w:color w:val="000000"/>
+                      <w:szCs w:val="24"/>
+                    </w:rPr>
+                  </w:pPr>
+                </w:p>
+              </w:tc>
+            </w:tr>
+          </w:tbl>
+          <w:p>
+            <w:pPr>
+              <w:jc w:val="left"/>
+              <w:rPr>
+                <w:rFonts w:cs="Arial"/>
+                <w:vanish/>
+                <w:color w:val="000000"/>
+                <w:szCs w:val="24"/>
+              </w:rPr>
+            </w:pPr>
+            <w:r>
+              <w:rPr>
+                <w:rFonts w:cs="Arial"/>
+                <w:color w:val="000000"/>
+                <w:szCs w:val="24"/>
+              </w:rPr>
+              <w:t>Hiển thị text “Họ”</w:t>
+            </w:r>
+          </w:p>
+          <w:p>
+            <w:pPr>
+              <w:jc w:val="left"/>
+              <w:rPr>
+                <w:rFonts w:cs="Arial"/>
+                <w:szCs w:val="24"/>
+                <w:lang w:val="vi-VN"/>
+              </w:rPr>
+            </w:pPr>
           </w:p>
         </w:tc>
       </w:tr>
@@ -27804,6 +27880,7 @@
         <w:pStyle w:val="Heading3"/>
         <w:rPr>
           <w:rFonts w:cs="Arial"/>
+          <w:lang w:val="vi-VN"/>
         </w:rPr>
       </w:pPr>
       <w:r>
@@ -27811,14 +27888,14 @@
           <w:rFonts w:cs="Arial"/>
         </w:rPr>
         <w:lastRenderedPageBreak/>
-        <w:t>Quản</w:t>
+        <w:t>Hồ</w:t>
       </w:r>
       <w:r>
         <w:rPr>
           <w:rFonts w:cs="Arial"/>
           <w:lang w:val="vi-VN"/>
         </w:rPr>
-        <w:t xml:space="preserve"> lý hồ sơ</w:t>
+        <w:t xml:space="preserve"> sơ</w:t>
       </w:r>
     </w:p>
     <w:p>
@@ -27833,6 +27910,90 @@
         <w:rPr>
           <w:rFonts w:cs="Arial"/>
         </w:rPr>
+        <w:t>Cập</w:t>
+      </w:r>
+      <w:r>
+        <w:rPr>
+          <w:rFonts w:cs="Arial"/>
+          <w:lang w:val="vi-VN"/>
+        </w:rPr>
+        <w:t xml:space="preserve"> nhật hồ sơ</w:t>
+      </w:r>
+    </w:p>
+    <w:p>
+      <w:pPr>
+        <w:rPr>
+          <w:lang w:val="vi-VN"/>
+        </w:rPr>
+      </w:pPr>
+      <w:r>
+        <w:rPr>
+          <w:noProof/>
+        </w:rPr>
+        <w:drawing>
+          <wp:inline distT="0" distB="0" distL="0" distR="0" wp14:anchorId="3340BF25" wp14:editId="28E1093E">
+            <wp:extent cx="5943600" cy="4685665"/>
+            <wp:effectExtent l="0" t="0" r="0" b="635"/>
+            <wp:docPr id="979443787" name="Picture 1"/>
+            <wp:cNvGraphicFramePr>
+              <a:graphicFrameLocks xmlns:a="http://schemas.openxmlformats.org/drawingml/2006/main" noChangeAspect="1"/>
+            </wp:cNvGraphicFramePr>
+            <a:graphic xmlns:a="http://schemas.openxmlformats.org/drawingml/2006/main">
+              <a:graphicData uri="http://schemas.openxmlformats.org/drawingml/2006/picture">
+                <pic:pic xmlns:pic="http://schemas.openxmlformats.org/drawingml/2006/picture">
+                  <pic:nvPicPr>
+                    <pic:cNvPr id="979443787" name=""/>
+                    <pic:cNvPicPr/>
+                  </pic:nvPicPr>
+                  <pic:blipFill>
+                    <a:blip r:embed="rId14"/>
+                    <a:stretch>
+                      <a:fillRect/>
+                    </a:stretch>
+                  </pic:blipFill>
+                  <pic:spPr>
+                    <a:xfrm>
+                      <a:off x="0" y="0"/>
+                      <a:ext cx="5943600" cy="4685665"/>
+                    </a:xfrm>
+                    <a:prstGeom prst="rect">
+                      <a:avLst/>
+                    </a:prstGeom>
+                  </pic:spPr>
+                </pic:pic>
+              </a:graphicData>
+            </a:graphic>
+          </wp:inline>
+        </w:drawing>
+      </w:r>
+    </w:p>
+    <w:p>
+      <w:pPr>
+        <w:rPr>
+          <w:lang w:val="vi-VN"/>
+        </w:rPr>
+      </w:pPr>
+    </w:p>
+    <w:p>
+      <w:pPr>
+        <w:rPr>
+          <w:lang w:val="vi-VN"/>
+        </w:rPr>
+      </w:pPr>
+    </w:p>
+    <w:p>
+      <w:pPr>
+        <w:pStyle w:val="Heading3"/>
+        <w:rPr>
+          <w:rFonts w:cs="Arial"/>
+          <w:lang w:val="vi-VN"/>
+        </w:rPr>
+      </w:pPr>
+      <w:r>
+        <w:rPr>
+          <w:rFonts w:cs="Arial"/>
+        </w:rPr>
+        <w:lastRenderedPageBreak/>
         <w:t>Đăng</w:t>
       </w:r>
       <w:r>
@@ -27877,7 +28038,7 @@
                     </pic:cNvPicPr>
                   </pic:nvPicPr>
                   <pic:blipFill>
-                    <a:blip r:embed="rId14">
+                    <a:blip r:embed="rId15">
                       <a:extLst>
                         <a:ext uri="{28A0092B-C50C-407E-A947-70E740481C1C}">
                           <a14:useLocalDpi xmlns:a14="http://schemas.microsoft.com/office/drawing/2010/main" val="0"/>
@@ -28473,7 +28634,6 @@
                 <w:color w:val="000000"/>
                 <w:szCs w:val="24"/>
               </w:rPr>
-              <w:lastRenderedPageBreak/>
               <w:t>2b</w:t>
             </w:r>
           </w:p>
@@ -28603,6 +28763,7 @@
                 <w:color w:val="000000"/>
                 <w:szCs w:val="24"/>
               </w:rPr>
+              <w:lastRenderedPageBreak/>
               <w:t>3</w:t>
             </w:r>
           </w:p>
@@ -30128,7 +30289,6 @@
                 <w:color w:val="000000"/>
                 <w:szCs w:val="24"/>
               </w:rPr>
-              <w:lastRenderedPageBreak/>
               <w:t>7</w:t>
             </w:r>
           </w:p>
@@ -30252,6 +30412,7 @@
                 <w:color w:val="000000"/>
                 <w:szCs w:val="24"/>
               </w:rPr>
+              <w:lastRenderedPageBreak/>
               <w:t>7a</w:t>
             </w:r>
           </w:p>
@@ -31423,7 +31584,7 @@
                     </pic:cNvPicPr>
                   </pic:nvPicPr>
                   <pic:blipFill>
-                    <a:blip r:embed="rId15">
+                    <a:blip r:embed="rId16">
                       <a:extLst>
                         <a:ext uri="{28A0092B-C50C-407E-A947-70E740481C1C}">
                           <a14:useLocalDpi xmlns:a14="http://schemas.microsoft.com/office/drawing/2010/main" val="0"/>
@@ -35841,7 +36002,7 @@
                     </pic:cNvPicPr>
                   </pic:nvPicPr>
                   <pic:blipFill>
-                    <a:blip r:embed="rId16">
+                    <a:blip r:embed="rId17">
                       <a:extLst>
                         <a:ext uri="{28A0092B-C50C-407E-A947-70E740481C1C}">
                           <a14:useLocalDpi xmlns:a14="http://schemas.microsoft.com/office/drawing/2010/main" val="0"/>
@@ -39076,6 +39237,5333 @@
           <w:lang w:val="vi-VN"/>
         </w:rPr>
       </w:pPr>
+      <w:r>
+        <w:rPr>
+          <w:rFonts w:ascii="Nunito" w:hAnsi="Nunito"/>
+          <w:noProof/>
+          <w:color w:val="000000"/>
+          <w:sz w:val="22"/>
+          <w:bdr w:val="none" w:sz="0" w:space="0" w:color="auto" w:frame="1"/>
+        </w:rPr>
+        <w:drawing>
+          <wp:inline distT="0" distB="0" distL="0" distR="0" wp14:anchorId="134D983A" wp14:editId="3BE8A1E0">
+            <wp:extent cx="5740400" cy="4394200"/>
+            <wp:effectExtent l="0" t="0" r="0" b="6350"/>
+            <wp:docPr id="1571299441" name="Picture 1"/>
+            <wp:cNvGraphicFramePr>
+              <a:graphicFrameLocks xmlns:a="http://schemas.openxmlformats.org/drawingml/2006/main" noChangeAspect="1"/>
+            </wp:cNvGraphicFramePr>
+            <a:graphic xmlns:a="http://schemas.openxmlformats.org/drawingml/2006/main">
+              <a:graphicData uri="http://schemas.openxmlformats.org/drawingml/2006/picture">
+                <pic:pic xmlns:pic="http://schemas.openxmlformats.org/drawingml/2006/picture">
+                  <pic:nvPicPr>
+                    <pic:cNvPr id="0" name="Picture 1"/>
+                    <pic:cNvPicPr>
+                      <a:picLocks noChangeAspect="1" noChangeArrowheads="1"/>
+                    </pic:cNvPicPr>
+                  </pic:nvPicPr>
+                  <pic:blipFill>
+                    <a:blip r:embed="rId18">
+                      <a:extLst>
+                        <a:ext uri="{28A0092B-C50C-407E-A947-70E740481C1C}">
+                          <a14:useLocalDpi xmlns:a14="http://schemas.microsoft.com/office/drawing/2010/main" val="0"/>
+                        </a:ext>
+                      </a:extLst>
+                    </a:blip>
+                    <a:srcRect/>
+                    <a:stretch>
+                      <a:fillRect/>
+                    </a:stretch>
+                  </pic:blipFill>
+                  <pic:spPr bwMode="auto">
+                    <a:xfrm>
+                      <a:off x="0" y="0"/>
+                      <a:ext cx="5740400" cy="4394200"/>
+                    </a:xfrm>
+                    <a:prstGeom prst="rect">
+                      <a:avLst/>
+                    </a:prstGeom>
+                    <a:noFill/>
+                    <a:ln>
+                      <a:noFill/>
+                    </a:ln>
+                  </pic:spPr>
+                </pic:pic>
+              </a:graphicData>
+            </a:graphic>
+          </wp:inline>
+        </w:drawing>
+      </w:r>
+    </w:p>
+    <w:tbl>
+      <w:tblPr>
+        <w:tblW w:w="0" w:type="auto"/>
+        <w:tblCellMar>
+          <w:top w:w="15" w:type="dxa"/>
+          <w:left w:w="15" w:type="dxa"/>
+          <w:bottom w:w="15" w:type="dxa"/>
+          <w:right w:w="15" w:type="dxa"/>
+        </w:tblCellMar>
+        <w:tblLook w:val="04A0" w:firstRow="1" w:lastRow="0" w:firstColumn="1" w:lastColumn="0" w:noHBand="0" w:noVBand="1"/>
+      </w:tblPr>
+      <w:tblGrid>
+        <w:gridCol w:w="440"/>
+        <w:gridCol w:w="1368"/>
+        <w:gridCol w:w="1297"/>
+        <w:gridCol w:w="2473"/>
+        <w:gridCol w:w="3762"/>
+      </w:tblGrid>
+      <w:tr>
+        <w:tc>
+          <w:tcPr>
+            <w:tcW w:w="0" w:type="auto"/>
+            <w:tcBorders>
+              <w:top w:val="single" w:sz="8" w:space="0" w:color="000000"/>
+              <w:left w:val="single" w:sz="8" w:space="0" w:color="000000"/>
+              <w:bottom w:val="single" w:sz="8" w:space="0" w:color="000000"/>
+              <w:right w:val="single" w:sz="8" w:space="0" w:color="000000"/>
+            </w:tcBorders>
+            <w:shd w:val="clear" w:color="auto" w:fill="C5E0B3" w:themeFill="accent6" w:themeFillTint="66"/>
+            <w:tcMar>
+              <w:top w:w="100" w:type="dxa"/>
+              <w:left w:w="100" w:type="dxa"/>
+              <w:bottom w:w="100" w:type="dxa"/>
+              <w:right w:w="100" w:type="dxa"/>
+            </w:tcMar>
+            <w:hideMark/>
+          </w:tcPr>
+          <w:p>
+            <w:r>
+              <w:rPr>
+                <w:b/>
+                <w:bCs/>
+              </w:rPr>
+              <w:lastRenderedPageBreak/>
+              <w:t>ID</w:t>
+            </w:r>
+          </w:p>
+        </w:tc>
+        <w:tc>
+          <w:tcPr>
+            <w:tcW w:w="0" w:type="auto"/>
+            <w:tcBorders>
+              <w:top w:val="single" w:sz="8" w:space="0" w:color="000000"/>
+              <w:left w:val="single" w:sz="8" w:space="0" w:color="000000"/>
+              <w:bottom w:val="single" w:sz="8" w:space="0" w:color="000000"/>
+              <w:right w:val="single" w:sz="8" w:space="0" w:color="000000"/>
+            </w:tcBorders>
+            <w:shd w:val="clear" w:color="auto" w:fill="C5E0B3" w:themeFill="accent6" w:themeFillTint="66"/>
+            <w:tcMar>
+              <w:top w:w="100" w:type="dxa"/>
+              <w:left w:w="100" w:type="dxa"/>
+              <w:bottom w:w="100" w:type="dxa"/>
+              <w:right w:w="100" w:type="dxa"/>
+            </w:tcMar>
+            <w:hideMark/>
+          </w:tcPr>
+          <w:p>
+            <w:r>
+              <w:rPr>
+                <w:b/>
+                <w:bCs/>
+              </w:rPr>
+              <w:t>Item</w:t>
+            </w:r>
+          </w:p>
+        </w:tc>
+        <w:tc>
+          <w:tcPr>
+            <w:tcW w:w="0" w:type="auto"/>
+            <w:tcBorders>
+              <w:top w:val="single" w:sz="8" w:space="0" w:color="000000"/>
+              <w:left w:val="single" w:sz="8" w:space="0" w:color="000000"/>
+              <w:bottom w:val="single" w:sz="8" w:space="0" w:color="000000"/>
+              <w:right w:val="single" w:sz="8" w:space="0" w:color="000000"/>
+            </w:tcBorders>
+            <w:shd w:val="clear" w:color="auto" w:fill="C5E0B3" w:themeFill="accent6" w:themeFillTint="66"/>
+            <w:tcMar>
+              <w:top w:w="100" w:type="dxa"/>
+              <w:left w:w="100" w:type="dxa"/>
+              <w:bottom w:w="100" w:type="dxa"/>
+              <w:right w:w="100" w:type="dxa"/>
+            </w:tcMar>
+            <w:hideMark/>
+          </w:tcPr>
+          <w:p>
+            <w:r>
+              <w:rPr>
+                <w:b/>
+                <w:bCs/>
+              </w:rPr>
+              <w:t>Type</w:t>
+            </w:r>
+          </w:p>
+        </w:tc>
+        <w:tc>
+          <w:tcPr>
+            <w:tcW w:w="0" w:type="auto"/>
+            <w:tcBorders>
+              <w:top w:val="single" w:sz="8" w:space="0" w:color="000000"/>
+              <w:left w:val="single" w:sz="8" w:space="0" w:color="000000"/>
+              <w:bottom w:val="single" w:sz="8" w:space="0" w:color="000000"/>
+              <w:right w:val="single" w:sz="8" w:space="0" w:color="000000"/>
+            </w:tcBorders>
+            <w:shd w:val="clear" w:color="auto" w:fill="C5E0B3" w:themeFill="accent6" w:themeFillTint="66"/>
+            <w:tcMar>
+              <w:top w:w="100" w:type="dxa"/>
+              <w:left w:w="100" w:type="dxa"/>
+              <w:bottom w:w="100" w:type="dxa"/>
+              <w:right w:w="100" w:type="dxa"/>
+            </w:tcMar>
+            <w:hideMark/>
+          </w:tcPr>
+          <w:p>
+            <w:r>
+              <w:rPr>
+                <w:b/>
+                <w:bCs/>
+              </w:rPr>
+              <w:t>Validation</w:t>
+            </w:r>
+          </w:p>
+        </w:tc>
+        <w:tc>
+          <w:tcPr>
+            <w:tcW w:w="0" w:type="auto"/>
+            <w:tcBorders>
+              <w:top w:val="single" w:sz="8" w:space="0" w:color="000000"/>
+              <w:left w:val="single" w:sz="8" w:space="0" w:color="000000"/>
+              <w:bottom w:val="single" w:sz="8" w:space="0" w:color="000000"/>
+              <w:right w:val="single" w:sz="8" w:space="0" w:color="000000"/>
+            </w:tcBorders>
+            <w:shd w:val="clear" w:color="auto" w:fill="C5E0B3" w:themeFill="accent6" w:themeFillTint="66"/>
+            <w:tcMar>
+              <w:top w:w="100" w:type="dxa"/>
+              <w:left w:w="100" w:type="dxa"/>
+              <w:bottom w:w="100" w:type="dxa"/>
+              <w:right w:w="100" w:type="dxa"/>
+            </w:tcMar>
+            <w:hideMark/>
+          </w:tcPr>
+          <w:p>
+            <w:r>
+              <w:rPr>
+                <w:b/>
+                <w:bCs/>
+              </w:rPr>
+              <w:t>Notes</w:t>
+            </w:r>
+          </w:p>
+        </w:tc>
+      </w:tr>
+      <w:tr>
+        <w:trPr>
+          <w:trHeight w:val="1040"/>
+        </w:trPr>
+        <w:tc>
+          <w:tcPr>
+            <w:tcW w:w="0" w:type="auto"/>
+            <w:tcBorders>
+              <w:top w:val="single" w:sz="8" w:space="0" w:color="000000"/>
+              <w:left w:val="single" w:sz="8" w:space="0" w:color="000000"/>
+              <w:bottom w:val="single" w:sz="8" w:space="0" w:color="000000"/>
+              <w:right w:val="single" w:sz="8" w:space="0" w:color="000000"/>
+            </w:tcBorders>
+            <w:tcMar>
+              <w:top w:w="100" w:type="dxa"/>
+              <w:left w:w="100" w:type="dxa"/>
+              <w:bottom w:w="100" w:type="dxa"/>
+              <w:right w:w="100" w:type="dxa"/>
+            </w:tcMar>
+            <w:hideMark/>
+          </w:tcPr>
+          <w:p>
+            <w:r>
+              <w:t>1</w:t>
+            </w:r>
+          </w:p>
+        </w:tc>
+        <w:tc>
+          <w:tcPr>
+            <w:tcW w:w="0" w:type="auto"/>
+            <w:tcBorders>
+              <w:top w:val="single" w:sz="8" w:space="0" w:color="000000"/>
+              <w:left w:val="single" w:sz="8" w:space="0" w:color="000000"/>
+              <w:bottom w:val="single" w:sz="8" w:space="0" w:color="000000"/>
+              <w:right w:val="single" w:sz="8" w:space="0" w:color="000000"/>
+            </w:tcBorders>
+            <w:tcMar>
+              <w:top w:w="100" w:type="dxa"/>
+              <w:left w:w="100" w:type="dxa"/>
+              <w:bottom w:w="100" w:type="dxa"/>
+              <w:right w:w="100" w:type="dxa"/>
+            </w:tcMar>
+            <w:hideMark/>
+          </w:tcPr>
+          <w:p>
+            <w:r>
+              <w:t>Tiêu đề "Xác nhận xóa"</w:t>
+            </w:r>
+          </w:p>
+        </w:tc>
+        <w:tc>
+          <w:tcPr>
+            <w:tcW w:w="0" w:type="auto"/>
+            <w:tcBorders>
+              <w:top w:val="single" w:sz="8" w:space="0" w:color="000000"/>
+              <w:left w:val="single" w:sz="8" w:space="0" w:color="000000"/>
+              <w:bottom w:val="single" w:sz="8" w:space="0" w:color="000000"/>
+              <w:right w:val="single" w:sz="8" w:space="0" w:color="000000"/>
+            </w:tcBorders>
+            <w:tcMar>
+              <w:top w:w="100" w:type="dxa"/>
+              <w:left w:w="100" w:type="dxa"/>
+              <w:bottom w:w="100" w:type="dxa"/>
+              <w:right w:w="100" w:type="dxa"/>
+            </w:tcMar>
+            <w:hideMark/>
+          </w:tcPr>
+          <w:p>
+            <w:r>
+              <w:t>Header</w:t>
+            </w:r>
+          </w:p>
+        </w:tc>
+        <w:tc>
+          <w:tcPr>
+            <w:tcW w:w="0" w:type="auto"/>
+            <w:tcBorders>
+              <w:top w:val="single" w:sz="8" w:space="0" w:color="000000"/>
+              <w:left w:val="single" w:sz="8" w:space="0" w:color="000000"/>
+              <w:bottom w:val="single" w:sz="8" w:space="0" w:color="000000"/>
+              <w:right w:val="single" w:sz="8" w:space="0" w:color="000000"/>
+            </w:tcBorders>
+            <w:tcMar>
+              <w:top w:w="100" w:type="dxa"/>
+              <w:left w:w="100" w:type="dxa"/>
+              <w:bottom w:w="100" w:type="dxa"/>
+              <w:right w:w="100" w:type="dxa"/>
+            </w:tcMar>
+            <w:hideMark/>
+          </w:tcPr>
+          <w:p>
+            <w:r>
+              <w:t>N/A</w:t>
+            </w:r>
+          </w:p>
+        </w:tc>
+        <w:tc>
+          <w:tcPr>
+            <w:tcW w:w="0" w:type="auto"/>
+            <w:tcBorders>
+              <w:top w:val="single" w:sz="8" w:space="0" w:color="000000"/>
+              <w:left w:val="single" w:sz="8" w:space="0" w:color="000000"/>
+              <w:bottom w:val="single" w:sz="8" w:space="0" w:color="000000"/>
+              <w:right w:val="single" w:sz="8" w:space="0" w:color="000000"/>
+            </w:tcBorders>
+            <w:tcMar>
+              <w:top w:w="100" w:type="dxa"/>
+              <w:left w:w="100" w:type="dxa"/>
+              <w:bottom w:w="100" w:type="dxa"/>
+              <w:right w:w="100" w:type="dxa"/>
+            </w:tcMar>
+            <w:hideMark/>
+          </w:tcPr>
+          <w:p>
+            <w:r>
+              <w:t>Tiêu đề của hộp thoại (Pop-up) cảnh báo việc xóa dữ liệu.</w:t>
+            </w:r>
+          </w:p>
+        </w:tc>
+      </w:tr>
+      <w:tr>
+        <w:trPr>
+          <w:trHeight w:val="1580"/>
+        </w:trPr>
+        <w:tc>
+          <w:tcPr>
+            <w:tcW w:w="0" w:type="auto"/>
+            <w:tcBorders>
+              <w:top w:val="single" w:sz="8" w:space="0" w:color="000000"/>
+              <w:left w:val="single" w:sz="8" w:space="0" w:color="000000"/>
+              <w:bottom w:val="single" w:sz="8" w:space="0" w:color="000000"/>
+              <w:right w:val="single" w:sz="8" w:space="0" w:color="000000"/>
+            </w:tcBorders>
+            <w:tcMar>
+              <w:top w:w="100" w:type="dxa"/>
+              <w:left w:w="100" w:type="dxa"/>
+              <w:bottom w:w="100" w:type="dxa"/>
+              <w:right w:w="100" w:type="dxa"/>
+            </w:tcMar>
+            <w:hideMark/>
+          </w:tcPr>
+          <w:p>
+            <w:r>
+              <w:t>2</w:t>
+            </w:r>
+          </w:p>
+        </w:tc>
+        <w:tc>
+          <w:tcPr>
+            <w:tcW w:w="0" w:type="auto"/>
+            <w:tcBorders>
+              <w:top w:val="single" w:sz="8" w:space="0" w:color="000000"/>
+              <w:left w:val="single" w:sz="8" w:space="0" w:color="000000"/>
+              <w:bottom w:val="single" w:sz="8" w:space="0" w:color="000000"/>
+              <w:right w:val="single" w:sz="8" w:space="0" w:color="000000"/>
+            </w:tcBorders>
+            <w:tcMar>
+              <w:top w:w="100" w:type="dxa"/>
+              <w:left w:w="100" w:type="dxa"/>
+              <w:bottom w:w="100" w:type="dxa"/>
+              <w:right w:w="100" w:type="dxa"/>
+            </w:tcMar>
+            <w:hideMark/>
+          </w:tcPr>
+          <w:p>
+            <w:r>
+              <w:t>Nội dung thông báo xác nhận xóa</w:t>
+            </w:r>
+          </w:p>
+        </w:tc>
+        <w:tc>
+          <w:tcPr>
+            <w:tcW w:w="0" w:type="auto"/>
+            <w:tcBorders>
+              <w:top w:val="single" w:sz="8" w:space="0" w:color="000000"/>
+              <w:left w:val="single" w:sz="8" w:space="0" w:color="000000"/>
+              <w:bottom w:val="single" w:sz="8" w:space="0" w:color="000000"/>
+              <w:right w:val="single" w:sz="8" w:space="0" w:color="000000"/>
+            </w:tcBorders>
+            <w:tcMar>
+              <w:top w:w="100" w:type="dxa"/>
+              <w:left w:w="100" w:type="dxa"/>
+              <w:bottom w:w="100" w:type="dxa"/>
+              <w:right w:w="100" w:type="dxa"/>
+            </w:tcMar>
+            <w:hideMark/>
+          </w:tcPr>
+          <w:p>
+            <w:r>
+              <w:t>Text / Message</w:t>
+            </w:r>
+          </w:p>
+        </w:tc>
+        <w:tc>
+          <w:tcPr>
+            <w:tcW w:w="0" w:type="auto"/>
+            <w:tcBorders>
+              <w:top w:val="single" w:sz="8" w:space="0" w:color="000000"/>
+              <w:left w:val="single" w:sz="8" w:space="0" w:color="000000"/>
+              <w:bottom w:val="single" w:sz="8" w:space="0" w:color="000000"/>
+              <w:right w:val="single" w:sz="8" w:space="0" w:color="000000"/>
+            </w:tcBorders>
+            <w:tcMar>
+              <w:top w:w="100" w:type="dxa"/>
+              <w:left w:w="100" w:type="dxa"/>
+              <w:bottom w:w="100" w:type="dxa"/>
+              <w:right w:w="100" w:type="dxa"/>
+            </w:tcMar>
+            <w:hideMark/>
+          </w:tcPr>
+          <w:p>
+            <w:r>
+              <w:t>Nội dung phải hiển thị đầy đủ thông báo cảnh báo</w:t>
+            </w:r>
+          </w:p>
+        </w:tc>
+        <w:tc>
+          <w:tcPr>
+            <w:tcW w:w="0" w:type="auto"/>
+            <w:tcBorders>
+              <w:top w:val="single" w:sz="8" w:space="0" w:color="000000"/>
+              <w:left w:val="single" w:sz="8" w:space="0" w:color="000000"/>
+              <w:bottom w:val="single" w:sz="8" w:space="0" w:color="000000"/>
+              <w:right w:val="single" w:sz="8" w:space="0" w:color="000000"/>
+            </w:tcBorders>
+            <w:tcMar>
+              <w:top w:w="100" w:type="dxa"/>
+              <w:left w:w="100" w:type="dxa"/>
+              <w:bottom w:w="100" w:type="dxa"/>
+              <w:right w:w="100" w:type="dxa"/>
+            </w:tcMar>
+            <w:hideMark/>
+          </w:tcPr>
+          <w:p>
+            <w:r>
+              <w:t>Hiển thị thông báo: “Bạn có chắc chắn muốn xóa bài đăng này? Hành động này không thể hoàn tác.” nhằm cảnh báo người dùng trước khi thực hiện xóa.</w:t>
+            </w:r>
+          </w:p>
+        </w:tc>
+      </w:tr>
+      <w:tr>
+        <w:trPr>
+          <w:trHeight w:val="1040"/>
+        </w:trPr>
+        <w:tc>
+          <w:tcPr>
+            <w:tcW w:w="0" w:type="auto"/>
+            <w:tcBorders>
+              <w:top w:val="single" w:sz="8" w:space="0" w:color="000000"/>
+              <w:left w:val="single" w:sz="8" w:space="0" w:color="000000"/>
+              <w:bottom w:val="single" w:sz="8" w:space="0" w:color="000000"/>
+              <w:right w:val="single" w:sz="8" w:space="0" w:color="000000"/>
+            </w:tcBorders>
+            <w:tcMar>
+              <w:top w:w="100" w:type="dxa"/>
+              <w:left w:w="100" w:type="dxa"/>
+              <w:bottom w:w="100" w:type="dxa"/>
+              <w:right w:w="100" w:type="dxa"/>
+            </w:tcMar>
+            <w:hideMark/>
+          </w:tcPr>
+          <w:p>
+            <w:r>
+              <w:t>3</w:t>
+            </w:r>
+          </w:p>
+        </w:tc>
+        <w:tc>
+          <w:tcPr>
+            <w:tcW w:w="0" w:type="auto"/>
+            <w:tcBorders>
+              <w:top w:val="single" w:sz="8" w:space="0" w:color="000000"/>
+              <w:left w:val="single" w:sz="8" w:space="0" w:color="000000"/>
+              <w:bottom w:val="single" w:sz="8" w:space="0" w:color="000000"/>
+              <w:right w:val="single" w:sz="8" w:space="0" w:color="000000"/>
+            </w:tcBorders>
+            <w:tcMar>
+              <w:top w:w="100" w:type="dxa"/>
+              <w:left w:w="100" w:type="dxa"/>
+              <w:bottom w:w="100" w:type="dxa"/>
+              <w:right w:w="100" w:type="dxa"/>
+            </w:tcMar>
+            <w:hideMark/>
+          </w:tcPr>
+          <w:p>
+            <w:r>
+              <w:t>Nút "Hủy"</w:t>
+            </w:r>
+          </w:p>
+        </w:tc>
+        <w:tc>
+          <w:tcPr>
+            <w:tcW w:w="0" w:type="auto"/>
+            <w:tcBorders>
+              <w:top w:val="single" w:sz="8" w:space="0" w:color="000000"/>
+              <w:left w:val="single" w:sz="8" w:space="0" w:color="000000"/>
+              <w:bottom w:val="single" w:sz="8" w:space="0" w:color="000000"/>
+              <w:right w:val="single" w:sz="8" w:space="0" w:color="000000"/>
+            </w:tcBorders>
+            <w:tcMar>
+              <w:top w:w="100" w:type="dxa"/>
+              <w:left w:w="100" w:type="dxa"/>
+              <w:bottom w:w="100" w:type="dxa"/>
+              <w:right w:w="100" w:type="dxa"/>
+            </w:tcMar>
+            <w:hideMark/>
+          </w:tcPr>
+          <w:p>
+            <w:r>
+              <w:t>Button</w:t>
+            </w:r>
+          </w:p>
+        </w:tc>
+        <w:tc>
+          <w:tcPr>
+            <w:tcW w:w="0" w:type="auto"/>
+            <w:tcBorders>
+              <w:top w:val="single" w:sz="8" w:space="0" w:color="000000"/>
+              <w:left w:val="single" w:sz="8" w:space="0" w:color="000000"/>
+              <w:bottom w:val="single" w:sz="8" w:space="0" w:color="000000"/>
+              <w:right w:val="single" w:sz="8" w:space="0" w:color="000000"/>
+            </w:tcBorders>
+            <w:tcMar>
+              <w:top w:w="100" w:type="dxa"/>
+              <w:left w:w="100" w:type="dxa"/>
+              <w:bottom w:w="100" w:type="dxa"/>
+              <w:right w:w="100" w:type="dxa"/>
+            </w:tcMar>
+            <w:hideMark/>
+          </w:tcPr>
+          <w:p>
+            <w:r>
+              <w:t>Khi nhấn phải đóng Pop-up và không thực hiện hành động xóa</w:t>
+            </w:r>
+          </w:p>
+        </w:tc>
+        <w:tc>
+          <w:tcPr>
+            <w:tcW w:w="0" w:type="auto"/>
+            <w:tcBorders>
+              <w:top w:val="single" w:sz="8" w:space="0" w:color="000000"/>
+              <w:left w:val="single" w:sz="8" w:space="0" w:color="000000"/>
+              <w:bottom w:val="single" w:sz="8" w:space="0" w:color="000000"/>
+              <w:right w:val="single" w:sz="8" w:space="0" w:color="000000"/>
+            </w:tcBorders>
+            <w:tcMar>
+              <w:top w:w="100" w:type="dxa"/>
+              <w:left w:w="100" w:type="dxa"/>
+              <w:bottom w:w="100" w:type="dxa"/>
+              <w:right w:w="100" w:type="dxa"/>
+            </w:tcMar>
+            <w:hideMark/>
+          </w:tcPr>
+          <w:p>
+            <w:r>
+              <w:t>Cho phép người dùng hủy thao tác và quay lại màn hình trước đó.</w:t>
+            </w:r>
+          </w:p>
+        </w:tc>
+      </w:tr>
+      <w:tr>
+        <w:trPr>
+          <w:trHeight w:val="1040"/>
+        </w:trPr>
+        <w:tc>
+          <w:tcPr>
+            <w:tcW w:w="0" w:type="auto"/>
+            <w:tcBorders>
+              <w:top w:val="single" w:sz="8" w:space="0" w:color="000000"/>
+              <w:left w:val="single" w:sz="8" w:space="0" w:color="000000"/>
+              <w:bottom w:val="single" w:sz="8" w:space="0" w:color="000000"/>
+              <w:right w:val="single" w:sz="8" w:space="0" w:color="000000"/>
+            </w:tcBorders>
+            <w:tcMar>
+              <w:top w:w="100" w:type="dxa"/>
+              <w:left w:w="100" w:type="dxa"/>
+              <w:bottom w:w="100" w:type="dxa"/>
+              <w:right w:w="100" w:type="dxa"/>
+            </w:tcMar>
+            <w:hideMark/>
+          </w:tcPr>
+          <w:p>
+            <w:r>
+              <w:t>4</w:t>
+            </w:r>
+          </w:p>
+        </w:tc>
+        <w:tc>
+          <w:tcPr>
+            <w:tcW w:w="0" w:type="auto"/>
+            <w:tcBorders>
+              <w:top w:val="single" w:sz="8" w:space="0" w:color="000000"/>
+              <w:left w:val="single" w:sz="8" w:space="0" w:color="000000"/>
+              <w:bottom w:val="single" w:sz="8" w:space="0" w:color="000000"/>
+              <w:right w:val="single" w:sz="8" w:space="0" w:color="000000"/>
+            </w:tcBorders>
+            <w:tcMar>
+              <w:top w:w="100" w:type="dxa"/>
+              <w:left w:w="100" w:type="dxa"/>
+              <w:bottom w:w="100" w:type="dxa"/>
+              <w:right w:w="100" w:type="dxa"/>
+            </w:tcMar>
+            <w:hideMark/>
+          </w:tcPr>
+          <w:p>
+            <w:r>
+              <w:t>Nút "Xóa bài đăng"</w:t>
+            </w:r>
+          </w:p>
+        </w:tc>
+        <w:tc>
+          <w:tcPr>
+            <w:tcW w:w="0" w:type="auto"/>
+            <w:tcBorders>
+              <w:top w:val="single" w:sz="8" w:space="0" w:color="000000"/>
+              <w:left w:val="single" w:sz="8" w:space="0" w:color="000000"/>
+              <w:bottom w:val="single" w:sz="8" w:space="0" w:color="000000"/>
+              <w:right w:val="single" w:sz="8" w:space="0" w:color="000000"/>
+            </w:tcBorders>
+            <w:tcMar>
+              <w:top w:w="100" w:type="dxa"/>
+              <w:left w:w="100" w:type="dxa"/>
+              <w:bottom w:w="100" w:type="dxa"/>
+              <w:right w:w="100" w:type="dxa"/>
+            </w:tcMar>
+            <w:hideMark/>
+          </w:tcPr>
+          <w:p>
+            <w:r>
+              <w:t>Button</w:t>
+            </w:r>
+          </w:p>
+        </w:tc>
+        <w:tc>
+          <w:tcPr>
+            <w:tcW w:w="0" w:type="auto"/>
+            <w:tcBorders>
+              <w:top w:val="single" w:sz="8" w:space="0" w:color="000000"/>
+              <w:left w:val="single" w:sz="8" w:space="0" w:color="000000"/>
+              <w:bottom w:val="single" w:sz="8" w:space="0" w:color="000000"/>
+              <w:right w:val="single" w:sz="8" w:space="0" w:color="000000"/>
+            </w:tcBorders>
+            <w:tcMar>
+              <w:top w:w="100" w:type="dxa"/>
+              <w:left w:w="100" w:type="dxa"/>
+              <w:bottom w:w="100" w:type="dxa"/>
+              <w:right w:w="100" w:type="dxa"/>
+            </w:tcMar>
+            <w:hideMark/>
+          </w:tcPr>
+          <w:p>
+            <w:r>
+              <w:t>Khi nhấn hệ thống thực hiện xóa bài đăng và cập nhật lại danh sách</w:t>
+            </w:r>
+          </w:p>
+        </w:tc>
+        <w:tc>
+          <w:tcPr>
+            <w:tcW w:w="0" w:type="auto"/>
+            <w:tcBorders>
+              <w:top w:val="single" w:sz="8" w:space="0" w:color="000000"/>
+              <w:left w:val="single" w:sz="8" w:space="0" w:color="000000"/>
+              <w:bottom w:val="single" w:sz="8" w:space="0" w:color="000000"/>
+              <w:right w:val="single" w:sz="8" w:space="0" w:color="000000"/>
+            </w:tcBorders>
+            <w:tcMar>
+              <w:top w:w="100" w:type="dxa"/>
+              <w:left w:w="100" w:type="dxa"/>
+              <w:bottom w:w="100" w:type="dxa"/>
+              <w:right w:w="100" w:type="dxa"/>
+            </w:tcMar>
+            <w:hideMark/>
+          </w:tcPr>
+          <w:p>
+            <w:r>
+              <w:t>Đây là hành động xác nhận xóa dữ liệu. </w:t>
+            </w:r>
+          </w:p>
+        </w:tc>
+      </w:tr>
+      <w:tr>
+        <w:trPr>
+          <w:trHeight w:val="1040"/>
+        </w:trPr>
+        <w:tc>
+          <w:tcPr>
+            <w:tcW w:w="0" w:type="auto"/>
+            <w:tcBorders>
+              <w:top w:val="single" w:sz="8" w:space="0" w:color="000000"/>
+              <w:left w:val="single" w:sz="8" w:space="0" w:color="000000"/>
+              <w:bottom w:val="single" w:sz="8" w:space="0" w:color="000000"/>
+              <w:right w:val="single" w:sz="8" w:space="0" w:color="000000"/>
+            </w:tcBorders>
+            <w:tcMar>
+              <w:top w:w="100" w:type="dxa"/>
+              <w:left w:w="100" w:type="dxa"/>
+              <w:bottom w:w="100" w:type="dxa"/>
+              <w:right w:w="100" w:type="dxa"/>
+            </w:tcMar>
+            <w:hideMark/>
+          </w:tcPr>
+          <w:p>
+            <w:r>
+              <w:t>5</w:t>
+            </w:r>
+          </w:p>
+        </w:tc>
+        <w:tc>
+          <w:tcPr>
+            <w:tcW w:w="0" w:type="auto"/>
+            <w:tcBorders>
+              <w:top w:val="single" w:sz="8" w:space="0" w:color="000000"/>
+              <w:left w:val="single" w:sz="8" w:space="0" w:color="000000"/>
+              <w:bottom w:val="single" w:sz="8" w:space="0" w:color="000000"/>
+              <w:right w:val="single" w:sz="8" w:space="0" w:color="000000"/>
+            </w:tcBorders>
+            <w:tcMar>
+              <w:top w:w="100" w:type="dxa"/>
+              <w:left w:w="100" w:type="dxa"/>
+              <w:bottom w:w="100" w:type="dxa"/>
+              <w:right w:w="100" w:type="dxa"/>
+            </w:tcMar>
+            <w:hideMark/>
+          </w:tcPr>
+          <w:p>
+            <w:r>
+              <w:t>Nút đóng (X)</w:t>
+            </w:r>
+          </w:p>
+        </w:tc>
+        <w:tc>
+          <w:tcPr>
+            <w:tcW w:w="0" w:type="auto"/>
+            <w:tcBorders>
+              <w:top w:val="single" w:sz="8" w:space="0" w:color="000000"/>
+              <w:left w:val="single" w:sz="8" w:space="0" w:color="000000"/>
+              <w:bottom w:val="single" w:sz="8" w:space="0" w:color="000000"/>
+              <w:right w:val="single" w:sz="8" w:space="0" w:color="000000"/>
+            </w:tcBorders>
+            <w:tcMar>
+              <w:top w:w="100" w:type="dxa"/>
+              <w:left w:w="100" w:type="dxa"/>
+              <w:bottom w:w="100" w:type="dxa"/>
+              <w:right w:w="100" w:type="dxa"/>
+            </w:tcMar>
+            <w:hideMark/>
+          </w:tcPr>
+          <w:p>
+            <w:r>
+              <w:t>Icon Button</w:t>
+            </w:r>
+          </w:p>
+        </w:tc>
+        <w:tc>
+          <w:tcPr>
+            <w:tcW w:w="0" w:type="auto"/>
+            <w:tcBorders>
+              <w:top w:val="single" w:sz="8" w:space="0" w:color="000000"/>
+              <w:left w:val="single" w:sz="8" w:space="0" w:color="000000"/>
+              <w:bottom w:val="single" w:sz="8" w:space="0" w:color="000000"/>
+              <w:right w:val="single" w:sz="8" w:space="0" w:color="000000"/>
+            </w:tcBorders>
+            <w:tcMar>
+              <w:top w:w="100" w:type="dxa"/>
+              <w:left w:w="100" w:type="dxa"/>
+              <w:bottom w:w="100" w:type="dxa"/>
+              <w:right w:w="100" w:type="dxa"/>
+            </w:tcMar>
+            <w:hideMark/>
+          </w:tcPr>
+          <w:p>
+            <w:r>
+              <w:t>Khi nhấn phải đóng Pop-up</w:t>
+            </w:r>
+          </w:p>
+        </w:tc>
+        <w:tc>
+          <w:tcPr>
+            <w:tcW w:w="0" w:type="auto"/>
+            <w:tcBorders>
+              <w:top w:val="single" w:sz="8" w:space="0" w:color="000000"/>
+              <w:left w:val="single" w:sz="8" w:space="0" w:color="000000"/>
+              <w:bottom w:val="single" w:sz="8" w:space="0" w:color="000000"/>
+              <w:right w:val="single" w:sz="8" w:space="0" w:color="000000"/>
+            </w:tcBorders>
+            <w:tcMar>
+              <w:top w:w="100" w:type="dxa"/>
+              <w:left w:w="100" w:type="dxa"/>
+              <w:bottom w:w="100" w:type="dxa"/>
+              <w:right w:w="100" w:type="dxa"/>
+            </w:tcMar>
+            <w:hideMark/>
+          </w:tcPr>
+          <w:p>
+            <w:r>
+              <w:t>Cho phép người dùng đóng cửa sổ xác nhận mà không thực hiện hành động xóa.</w:t>
+            </w:r>
+          </w:p>
+        </w:tc>
+      </w:tr>
+    </w:tbl>
+    <w:p/>
+    <w:p>
+      <w:pPr>
+        <w:pStyle w:val="Heading3"/>
+        <w:rPr>
+          <w:rFonts w:cs="Arial"/>
+          <w:lang w:val="vi-VN"/>
+        </w:rPr>
+      </w:pPr>
+      <w:r>
+        <w:rPr>
+          <w:rFonts w:cs="Arial"/>
+          <w:lang w:val="vi-VN"/>
+        </w:rPr>
+        <w:lastRenderedPageBreak/>
+        <w:t xml:space="preserve"> </w:t>
+      </w:r>
+      <w:r>
+        <w:rPr>
+          <w:rFonts w:cs="Arial"/>
+          <w:lang w:val="vi-VN"/>
+        </w:rPr>
+        <w:t>Sách của tôi</w:t>
+      </w:r>
+    </w:p>
+    <w:p>
+      <w:pPr>
+        <w:rPr>
+          <w:lang w:val="vi-VN"/>
+        </w:rPr>
+      </w:pPr>
+      <w:r>
+        <w:rPr>
+          <w:noProof/>
+        </w:rPr>
+        <w:drawing>
+          <wp:inline distT="0" distB="0" distL="0" distR="0" wp14:anchorId="7F49AF43" wp14:editId="5D5C782C">
+            <wp:extent cx="5943600" cy="4764405"/>
+            <wp:effectExtent l="0" t="0" r="0" b="0"/>
+            <wp:docPr id="3" name="Picture 3"/>
+            <wp:cNvGraphicFramePr>
+              <a:graphicFrameLocks xmlns:a="http://schemas.openxmlformats.org/drawingml/2006/main" noChangeAspect="1"/>
+            </wp:cNvGraphicFramePr>
+            <a:graphic xmlns:a="http://schemas.openxmlformats.org/drawingml/2006/main">
+              <a:graphicData uri="http://schemas.openxmlformats.org/drawingml/2006/picture">
+                <pic:pic xmlns:pic="http://schemas.openxmlformats.org/drawingml/2006/picture">
+                  <pic:nvPicPr>
+                    <pic:cNvPr id="1" name=""/>
+                    <pic:cNvPicPr/>
+                  </pic:nvPicPr>
+                  <pic:blipFill>
+                    <a:blip r:embed="rId19"/>
+                    <a:stretch>
+                      <a:fillRect/>
+                    </a:stretch>
+                  </pic:blipFill>
+                  <pic:spPr>
+                    <a:xfrm>
+                      <a:off x="0" y="0"/>
+                      <a:ext cx="5943600" cy="4764405"/>
+                    </a:xfrm>
+                    <a:prstGeom prst="rect">
+                      <a:avLst/>
+                    </a:prstGeom>
+                  </pic:spPr>
+                </pic:pic>
+              </a:graphicData>
+            </a:graphic>
+          </wp:inline>
+        </w:drawing>
+      </w:r>
+    </w:p>
+    <w:tbl>
+      <w:tblPr>
+        <w:tblStyle w:val="TableGrid"/>
+        <w:tblW w:w="9394" w:type="dxa"/>
+        <w:tblLook w:val="04A0" w:firstRow="1" w:lastRow="0" w:firstColumn="1" w:lastColumn="0" w:noHBand="0" w:noVBand="1"/>
+      </w:tblPr>
+      <w:tblGrid>
+        <w:gridCol w:w="684"/>
+        <w:gridCol w:w="1823"/>
+        <w:gridCol w:w="1351"/>
+        <w:gridCol w:w="1777"/>
+        <w:gridCol w:w="3759"/>
+      </w:tblGrid>
+      <w:tr>
+        <w:trPr>
+          <w:trHeight w:val="629"/>
+        </w:trPr>
+        <w:tc>
+          <w:tcPr>
+            <w:tcW w:w="684" w:type="dxa"/>
+            <w:shd w:val="clear" w:color="auto" w:fill="C5E0B3" w:themeFill="accent6" w:themeFillTint="66"/>
+          </w:tcPr>
+          <w:p>
+            <w:pPr>
+              <w:jc w:val="center"/>
+              <w:rPr>
+                <w:b/>
+                <w:lang w:val="vi-VN"/>
+              </w:rPr>
+            </w:pPr>
+            <w:r>
+              <w:rPr>
+                <w:b/>
+                <w:lang w:val="vi-VN"/>
+              </w:rPr>
+              <w:t>ID</w:t>
+            </w:r>
+          </w:p>
+        </w:tc>
+        <w:tc>
+          <w:tcPr>
+            <w:tcW w:w="1823" w:type="dxa"/>
+            <w:shd w:val="clear" w:color="auto" w:fill="C5E0B3" w:themeFill="accent6" w:themeFillTint="66"/>
+          </w:tcPr>
+          <w:p>
+            <w:pPr>
+              <w:jc w:val="center"/>
+              <w:rPr>
+                <w:b/>
+                <w:lang w:val="vi-VN"/>
+              </w:rPr>
+            </w:pPr>
+            <w:r>
+              <w:rPr>
+                <w:b/>
+                <w:lang w:val="vi-VN"/>
+              </w:rPr>
+              <w:t>Item</w:t>
+            </w:r>
+          </w:p>
+        </w:tc>
+        <w:tc>
+          <w:tcPr>
+            <w:tcW w:w="1351" w:type="dxa"/>
+            <w:shd w:val="clear" w:color="auto" w:fill="C5E0B3" w:themeFill="accent6" w:themeFillTint="66"/>
+          </w:tcPr>
+          <w:p>
+            <w:pPr>
+              <w:jc w:val="center"/>
+              <w:rPr>
+                <w:b/>
+                <w:lang w:val="vi-VN"/>
+              </w:rPr>
+            </w:pPr>
+            <w:r>
+              <w:rPr>
+                <w:b/>
+                <w:lang w:val="vi-VN"/>
+              </w:rPr>
+              <w:t>Type</w:t>
+            </w:r>
+          </w:p>
+        </w:tc>
+        <w:tc>
+          <w:tcPr>
+            <w:tcW w:w="1777" w:type="dxa"/>
+            <w:shd w:val="clear" w:color="auto" w:fill="C5E0B3" w:themeFill="accent6" w:themeFillTint="66"/>
+          </w:tcPr>
+          <w:p>
+            <w:pPr>
+              <w:jc w:val="center"/>
+              <w:rPr>
+                <w:b/>
+                <w:lang w:val="vi-VN"/>
+              </w:rPr>
+            </w:pPr>
+            <w:r>
+              <w:rPr>
+                <w:b/>
+                <w:lang w:val="vi-VN"/>
+              </w:rPr>
+              <w:t>Validation</w:t>
+            </w:r>
+          </w:p>
+        </w:tc>
+        <w:tc>
+          <w:tcPr>
+            <w:tcW w:w="3759" w:type="dxa"/>
+            <w:shd w:val="clear" w:color="auto" w:fill="C5E0B3" w:themeFill="accent6" w:themeFillTint="66"/>
+          </w:tcPr>
+          <w:p>
+            <w:pPr>
+              <w:jc w:val="center"/>
+              <w:rPr>
+                <w:b/>
+                <w:lang w:val="vi-VN"/>
+              </w:rPr>
+            </w:pPr>
+            <w:r>
+              <w:rPr>
+                <w:b/>
+                <w:lang w:val="vi-VN"/>
+              </w:rPr>
+              <w:t>Notes</w:t>
+            </w:r>
+          </w:p>
+        </w:tc>
+      </w:tr>
+      <w:tr>
+        <w:trPr>
+          <w:trHeight w:val="478"/>
+        </w:trPr>
+        <w:tc>
+          <w:tcPr>
+            <w:tcW w:w="684" w:type="dxa"/>
+          </w:tcPr>
+          <w:p>
+            <w:pPr>
+              <w:jc w:val="center"/>
+              <w:rPr>
+                <w:rFonts w:cs="Arial"/>
+                <w:szCs w:val="24"/>
+                <w:lang w:val="vi-VN"/>
+              </w:rPr>
+            </w:pPr>
+            <w:r>
+              <w:rPr>
+                <w:rFonts w:cs="Arial"/>
+                <w:szCs w:val="24"/>
+                <w:lang w:val="vi-VN"/>
+              </w:rPr>
+              <w:t>1</w:t>
+            </w:r>
+          </w:p>
+        </w:tc>
+        <w:tc>
+          <w:tcPr>
+            <w:tcW w:w="1823" w:type="dxa"/>
+          </w:tcPr>
+          <w:p>
+            <w:pPr>
+              <w:jc w:val="left"/>
+              <w:rPr>
+                <w:rFonts w:cs="Arial"/>
+                <w:szCs w:val="24"/>
+                <w:lang w:val="vi-VN"/>
+              </w:rPr>
+            </w:pPr>
+            <w:r>
+              <w:t>Breadcrumb "Trang chủ / Sách của tôi"</w:t>
+            </w:r>
+          </w:p>
+        </w:tc>
+        <w:tc>
+          <w:tcPr>
+            <w:tcW w:w="1351" w:type="dxa"/>
+          </w:tcPr>
+          <w:p>
+            <w:pPr>
+              <w:jc w:val="left"/>
+              <w:rPr>
+                <w:rFonts w:cs="Arial"/>
+                <w:szCs w:val="24"/>
+                <w:lang w:val="vi-VN"/>
+              </w:rPr>
+            </w:pPr>
+            <w:r>
+              <w:t>Navigation / Text</w:t>
+            </w:r>
+          </w:p>
+        </w:tc>
+        <w:tc>
+          <w:tcPr>
+            <w:tcW w:w="1777" w:type="dxa"/>
+          </w:tcPr>
+          <w:p>
+            <w:pPr>
+              <w:jc w:val="left"/>
+              <w:rPr>
+                <w:rFonts w:cs="Arial"/>
+                <w:szCs w:val="24"/>
+                <w:lang w:val="vi-VN"/>
+              </w:rPr>
+            </w:pPr>
+            <w:r>
+              <w:rPr>
+                <w:rFonts w:cs="Arial"/>
+                <w:szCs w:val="24"/>
+              </w:rPr>
+              <w:t>Không</w:t>
+            </w:r>
+          </w:p>
+        </w:tc>
+        <w:tc>
+          <w:tcPr>
+            <w:tcW w:w="3759" w:type="dxa"/>
+          </w:tcPr>
+          <w:p>
+            <w:pPr>
+              <w:jc w:val="left"/>
+              <w:rPr>
+                <w:rFonts w:cs="Arial"/>
+                <w:szCs w:val="24"/>
+                <w:lang w:val="vi-VN"/>
+              </w:rPr>
+            </w:pPr>
+            <w:r>
+              <w:rPr>
+                <w:lang w:val="vi-VN"/>
+              </w:rPr>
+              <w:t>Hiển thị vị trí trang hiện tại</w:t>
+            </w:r>
+          </w:p>
+        </w:tc>
+      </w:tr>
+      <w:tr>
+        <w:trPr>
+          <w:trHeight w:val="478"/>
+        </w:trPr>
+        <w:tc>
+          <w:tcPr>
+            <w:tcW w:w="684" w:type="dxa"/>
+          </w:tcPr>
+          <w:p>
+            <w:pPr>
+              <w:jc w:val="center"/>
+              <w:rPr>
+                <w:rFonts w:cs="Arial"/>
+                <w:szCs w:val="24"/>
+              </w:rPr>
+            </w:pPr>
+            <w:r>
+              <w:rPr>
+                <w:rFonts w:cs="Arial"/>
+                <w:szCs w:val="24"/>
+              </w:rPr>
+              <w:t>2</w:t>
+            </w:r>
+          </w:p>
+        </w:tc>
+        <w:tc>
+          <w:tcPr>
+            <w:tcW w:w="1823" w:type="dxa"/>
+          </w:tcPr>
+          <w:p>
+            <w:pPr>
+              <w:jc w:val="left"/>
+              <w:rPr>
+                <w:rFonts w:cs="Arial"/>
+                <w:szCs w:val="24"/>
+                <w:lang w:val="vi-VN"/>
+              </w:rPr>
+            </w:pPr>
+            <w:r>
+              <w:t>Tiêu đề "Sách của tôi"</w:t>
+            </w:r>
+          </w:p>
+        </w:tc>
+        <w:tc>
+          <w:tcPr>
+            <w:tcW w:w="1351" w:type="dxa"/>
+          </w:tcPr>
+          <w:p>
+            <w:pPr>
+              <w:jc w:val="left"/>
+              <w:rPr>
+                <w:rFonts w:cs="Arial"/>
+                <w:szCs w:val="24"/>
+                <w:lang w:val="vi-VN"/>
+              </w:rPr>
+            </w:pPr>
+            <w:r>
+              <w:rPr>
+                <w:rFonts w:cs="Arial"/>
+                <w:szCs w:val="24"/>
+              </w:rPr>
+              <w:t>Label / Heading</w:t>
+            </w:r>
+          </w:p>
+        </w:tc>
+        <w:tc>
+          <w:tcPr>
+            <w:tcW w:w="1777" w:type="dxa"/>
+          </w:tcPr>
+          <w:p>
+            <w:pPr>
+              <w:jc w:val="left"/>
+              <w:rPr>
+                <w:rFonts w:cs="Arial"/>
+                <w:szCs w:val="24"/>
+                <w:lang w:val="vi-VN"/>
+              </w:rPr>
+            </w:pPr>
+            <w:r>
+              <w:rPr>
+                <w:rFonts w:cs="Arial"/>
+                <w:szCs w:val="24"/>
+              </w:rPr>
+              <w:t>Không</w:t>
+            </w:r>
+          </w:p>
+        </w:tc>
+        <w:tc>
+          <w:tcPr>
+            <w:tcW w:w="3759" w:type="dxa"/>
+          </w:tcPr>
+          <w:p>
+            <w:pPr>
+              <w:jc w:val="left"/>
+              <w:rPr>
+                <w:rFonts w:cs="Arial"/>
+                <w:szCs w:val="24"/>
+                <w:lang w:val="vi-VN"/>
+              </w:rPr>
+            </w:pPr>
+            <w:r>
+              <w:t>Tiêu đề chính của trang</w:t>
+            </w:r>
+          </w:p>
+        </w:tc>
+      </w:tr>
+      <w:tr>
+        <w:trPr>
+          <w:trHeight w:val="478"/>
+        </w:trPr>
+        <w:tc>
+          <w:tcPr>
+            <w:tcW w:w="684" w:type="dxa"/>
+          </w:tcPr>
+          <w:p>
+            <w:pPr>
+              <w:jc w:val="center"/>
+              <w:rPr>
+                <w:rFonts w:cs="Arial"/>
+                <w:szCs w:val="24"/>
+              </w:rPr>
+            </w:pPr>
+            <w:r>
+              <w:rPr>
+                <w:rFonts w:cs="Arial"/>
+                <w:szCs w:val="24"/>
+              </w:rPr>
+              <w:t>3</w:t>
+            </w:r>
+          </w:p>
+        </w:tc>
+        <w:tc>
+          <w:tcPr>
+            <w:tcW w:w="1823" w:type="dxa"/>
+          </w:tcPr>
+          <w:p>
+            <w:pPr>
+              <w:jc w:val="left"/>
+              <w:rPr>
+                <w:rFonts w:cs="Arial"/>
+                <w:szCs w:val="24"/>
+                <w:lang w:val="vi-VN"/>
+              </w:rPr>
+            </w:pPr>
+            <w:r>
+              <w:t>Nút "Yêu cầu mua của tôi"</w:t>
+            </w:r>
+          </w:p>
+        </w:tc>
+        <w:tc>
+          <w:tcPr>
+            <w:tcW w:w="1351" w:type="dxa"/>
+          </w:tcPr>
+          <w:p>
+            <w:pPr>
+              <w:jc w:val="left"/>
+              <w:rPr>
+                <w:rFonts w:cs="Arial"/>
+                <w:szCs w:val="24"/>
+                <w:lang w:val="vi-VN"/>
+              </w:rPr>
+            </w:pPr>
+            <w:r>
+              <w:rPr>
+                <w:rFonts w:cs="Arial"/>
+                <w:szCs w:val="24"/>
+              </w:rPr>
+              <w:t>Button</w:t>
+            </w:r>
+          </w:p>
+        </w:tc>
+        <w:tc>
+          <w:tcPr>
+            <w:tcW w:w="1777" w:type="dxa"/>
+          </w:tcPr>
+          <w:p>
+            <w:pPr>
+              <w:jc w:val="left"/>
+              <w:rPr>
+                <w:rFonts w:cs="Arial"/>
+                <w:szCs w:val="24"/>
+                <w:lang w:val="vi-VN"/>
+              </w:rPr>
+            </w:pPr>
+            <w:r>
+              <w:t>Yêu cầu đăng nhập</w:t>
+            </w:r>
+          </w:p>
+        </w:tc>
+        <w:tc>
+          <w:tcPr>
+            <w:tcW w:w="3759" w:type="dxa"/>
+          </w:tcPr>
+          <w:p>
+            <w:pPr>
+              <w:jc w:val="left"/>
+              <w:rPr>
+                <w:rFonts w:cs="Arial"/>
+                <w:szCs w:val="24"/>
+                <w:lang w:val="vi-VN"/>
+              </w:rPr>
+            </w:pPr>
+            <w:r>
+              <w:rPr>
+                <w:lang w:val="vi-VN"/>
+              </w:rPr>
+              <w:t>Chuyển đến trang xem các yêu cầu mua</w:t>
+            </w:r>
+          </w:p>
+        </w:tc>
+      </w:tr>
+      <w:tr>
+        <w:trPr>
+          <w:trHeight w:val="478"/>
+        </w:trPr>
+        <w:tc>
+          <w:tcPr>
+            <w:tcW w:w="684" w:type="dxa"/>
+          </w:tcPr>
+          <w:p>
+            <w:pPr>
+              <w:jc w:val="center"/>
+              <w:rPr>
+                <w:rFonts w:cs="Arial"/>
+                <w:szCs w:val="24"/>
+              </w:rPr>
+            </w:pPr>
+            <w:r>
+              <w:rPr>
+                <w:rFonts w:cs="Arial"/>
+                <w:szCs w:val="24"/>
+              </w:rPr>
+              <w:t>4</w:t>
+            </w:r>
+          </w:p>
+        </w:tc>
+        <w:tc>
+          <w:tcPr>
+            <w:tcW w:w="1823" w:type="dxa"/>
+          </w:tcPr>
+          <w:p>
+            <w:pPr>
+              <w:jc w:val="left"/>
+            </w:pPr>
+            <w:r>
+              <w:rPr>
+                <w:rFonts w:cs="Arial"/>
+                <w:szCs w:val="24"/>
+              </w:rPr>
+              <w:t>Nút "Đăng</w:t>
+            </w:r>
+            <w:r>
+              <w:rPr>
+                <w:rFonts w:cs="Arial"/>
+                <w:szCs w:val="24"/>
+              </w:rPr>
+              <w:t xml:space="preserve"> sách mới”</w:t>
+            </w:r>
+          </w:p>
+        </w:tc>
+        <w:tc>
+          <w:tcPr>
+            <w:tcW w:w="1351" w:type="dxa"/>
+          </w:tcPr>
+          <w:p>
+            <w:pPr>
+              <w:jc w:val="left"/>
+              <w:rPr>
+                <w:rFonts w:cs="Arial"/>
+                <w:szCs w:val="24"/>
+              </w:rPr>
+            </w:pPr>
+            <w:r>
+              <w:rPr>
+                <w:rFonts w:cs="Arial"/>
+                <w:szCs w:val="24"/>
+              </w:rPr>
+              <w:t>Button</w:t>
+            </w:r>
+          </w:p>
+        </w:tc>
+        <w:tc>
+          <w:tcPr>
+            <w:tcW w:w="1777" w:type="dxa"/>
+          </w:tcPr>
+          <w:p>
+            <w:pPr>
+              <w:jc w:val="left"/>
+            </w:pPr>
+            <w:r>
+              <w:t>Yêu cầu đăng nhập</w:t>
+            </w:r>
+          </w:p>
+        </w:tc>
+        <w:tc>
+          <w:tcPr>
+            <w:tcW w:w="3759" w:type="dxa"/>
+          </w:tcPr>
+          <w:p>
+            <w:pPr>
+              <w:jc w:val="left"/>
+            </w:pPr>
+            <w:r>
+              <w:t>Chuyển đến trang đăng bán sách</w:t>
+            </w:r>
+          </w:p>
+        </w:tc>
+      </w:tr>
+      <w:tr>
+        <w:trPr>
+          <w:trHeight w:val="478"/>
+        </w:trPr>
+        <w:tc>
+          <w:tcPr>
+            <w:tcW w:w="684" w:type="dxa"/>
+          </w:tcPr>
+          <w:p>
+            <w:pPr>
+              <w:jc w:val="center"/>
+              <w:rPr>
+                <w:rFonts w:cs="Arial"/>
+                <w:szCs w:val="24"/>
+              </w:rPr>
+            </w:pPr>
+            <w:r>
+              <w:rPr>
+                <w:rFonts w:cs="Arial"/>
+                <w:szCs w:val="24"/>
+              </w:rPr>
+              <w:t>5</w:t>
+            </w:r>
+          </w:p>
+        </w:tc>
+        <w:tc>
+          <w:tcPr>
+            <w:tcW w:w="1823" w:type="dxa"/>
+          </w:tcPr>
+          <w:p>
+            <w:pPr>
+              <w:jc w:val="left"/>
+              <w:rPr>
+                <w:rFonts w:cs="Arial"/>
+                <w:szCs w:val="24"/>
+                <w:lang w:val="vi-VN"/>
+              </w:rPr>
+            </w:pPr>
+            <w:r>
+              <w:t>Tổng bài đăng</w:t>
+            </w:r>
+          </w:p>
+        </w:tc>
+        <w:tc>
+          <w:tcPr>
+            <w:tcW w:w="1351" w:type="dxa"/>
+          </w:tcPr>
+          <w:p>
+            <w:pPr>
+              <w:jc w:val="left"/>
+              <w:rPr>
+                <w:rFonts w:cs="Arial"/>
+                <w:szCs w:val="24"/>
+                <w:lang w:val="vi-VN"/>
+              </w:rPr>
+            </w:pPr>
+            <w:r>
+              <w:t>Statistic Card</w:t>
+            </w:r>
+          </w:p>
+        </w:tc>
+        <w:tc>
+          <w:tcPr>
+            <w:tcW w:w="1777" w:type="dxa"/>
+          </w:tcPr>
+          <w:p>
+            <w:pPr>
+              <w:jc w:val="left"/>
+              <w:rPr>
+                <w:rFonts w:cs="Arial"/>
+                <w:szCs w:val="24"/>
+                <w:lang w:val="vi-VN"/>
+              </w:rPr>
+            </w:pPr>
+            <w:r>
+              <w:rPr>
+                <w:rFonts w:cs="Arial"/>
+                <w:szCs w:val="24"/>
+              </w:rPr>
+              <w:t>Không</w:t>
+            </w:r>
+          </w:p>
+        </w:tc>
+        <w:tc>
+          <w:tcPr>
+            <w:tcW w:w="3759" w:type="dxa"/>
+          </w:tcPr>
+          <w:p>
+            <w:pPr>
+              <w:jc w:val="left"/>
+              <w:rPr>
+                <w:rFonts w:cs="Arial"/>
+                <w:szCs w:val="24"/>
+                <w:lang w:val="vi-VN"/>
+              </w:rPr>
+            </w:pPr>
+            <w:r>
+              <w:rPr>
+                <w:lang w:val="vi-VN"/>
+              </w:rPr>
+              <w:t>Hiển thị số lượng bài đăng</w:t>
+            </w:r>
+          </w:p>
+        </w:tc>
+      </w:tr>
+      <w:tr>
+        <w:trPr>
+          <w:trHeight w:val="478"/>
+        </w:trPr>
+        <w:tc>
+          <w:tcPr>
+            <w:tcW w:w="684" w:type="dxa"/>
+          </w:tcPr>
+          <w:p>
+            <w:pPr>
+              <w:jc w:val="center"/>
+              <w:rPr>
+                <w:rFonts w:cs="Arial"/>
+                <w:szCs w:val="24"/>
+              </w:rPr>
+            </w:pPr>
+            <w:r>
+              <w:rPr>
+                <w:rFonts w:cs="Arial"/>
+                <w:szCs w:val="24"/>
+              </w:rPr>
+              <w:t>6</w:t>
+            </w:r>
+          </w:p>
+        </w:tc>
+        <w:tc>
+          <w:tcPr>
+            <w:tcW w:w="1823" w:type="dxa"/>
+          </w:tcPr>
+          <w:p>
+            <w:pPr>
+              <w:jc w:val="left"/>
+              <w:rPr>
+                <w:rFonts w:cs="Arial"/>
+                <w:szCs w:val="24"/>
+              </w:rPr>
+            </w:pPr>
+            <w:r>
+              <w:rPr>
+                <w:rFonts w:cs="Arial"/>
+                <w:szCs w:val="24"/>
+              </w:rPr>
+              <w:t>Số sách đang bán</w:t>
+            </w:r>
+          </w:p>
+        </w:tc>
+        <w:tc>
+          <w:tcPr>
+            <w:tcW w:w="1351" w:type="dxa"/>
+          </w:tcPr>
+          <w:p>
+            <w:pPr>
+              <w:jc w:val="left"/>
+              <w:rPr>
+                <w:rFonts w:cs="Arial"/>
+                <w:szCs w:val="24"/>
+              </w:rPr>
+            </w:pPr>
+            <w:r>
+              <w:t>Statistic Card</w:t>
+            </w:r>
+          </w:p>
+        </w:tc>
+        <w:tc>
+          <w:tcPr>
+            <w:tcW w:w="1777" w:type="dxa"/>
+          </w:tcPr>
+          <w:p>
+            <w:pPr>
+              <w:jc w:val="left"/>
+              <w:rPr>
+                <w:rFonts w:cs="Arial"/>
+                <w:szCs w:val="24"/>
+              </w:rPr>
+            </w:pPr>
+            <w:r>
+              <w:rPr>
+                <w:rFonts w:cs="Arial"/>
+                <w:szCs w:val="24"/>
+              </w:rPr>
+              <w:t>Không</w:t>
+            </w:r>
+          </w:p>
+        </w:tc>
+        <w:tc>
+          <w:tcPr>
+            <w:tcW w:w="3759" w:type="dxa"/>
+          </w:tcPr>
+          <w:p>
+            <w:pPr>
+              <w:jc w:val="left"/>
+              <w:rPr>
+                <w:rFonts w:cs="Arial"/>
+                <w:szCs w:val="24"/>
+              </w:rPr>
+            </w:pPr>
+            <w:r>
+              <w:t>Hiển thị số sách đang bán</w:t>
+            </w:r>
+          </w:p>
+        </w:tc>
+      </w:tr>
+      <w:tr>
+        <w:trPr>
+          <w:trHeight w:val="478"/>
+        </w:trPr>
+        <w:tc>
+          <w:tcPr>
+            <w:tcW w:w="684" w:type="dxa"/>
+          </w:tcPr>
+          <w:p>
+            <w:pPr>
+              <w:jc w:val="center"/>
+              <w:rPr>
+                <w:rFonts w:cs="Arial"/>
+                <w:szCs w:val="24"/>
+              </w:rPr>
+            </w:pPr>
+            <w:r>
+              <w:rPr>
+                <w:rFonts w:cs="Arial"/>
+                <w:szCs w:val="24"/>
+              </w:rPr>
+              <w:t>7</w:t>
+            </w:r>
+          </w:p>
+        </w:tc>
+        <w:tc>
+          <w:tcPr>
+            <w:tcW w:w="1823" w:type="dxa"/>
+          </w:tcPr>
+          <w:p>
+            <w:pPr>
+              <w:jc w:val="left"/>
+              <w:rPr>
+                <w:rFonts w:cs="Arial"/>
+                <w:szCs w:val="24"/>
+              </w:rPr>
+            </w:pPr>
+            <w:r>
+              <w:rPr>
+                <w:rFonts w:cs="Arial"/>
+                <w:szCs w:val="24"/>
+              </w:rPr>
+              <w:t>Số sách đã bán</w:t>
+            </w:r>
+          </w:p>
+        </w:tc>
+        <w:tc>
+          <w:tcPr>
+            <w:tcW w:w="1351" w:type="dxa"/>
+          </w:tcPr>
+          <w:p>
+            <w:pPr>
+              <w:jc w:val="left"/>
+              <w:rPr>
+                <w:rFonts w:cs="Arial"/>
+                <w:szCs w:val="24"/>
+              </w:rPr>
+            </w:pPr>
+            <w:r>
+              <w:t>Statistic Card</w:t>
+            </w:r>
+          </w:p>
+        </w:tc>
+        <w:tc>
+          <w:tcPr>
+            <w:tcW w:w="1777" w:type="dxa"/>
+          </w:tcPr>
+          <w:p>
+            <w:pPr>
+              <w:jc w:val="left"/>
+              <w:rPr>
+                <w:rFonts w:cs="Arial"/>
+                <w:szCs w:val="24"/>
+              </w:rPr>
+            </w:pPr>
+            <w:r>
+              <w:rPr>
+                <w:rFonts w:cs="Arial"/>
+                <w:szCs w:val="24"/>
+              </w:rPr>
+              <w:t>Không</w:t>
+            </w:r>
+          </w:p>
+        </w:tc>
+        <w:tc>
+          <w:tcPr>
+            <w:tcW w:w="3759" w:type="dxa"/>
+          </w:tcPr>
+          <w:p>
+            <w:pPr>
+              <w:jc w:val="left"/>
+              <w:rPr>
+                <w:rFonts w:cs="Arial"/>
+                <w:szCs w:val="24"/>
+              </w:rPr>
+            </w:pPr>
+            <w:r>
+              <w:t>Hiển thị số sách đã bán</w:t>
+            </w:r>
+          </w:p>
+        </w:tc>
+      </w:tr>
+      <w:tr>
+        <w:trPr>
+          <w:trHeight w:val="478"/>
+        </w:trPr>
+        <w:tc>
+          <w:tcPr>
+            <w:tcW w:w="684" w:type="dxa"/>
+          </w:tcPr>
+          <w:p>
+            <w:pPr>
+              <w:jc w:val="center"/>
+              <w:rPr>
+                <w:rFonts w:cs="Arial"/>
+                <w:szCs w:val="24"/>
+              </w:rPr>
+            </w:pPr>
+            <w:r>
+              <w:rPr>
+                <w:rFonts w:cs="Arial"/>
+                <w:szCs w:val="24"/>
+              </w:rPr>
+              <w:lastRenderedPageBreak/>
+              <w:t>8</w:t>
+            </w:r>
+          </w:p>
+        </w:tc>
+        <w:tc>
+          <w:tcPr>
+            <w:tcW w:w="1823" w:type="dxa"/>
+          </w:tcPr>
+          <w:p>
+            <w:pPr>
+              <w:jc w:val="left"/>
+              <w:rPr>
+                <w:rFonts w:cs="Arial"/>
+                <w:szCs w:val="24"/>
+              </w:rPr>
+            </w:pPr>
+            <w:r>
+              <w:t>Khu vực danh sách sách của người dùng</w:t>
+            </w:r>
+          </w:p>
+        </w:tc>
+        <w:tc>
+          <w:tcPr>
+            <w:tcW w:w="1351" w:type="dxa"/>
+          </w:tcPr>
+          <w:p>
+            <w:pPr>
+              <w:jc w:val="left"/>
+              <w:rPr>
+                <w:rFonts w:cs="Arial"/>
+                <w:szCs w:val="24"/>
+              </w:rPr>
+            </w:pPr>
+            <w:r>
+              <w:t>Container / Grid</w:t>
+            </w:r>
+          </w:p>
+        </w:tc>
+        <w:tc>
+          <w:tcPr>
+            <w:tcW w:w="1777" w:type="dxa"/>
+          </w:tcPr>
+          <w:p>
+            <w:pPr>
+              <w:jc w:val="left"/>
+              <w:rPr>
+                <w:rFonts w:cs="Arial"/>
+                <w:szCs w:val="24"/>
+              </w:rPr>
+            </w:pPr>
+            <w:r>
+              <w:rPr>
+                <w:rFonts w:cs="Arial"/>
+                <w:szCs w:val="24"/>
+              </w:rPr>
+              <w:t>Không</w:t>
+            </w:r>
+          </w:p>
+        </w:tc>
+        <w:tc>
+          <w:tcPr>
+            <w:tcW w:w="3759" w:type="dxa"/>
+          </w:tcPr>
+          <w:p>
+            <w:pPr>
+              <w:jc w:val="left"/>
+              <w:rPr>
+                <w:rFonts w:cs="Arial"/>
+                <w:szCs w:val="24"/>
+              </w:rPr>
+            </w:pPr>
+            <w:r>
+              <w:t>Hiển thị các thẻ sách đã đăng</w:t>
+            </w:r>
+          </w:p>
+        </w:tc>
+      </w:tr>
+      <w:tr>
+        <w:trPr>
+          <w:trHeight w:val="478"/>
+        </w:trPr>
+        <w:tc>
+          <w:tcPr>
+            <w:tcW w:w="684" w:type="dxa"/>
+          </w:tcPr>
+          <w:p>
+            <w:pPr>
+              <w:jc w:val="center"/>
+              <w:rPr>
+                <w:rFonts w:cs="Arial"/>
+                <w:szCs w:val="24"/>
+              </w:rPr>
+            </w:pPr>
+            <w:r>
+              <w:rPr>
+                <w:rFonts w:cs="Arial"/>
+                <w:szCs w:val="24"/>
+              </w:rPr>
+              <w:t>8.1</w:t>
+            </w:r>
+          </w:p>
+        </w:tc>
+        <w:tc>
+          <w:tcPr>
+            <w:tcW w:w="1823" w:type="dxa"/>
+          </w:tcPr>
+          <w:tbl>
+            <w:tblPr>
+              <w:tblW w:w="0" w:type="auto"/>
+              <w:tblCellSpacing w:w="15" w:type="dxa"/>
+              <w:tblCellMar>
+                <w:top w:w="15" w:type="dxa"/>
+                <w:left w:w="15" w:type="dxa"/>
+                <w:bottom w:w="15" w:type="dxa"/>
+                <w:right w:w="15" w:type="dxa"/>
+              </w:tblCellMar>
+              <w:tblLook w:val="04A0" w:firstRow="1" w:lastRow="0" w:firstColumn="1" w:lastColumn="0" w:noHBand="0" w:noVBand="1"/>
+            </w:tblPr>
+            <w:tblGrid>
+              <w:gridCol w:w="96"/>
+            </w:tblGrid>
+            <w:tr>
+              <w:trPr>
+                <w:tblCellSpacing w:w="15" w:type="dxa"/>
+              </w:trPr>
+              <w:tc>
+                <w:tcPr>
+                  <w:tcW w:w="0" w:type="auto"/>
+                  <w:vAlign w:val="center"/>
+                  <w:hideMark/>
+                </w:tcPr>
+                <w:p>
+                  <w:pPr>
+                    <w:spacing w:after="0" w:line="240" w:lineRule="auto"/>
+                    <w:jc w:val="left"/>
+                    <w:rPr>
+                      <w:rFonts w:ascii="Times New Roman" w:eastAsia="Times New Roman" w:hAnsi="Times New Roman" w:cs="Times New Roman"/>
+                      <w:sz w:val="20"/>
+                      <w:szCs w:val="24"/>
+                    </w:rPr>
+                  </w:pPr>
+                </w:p>
+              </w:tc>
+            </w:tr>
+          </w:tbl>
+          <w:p>
+            <w:pPr>
+              <w:jc w:val="left"/>
+              <w:rPr>
+                <w:rFonts w:ascii="Times New Roman" w:eastAsia="Times New Roman" w:hAnsi="Times New Roman" w:cs="Times New Roman"/>
+                <w:vanish/>
+                <w:szCs w:val="24"/>
+              </w:rPr>
+            </w:pPr>
+          </w:p>
+          <w:p>
+            <w:pPr>
+              <w:jc w:val="left"/>
+              <w:rPr>
+                <w:rFonts w:cs="Arial"/>
+                <w:szCs w:val="24"/>
+              </w:rPr>
+            </w:pPr>
+            <w:r>
+              <w:rPr>
+                <w:rFonts w:cs="Arial"/>
+                <w:szCs w:val="24"/>
+              </w:rPr>
+              <w:t>Thẻ sách</w:t>
+            </w:r>
+          </w:p>
+        </w:tc>
+        <w:tc>
+          <w:tcPr>
+            <w:tcW w:w="1351" w:type="dxa"/>
+          </w:tcPr>
+          <w:p>
+            <w:pPr>
+              <w:jc w:val="left"/>
+              <w:rPr>
+                <w:rFonts w:cs="Arial"/>
+                <w:szCs w:val="24"/>
+              </w:rPr>
+            </w:pPr>
+            <w:r>
+              <w:rPr>
+                <w:rFonts w:cs="Arial"/>
+                <w:szCs w:val="24"/>
+              </w:rPr>
+              <w:t>Card</w:t>
+            </w:r>
+          </w:p>
+        </w:tc>
+        <w:tc>
+          <w:tcPr>
+            <w:tcW w:w="1777" w:type="dxa"/>
+          </w:tcPr>
+          <w:p>
+            <w:pPr>
+              <w:jc w:val="left"/>
+              <w:rPr>
+                <w:rFonts w:cs="Arial"/>
+                <w:szCs w:val="24"/>
+              </w:rPr>
+            </w:pPr>
+            <w:r>
+              <w:rPr>
+                <w:rFonts w:cs="Arial"/>
+                <w:szCs w:val="24"/>
+              </w:rPr>
+              <w:t>Không</w:t>
+            </w:r>
+          </w:p>
+        </w:tc>
+        <w:tc>
+          <w:tcPr>
+            <w:tcW w:w="3759" w:type="dxa"/>
+          </w:tcPr>
+          <w:p>
+            <w:pPr>
+              <w:jc w:val="left"/>
+              <w:rPr>
+                <w:rFonts w:cs="Arial"/>
+                <w:szCs w:val="24"/>
+              </w:rPr>
+            </w:pPr>
+            <w:r>
+              <w:t>Hiển thị thông tin của một sách</w:t>
+            </w:r>
+          </w:p>
+        </w:tc>
+      </w:tr>
+      <w:tr>
+        <w:trPr>
+          <w:trHeight w:val="478"/>
+        </w:trPr>
+        <w:tc>
+          <w:tcPr>
+            <w:tcW w:w="684" w:type="dxa"/>
+          </w:tcPr>
+          <w:p>
+            <w:pPr>
+              <w:jc w:val="center"/>
+              <w:rPr>
+                <w:rFonts w:cs="Arial"/>
+                <w:szCs w:val="24"/>
+              </w:rPr>
+            </w:pPr>
+            <w:r>
+              <w:rPr>
+                <w:rFonts w:cs="Arial"/>
+                <w:szCs w:val="24"/>
+              </w:rPr>
+              <w:t>8.1a</w:t>
+            </w:r>
+          </w:p>
+        </w:tc>
+        <w:tc>
+          <w:tcPr>
+            <w:tcW w:w="1823" w:type="dxa"/>
+          </w:tcPr>
+          <w:p>
+            <w:pPr>
+              <w:jc w:val="left"/>
+              <w:rPr>
+                <w:rFonts w:cs="Arial"/>
+                <w:szCs w:val="24"/>
+              </w:rPr>
+            </w:pPr>
+            <w:r>
+              <w:t>Nhãn trạng thái sách</w:t>
+            </w:r>
+          </w:p>
+        </w:tc>
+        <w:tc>
+          <w:tcPr>
+            <w:tcW w:w="1351" w:type="dxa"/>
+          </w:tcPr>
+          <w:p>
+            <w:pPr>
+              <w:jc w:val="left"/>
+              <w:rPr>
+                <w:rFonts w:cs="Arial"/>
+                <w:szCs w:val="24"/>
+              </w:rPr>
+            </w:pPr>
+            <w:r>
+              <w:t>Label / Tag</w:t>
+            </w:r>
+          </w:p>
+        </w:tc>
+        <w:tc>
+          <w:tcPr>
+            <w:tcW w:w="1777" w:type="dxa"/>
+          </w:tcPr>
+          <w:p>
+            <w:pPr>
+              <w:jc w:val="left"/>
+              <w:rPr>
+                <w:rFonts w:cs="Arial"/>
+                <w:szCs w:val="24"/>
+              </w:rPr>
+            </w:pPr>
+            <w:r>
+              <w:t>Không</w:t>
+            </w:r>
+          </w:p>
+        </w:tc>
+        <w:tc>
+          <w:tcPr>
+            <w:tcW w:w="3759" w:type="dxa"/>
+          </w:tcPr>
+          <w:p>
+            <w:pPr>
+              <w:jc w:val="left"/>
+              <w:rPr>
+                <w:rFonts w:cs="Arial"/>
+                <w:szCs w:val="24"/>
+              </w:rPr>
+            </w:pPr>
+            <w:r>
+              <w:rPr>
+                <w:rFonts w:cs="Arial"/>
+                <w:szCs w:val="24"/>
+              </w:rPr>
+              <w:t xml:space="preserve">Hiển thị trạng thái của sách </w:t>
+            </w:r>
+          </w:p>
+        </w:tc>
+      </w:tr>
+      <w:tr>
+        <w:trPr>
+          <w:trHeight w:val="478"/>
+        </w:trPr>
+        <w:tc>
+          <w:tcPr>
+            <w:tcW w:w="684" w:type="dxa"/>
+          </w:tcPr>
+          <w:p>
+            <w:pPr>
+              <w:jc w:val="center"/>
+              <w:rPr>
+                <w:rFonts w:cs="Arial"/>
+                <w:szCs w:val="24"/>
+              </w:rPr>
+            </w:pPr>
+            <w:r>
+              <w:rPr>
+                <w:rFonts w:cs="Arial"/>
+                <w:szCs w:val="24"/>
+              </w:rPr>
+              <w:t>8.1b</w:t>
+            </w:r>
+          </w:p>
+        </w:tc>
+        <w:tc>
+          <w:tcPr>
+            <w:tcW w:w="1823" w:type="dxa"/>
+          </w:tcPr>
+          <w:p>
+            <w:pPr>
+              <w:jc w:val="left"/>
+            </w:pPr>
+            <w:r>
+              <w:t>Số lượt xem</w:t>
+            </w:r>
+          </w:p>
+        </w:tc>
+        <w:tc>
+          <w:tcPr>
+            <w:tcW w:w="1351" w:type="dxa"/>
+          </w:tcPr>
+          <w:p>
+            <w:pPr>
+              <w:jc w:val="left"/>
+              <w:rPr>
+                <w:rFonts w:cs="Arial"/>
+                <w:szCs w:val="24"/>
+              </w:rPr>
+            </w:pPr>
+            <w:r>
+              <w:t>Label / Badge</w:t>
+            </w:r>
+          </w:p>
+        </w:tc>
+        <w:tc>
+          <w:tcPr>
+            <w:tcW w:w="1777" w:type="dxa"/>
+          </w:tcPr>
+          <w:p>
+            <w:pPr>
+              <w:jc w:val="left"/>
+              <w:rPr>
+                <w:rFonts w:cs="Arial"/>
+                <w:szCs w:val="24"/>
+              </w:rPr>
+            </w:pPr>
+            <w:r>
+              <w:t>Không</w:t>
+            </w:r>
+          </w:p>
+        </w:tc>
+        <w:tc>
+          <w:tcPr>
+            <w:tcW w:w="3759" w:type="dxa"/>
+          </w:tcPr>
+          <w:p>
+            <w:pPr>
+              <w:jc w:val="left"/>
+              <w:rPr>
+                <w:rFonts w:cs="Arial"/>
+                <w:szCs w:val="24"/>
+              </w:rPr>
+            </w:pPr>
+            <w:r>
+              <w:rPr>
+                <w:rFonts w:cs="Arial"/>
+                <w:szCs w:val="24"/>
+              </w:rPr>
+              <w:t>Hiển thị số lượt xem sách</w:t>
+            </w:r>
+          </w:p>
+        </w:tc>
+      </w:tr>
+      <w:tr>
+        <w:trPr>
+          <w:trHeight w:val="478"/>
+        </w:trPr>
+        <w:tc>
+          <w:tcPr>
+            <w:tcW w:w="684" w:type="dxa"/>
+          </w:tcPr>
+          <w:p>
+            <w:pPr>
+              <w:jc w:val="center"/>
+              <w:rPr>
+                <w:rFonts w:cs="Arial"/>
+                <w:szCs w:val="24"/>
+              </w:rPr>
+            </w:pPr>
+            <w:r>
+              <w:rPr>
+                <w:rFonts w:cs="Arial"/>
+                <w:szCs w:val="24"/>
+              </w:rPr>
+              <w:t>8.2</w:t>
+            </w:r>
+          </w:p>
+        </w:tc>
+        <w:tc>
+          <w:tcPr>
+            <w:tcW w:w="1823" w:type="dxa"/>
+          </w:tcPr>
+          <w:p>
+            <w:pPr>
+              <w:jc w:val="left"/>
+              <w:rPr>
+                <w:rFonts w:cs="Arial"/>
+                <w:szCs w:val="24"/>
+              </w:rPr>
+            </w:pPr>
+            <w:r>
+              <w:rPr>
+                <w:rFonts w:cs="Arial"/>
+                <w:szCs w:val="24"/>
+              </w:rPr>
+              <w:t>Tên sách</w:t>
+            </w:r>
+          </w:p>
+        </w:tc>
+        <w:tc>
+          <w:tcPr>
+            <w:tcW w:w="1351" w:type="dxa"/>
+          </w:tcPr>
+          <w:p>
+            <w:pPr>
+              <w:jc w:val="left"/>
+              <w:rPr>
+                <w:rFonts w:cs="Arial"/>
+                <w:szCs w:val="24"/>
+              </w:rPr>
+            </w:pPr>
+            <w:r>
+              <w:rPr>
+                <w:rFonts w:cs="Arial"/>
+                <w:szCs w:val="24"/>
+              </w:rPr>
+              <w:t>Text/Label</w:t>
+            </w:r>
+          </w:p>
+        </w:tc>
+        <w:tc>
+          <w:tcPr>
+            <w:tcW w:w="1777" w:type="dxa"/>
+          </w:tcPr>
+          <w:p>
+            <w:pPr>
+              <w:jc w:val="left"/>
+              <w:rPr>
+                <w:rFonts w:cs="Arial"/>
+                <w:szCs w:val="24"/>
+              </w:rPr>
+            </w:pPr>
+            <w:r>
+              <w:t>Không</w:t>
+            </w:r>
+          </w:p>
+        </w:tc>
+        <w:tc>
+          <w:tcPr>
+            <w:tcW w:w="3759" w:type="dxa"/>
+          </w:tcPr>
+          <w:p>
+            <w:pPr>
+              <w:jc w:val="left"/>
+              <w:rPr>
+                <w:rFonts w:cs="Arial"/>
+                <w:szCs w:val="24"/>
+              </w:rPr>
+            </w:pPr>
+            <w:r>
+              <w:rPr>
+                <w:rFonts w:cs="Arial"/>
+                <w:szCs w:val="24"/>
+              </w:rPr>
+              <w:t>Hiển thị tiêu đề sách</w:t>
+            </w:r>
+          </w:p>
+        </w:tc>
+      </w:tr>
+      <w:tr>
+        <w:trPr>
+          <w:trHeight w:val="478"/>
+        </w:trPr>
+        <w:tc>
+          <w:tcPr>
+            <w:tcW w:w="684" w:type="dxa"/>
+          </w:tcPr>
+          <w:p>
+            <w:pPr>
+              <w:jc w:val="center"/>
+              <w:rPr>
+                <w:rFonts w:cs="Arial"/>
+                <w:szCs w:val="24"/>
+              </w:rPr>
+            </w:pPr>
+            <w:r>
+              <w:rPr>
+                <w:rFonts w:cs="Arial"/>
+                <w:szCs w:val="24"/>
+              </w:rPr>
+              <w:t>8.3</w:t>
+            </w:r>
+          </w:p>
+        </w:tc>
+        <w:tc>
+          <w:tcPr>
+            <w:tcW w:w="1823" w:type="dxa"/>
+          </w:tcPr>
+          <w:p>
+            <w:pPr>
+              <w:jc w:val="left"/>
+              <w:rPr>
+                <w:rFonts w:cs="Arial"/>
+                <w:szCs w:val="24"/>
+              </w:rPr>
+            </w:pPr>
+            <w:r>
+              <w:rPr>
+                <w:rFonts w:cs="Arial"/>
+                <w:szCs w:val="24"/>
+              </w:rPr>
+              <w:t>Tình trạng sách</w:t>
+            </w:r>
+          </w:p>
+        </w:tc>
+        <w:tc>
+          <w:tcPr>
+            <w:tcW w:w="1351" w:type="dxa"/>
+          </w:tcPr>
+          <w:p>
+            <w:pPr>
+              <w:jc w:val="left"/>
+              <w:rPr>
+                <w:rFonts w:cs="Arial"/>
+                <w:szCs w:val="24"/>
+              </w:rPr>
+            </w:pPr>
+            <w:r>
+              <w:rPr>
+                <w:rFonts w:cs="Arial"/>
+                <w:szCs w:val="24"/>
+              </w:rPr>
+              <w:t>Label/ Tag</w:t>
+            </w:r>
+          </w:p>
+        </w:tc>
+        <w:tc>
+          <w:tcPr>
+            <w:tcW w:w="1777" w:type="dxa"/>
+          </w:tcPr>
+          <w:p>
+            <w:pPr>
+              <w:jc w:val="left"/>
+              <w:rPr>
+                <w:rFonts w:cs="Arial"/>
+                <w:szCs w:val="24"/>
+              </w:rPr>
+            </w:pPr>
+            <w:r>
+              <w:t>Không</w:t>
+            </w:r>
+          </w:p>
+        </w:tc>
+        <w:tc>
+          <w:tcPr>
+            <w:tcW w:w="3759" w:type="dxa"/>
+          </w:tcPr>
+          <w:p>
+            <w:pPr>
+              <w:jc w:val="left"/>
+              <w:rPr>
+                <w:rFonts w:cs="Arial"/>
+                <w:szCs w:val="24"/>
+              </w:rPr>
+            </w:pPr>
+            <w:r>
+              <w:rPr>
+                <w:rFonts w:cs="Arial"/>
+                <w:szCs w:val="24"/>
+              </w:rPr>
+              <w:t xml:space="preserve">Hiển thị tình trạng sách </w:t>
+            </w:r>
+          </w:p>
+        </w:tc>
+      </w:tr>
+      <w:tr>
+        <w:trPr>
+          <w:trHeight w:val="478"/>
+        </w:trPr>
+        <w:tc>
+          <w:tcPr>
+            <w:tcW w:w="684" w:type="dxa"/>
+          </w:tcPr>
+          <w:p>
+            <w:pPr>
+              <w:jc w:val="center"/>
+              <w:rPr>
+                <w:rFonts w:cs="Arial"/>
+                <w:szCs w:val="24"/>
+              </w:rPr>
+            </w:pPr>
+            <w:r>
+              <w:rPr>
+                <w:rFonts w:cs="Arial"/>
+                <w:szCs w:val="24"/>
+              </w:rPr>
+              <w:t>8.4</w:t>
+            </w:r>
+          </w:p>
+        </w:tc>
+        <w:tc>
+          <w:tcPr>
+            <w:tcW w:w="1823" w:type="dxa"/>
+          </w:tcPr>
+          <w:p>
+            <w:pPr>
+              <w:jc w:val="left"/>
+              <w:rPr>
+                <w:rFonts w:cs="Arial"/>
+                <w:szCs w:val="24"/>
+              </w:rPr>
+            </w:pPr>
+            <w:r>
+              <w:rPr>
+                <w:rFonts w:cs="Arial"/>
+                <w:szCs w:val="24"/>
+              </w:rPr>
+              <w:t>Giá sách</w:t>
+            </w:r>
+          </w:p>
+        </w:tc>
+        <w:tc>
+          <w:tcPr>
+            <w:tcW w:w="1351" w:type="dxa"/>
+          </w:tcPr>
+          <w:p>
+            <w:pPr>
+              <w:jc w:val="left"/>
+              <w:rPr>
+                <w:rFonts w:cs="Arial"/>
+                <w:szCs w:val="24"/>
+              </w:rPr>
+            </w:pPr>
+            <w:r>
+              <w:rPr>
+                <w:rFonts w:cs="Arial"/>
+                <w:szCs w:val="24"/>
+              </w:rPr>
+              <w:t>Text</w:t>
+            </w:r>
+          </w:p>
+        </w:tc>
+        <w:tc>
+          <w:tcPr>
+            <w:tcW w:w="1777" w:type="dxa"/>
+          </w:tcPr>
+          <w:p>
+            <w:pPr>
+              <w:jc w:val="left"/>
+              <w:rPr>
+                <w:rFonts w:cs="Arial"/>
+                <w:szCs w:val="24"/>
+              </w:rPr>
+            </w:pPr>
+            <w:r>
+              <w:t>Không</w:t>
+            </w:r>
+          </w:p>
+        </w:tc>
+        <w:tc>
+          <w:tcPr>
+            <w:tcW w:w="3759" w:type="dxa"/>
+          </w:tcPr>
+          <w:p>
+            <w:pPr>
+              <w:jc w:val="left"/>
+              <w:rPr>
+                <w:rFonts w:cs="Arial"/>
+                <w:szCs w:val="24"/>
+              </w:rPr>
+            </w:pPr>
+            <w:r>
+              <w:rPr>
+                <w:rFonts w:cs="Arial"/>
+                <w:szCs w:val="24"/>
+              </w:rPr>
+              <w:t>Hiển thị giá bán của sách</w:t>
+            </w:r>
+          </w:p>
+        </w:tc>
+      </w:tr>
+      <w:tr>
+        <w:trPr>
+          <w:trHeight w:val="478"/>
+        </w:trPr>
+        <w:tc>
+          <w:tcPr>
+            <w:tcW w:w="684" w:type="dxa"/>
+          </w:tcPr>
+          <w:p>
+            <w:pPr>
+              <w:jc w:val="center"/>
+              <w:rPr>
+                <w:rFonts w:cs="Arial"/>
+                <w:szCs w:val="24"/>
+              </w:rPr>
+            </w:pPr>
+            <w:r>
+              <w:rPr>
+                <w:rFonts w:cs="Arial"/>
+                <w:szCs w:val="24"/>
+              </w:rPr>
+              <w:t>8.5</w:t>
+            </w:r>
+          </w:p>
+        </w:tc>
+        <w:tc>
+          <w:tcPr>
+            <w:tcW w:w="1823" w:type="dxa"/>
+          </w:tcPr>
+          <w:p>
+            <w:pPr>
+              <w:jc w:val="left"/>
+              <w:rPr>
+                <w:rFonts w:cs="Arial"/>
+                <w:szCs w:val="24"/>
+              </w:rPr>
+            </w:pPr>
+            <w:r>
+              <w:t>Nút "Xem chi tiết"</w:t>
+            </w:r>
+          </w:p>
+        </w:tc>
+        <w:tc>
+          <w:tcPr>
+            <w:tcW w:w="1351" w:type="dxa"/>
+          </w:tcPr>
+          <w:p>
+            <w:pPr>
+              <w:jc w:val="left"/>
+              <w:rPr>
+                <w:rFonts w:cs="Arial"/>
+                <w:szCs w:val="24"/>
+              </w:rPr>
+            </w:pPr>
+            <w:r>
+              <w:t>Button</w:t>
+            </w:r>
+          </w:p>
+        </w:tc>
+        <w:tc>
+          <w:tcPr>
+            <w:tcW w:w="1777" w:type="dxa"/>
+          </w:tcPr>
+          <w:p>
+            <w:pPr>
+              <w:jc w:val="left"/>
+              <w:rPr>
+                <w:rFonts w:cs="Arial"/>
+                <w:szCs w:val="24"/>
+              </w:rPr>
+            </w:pPr>
+            <w:r>
+              <w:t>Không</w:t>
+            </w:r>
+          </w:p>
+        </w:tc>
+        <w:tc>
+          <w:tcPr>
+            <w:tcW w:w="3759" w:type="dxa"/>
+          </w:tcPr>
+          <w:p>
+            <w:pPr>
+              <w:jc w:val="left"/>
+              <w:rPr>
+                <w:rFonts w:cs="Arial"/>
+                <w:szCs w:val="24"/>
+              </w:rPr>
+            </w:pPr>
+            <w:r>
+              <w:rPr>
+                <w:rFonts w:cs="Arial"/>
+                <w:szCs w:val="24"/>
+              </w:rPr>
+              <w:t>Chuyển đến trang chi tiết sách</w:t>
+            </w:r>
+          </w:p>
+        </w:tc>
+      </w:tr>
+      <w:tr>
+        <w:trPr>
+          <w:trHeight w:val="478"/>
+        </w:trPr>
+        <w:tc>
+          <w:tcPr>
+            <w:tcW w:w="684" w:type="dxa"/>
+          </w:tcPr>
+          <w:p>
+            <w:pPr>
+              <w:jc w:val="center"/>
+              <w:rPr>
+                <w:rFonts w:cs="Arial"/>
+                <w:szCs w:val="24"/>
+              </w:rPr>
+            </w:pPr>
+            <w:r>
+              <w:rPr>
+                <w:rFonts w:cs="Arial"/>
+                <w:szCs w:val="24"/>
+              </w:rPr>
+              <w:t>8.6</w:t>
+            </w:r>
+          </w:p>
+        </w:tc>
+        <w:tc>
+          <w:tcPr>
+            <w:tcW w:w="1823" w:type="dxa"/>
+          </w:tcPr>
+          <w:p>
+            <w:pPr>
+              <w:jc w:val="left"/>
+              <w:rPr>
+                <w:rFonts w:cs="Arial"/>
+                <w:szCs w:val="24"/>
+              </w:rPr>
+            </w:pPr>
+            <w:r>
+              <w:t>Nút "Edit"</w:t>
+            </w:r>
+          </w:p>
+        </w:tc>
+        <w:tc>
+          <w:tcPr>
+            <w:tcW w:w="1351" w:type="dxa"/>
+          </w:tcPr>
+          <w:p>
+            <w:pPr>
+              <w:jc w:val="left"/>
+              <w:rPr>
+                <w:rFonts w:cs="Arial"/>
+                <w:szCs w:val="24"/>
+              </w:rPr>
+            </w:pPr>
+            <w:r>
+              <w:t>Button</w:t>
+            </w:r>
+          </w:p>
+        </w:tc>
+        <w:tc>
+          <w:tcPr>
+            <w:tcW w:w="1777" w:type="dxa"/>
+          </w:tcPr>
+          <w:p>
+            <w:pPr>
+              <w:jc w:val="left"/>
+              <w:rPr>
+                <w:rFonts w:cs="Arial"/>
+                <w:szCs w:val="24"/>
+              </w:rPr>
+            </w:pPr>
+            <w:r>
+              <w:t>Không</w:t>
+            </w:r>
+          </w:p>
+        </w:tc>
+        <w:tc>
+          <w:tcPr>
+            <w:tcW w:w="3759" w:type="dxa"/>
+          </w:tcPr>
+          <w:p>
+            <w:pPr>
+              <w:jc w:val="left"/>
+              <w:rPr>
+                <w:rFonts w:cs="Arial"/>
+                <w:szCs w:val="24"/>
+              </w:rPr>
+            </w:pPr>
+            <w:r>
+              <w:rPr>
+                <w:rFonts w:cs="Arial"/>
+                <w:szCs w:val="24"/>
+              </w:rPr>
+              <w:t>Cho phép chỉnh sửa thông tin sách</w:t>
+            </w:r>
+          </w:p>
+        </w:tc>
+      </w:tr>
+      <w:tr>
+        <w:trPr>
+          <w:trHeight w:val="478"/>
+        </w:trPr>
+        <w:tc>
+          <w:tcPr>
+            <w:tcW w:w="684" w:type="dxa"/>
+          </w:tcPr>
+          <w:p>
+            <w:pPr>
+              <w:jc w:val="center"/>
+              <w:rPr>
+                <w:rFonts w:cs="Arial"/>
+                <w:szCs w:val="24"/>
+              </w:rPr>
+            </w:pPr>
+            <w:r>
+              <w:rPr>
+                <w:rFonts w:cs="Arial"/>
+                <w:szCs w:val="24"/>
+              </w:rPr>
+              <w:t>8.7</w:t>
+            </w:r>
+          </w:p>
+        </w:tc>
+        <w:tc>
+          <w:tcPr>
+            <w:tcW w:w="1823" w:type="dxa"/>
+          </w:tcPr>
+          <w:p>
+            <w:pPr>
+              <w:jc w:val="left"/>
+              <w:rPr>
+                <w:rFonts w:cs="Arial"/>
+                <w:szCs w:val="24"/>
+              </w:rPr>
+            </w:pPr>
+            <w:r>
+              <w:t>Nút "Delete"</w:t>
+            </w:r>
+          </w:p>
+        </w:tc>
+        <w:tc>
+          <w:tcPr>
+            <w:tcW w:w="1351" w:type="dxa"/>
+          </w:tcPr>
+          <w:p>
+            <w:pPr>
+              <w:jc w:val="left"/>
+              <w:rPr>
+                <w:rFonts w:cs="Arial"/>
+                <w:szCs w:val="24"/>
+              </w:rPr>
+            </w:pPr>
+            <w:r>
+              <w:t>Button</w:t>
+            </w:r>
+          </w:p>
+        </w:tc>
+        <w:tc>
+          <w:tcPr>
+            <w:tcW w:w="1777" w:type="dxa"/>
+          </w:tcPr>
+          <w:p>
+            <w:pPr>
+              <w:jc w:val="left"/>
+              <w:rPr>
+                <w:rFonts w:cs="Arial"/>
+                <w:szCs w:val="24"/>
+              </w:rPr>
+            </w:pPr>
+            <w:r>
+              <w:t>Xác nhận trước khi xóa</w:t>
+            </w:r>
+          </w:p>
+        </w:tc>
+        <w:tc>
+          <w:tcPr>
+            <w:tcW w:w="3759" w:type="dxa"/>
+          </w:tcPr>
+          <w:p>
+            <w:pPr>
+              <w:jc w:val="left"/>
+              <w:rPr>
+                <w:rFonts w:cs="Arial"/>
+                <w:szCs w:val="24"/>
+              </w:rPr>
+            </w:pPr>
+            <w:r>
+              <w:rPr>
+                <w:rFonts w:cs="Arial"/>
+                <w:szCs w:val="24"/>
+              </w:rPr>
+              <w:t>Xóa bài đăng sách</w:t>
+            </w:r>
+          </w:p>
+        </w:tc>
+      </w:tr>
+    </w:tbl>
+    <w:p>
+      <w:pPr>
+        <w:rPr>
+          <w:lang w:val="vi-VN"/>
+        </w:rPr>
+      </w:pPr>
+    </w:p>
+    <w:p>
+      <w:pPr>
+        <w:pStyle w:val="Heading3"/>
+        <w:rPr>
+          <w:rFonts w:cs="Arial"/>
+          <w:lang w:val="vi-VN"/>
+        </w:rPr>
+      </w:pPr>
+      <w:r>
+        <w:rPr>
+          <w:rFonts w:cs="Arial"/>
+          <w:lang w:val="vi-VN"/>
+        </w:rPr>
+        <w:t>Sách đã mua</w:t>
+      </w:r>
+    </w:p>
+    <w:p>
+      <w:pPr>
+        <w:rPr>
+          <w:lang w:val="vi-VN"/>
+        </w:rPr>
+      </w:pPr>
+      <w:r>
+        <w:rPr>
+          <w:rFonts w:cs="Arial"/>
+          <w:noProof/>
+          <w:color w:val="000000"/>
+          <w:sz w:val="22"/>
+          <w:bdr w:val="none" w:sz="0" w:space="0" w:color="auto" w:frame="1"/>
+        </w:rPr>
+        <w:drawing>
+          <wp:inline distT="0" distB="0" distL="0" distR="0" wp14:anchorId="0E7244BF" wp14:editId="7F1A13D8">
+            <wp:extent cx="5732145" cy="3778341"/>
+            <wp:effectExtent l="0" t="0" r="1905" b="0"/>
+            <wp:docPr id="737306036" name="Picture 2"/>
+            <wp:cNvGraphicFramePr>
+              <a:graphicFrameLocks xmlns:a="http://schemas.openxmlformats.org/drawingml/2006/main" noChangeAspect="1"/>
+            </wp:cNvGraphicFramePr>
+            <a:graphic xmlns:a="http://schemas.openxmlformats.org/drawingml/2006/main">
+              <a:graphicData uri="http://schemas.openxmlformats.org/drawingml/2006/picture">
+                <pic:pic xmlns:pic="http://schemas.openxmlformats.org/drawingml/2006/picture">
+                  <pic:nvPicPr>
+                    <pic:cNvPr id="0" name="Picture 3"/>
+                    <pic:cNvPicPr>
+                      <a:picLocks noChangeAspect="1" noChangeArrowheads="1"/>
+                    </pic:cNvPicPr>
+                  </pic:nvPicPr>
+                  <pic:blipFill rotWithShape="1">
+                    <a:blip r:embed="rId20">
+                      <a:extLst>
+                        <a:ext uri="{28A0092B-C50C-407E-A947-70E740481C1C}">
+                          <a14:useLocalDpi xmlns:a14="http://schemas.microsoft.com/office/drawing/2010/main" val="0"/>
+                        </a:ext>
+                      </a:extLst>
+                    </a:blip>
+                    <a:srcRect t="5448"/>
+                    <a:stretch>
+                      <a:fillRect/>
+                    </a:stretch>
+                  </pic:blipFill>
+                  <pic:spPr bwMode="auto">
+                    <a:xfrm>
+                      <a:off x="0" y="0"/>
+                      <a:ext cx="5732145" cy="3778341"/>
+                    </a:xfrm>
+                    <a:prstGeom prst="rect">
+                      <a:avLst/>
+                    </a:prstGeom>
+                    <a:noFill/>
+                    <a:ln>
+                      <a:noFill/>
+                    </a:ln>
+                    <a:extLst>
+                      <a:ext uri="{53640926-AAD7-44D8-BBD7-CCE9431645EC}">
+                        <a14:shadowObscured xmlns:a14="http://schemas.microsoft.com/office/drawing/2010/main"/>
+                      </a:ext>
+                    </a:extLst>
+                  </pic:spPr>
+                </pic:pic>
+              </a:graphicData>
+            </a:graphic>
+          </wp:inline>
+        </w:drawing>
+      </w:r>
+    </w:p>
+    <w:tbl>
+      <w:tblPr>
+        <w:tblW w:w="0" w:type="auto"/>
+        <w:tblCellMar>
+          <w:top w:w="15" w:type="dxa"/>
+          <w:left w:w="15" w:type="dxa"/>
+          <w:bottom w:w="15" w:type="dxa"/>
+          <w:right w:w="15" w:type="dxa"/>
+        </w:tblCellMar>
+        <w:tblLook w:val="04A0" w:firstRow="1" w:lastRow="0" w:firstColumn="1" w:lastColumn="0" w:noHBand="0" w:noVBand="1"/>
+      </w:tblPr>
+      <w:tblGrid>
+        <w:gridCol w:w="467"/>
+        <w:gridCol w:w="2230"/>
+        <w:gridCol w:w="1460"/>
+        <w:gridCol w:w="1321"/>
+        <w:gridCol w:w="3872"/>
+      </w:tblGrid>
+      <w:tr>
+        <w:trPr>
+          <w:trHeight w:val="458"/>
+        </w:trPr>
+        <w:tc>
+          <w:tcPr>
+            <w:tcW w:w="0" w:type="auto"/>
+            <w:tcBorders>
+              <w:top w:val="single" w:sz="4" w:space="0" w:color="000000"/>
+              <w:left w:val="single" w:sz="4" w:space="0" w:color="000000"/>
+              <w:bottom w:val="single" w:sz="4" w:space="0" w:color="000000"/>
+              <w:right w:val="single" w:sz="4" w:space="0" w:color="000000"/>
+            </w:tcBorders>
+            <w:shd w:val="clear" w:color="auto" w:fill="C5E0B3" w:themeFill="accent6" w:themeFillTint="66"/>
+            <w:tcMar>
+              <w:top w:w="100" w:type="dxa"/>
+              <w:left w:w="100" w:type="dxa"/>
+              <w:bottom w:w="100" w:type="dxa"/>
+              <w:right w:w="100" w:type="dxa"/>
+            </w:tcMar>
+            <w:vAlign w:val="center"/>
+            <w:hideMark/>
+          </w:tcPr>
+          <w:p>
+            <w:pPr>
+              <w:jc w:val="left"/>
+            </w:pPr>
+            <w:r>
+              <w:rPr>
+                <w:b/>
+                <w:bCs/>
+              </w:rPr>
+              <w:lastRenderedPageBreak/>
+              <w:t>ID</w:t>
+            </w:r>
+          </w:p>
+        </w:tc>
+        <w:tc>
+          <w:tcPr>
+            <w:tcW w:w="0" w:type="auto"/>
+            <w:tcBorders>
+              <w:top w:val="single" w:sz="4" w:space="0" w:color="000000"/>
+              <w:left w:val="single" w:sz="4" w:space="0" w:color="000000"/>
+              <w:bottom w:val="single" w:sz="4" w:space="0" w:color="000000"/>
+              <w:right w:val="single" w:sz="4" w:space="0" w:color="000000"/>
+            </w:tcBorders>
+            <w:shd w:val="clear" w:color="auto" w:fill="C5E0B3" w:themeFill="accent6" w:themeFillTint="66"/>
+            <w:tcMar>
+              <w:top w:w="100" w:type="dxa"/>
+              <w:left w:w="100" w:type="dxa"/>
+              <w:bottom w:w="100" w:type="dxa"/>
+              <w:right w:w="100" w:type="dxa"/>
+            </w:tcMar>
+            <w:vAlign w:val="center"/>
+            <w:hideMark/>
+          </w:tcPr>
+          <w:p>
+            <w:pPr>
+              <w:jc w:val="left"/>
+            </w:pPr>
+            <w:r>
+              <w:rPr>
+                <w:b/>
+                <w:bCs/>
+              </w:rPr>
+              <w:t>Item</w:t>
+            </w:r>
+          </w:p>
+        </w:tc>
+        <w:tc>
+          <w:tcPr>
+            <w:tcW w:w="0" w:type="auto"/>
+            <w:tcBorders>
+              <w:top w:val="single" w:sz="4" w:space="0" w:color="000000"/>
+              <w:left w:val="single" w:sz="4" w:space="0" w:color="000000"/>
+              <w:bottom w:val="single" w:sz="4" w:space="0" w:color="000000"/>
+              <w:right w:val="single" w:sz="4" w:space="0" w:color="000000"/>
+            </w:tcBorders>
+            <w:shd w:val="clear" w:color="auto" w:fill="C5E0B3" w:themeFill="accent6" w:themeFillTint="66"/>
+            <w:tcMar>
+              <w:top w:w="20" w:type="dxa"/>
+              <w:left w:w="20" w:type="dxa"/>
+              <w:bottom w:w="20" w:type="dxa"/>
+              <w:right w:w="20" w:type="dxa"/>
+            </w:tcMar>
+            <w:vAlign w:val="center"/>
+            <w:hideMark/>
+          </w:tcPr>
+          <w:p>
+            <w:pPr>
+              <w:jc w:val="left"/>
+            </w:pPr>
+            <w:r>
+              <w:rPr>
+                <w:b/>
+                <w:bCs/>
+              </w:rPr>
+              <w:t>Type</w:t>
+            </w:r>
+          </w:p>
+        </w:tc>
+        <w:tc>
+          <w:tcPr>
+            <w:tcW w:w="0" w:type="auto"/>
+            <w:tcBorders>
+              <w:top w:val="single" w:sz="4" w:space="0" w:color="000000"/>
+              <w:left w:val="single" w:sz="4" w:space="0" w:color="000000"/>
+              <w:bottom w:val="single" w:sz="4" w:space="0" w:color="000000"/>
+              <w:right w:val="single" w:sz="4" w:space="0" w:color="000000"/>
+            </w:tcBorders>
+            <w:shd w:val="clear" w:color="auto" w:fill="C5E0B3" w:themeFill="accent6" w:themeFillTint="66"/>
+            <w:tcMar>
+              <w:top w:w="20" w:type="dxa"/>
+              <w:left w:w="20" w:type="dxa"/>
+              <w:bottom w:w="20" w:type="dxa"/>
+              <w:right w:w="20" w:type="dxa"/>
+            </w:tcMar>
+            <w:vAlign w:val="center"/>
+            <w:hideMark/>
+          </w:tcPr>
+          <w:p>
+            <w:pPr>
+              <w:jc w:val="left"/>
+            </w:pPr>
+            <w:r>
+              <w:rPr>
+                <w:b/>
+                <w:bCs/>
+              </w:rPr>
+              <w:t>Validation</w:t>
+            </w:r>
+          </w:p>
+        </w:tc>
+        <w:tc>
+          <w:tcPr>
+            <w:tcW w:w="0" w:type="auto"/>
+            <w:tcBorders>
+              <w:top w:val="single" w:sz="4" w:space="0" w:color="000000"/>
+              <w:left w:val="single" w:sz="4" w:space="0" w:color="000000"/>
+              <w:bottom w:val="single" w:sz="4" w:space="0" w:color="000000"/>
+              <w:right w:val="single" w:sz="4" w:space="0" w:color="000000"/>
+            </w:tcBorders>
+            <w:shd w:val="clear" w:color="auto" w:fill="C5E0B3" w:themeFill="accent6" w:themeFillTint="66"/>
+            <w:tcMar>
+              <w:top w:w="100" w:type="dxa"/>
+              <w:left w:w="100" w:type="dxa"/>
+              <w:bottom w:w="100" w:type="dxa"/>
+              <w:right w:w="100" w:type="dxa"/>
+            </w:tcMar>
+            <w:vAlign w:val="center"/>
+            <w:hideMark/>
+          </w:tcPr>
+          <w:p>
+            <w:pPr>
+              <w:jc w:val="left"/>
+            </w:pPr>
+            <w:r>
+              <w:rPr>
+                <w:b/>
+                <w:bCs/>
+              </w:rPr>
+              <w:t>Notes</w:t>
+            </w:r>
+          </w:p>
+        </w:tc>
+      </w:tr>
+      <w:tr>
+        <w:trPr>
+          <w:trHeight w:val="612"/>
+        </w:trPr>
+        <w:tc>
+          <w:tcPr>
+            <w:tcW w:w="0" w:type="auto"/>
+            <w:tcBorders>
+              <w:top w:val="single" w:sz="4" w:space="0" w:color="000000"/>
+              <w:left w:val="single" w:sz="4" w:space="0" w:color="000000"/>
+              <w:bottom w:val="single" w:sz="4" w:space="0" w:color="000000"/>
+              <w:right w:val="single" w:sz="4" w:space="0" w:color="000000"/>
+            </w:tcBorders>
+            <w:tcMar>
+              <w:top w:w="100" w:type="dxa"/>
+              <w:left w:w="100" w:type="dxa"/>
+              <w:bottom w:w="100" w:type="dxa"/>
+              <w:right w:w="100" w:type="dxa"/>
+            </w:tcMar>
+            <w:vAlign w:val="center"/>
+            <w:hideMark/>
+          </w:tcPr>
+          <w:p>
+            <w:pPr>
+              <w:jc w:val="left"/>
+            </w:pPr>
+            <w:r>
+              <w:t>1</w:t>
+            </w:r>
+          </w:p>
+        </w:tc>
+        <w:tc>
+          <w:tcPr>
+            <w:tcW w:w="0" w:type="auto"/>
+            <w:tcBorders>
+              <w:top w:val="single" w:sz="4" w:space="0" w:color="000000"/>
+              <w:left w:val="single" w:sz="4" w:space="0" w:color="000000"/>
+              <w:bottom w:val="single" w:sz="4" w:space="0" w:color="000000"/>
+              <w:right w:val="single" w:sz="4" w:space="0" w:color="000000"/>
+            </w:tcBorders>
+            <w:tcMar>
+              <w:top w:w="100" w:type="dxa"/>
+              <w:left w:w="100" w:type="dxa"/>
+              <w:bottom w:w="100" w:type="dxa"/>
+              <w:right w:w="100" w:type="dxa"/>
+            </w:tcMar>
+            <w:vAlign w:val="center"/>
+            <w:hideMark/>
+          </w:tcPr>
+          <w:p>
+            <w:pPr>
+              <w:jc w:val="left"/>
+            </w:pPr>
+            <w:r>
+              <w:t>Thanh tiêu đề khu vực</w:t>
+            </w:r>
+          </w:p>
+        </w:tc>
+        <w:tc>
+          <w:tcPr>
+            <w:tcW w:w="0" w:type="auto"/>
+            <w:tcBorders>
+              <w:top w:val="single" w:sz="4" w:space="0" w:color="000000"/>
+              <w:left w:val="single" w:sz="4" w:space="0" w:color="000000"/>
+              <w:bottom w:val="single" w:sz="4" w:space="0" w:color="000000"/>
+              <w:right w:val="single" w:sz="4" w:space="0" w:color="000000"/>
+            </w:tcBorders>
+            <w:tcMar>
+              <w:top w:w="20" w:type="dxa"/>
+              <w:left w:w="20" w:type="dxa"/>
+              <w:bottom w:w="20" w:type="dxa"/>
+              <w:right w:w="20" w:type="dxa"/>
+            </w:tcMar>
+            <w:vAlign w:val="center"/>
+            <w:hideMark/>
+          </w:tcPr>
+          <w:p>
+            <w:pPr>
+              <w:jc w:val="left"/>
+            </w:pPr>
+            <w:r>
+              <w:t>Section Header</w:t>
+            </w:r>
+          </w:p>
+        </w:tc>
+        <w:tc>
+          <w:tcPr>
+            <w:tcW w:w="0" w:type="auto"/>
+            <w:tcBorders>
+              <w:top w:val="single" w:sz="4" w:space="0" w:color="000000"/>
+              <w:left w:val="single" w:sz="4" w:space="0" w:color="000000"/>
+              <w:bottom w:val="single" w:sz="4" w:space="0" w:color="000000"/>
+              <w:right w:val="single" w:sz="4" w:space="0" w:color="000000"/>
+            </w:tcBorders>
+            <w:tcMar>
+              <w:top w:w="20" w:type="dxa"/>
+              <w:left w:w="20" w:type="dxa"/>
+              <w:bottom w:w="20" w:type="dxa"/>
+              <w:right w:w="20" w:type="dxa"/>
+            </w:tcMar>
+            <w:vAlign w:val="center"/>
+            <w:hideMark/>
+          </w:tcPr>
+          <w:p>
+            <w:pPr>
+              <w:jc w:val="left"/>
+            </w:pPr>
+            <w:r>
+              <w:t>N/A</w:t>
+            </w:r>
+          </w:p>
+        </w:tc>
+        <w:tc>
+          <w:tcPr>
+            <w:tcW w:w="0" w:type="auto"/>
+            <w:tcBorders>
+              <w:top w:val="single" w:sz="4" w:space="0" w:color="000000"/>
+              <w:left w:val="single" w:sz="4" w:space="0" w:color="000000"/>
+              <w:bottom w:val="single" w:sz="4" w:space="0" w:color="000000"/>
+              <w:right w:val="single" w:sz="4" w:space="0" w:color="000000"/>
+            </w:tcBorders>
+            <w:tcMar>
+              <w:top w:w="100" w:type="dxa"/>
+              <w:left w:w="100" w:type="dxa"/>
+              <w:bottom w:w="100" w:type="dxa"/>
+              <w:right w:w="100" w:type="dxa"/>
+            </w:tcMar>
+            <w:vAlign w:val="center"/>
+            <w:hideMark/>
+          </w:tcPr>
+          <w:p>
+            <w:pPr>
+              <w:jc w:val="left"/>
+            </w:pPr>
+            <w:r>
+              <w:t>Khu vực nền xanh chứa tiêu đề và số lượng</w:t>
+            </w:r>
+          </w:p>
+        </w:tc>
+      </w:tr>
+      <w:tr>
+        <w:trPr>
+          <w:trHeight w:val="1242"/>
+        </w:trPr>
+        <w:tc>
+          <w:tcPr>
+            <w:tcW w:w="0" w:type="auto"/>
+            <w:tcBorders>
+              <w:top w:val="single" w:sz="4" w:space="0" w:color="000000"/>
+              <w:left w:val="single" w:sz="4" w:space="0" w:color="000000"/>
+              <w:bottom w:val="single" w:sz="4" w:space="0" w:color="000000"/>
+              <w:right w:val="single" w:sz="4" w:space="0" w:color="000000"/>
+            </w:tcBorders>
+            <w:tcMar>
+              <w:top w:w="100" w:type="dxa"/>
+              <w:left w:w="100" w:type="dxa"/>
+              <w:bottom w:w="100" w:type="dxa"/>
+              <w:right w:w="100" w:type="dxa"/>
+            </w:tcMar>
+            <w:vAlign w:val="center"/>
+            <w:hideMark/>
+          </w:tcPr>
+          <w:p>
+            <w:pPr>
+              <w:jc w:val="left"/>
+            </w:pPr>
+            <w:r>
+              <w:t>1a</w:t>
+            </w:r>
+          </w:p>
+        </w:tc>
+        <w:tc>
+          <w:tcPr>
+            <w:tcW w:w="0" w:type="auto"/>
+            <w:tcBorders>
+              <w:top w:val="single" w:sz="4" w:space="0" w:color="000000"/>
+              <w:left w:val="single" w:sz="4" w:space="0" w:color="000000"/>
+              <w:bottom w:val="single" w:sz="4" w:space="0" w:color="000000"/>
+              <w:right w:val="single" w:sz="4" w:space="0" w:color="000000"/>
+            </w:tcBorders>
+            <w:tcMar>
+              <w:top w:w="100" w:type="dxa"/>
+              <w:left w:w="100" w:type="dxa"/>
+              <w:bottom w:w="100" w:type="dxa"/>
+              <w:right w:w="100" w:type="dxa"/>
+            </w:tcMar>
+            <w:vAlign w:val="center"/>
+            <w:hideMark/>
+          </w:tcPr>
+          <w:p>
+            <w:pPr>
+              <w:jc w:val="left"/>
+            </w:pPr>
+            <w:r>
+              <w:t>Tiêu đề "Sách đã mua"</w:t>
+            </w:r>
+          </w:p>
+        </w:tc>
+        <w:tc>
+          <w:tcPr>
+            <w:tcW w:w="0" w:type="auto"/>
+            <w:tcBorders>
+              <w:top w:val="single" w:sz="4" w:space="0" w:color="000000"/>
+              <w:left w:val="single" w:sz="4" w:space="0" w:color="000000"/>
+              <w:bottom w:val="single" w:sz="4" w:space="0" w:color="000000"/>
+              <w:right w:val="single" w:sz="4" w:space="0" w:color="000000"/>
+            </w:tcBorders>
+            <w:tcMar>
+              <w:top w:w="20" w:type="dxa"/>
+              <w:left w:w="20" w:type="dxa"/>
+              <w:bottom w:w="20" w:type="dxa"/>
+              <w:right w:w="20" w:type="dxa"/>
+            </w:tcMar>
+            <w:vAlign w:val="center"/>
+            <w:hideMark/>
+          </w:tcPr>
+          <w:p>
+            <w:pPr>
+              <w:jc w:val="left"/>
+            </w:pPr>
+            <w:r>
+              <w:t>Text</w:t>
+            </w:r>
+          </w:p>
+        </w:tc>
+        <w:tc>
+          <w:tcPr>
+            <w:tcW w:w="0" w:type="auto"/>
+            <w:tcBorders>
+              <w:top w:val="single" w:sz="4" w:space="0" w:color="000000"/>
+              <w:left w:val="single" w:sz="4" w:space="0" w:color="000000"/>
+              <w:bottom w:val="single" w:sz="4" w:space="0" w:color="000000"/>
+              <w:right w:val="single" w:sz="4" w:space="0" w:color="000000"/>
+            </w:tcBorders>
+            <w:tcMar>
+              <w:top w:w="20" w:type="dxa"/>
+              <w:left w:w="20" w:type="dxa"/>
+              <w:bottom w:w="20" w:type="dxa"/>
+              <w:right w:w="20" w:type="dxa"/>
+            </w:tcMar>
+            <w:vAlign w:val="center"/>
+            <w:hideMark/>
+          </w:tcPr>
+          <w:p>
+            <w:pPr>
+              <w:jc w:val="left"/>
+            </w:pPr>
+            <w:r>
+              <w:t>Không rỗng</w:t>
+            </w:r>
+          </w:p>
+        </w:tc>
+        <w:tc>
+          <w:tcPr>
+            <w:tcW w:w="0" w:type="auto"/>
+            <w:tcBorders>
+              <w:top w:val="single" w:sz="4" w:space="0" w:color="000000"/>
+              <w:left w:val="single" w:sz="4" w:space="0" w:color="000000"/>
+              <w:bottom w:val="single" w:sz="4" w:space="0" w:color="000000"/>
+              <w:right w:val="single" w:sz="4" w:space="0" w:color="000000"/>
+            </w:tcBorders>
+            <w:tcMar>
+              <w:top w:w="100" w:type="dxa"/>
+              <w:left w:w="100" w:type="dxa"/>
+              <w:bottom w:w="100" w:type="dxa"/>
+              <w:right w:w="100" w:type="dxa"/>
+            </w:tcMar>
+            <w:vAlign w:val="center"/>
+            <w:hideMark/>
+          </w:tcPr>
+          <w:p>
+            <w:pPr>
+              <w:jc w:val="left"/>
+            </w:pPr>
+            <w:r>
+              <w:t>Hiển thị bên trái</w:t>
+            </w:r>
+          </w:p>
+        </w:tc>
+      </w:tr>
+      <w:tr>
+        <w:trPr>
+          <w:trHeight w:val="612"/>
+        </w:trPr>
+        <w:tc>
+          <w:tcPr>
+            <w:tcW w:w="0" w:type="auto"/>
+            <w:tcBorders>
+              <w:top w:val="single" w:sz="4" w:space="0" w:color="000000"/>
+              <w:left w:val="single" w:sz="4" w:space="0" w:color="000000"/>
+              <w:bottom w:val="single" w:sz="4" w:space="0" w:color="000000"/>
+              <w:right w:val="single" w:sz="4" w:space="0" w:color="000000"/>
+            </w:tcBorders>
+            <w:tcMar>
+              <w:top w:w="100" w:type="dxa"/>
+              <w:left w:w="100" w:type="dxa"/>
+              <w:bottom w:w="100" w:type="dxa"/>
+              <w:right w:w="100" w:type="dxa"/>
+            </w:tcMar>
+            <w:vAlign w:val="center"/>
+            <w:hideMark/>
+          </w:tcPr>
+          <w:p>
+            <w:pPr>
+              <w:jc w:val="left"/>
+            </w:pPr>
+            <w:r>
+              <w:t>1b</w:t>
+            </w:r>
+          </w:p>
+        </w:tc>
+        <w:tc>
+          <w:tcPr>
+            <w:tcW w:w="0" w:type="auto"/>
+            <w:tcBorders>
+              <w:top w:val="single" w:sz="4" w:space="0" w:color="000000"/>
+              <w:left w:val="single" w:sz="4" w:space="0" w:color="000000"/>
+              <w:bottom w:val="single" w:sz="4" w:space="0" w:color="000000"/>
+              <w:right w:val="single" w:sz="4" w:space="0" w:color="000000"/>
+            </w:tcBorders>
+            <w:tcMar>
+              <w:top w:w="100" w:type="dxa"/>
+              <w:left w:w="100" w:type="dxa"/>
+              <w:bottom w:w="100" w:type="dxa"/>
+              <w:right w:w="100" w:type="dxa"/>
+            </w:tcMar>
+            <w:vAlign w:val="center"/>
+            <w:hideMark/>
+          </w:tcPr>
+          <w:p>
+            <w:pPr>
+              <w:jc w:val="left"/>
+            </w:pPr>
+            <w:r>
+              <w:t>Số lượng sách đã mua</w:t>
+            </w:r>
+          </w:p>
+        </w:tc>
+        <w:tc>
+          <w:tcPr>
+            <w:tcW w:w="0" w:type="auto"/>
+            <w:tcBorders>
+              <w:top w:val="single" w:sz="4" w:space="0" w:color="000000"/>
+              <w:left w:val="single" w:sz="4" w:space="0" w:color="000000"/>
+              <w:bottom w:val="single" w:sz="4" w:space="0" w:color="000000"/>
+              <w:right w:val="single" w:sz="4" w:space="0" w:color="000000"/>
+            </w:tcBorders>
+            <w:tcMar>
+              <w:top w:w="20" w:type="dxa"/>
+              <w:left w:w="20" w:type="dxa"/>
+              <w:bottom w:w="20" w:type="dxa"/>
+              <w:right w:w="20" w:type="dxa"/>
+            </w:tcMar>
+            <w:vAlign w:val="center"/>
+            <w:hideMark/>
+          </w:tcPr>
+          <w:p>
+            <w:pPr>
+              <w:jc w:val="left"/>
+            </w:pPr>
+            <w:r>
+              <w:t>Badge / Label</w:t>
+            </w:r>
+          </w:p>
+        </w:tc>
+        <w:tc>
+          <w:tcPr>
+            <w:tcW w:w="0" w:type="auto"/>
+            <w:tcBorders>
+              <w:top w:val="single" w:sz="4" w:space="0" w:color="000000"/>
+              <w:left w:val="single" w:sz="4" w:space="0" w:color="000000"/>
+              <w:bottom w:val="single" w:sz="4" w:space="0" w:color="000000"/>
+              <w:right w:val="single" w:sz="4" w:space="0" w:color="000000"/>
+            </w:tcBorders>
+            <w:tcMar>
+              <w:top w:w="20" w:type="dxa"/>
+              <w:left w:w="20" w:type="dxa"/>
+              <w:bottom w:w="20" w:type="dxa"/>
+              <w:right w:w="20" w:type="dxa"/>
+            </w:tcMar>
+            <w:vAlign w:val="center"/>
+            <w:hideMark/>
+          </w:tcPr>
+          <w:p>
+            <w:pPr>
+              <w:jc w:val="left"/>
+            </w:pPr>
+            <w:r>
+              <w:t>&gt;= 0</w:t>
+            </w:r>
+          </w:p>
+        </w:tc>
+        <w:tc>
+          <w:tcPr>
+            <w:tcW w:w="0" w:type="auto"/>
+            <w:tcBorders>
+              <w:top w:val="single" w:sz="4" w:space="0" w:color="000000"/>
+              <w:left w:val="single" w:sz="4" w:space="0" w:color="000000"/>
+              <w:bottom w:val="single" w:sz="4" w:space="0" w:color="000000"/>
+              <w:right w:val="single" w:sz="4" w:space="0" w:color="000000"/>
+            </w:tcBorders>
+            <w:tcMar>
+              <w:top w:w="100" w:type="dxa"/>
+              <w:left w:w="100" w:type="dxa"/>
+              <w:bottom w:w="100" w:type="dxa"/>
+              <w:right w:w="100" w:type="dxa"/>
+            </w:tcMar>
+            <w:vAlign w:val="center"/>
+            <w:hideMark/>
+          </w:tcPr>
+          <w:p>
+            <w:pPr>
+              <w:jc w:val="left"/>
+            </w:pPr>
+            <w:r>
+              <w:t>Hiển thị bên phải (VD: 2 sách đã mua)</w:t>
+            </w:r>
+          </w:p>
+        </w:tc>
+      </w:tr>
+      <w:tr>
+        <w:trPr>
+          <w:trHeight w:val="1275"/>
+        </w:trPr>
+        <w:tc>
+          <w:tcPr>
+            <w:tcW w:w="0" w:type="auto"/>
+            <w:tcBorders>
+              <w:top w:val="single" w:sz="4" w:space="0" w:color="000000"/>
+              <w:left w:val="single" w:sz="4" w:space="0" w:color="000000"/>
+              <w:bottom w:val="single" w:sz="4" w:space="0" w:color="000000"/>
+              <w:right w:val="single" w:sz="4" w:space="0" w:color="000000"/>
+            </w:tcBorders>
+            <w:tcMar>
+              <w:top w:w="100" w:type="dxa"/>
+              <w:left w:w="100" w:type="dxa"/>
+              <w:bottom w:w="100" w:type="dxa"/>
+              <w:right w:w="100" w:type="dxa"/>
+            </w:tcMar>
+            <w:vAlign w:val="center"/>
+            <w:hideMark/>
+          </w:tcPr>
+          <w:p>
+            <w:pPr>
+              <w:jc w:val="left"/>
+            </w:pPr>
+            <w:r>
+              <w:t>2</w:t>
+            </w:r>
+          </w:p>
+        </w:tc>
+        <w:tc>
+          <w:tcPr>
+            <w:tcW w:w="0" w:type="auto"/>
+            <w:tcBorders>
+              <w:top w:val="single" w:sz="4" w:space="0" w:color="000000"/>
+              <w:left w:val="single" w:sz="4" w:space="0" w:color="000000"/>
+              <w:bottom w:val="single" w:sz="4" w:space="0" w:color="000000"/>
+              <w:right w:val="single" w:sz="4" w:space="0" w:color="000000"/>
+            </w:tcBorders>
+            <w:tcMar>
+              <w:top w:w="100" w:type="dxa"/>
+              <w:left w:w="100" w:type="dxa"/>
+              <w:bottom w:w="100" w:type="dxa"/>
+              <w:right w:w="100" w:type="dxa"/>
+            </w:tcMar>
+            <w:vAlign w:val="center"/>
+            <w:hideMark/>
+          </w:tcPr>
+          <w:p>
+            <w:pPr>
+              <w:jc w:val="left"/>
+            </w:pPr>
+            <w:r>
+              <w:t>Danh sách sách đã mua</w:t>
+            </w:r>
+          </w:p>
+        </w:tc>
+        <w:tc>
+          <w:tcPr>
+            <w:tcW w:w="0" w:type="auto"/>
+            <w:tcBorders>
+              <w:top w:val="single" w:sz="4" w:space="0" w:color="000000"/>
+              <w:left w:val="single" w:sz="4" w:space="0" w:color="000000"/>
+              <w:bottom w:val="single" w:sz="4" w:space="0" w:color="000000"/>
+              <w:right w:val="single" w:sz="4" w:space="0" w:color="000000"/>
+            </w:tcBorders>
+            <w:tcMar>
+              <w:top w:w="20" w:type="dxa"/>
+              <w:left w:w="20" w:type="dxa"/>
+              <w:bottom w:w="20" w:type="dxa"/>
+              <w:right w:w="20" w:type="dxa"/>
+            </w:tcMar>
+            <w:vAlign w:val="center"/>
+            <w:hideMark/>
+          </w:tcPr>
+          <w:p>
+            <w:pPr>
+              <w:jc w:val="left"/>
+            </w:pPr>
+            <w:r>
+              <w:t>Section</w:t>
+            </w:r>
+          </w:p>
+        </w:tc>
+        <w:tc>
+          <w:tcPr>
+            <w:tcW w:w="0" w:type="auto"/>
+            <w:tcBorders>
+              <w:top w:val="single" w:sz="4" w:space="0" w:color="000000"/>
+              <w:left w:val="single" w:sz="4" w:space="0" w:color="000000"/>
+              <w:bottom w:val="single" w:sz="4" w:space="0" w:color="000000"/>
+              <w:right w:val="single" w:sz="4" w:space="0" w:color="000000"/>
+            </w:tcBorders>
+            <w:tcMar>
+              <w:top w:w="20" w:type="dxa"/>
+              <w:left w:w="20" w:type="dxa"/>
+              <w:bottom w:w="20" w:type="dxa"/>
+              <w:right w:w="20" w:type="dxa"/>
+            </w:tcMar>
+            <w:vAlign w:val="center"/>
+            <w:hideMark/>
+          </w:tcPr>
+          <w:p>
+            <w:pPr>
+              <w:jc w:val="left"/>
+            </w:pPr>
+            <w:r>
+              <w:t>N/A</w:t>
+            </w:r>
+          </w:p>
+        </w:tc>
+        <w:tc>
+          <w:tcPr>
+            <w:tcW w:w="0" w:type="auto"/>
+            <w:tcBorders>
+              <w:top w:val="single" w:sz="4" w:space="0" w:color="000000"/>
+              <w:left w:val="single" w:sz="4" w:space="0" w:color="000000"/>
+              <w:bottom w:val="single" w:sz="4" w:space="0" w:color="000000"/>
+              <w:right w:val="single" w:sz="4" w:space="0" w:color="000000"/>
+            </w:tcBorders>
+            <w:tcMar>
+              <w:top w:w="100" w:type="dxa"/>
+              <w:left w:w="100" w:type="dxa"/>
+              <w:bottom w:w="100" w:type="dxa"/>
+              <w:right w:w="100" w:type="dxa"/>
+            </w:tcMar>
+            <w:vAlign w:val="center"/>
+            <w:hideMark/>
+          </w:tcPr>
+          <w:p>
+            <w:pPr>
+              <w:jc w:val="left"/>
+            </w:pPr>
+            <w:r>
+              <w:t>Hiển thị dạng danh sách card</w:t>
+            </w:r>
+          </w:p>
+        </w:tc>
+      </w:tr>
+      <w:tr>
+        <w:trPr>
+          <w:trHeight w:val="441"/>
+        </w:trPr>
+        <w:tc>
+          <w:tcPr>
+            <w:tcW w:w="0" w:type="auto"/>
+            <w:tcBorders>
+              <w:top w:val="single" w:sz="4" w:space="0" w:color="000000"/>
+              <w:left w:val="single" w:sz="4" w:space="0" w:color="000000"/>
+              <w:bottom w:val="single" w:sz="4" w:space="0" w:color="000000"/>
+              <w:right w:val="single" w:sz="4" w:space="0" w:color="000000"/>
+            </w:tcBorders>
+            <w:tcMar>
+              <w:top w:w="100" w:type="dxa"/>
+              <w:left w:w="100" w:type="dxa"/>
+              <w:bottom w:w="100" w:type="dxa"/>
+              <w:right w:w="100" w:type="dxa"/>
+            </w:tcMar>
+            <w:vAlign w:val="center"/>
+            <w:hideMark/>
+          </w:tcPr>
+          <w:p>
+            <w:pPr>
+              <w:jc w:val="left"/>
+            </w:pPr>
+            <w:r>
+              <w:t>2a</w:t>
+            </w:r>
+          </w:p>
+        </w:tc>
+        <w:tc>
+          <w:tcPr>
+            <w:tcW w:w="0" w:type="auto"/>
+            <w:tcBorders>
+              <w:top w:val="single" w:sz="4" w:space="0" w:color="000000"/>
+              <w:left w:val="single" w:sz="4" w:space="0" w:color="000000"/>
+              <w:bottom w:val="single" w:sz="4" w:space="0" w:color="000000"/>
+              <w:right w:val="single" w:sz="4" w:space="0" w:color="000000"/>
+            </w:tcBorders>
+            <w:tcMar>
+              <w:top w:w="100" w:type="dxa"/>
+              <w:left w:w="100" w:type="dxa"/>
+              <w:bottom w:w="100" w:type="dxa"/>
+              <w:right w:w="100" w:type="dxa"/>
+            </w:tcMar>
+            <w:vAlign w:val="center"/>
+            <w:hideMark/>
+          </w:tcPr>
+          <w:p>
+            <w:pPr>
+              <w:jc w:val="left"/>
+            </w:pPr>
+            <w:r>
+              <w:t>Ảnh sách</w:t>
+            </w:r>
+          </w:p>
+        </w:tc>
+        <w:tc>
+          <w:tcPr>
+            <w:tcW w:w="0" w:type="auto"/>
+            <w:tcBorders>
+              <w:top w:val="single" w:sz="4" w:space="0" w:color="000000"/>
+              <w:left w:val="single" w:sz="4" w:space="0" w:color="000000"/>
+              <w:bottom w:val="single" w:sz="4" w:space="0" w:color="000000"/>
+              <w:right w:val="single" w:sz="4" w:space="0" w:color="000000"/>
+            </w:tcBorders>
+            <w:tcMar>
+              <w:top w:w="20" w:type="dxa"/>
+              <w:left w:w="20" w:type="dxa"/>
+              <w:bottom w:w="20" w:type="dxa"/>
+              <w:right w:w="20" w:type="dxa"/>
+            </w:tcMar>
+            <w:vAlign w:val="center"/>
+            <w:hideMark/>
+          </w:tcPr>
+          <w:p>
+            <w:pPr>
+              <w:jc w:val="left"/>
+            </w:pPr>
+            <w:r>
+              <w:t xml:space="preserve"> Image</w:t>
+            </w:r>
+          </w:p>
+        </w:tc>
+        <w:tc>
+          <w:tcPr>
+            <w:tcW w:w="0" w:type="auto"/>
+            <w:tcBorders>
+              <w:top w:val="single" w:sz="4" w:space="0" w:color="000000"/>
+              <w:left w:val="single" w:sz="4" w:space="0" w:color="000000"/>
+              <w:bottom w:val="single" w:sz="4" w:space="0" w:color="000000"/>
+              <w:right w:val="single" w:sz="4" w:space="0" w:color="000000"/>
+            </w:tcBorders>
+            <w:tcMar>
+              <w:top w:w="20" w:type="dxa"/>
+              <w:left w:w="20" w:type="dxa"/>
+              <w:bottom w:w="20" w:type="dxa"/>
+              <w:right w:w="20" w:type="dxa"/>
+            </w:tcMar>
+            <w:vAlign w:val="center"/>
+            <w:hideMark/>
+          </w:tcPr>
+          <w:p>
+            <w:pPr>
+              <w:jc w:val="left"/>
+            </w:pPr>
+            <w:r>
+              <w:t>Không rỗng</w:t>
+            </w:r>
+          </w:p>
+        </w:tc>
+        <w:tc>
+          <w:tcPr>
+            <w:tcW w:w="0" w:type="auto"/>
+            <w:tcBorders>
+              <w:top w:val="single" w:sz="4" w:space="0" w:color="000000"/>
+              <w:left w:val="single" w:sz="4" w:space="0" w:color="000000"/>
+              <w:bottom w:val="single" w:sz="4" w:space="0" w:color="000000"/>
+              <w:right w:val="single" w:sz="4" w:space="0" w:color="000000"/>
+            </w:tcBorders>
+            <w:tcMar>
+              <w:top w:w="100" w:type="dxa"/>
+              <w:left w:w="100" w:type="dxa"/>
+              <w:bottom w:w="100" w:type="dxa"/>
+              <w:right w:w="100" w:type="dxa"/>
+            </w:tcMar>
+            <w:vAlign w:val="center"/>
+            <w:hideMark/>
+          </w:tcPr>
+          <w:p>
+            <w:pPr>
+              <w:jc w:val="left"/>
+            </w:pPr>
+            <w:r>
+              <w:t>Thumbnail của sách</w:t>
+            </w:r>
+          </w:p>
+        </w:tc>
+      </w:tr>
+      <w:tr>
+        <w:trPr>
+          <w:trHeight w:val="576"/>
+        </w:trPr>
+        <w:tc>
+          <w:tcPr>
+            <w:tcW w:w="0" w:type="auto"/>
+            <w:tcBorders>
+              <w:top w:val="single" w:sz="4" w:space="0" w:color="000000"/>
+              <w:left w:val="single" w:sz="4" w:space="0" w:color="000000"/>
+              <w:bottom w:val="single" w:sz="4" w:space="0" w:color="000000"/>
+              <w:right w:val="single" w:sz="4" w:space="0" w:color="000000"/>
+            </w:tcBorders>
+            <w:tcMar>
+              <w:top w:w="100" w:type="dxa"/>
+              <w:left w:w="100" w:type="dxa"/>
+              <w:bottom w:w="100" w:type="dxa"/>
+              <w:right w:w="100" w:type="dxa"/>
+            </w:tcMar>
+            <w:vAlign w:val="center"/>
+            <w:hideMark/>
+          </w:tcPr>
+          <w:p>
+            <w:pPr>
+              <w:jc w:val="left"/>
+            </w:pPr>
+            <w:r>
+              <w:t>2b</w:t>
+            </w:r>
+          </w:p>
+        </w:tc>
+        <w:tc>
+          <w:tcPr>
+            <w:tcW w:w="0" w:type="auto"/>
+            <w:tcBorders>
+              <w:top w:val="single" w:sz="4" w:space="0" w:color="000000"/>
+              <w:left w:val="single" w:sz="4" w:space="0" w:color="000000"/>
+              <w:bottom w:val="single" w:sz="4" w:space="0" w:color="000000"/>
+              <w:right w:val="single" w:sz="4" w:space="0" w:color="000000"/>
+            </w:tcBorders>
+            <w:tcMar>
+              <w:top w:w="100" w:type="dxa"/>
+              <w:left w:w="100" w:type="dxa"/>
+              <w:bottom w:w="100" w:type="dxa"/>
+              <w:right w:w="100" w:type="dxa"/>
+            </w:tcMar>
+            <w:vAlign w:val="center"/>
+            <w:hideMark/>
+          </w:tcPr>
+          <w:p>
+            <w:pPr>
+              <w:jc w:val="left"/>
+            </w:pPr>
+            <w:r>
+              <w:t>Tên sách</w:t>
+            </w:r>
+          </w:p>
+        </w:tc>
+        <w:tc>
+          <w:tcPr>
+            <w:tcW w:w="0" w:type="auto"/>
+            <w:tcBorders>
+              <w:top w:val="single" w:sz="4" w:space="0" w:color="000000"/>
+              <w:left w:val="single" w:sz="4" w:space="0" w:color="000000"/>
+              <w:bottom w:val="single" w:sz="4" w:space="0" w:color="000000"/>
+              <w:right w:val="single" w:sz="4" w:space="0" w:color="000000"/>
+            </w:tcBorders>
+            <w:tcMar>
+              <w:top w:w="20" w:type="dxa"/>
+              <w:left w:w="20" w:type="dxa"/>
+              <w:bottom w:w="20" w:type="dxa"/>
+              <w:right w:w="20" w:type="dxa"/>
+            </w:tcMar>
+            <w:vAlign w:val="center"/>
+            <w:hideMark/>
+          </w:tcPr>
+          <w:p>
+            <w:pPr>
+              <w:jc w:val="left"/>
+            </w:pPr>
+            <w:r>
+              <w:t>Text</w:t>
+            </w:r>
+          </w:p>
+        </w:tc>
+        <w:tc>
+          <w:tcPr>
+            <w:tcW w:w="0" w:type="auto"/>
+            <w:tcBorders>
+              <w:top w:val="single" w:sz="4" w:space="0" w:color="000000"/>
+              <w:left w:val="single" w:sz="4" w:space="0" w:color="000000"/>
+              <w:bottom w:val="single" w:sz="4" w:space="0" w:color="000000"/>
+              <w:right w:val="single" w:sz="4" w:space="0" w:color="000000"/>
+            </w:tcBorders>
+            <w:tcMar>
+              <w:top w:w="20" w:type="dxa"/>
+              <w:left w:w="20" w:type="dxa"/>
+              <w:bottom w:w="20" w:type="dxa"/>
+              <w:right w:w="20" w:type="dxa"/>
+            </w:tcMar>
+            <w:vAlign w:val="center"/>
+            <w:hideMark/>
+          </w:tcPr>
+          <w:p>
+            <w:pPr>
+              <w:jc w:val="left"/>
+            </w:pPr>
+            <w:r>
+              <w:t>Không rỗng</w:t>
+            </w:r>
+          </w:p>
+        </w:tc>
+        <w:tc>
+          <w:tcPr>
+            <w:tcW w:w="0" w:type="auto"/>
+            <w:tcBorders>
+              <w:top w:val="single" w:sz="4" w:space="0" w:color="000000"/>
+              <w:left w:val="single" w:sz="4" w:space="0" w:color="000000"/>
+              <w:bottom w:val="single" w:sz="4" w:space="0" w:color="000000"/>
+              <w:right w:val="single" w:sz="4" w:space="0" w:color="000000"/>
+            </w:tcBorders>
+            <w:tcMar>
+              <w:top w:w="100" w:type="dxa"/>
+              <w:left w:w="100" w:type="dxa"/>
+              <w:bottom w:w="100" w:type="dxa"/>
+              <w:right w:w="100" w:type="dxa"/>
+            </w:tcMar>
+            <w:vAlign w:val="center"/>
+            <w:hideMark/>
+          </w:tcPr>
+          <w:p>
+            <w:pPr>
+              <w:jc w:val="left"/>
+            </w:pPr>
+            <w:r>
+              <w:t>Ví dụ: "Kinh Tế Vĩ Mô"</w:t>
+            </w:r>
+          </w:p>
+        </w:tc>
+      </w:tr>
+      <w:tr>
+        <w:trPr>
+          <w:trHeight w:val="420"/>
+        </w:trPr>
+        <w:tc>
+          <w:tcPr>
+            <w:tcW w:w="0" w:type="auto"/>
+            <w:tcBorders>
+              <w:top w:val="single" w:sz="4" w:space="0" w:color="000000"/>
+              <w:left w:val="single" w:sz="4" w:space="0" w:color="000000"/>
+              <w:bottom w:val="single" w:sz="4" w:space="0" w:color="000000"/>
+              <w:right w:val="single" w:sz="4" w:space="0" w:color="000000"/>
+            </w:tcBorders>
+            <w:tcMar>
+              <w:top w:w="100" w:type="dxa"/>
+              <w:left w:w="100" w:type="dxa"/>
+              <w:bottom w:w="100" w:type="dxa"/>
+              <w:right w:w="100" w:type="dxa"/>
+            </w:tcMar>
+            <w:vAlign w:val="center"/>
+            <w:hideMark/>
+          </w:tcPr>
+          <w:p>
+            <w:pPr>
+              <w:jc w:val="left"/>
+            </w:pPr>
+            <w:r>
+              <w:t>2c</w:t>
+            </w:r>
+          </w:p>
+        </w:tc>
+        <w:tc>
+          <w:tcPr>
+            <w:tcW w:w="0" w:type="auto"/>
+            <w:tcBorders>
+              <w:top w:val="single" w:sz="4" w:space="0" w:color="000000"/>
+              <w:left w:val="single" w:sz="4" w:space="0" w:color="000000"/>
+              <w:bottom w:val="single" w:sz="4" w:space="0" w:color="000000"/>
+              <w:right w:val="single" w:sz="4" w:space="0" w:color="000000"/>
+            </w:tcBorders>
+            <w:tcMar>
+              <w:top w:w="100" w:type="dxa"/>
+              <w:left w:w="100" w:type="dxa"/>
+              <w:bottom w:w="100" w:type="dxa"/>
+              <w:right w:w="100" w:type="dxa"/>
+            </w:tcMar>
+            <w:vAlign w:val="center"/>
+            <w:hideMark/>
+          </w:tcPr>
+          <w:p>
+            <w:pPr>
+              <w:jc w:val="left"/>
+            </w:pPr>
+            <w:r>
+              <w:t>Người bán</w:t>
+            </w:r>
+          </w:p>
+        </w:tc>
+        <w:tc>
+          <w:tcPr>
+            <w:tcW w:w="0" w:type="auto"/>
+            <w:tcBorders>
+              <w:top w:val="single" w:sz="4" w:space="0" w:color="000000"/>
+              <w:left w:val="single" w:sz="4" w:space="0" w:color="000000"/>
+              <w:bottom w:val="single" w:sz="4" w:space="0" w:color="000000"/>
+              <w:right w:val="single" w:sz="4" w:space="0" w:color="000000"/>
+            </w:tcBorders>
+            <w:tcMar>
+              <w:top w:w="20" w:type="dxa"/>
+              <w:left w:w="20" w:type="dxa"/>
+              <w:bottom w:w="20" w:type="dxa"/>
+              <w:right w:w="20" w:type="dxa"/>
+            </w:tcMar>
+            <w:vAlign w:val="center"/>
+            <w:hideMark/>
+          </w:tcPr>
+          <w:p>
+            <w:pPr>
+              <w:jc w:val="left"/>
+            </w:pPr>
+            <w:r>
+              <w:t>Text</w:t>
+            </w:r>
+          </w:p>
+        </w:tc>
+        <w:tc>
+          <w:tcPr>
+            <w:tcW w:w="0" w:type="auto"/>
+            <w:tcBorders>
+              <w:top w:val="single" w:sz="4" w:space="0" w:color="000000"/>
+              <w:left w:val="single" w:sz="4" w:space="0" w:color="000000"/>
+              <w:bottom w:val="single" w:sz="4" w:space="0" w:color="000000"/>
+              <w:right w:val="single" w:sz="4" w:space="0" w:color="000000"/>
+            </w:tcBorders>
+            <w:tcMar>
+              <w:top w:w="20" w:type="dxa"/>
+              <w:left w:w="20" w:type="dxa"/>
+              <w:bottom w:w="20" w:type="dxa"/>
+              <w:right w:w="20" w:type="dxa"/>
+            </w:tcMar>
+            <w:vAlign w:val="center"/>
+            <w:hideMark/>
+          </w:tcPr>
+          <w:p>
+            <w:pPr>
+              <w:jc w:val="left"/>
+            </w:pPr>
+            <w:r>
+              <w:t>Không rỗng</w:t>
+            </w:r>
+          </w:p>
+        </w:tc>
+        <w:tc>
+          <w:tcPr>
+            <w:tcW w:w="0" w:type="auto"/>
+            <w:tcBorders>
+              <w:top w:val="single" w:sz="4" w:space="0" w:color="000000"/>
+              <w:left w:val="single" w:sz="4" w:space="0" w:color="000000"/>
+              <w:bottom w:val="single" w:sz="4" w:space="0" w:color="000000"/>
+              <w:right w:val="single" w:sz="4" w:space="0" w:color="000000"/>
+            </w:tcBorders>
+            <w:tcMar>
+              <w:top w:w="100" w:type="dxa"/>
+              <w:left w:w="100" w:type="dxa"/>
+              <w:bottom w:w="100" w:type="dxa"/>
+              <w:right w:w="100" w:type="dxa"/>
+            </w:tcMar>
+            <w:vAlign w:val="center"/>
+            <w:hideMark/>
+          </w:tcPr>
+          <w:p>
+            <w:pPr>
+              <w:jc w:val="left"/>
+            </w:pPr>
+            <w:r>
+              <w:t>Format: "Người bán: [Tên]"</w:t>
+            </w:r>
+          </w:p>
+        </w:tc>
+      </w:tr>
+      <w:tr>
+        <w:trPr>
+          <w:trHeight w:val="600"/>
+        </w:trPr>
+        <w:tc>
+          <w:tcPr>
+            <w:tcW w:w="0" w:type="auto"/>
+            <w:tcBorders>
+              <w:top w:val="single" w:sz="4" w:space="0" w:color="000000"/>
+              <w:left w:val="single" w:sz="4" w:space="0" w:color="000000"/>
+              <w:bottom w:val="single" w:sz="4" w:space="0" w:color="000000"/>
+              <w:right w:val="single" w:sz="4" w:space="0" w:color="000000"/>
+            </w:tcBorders>
+            <w:tcMar>
+              <w:top w:w="100" w:type="dxa"/>
+              <w:left w:w="100" w:type="dxa"/>
+              <w:bottom w:w="100" w:type="dxa"/>
+              <w:right w:w="100" w:type="dxa"/>
+            </w:tcMar>
+            <w:vAlign w:val="center"/>
+            <w:hideMark/>
+          </w:tcPr>
+          <w:p>
+            <w:pPr>
+              <w:jc w:val="left"/>
+            </w:pPr>
+            <w:r>
+              <w:t>2d</w:t>
+            </w:r>
+          </w:p>
+        </w:tc>
+        <w:tc>
+          <w:tcPr>
+            <w:tcW w:w="0" w:type="auto"/>
+            <w:tcBorders>
+              <w:top w:val="single" w:sz="4" w:space="0" w:color="000000"/>
+              <w:left w:val="single" w:sz="4" w:space="0" w:color="000000"/>
+              <w:bottom w:val="single" w:sz="4" w:space="0" w:color="000000"/>
+              <w:right w:val="single" w:sz="4" w:space="0" w:color="000000"/>
+            </w:tcBorders>
+            <w:tcMar>
+              <w:top w:w="100" w:type="dxa"/>
+              <w:left w:w="100" w:type="dxa"/>
+              <w:bottom w:w="100" w:type="dxa"/>
+              <w:right w:w="100" w:type="dxa"/>
+            </w:tcMar>
+            <w:vAlign w:val="center"/>
+            <w:hideMark/>
+          </w:tcPr>
+          <w:p>
+            <w:pPr>
+              <w:jc w:val="left"/>
+            </w:pPr>
+            <w:r>
+              <w:t>Ngày mua</w:t>
+            </w:r>
+          </w:p>
+        </w:tc>
+        <w:tc>
+          <w:tcPr>
+            <w:tcW w:w="0" w:type="auto"/>
+            <w:tcBorders>
+              <w:top w:val="single" w:sz="4" w:space="0" w:color="000000"/>
+              <w:left w:val="single" w:sz="4" w:space="0" w:color="000000"/>
+              <w:bottom w:val="single" w:sz="4" w:space="0" w:color="000000"/>
+              <w:right w:val="single" w:sz="4" w:space="0" w:color="000000"/>
+            </w:tcBorders>
+            <w:tcMar>
+              <w:top w:w="20" w:type="dxa"/>
+              <w:left w:w="20" w:type="dxa"/>
+              <w:bottom w:w="20" w:type="dxa"/>
+              <w:right w:w="20" w:type="dxa"/>
+            </w:tcMar>
+            <w:vAlign w:val="center"/>
+            <w:hideMark/>
+          </w:tcPr>
+          <w:p>
+            <w:pPr>
+              <w:jc w:val="left"/>
+            </w:pPr>
+            <w:r>
+              <w:t>Date</w:t>
+            </w:r>
+          </w:p>
+        </w:tc>
+        <w:tc>
+          <w:tcPr>
+            <w:tcW w:w="0" w:type="auto"/>
+            <w:tcBorders>
+              <w:top w:val="single" w:sz="4" w:space="0" w:color="000000"/>
+              <w:left w:val="single" w:sz="4" w:space="0" w:color="000000"/>
+              <w:bottom w:val="single" w:sz="4" w:space="0" w:color="000000"/>
+              <w:right w:val="single" w:sz="4" w:space="0" w:color="000000"/>
+            </w:tcBorders>
+            <w:tcMar>
+              <w:top w:w="20" w:type="dxa"/>
+              <w:left w:w="20" w:type="dxa"/>
+              <w:bottom w:w="20" w:type="dxa"/>
+              <w:right w:w="20" w:type="dxa"/>
+            </w:tcMar>
+            <w:vAlign w:val="center"/>
+            <w:hideMark/>
+          </w:tcPr>
+          <w:p>
+            <w:pPr>
+              <w:jc w:val="left"/>
+            </w:pPr>
+            <w:r>
+              <w:t>dd/mm/yyyy</w:t>
+            </w:r>
+          </w:p>
+        </w:tc>
+        <w:tc>
+          <w:tcPr>
+            <w:tcW w:w="0" w:type="auto"/>
+            <w:tcBorders>
+              <w:top w:val="single" w:sz="4" w:space="0" w:color="000000"/>
+              <w:left w:val="single" w:sz="4" w:space="0" w:color="000000"/>
+              <w:bottom w:val="single" w:sz="4" w:space="0" w:color="000000"/>
+              <w:right w:val="single" w:sz="4" w:space="0" w:color="000000"/>
+            </w:tcBorders>
+            <w:tcMar>
+              <w:top w:w="100" w:type="dxa"/>
+              <w:left w:w="100" w:type="dxa"/>
+              <w:bottom w:w="100" w:type="dxa"/>
+              <w:right w:w="100" w:type="dxa"/>
+            </w:tcMar>
+            <w:vAlign w:val="center"/>
+            <w:hideMark/>
+          </w:tcPr>
+          <w:p>
+            <w:pPr>
+              <w:jc w:val="left"/>
+            </w:pPr>
+            <w:r>
+              <w:t>Ví dụ: 13/03/2026</w:t>
+            </w:r>
+          </w:p>
+        </w:tc>
+      </w:tr>
+      <w:tr>
+        <w:trPr>
+          <w:trHeight w:val="525"/>
+        </w:trPr>
+        <w:tc>
+          <w:tcPr>
+            <w:tcW w:w="0" w:type="auto"/>
+            <w:tcBorders>
+              <w:top w:val="single" w:sz="4" w:space="0" w:color="000000"/>
+              <w:left w:val="single" w:sz="4" w:space="0" w:color="000000"/>
+              <w:bottom w:val="single" w:sz="4" w:space="0" w:color="000000"/>
+              <w:right w:val="single" w:sz="4" w:space="0" w:color="000000"/>
+            </w:tcBorders>
+            <w:tcMar>
+              <w:top w:w="100" w:type="dxa"/>
+              <w:left w:w="100" w:type="dxa"/>
+              <w:bottom w:w="100" w:type="dxa"/>
+              <w:right w:w="100" w:type="dxa"/>
+            </w:tcMar>
+            <w:vAlign w:val="center"/>
+            <w:hideMark/>
+          </w:tcPr>
+          <w:p>
+            <w:pPr>
+              <w:jc w:val="left"/>
+            </w:pPr>
+            <w:r>
+              <w:t>2e</w:t>
+            </w:r>
+          </w:p>
+        </w:tc>
+        <w:tc>
+          <w:tcPr>
+            <w:tcW w:w="0" w:type="auto"/>
+            <w:tcBorders>
+              <w:top w:val="single" w:sz="4" w:space="0" w:color="000000"/>
+              <w:left w:val="single" w:sz="4" w:space="0" w:color="000000"/>
+              <w:bottom w:val="single" w:sz="4" w:space="0" w:color="000000"/>
+              <w:right w:val="single" w:sz="4" w:space="0" w:color="000000"/>
+            </w:tcBorders>
+            <w:tcMar>
+              <w:top w:w="100" w:type="dxa"/>
+              <w:left w:w="100" w:type="dxa"/>
+              <w:bottom w:w="100" w:type="dxa"/>
+              <w:right w:w="100" w:type="dxa"/>
+            </w:tcMar>
+            <w:vAlign w:val="center"/>
+            <w:hideMark/>
+          </w:tcPr>
+          <w:p>
+            <w:pPr>
+              <w:jc w:val="left"/>
+            </w:pPr>
+            <w:r>
+              <w:t>Giá sách</w:t>
+            </w:r>
+          </w:p>
+        </w:tc>
+        <w:tc>
+          <w:tcPr>
+            <w:tcW w:w="0" w:type="auto"/>
+            <w:tcBorders>
+              <w:top w:val="single" w:sz="4" w:space="0" w:color="000000"/>
+              <w:left w:val="single" w:sz="4" w:space="0" w:color="000000"/>
+              <w:bottom w:val="single" w:sz="4" w:space="0" w:color="000000"/>
+              <w:right w:val="single" w:sz="4" w:space="0" w:color="000000"/>
+            </w:tcBorders>
+            <w:tcMar>
+              <w:top w:w="20" w:type="dxa"/>
+              <w:left w:w="20" w:type="dxa"/>
+              <w:bottom w:w="20" w:type="dxa"/>
+              <w:right w:w="20" w:type="dxa"/>
+            </w:tcMar>
+            <w:vAlign w:val="center"/>
+            <w:hideMark/>
+          </w:tcPr>
+          <w:p>
+            <w:pPr>
+              <w:jc w:val="left"/>
+            </w:pPr>
+            <w:r>
+              <w:t>Number</w:t>
+            </w:r>
+          </w:p>
+        </w:tc>
+        <w:tc>
+          <w:tcPr>
+            <w:tcW w:w="0" w:type="auto"/>
+            <w:tcBorders>
+              <w:top w:val="single" w:sz="4" w:space="0" w:color="000000"/>
+              <w:left w:val="single" w:sz="4" w:space="0" w:color="000000"/>
+              <w:bottom w:val="single" w:sz="4" w:space="0" w:color="000000"/>
+              <w:right w:val="single" w:sz="4" w:space="0" w:color="000000"/>
+            </w:tcBorders>
+            <w:tcMar>
+              <w:top w:w="20" w:type="dxa"/>
+              <w:left w:w="20" w:type="dxa"/>
+              <w:bottom w:w="20" w:type="dxa"/>
+              <w:right w:w="20" w:type="dxa"/>
+            </w:tcMar>
+            <w:vAlign w:val="center"/>
+            <w:hideMark/>
+          </w:tcPr>
+          <w:p>
+            <w:pPr>
+              <w:jc w:val="left"/>
+            </w:pPr>
+            <w:r>
+              <w:t xml:space="preserve"> &gt;=0</w:t>
+            </w:r>
+          </w:p>
+        </w:tc>
+        <w:tc>
+          <w:tcPr>
+            <w:tcW w:w="0" w:type="auto"/>
+            <w:tcBorders>
+              <w:top w:val="single" w:sz="4" w:space="0" w:color="000000"/>
+              <w:left w:val="single" w:sz="4" w:space="0" w:color="000000"/>
+              <w:bottom w:val="single" w:sz="4" w:space="0" w:color="000000"/>
+              <w:right w:val="single" w:sz="4" w:space="0" w:color="000000"/>
+            </w:tcBorders>
+            <w:tcMar>
+              <w:top w:w="100" w:type="dxa"/>
+              <w:left w:w="100" w:type="dxa"/>
+              <w:bottom w:w="100" w:type="dxa"/>
+              <w:right w:w="100" w:type="dxa"/>
+            </w:tcMar>
+            <w:vAlign w:val="center"/>
+            <w:hideMark/>
+          </w:tcPr>
+          <w:p>
+            <w:pPr>
+              <w:jc w:val="left"/>
+            </w:pPr>
+            <w:r>
+              <w:t>Format: "20.000đ"</w:t>
+            </w:r>
+          </w:p>
+        </w:tc>
+      </w:tr>
+      <w:tr>
+        <w:trPr>
+          <w:trHeight w:val="651"/>
+        </w:trPr>
+        <w:tc>
+          <w:tcPr>
+            <w:tcW w:w="0" w:type="auto"/>
+            <w:tcBorders>
+              <w:top w:val="single" w:sz="4" w:space="0" w:color="000000"/>
+              <w:left w:val="single" w:sz="4" w:space="0" w:color="000000"/>
+              <w:bottom w:val="single" w:sz="4" w:space="0" w:color="000000"/>
+              <w:right w:val="single" w:sz="4" w:space="0" w:color="000000"/>
+            </w:tcBorders>
+            <w:tcMar>
+              <w:top w:w="100" w:type="dxa"/>
+              <w:left w:w="100" w:type="dxa"/>
+              <w:bottom w:w="100" w:type="dxa"/>
+              <w:right w:w="100" w:type="dxa"/>
+            </w:tcMar>
+            <w:vAlign w:val="center"/>
+            <w:hideMark/>
+          </w:tcPr>
+          <w:p>
+            <w:pPr>
+              <w:jc w:val="left"/>
+            </w:pPr>
+            <w:r>
+              <w:t>2f</w:t>
+            </w:r>
+          </w:p>
+        </w:tc>
+        <w:tc>
+          <w:tcPr>
+            <w:tcW w:w="0" w:type="auto"/>
+            <w:tcBorders>
+              <w:top w:val="single" w:sz="4" w:space="0" w:color="000000"/>
+              <w:left w:val="single" w:sz="4" w:space="0" w:color="000000"/>
+              <w:bottom w:val="single" w:sz="4" w:space="0" w:color="000000"/>
+              <w:right w:val="single" w:sz="4" w:space="0" w:color="000000"/>
+            </w:tcBorders>
+            <w:tcMar>
+              <w:top w:w="100" w:type="dxa"/>
+              <w:left w:w="100" w:type="dxa"/>
+              <w:bottom w:w="100" w:type="dxa"/>
+              <w:right w:w="100" w:type="dxa"/>
+            </w:tcMar>
+            <w:vAlign w:val="center"/>
+            <w:hideMark/>
+          </w:tcPr>
+          <w:p>
+            <w:pPr>
+              <w:jc w:val="left"/>
+            </w:pPr>
+            <w:r>
+              <w:t>Thông tin người bán</w:t>
+            </w:r>
+          </w:p>
+        </w:tc>
+        <w:tc>
+          <w:tcPr>
+            <w:tcW w:w="0" w:type="auto"/>
+            <w:tcBorders>
+              <w:top w:val="single" w:sz="4" w:space="0" w:color="000000"/>
+              <w:left w:val="single" w:sz="4" w:space="0" w:color="000000"/>
+              <w:bottom w:val="single" w:sz="4" w:space="0" w:color="000000"/>
+              <w:right w:val="single" w:sz="4" w:space="0" w:color="000000"/>
+            </w:tcBorders>
+            <w:tcMar>
+              <w:top w:w="20" w:type="dxa"/>
+              <w:left w:w="20" w:type="dxa"/>
+              <w:bottom w:w="20" w:type="dxa"/>
+              <w:right w:w="20" w:type="dxa"/>
+            </w:tcMar>
+            <w:vAlign w:val="center"/>
+            <w:hideMark/>
+          </w:tcPr>
+          <w:p>
+            <w:pPr>
+              <w:jc w:val="left"/>
+            </w:pPr>
+            <w:r>
+              <w:t>Info Card</w:t>
+            </w:r>
+          </w:p>
+        </w:tc>
+        <w:tc>
+          <w:tcPr>
+            <w:tcW w:w="0" w:type="auto"/>
+            <w:tcBorders>
+              <w:top w:val="single" w:sz="4" w:space="0" w:color="000000"/>
+              <w:left w:val="single" w:sz="4" w:space="0" w:color="000000"/>
+              <w:bottom w:val="single" w:sz="4" w:space="0" w:color="000000"/>
+              <w:right w:val="single" w:sz="4" w:space="0" w:color="000000"/>
+            </w:tcBorders>
+            <w:tcMar>
+              <w:top w:w="20" w:type="dxa"/>
+              <w:left w:w="20" w:type="dxa"/>
+              <w:bottom w:w="20" w:type="dxa"/>
+              <w:right w:w="20" w:type="dxa"/>
+            </w:tcMar>
+            <w:vAlign w:val="center"/>
+            <w:hideMark/>
+          </w:tcPr>
+          <w:p>
+            <w:pPr>
+              <w:jc w:val="left"/>
+            </w:pPr>
+            <w:r>
+              <w:t>N/A</w:t>
+            </w:r>
+          </w:p>
+        </w:tc>
+        <w:tc>
+          <w:tcPr>
+            <w:tcW w:w="0" w:type="auto"/>
+            <w:tcBorders>
+              <w:top w:val="single" w:sz="4" w:space="0" w:color="000000"/>
+              <w:left w:val="single" w:sz="4" w:space="0" w:color="000000"/>
+              <w:bottom w:val="single" w:sz="4" w:space="0" w:color="000000"/>
+              <w:right w:val="single" w:sz="4" w:space="0" w:color="000000"/>
+            </w:tcBorders>
+            <w:tcMar>
+              <w:top w:w="100" w:type="dxa"/>
+              <w:left w:w="100" w:type="dxa"/>
+              <w:bottom w:w="100" w:type="dxa"/>
+              <w:right w:w="100" w:type="dxa"/>
+            </w:tcMar>
+            <w:vAlign w:val="center"/>
+            <w:hideMark/>
+          </w:tcPr>
+          <w:p>
+            <w:pPr>
+              <w:jc w:val="left"/>
+            </w:pPr>
+            <w:r>
+              <w:t>Gồm avatar + tên + rating</w:t>
+            </w:r>
+          </w:p>
+        </w:tc>
+      </w:tr>
+      <w:tr>
+        <w:trPr>
+          <w:trHeight w:val="747"/>
+        </w:trPr>
+        <w:tc>
+          <w:tcPr>
+            <w:tcW w:w="0" w:type="auto"/>
+            <w:tcBorders>
+              <w:top w:val="single" w:sz="4" w:space="0" w:color="000000"/>
+              <w:left w:val="single" w:sz="4" w:space="0" w:color="000000"/>
+              <w:bottom w:val="single" w:sz="4" w:space="0" w:color="000000"/>
+              <w:right w:val="single" w:sz="4" w:space="0" w:color="000000"/>
+            </w:tcBorders>
+            <w:tcMar>
+              <w:top w:w="100" w:type="dxa"/>
+              <w:left w:w="100" w:type="dxa"/>
+              <w:bottom w:w="100" w:type="dxa"/>
+              <w:right w:w="100" w:type="dxa"/>
+            </w:tcMar>
+            <w:vAlign w:val="center"/>
+            <w:hideMark/>
+          </w:tcPr>
+          <w:p>
+            <w:pPr>
+              <w:jc w:val="left"/>
+            </w:pPr>
+            <w:r>
+              <w:t>2g</w:t>
+            </w:r>
+          </w:p>
+        </w:tc>
+        <w:tc>
+          <w:tcPr>
+            <w:tcW w:w="0" w:type="auto"/>
+            <w:tcBorders>
+              <w:top w:val="single" w:sz="4" w:space="0" w:color="000000"/>
+              <w:left w:val="single" w:sz="4" w:space="0" w:color="000000"/>
+              <w:bottom w:val="single" w:sz="4" w:space="0" w:color="000000"/>
+              <w:right w:val="single" w:sz="4" w:space="0" w:color="000000"/>
+            </w:tcBorders>
+            <w:tcMar>
+              <w:top w:w="100" w:type="dxa"/>
+              <w:left w:w="100" w:type="dxa"/>
+              <w:bottom w:w="100" w:type="dxa"/>
+              <w:right w:w="100" w:type="dxa"/>
+            </w:tcMar>
+            <w:vAlign w:val="center"/>
+            <w:hideMark/>
+          </w:tcPr>
+          <w:p>
+            <w:pPr>
+              <w:jc w:val="left"/>
+            </w:pPr>
+            <w:r>
+              <w:t>Nút đánh giá người bán</w:t>
+            </w:r>
+          </w:p>
+        </w:tc>
+        <w:tc>
+          <w:tcPr>
+            <w:tcW w:w="0" w:type="auto"/>
+            <w:tcBorders>
+              <w:top w:val="single" w:sz="4" w:space="0" w:color="000000"/>
+              <w:left w:val="single" w:sz="4" w:space="0" w:color="000000"/>
+              <w:bottom w:val="single" w:sz="4" w:space="0" w:color="000000"/>
+              <w:right w:val="single" w:sz="4" w:space="0" w:color="000000"/>
+            </w:tcBorders>
+            <w:tcMar>
+              <w:top w:w="20" w:type="dxa"/>
+              <w:left w:w="20" w:type="dxa"/>
+              <w:bottom w:w="20" w:type="dxa"/>
+              <w:right w:w="20" w:type="dxa"/>
+            </w:tcMar>
+            <w:vAlign w:val="center"/>
+            <w:hideMark/>
+          </w:tcPr>
+          <w:p>
+            <w:pPr>
+              <w:jc w:val="left"/>
+            </w:pPr>
+            <w:r>
+              <w:t>Button</w:t>
+            </w:r>
+          </w:p>
+        </w:tc>
+        <w:tc>
+          <w:tcPr>
+            <w:tcW w:w="0" w:type="auto"/>
+            <w:tcBorders>
+              <w:top w:val="single" w:sz="4" w:space="0" w:color="000000"/>
+              <w:left w:val="single" w:sz="4" w:space="0" w:color="000000"/>
+              <w:bottom w:val="single" w:sz="4" w:space="0" w:color="000000"/>
+              <w:right w:val="single" w:sz="4" w:space="0" w:color="000000"/>
+            </w:tcBorders>
+            <w:tcMar>
+              <w:top w:w="20" w:type="dxa"/>
+              <w:left w:w="20" w:type="dxa"/>
+              <w:bottom w:w="20" w:type="dxa"/>
+              <w:right w:w="20" w:type="dxa"/>
+            </w:tcMar>
+            <w:vAlign w:val="center"/>
+            <w:hideMark/>
+          </w:tcPr>
+          <w:p>
+            <w:pPr>
+              <w:jc w:val="left"/>
+            </w:pPr>
+            <w:r>
+              <w:t>Click được</w:t>
+            </w:r>
+          </w:p>
+        </w:tc>
+        <w:tc>
+          <w:tcPr>
+            <w:tcW w:w="0" w:type="auto"/>
+            <w:tcBorders>
+              <w:top w:val="single" w:sz="4" w:space="0" w:color="000000"/>
+              <w:left w:val="single" w:sz="4" w:space="0" w:color="000000"/>
+              <w:bottom w:val="single" w:sz="4" w:space="0" w:color="000000"/>
+              <w:right w:val="single" w:sz="4" w:space="0" w:color="000000"/>
+            </w:tcBorders>
+            <w:tcMar>
+              <w:top w:w="100" w:type="dxa"/>
+              <w:left w:w="100" w:type="dxa"/>
+              <w:bottom w:w="100" w:type="dxa"/>
+              <w:right w:w="100" w:type="dxa"/>
+            </w:tcMar>
+            <w:vAlign w:val="center"/>
+            <w:hideMark/>
+          </w:tcPr>
+          <w:p>
+            <w:pPr>
+              <w:jc w:val="left"/>
+            </w:pPr>
+            <w:r>
+              <w:t>Hiển thị khi chưa đánh giá</w:t>
+            </w:r>
+          </w:p>
+        </w:tc>
+      </w:tr>
+      <w:tr>
+        <w:trPr>
+          <w:trHeight w:val="480"/>
+        </w:trPr>
+        <w:tc>
+          <w:tcPr>
+            <w:tcW w:w="0" w:type="auto"/>
+            <w:tcBorders>
+              <w:top w:val="single" w:sz="4" w:space="0" w:color="000000"/>
+              <w:left w:val="single" w:sz="4" w:space="0" w:color="000000"/>
+              <w:bottom w:val="single" w:sz="4" w:space="0" w:color="000000"/>
+              <w:right w:val="single" w:sz="4" w:space="0" w:color="000000"/>
+            </w:tcBorders>
+            <w:tcMar>
+              <w:top w:w="100" w:type="dxa"/>
+              <w:left w:w="100" w:type="dxa"/>
+              <w:bottom w:w="100" w:type="dxa"/>
+              <w:right w:w="100" w:type="dxa"/>
+            </w:tcMar>
+            <w:vAlign w:val="center"/>
+            <w:hideMark/>
+          </w:tcPr>
+          <w:p>
+            <w:pPr>
+              <w:jc w:val="left"/>
+            </w:pPr>
+            <w:r>
+              <w:t>2h</w:t>
+            </w:r>
+          </w:p>
+        </w:tc>
+        <w:tc>
+          <w:tcPr>
+            <w:tcW w:w="0" w:type="auto"/>
+            <w:tcBorders>
+              <w:top w:val="single" w:sz="4" w:space="0" w:color="000000"/>
+              <w:left w:val="single" w:sz="4" w:space="0" w:color="000000"/>
+              <w:bottom w:val="single" w:sz="4" w:space="0" w:color="000000"/>
+              <w:right w:val="single" w:sz="4" w:space="0" w:color="000000"/>
+            </w:tcBorders>
+            <w:tcMar>
+              <w:top w:w="100" w:type="dxa"/>
+              <w:left w:w="100" w:type="dxa"/>
+              <w:bottom w:w="100" w:type="dxa"/>
+              <w:right w:w="100" w:type="dxa"/>
+            </w:tcMar>
+            <w:vAlign w:val="center"/>
+            <w:hideMark/>
+          </w:tcPr>
+          <w:p>
+            <w:pPr>
+              <w:jc w:val="left"/>
+            </w:pPr>
+            <w:r>
+              <w:t>Trạng thái đánh giá</w:t>
+            </w:r>
+          </w:p>
+        </w:tc>
+        <w:tc>
+          <w:tcPr>
+            <w:tcW w:w="0" w:type="auto"/>
+            <w:tcBorders>
+              <w:top w:val="single" w:sz="4" w:space="0" w:color="000000"/>
+              <w:left w:val="single" w:sz="4" w:space="0" w:color="000000"/>
+              <w:bottom w:val="single" w:sz="4" w:space="0" w:color="000000"/>
+              <w:right w:val="single" w:sz="4" w:space="0" w:color="000000"/>
+            </w:tcBorders>
+            <w:tcMar>
+              <w:top w:w="20" w:type="dxa"/>
+              <w:left w:w="20" w:type="dxa"/>
+              <w:bottom w:w="20" w:type="dxa"/>
+              <w:right w:w="20" w:type="dxa"/>
+            </w:tcMar>
+            <w:vAlign w:val="center"/>
+            <w:hideMark/>
+          </w:tcPr>
+          <w:p>
+            <w:pPr>
+              <w:jc w:val="left"/>
+            </w:pPr>
+            <w:r>
+              <w:t>Label</w:t>
+            </w:r>
+          </w:p>
+        </w:tc>
+        <w:tc>
+          <w:tcPr>
+            <w:tcW w:w="0" w:type="auto"/>
+            <w:tcBorders>
+              <w:top w:val="single" w:sz="4" w:space="0" w:color="000000"/>
+              <w:left w:val="single" w:sz="4" w:space="0" w:color="000000"/>
+              <w:bottom w:val="single" w:sz="4" w:space="0" w:color="000000"/>
+              <w:right w:val="single" w:sz="4" w:space="0" w:color="000000"/>
+            </w:tcBorders>
+            <w:tcMar>
+              <w:top w:w="20" w:type="dxa"/>
+              <w:left w:w="20" w:type="dxa"/>
+              <w:bottom w:w="20" w:type="dxa"/>
+              <w:right w:w="20" w:type="dxa"/>
+            </w:tcMar>
+            <w:vAlign w:val="center"/>
+            <w:hideMark/>
+          </w:tcPr>
+          <w:p>
+            <w:pPr>
+              <w:jc w:val="left"/>
+            </w:pPr>
+            <w:r>
+              <w:t>N/A</w:t>
+            </w:r>
+          </w:p>
+        </w:tc>
+        <w:tc>
+          <w:tcPr>
+            <w:tcW w:w="0" w:type="auto"/>
+            <w:tcBorders>
+              <w:top w:val="single" w:sz="4" w:space="0" w:color="000000"/>
+              <w:left w:val="single" w:sz="4" w:space="0" w:color="000000"/>
+              <w:bottom w:val="single" w:sz="4" w:space="0" w:color="000000"/>
+              <w:right w:val="single" w:sz="4" w:space="0" w:color="000000"/>
+            </w:tcBorders>
+            <w:tcMar>
+              <w:top w:w="100" w:type="dxa"/>
+              <w:left w:w="100" w:type="dxa"/>
+              <w:bottom w:w="100" w:type="dxa"/>
+              <w:right w:w="100" w:type="dxa"/>
+            </w:tcMar>
+            <w:vAlign w:val="center"/>
+            <w:hideMark/>
+          </w:tcPr>
+          <w:p>
+            <w:pPr>
+              <w:jc w:val="left"/>
+            </w:pPr>
+            <w:r>
+              <w:t>"Chưa đánh giá"</w:t>
+            </w:r>
+          </w:p>
+        </w:tc>
+      </w:tr>
+      <w:tr>
+        <w:trPr>
+          <w:trHeight w:val="570"/>
+        </w:trPr>
+        <w:tc>
+          <w:tcPr>
+            <w:tcW w:w="0" w:type="auto"/>
+            <w:tcBorders>
+              <w:top w:val="single" w:sz="4" w:space="0" w:color="000000"/>
+              <w:left w:val="single" w:sz="4" w:space="0" w:color="000000"/>
+              <w:bottom w:val="single" w:sz="4" w:space="0" w:color="000000"/>
+              <w:right w:val="single" w:sz="4" w:space="0" w:color="000000"/>
+            </w:tcBorders>
+            <w:tcMar>
+              <w:top w:w="100" w:type="dxa"/>
+              <w:left w:w="100" w:type="dxa"/>
+              <w:bottom w:w="100" w:type="dxa"/>
+              <w:right w:w="100" w:type="dxa"/>
+            </w:tcMar>
+            <w:vAlign w:val="center"/>
+            <w:hideMark/>
+          </w:tcPr>
+          <w:p>
+            <w:pPr>
+              <w:jc w:val="left"/>
+            </w:pPr>
+            <w:r>
+              <w:t>3</w:t>
+            </w:r>
+          </w:p>
+        </w:tc>
+        <w:tc>
+          <w:tcPr>
+            <w:tcW w:w="0" w:type="auto"/>
+            <w:tcBorders>
+              <w:top w:val="single" w:sz="4" w:space="0" w:color="000000"/>
+              <w:left w:val="single" w:sz="4" w:space="0" w:color="000000"/>
+              <w:bottom w:val="single" w:sz="4" w:space="0" w:color="000000"/>
+              <w:right w:val="single" w:sz="4" w:space="0" w:color="000000"/>
+            </w:tcBorders>
+            <w:tcMar>
+              <w:top w:w="100" w:type="dxa"/>
+              <w:left w:w="100" w:type="dxa"/>
+              <w:bottom w:w="100" w:type="dxa"/>
+              <w:right w:w="100" w:type="dxa"/>
+            </w:tcMar>
+            <w:vAlign w:val="center"/>
+            <w:hideMark/>
+          </w:tcPr>
+          <w:p>
+            <w:pPr>
+              <w:jc w:val="left"/>
+            </w:pPr>
+            <w:r>
+              <w:t>Khu vực đánh giá</w:t>
+            </w:r>
+          </w:p>
+        </w:tc>
+        <w:tc>
+          <w:tcPr>
+            <w:tcW w:w="0" w:type="auto"/>
+            <w:tcBorders>
+              <w:top w:val="single" w:sz="4" w:space="0" w:color="000000"/>
+              <w:left w:val="single" w:sz="4" w:space="0" w:color="000000"/>
+              <w:bottom w:val="single" w:sz="4" w:space="0" w:color="000000"/>
+              <w:right w:val="single" w:sz="4" w:space="0" w:color="000000"/>
+            </w:tcBorders>
+            <w:tcMar>
+              <w:top w:w="20" w:type="dxa"/>
+              <w:left w:w="20" w:type="dxa"/>
+              <w:bottom w:w="20" w:type="dxa"/>
+              <w:right w:w="20" w:type="dxa"/>
+            </w:tcMar>
+            <w:vAlign w:val="center"/>
+            <w:hideMark/>
+          </w:tcPr>
+          <w:p>
+            <w:pPr>
+              <w:jc w:val="left"/>
+            </w:pPr>
+            <w:r>
+              <w:t>Section</w:t>
+            </w:r>
+          </w:p>
+        </w:tc>
+        <w:tc>
+          <w:tcPr>
+            <w:tcW w:w="0" w:type="auto"/>
+            <w:tcBorders>
+              <w:top w:val="single" w:sz="4" w:space="0" w:color="000000"/>
+              <w:left w:val="single" w:sz="4" w:space="0" w:color="000000"/>
+              <w:bottom w:val="single" w:sz="4" w:space="0" w:color="000000"/>
+              <w:right w:val="single" w:sz="4" w:space="0" w:color="000000"/>
+            </w:tcBorders>
+            <w:tcMar>
+              <w:top w:w="20" w:type="dxa"/>
+              <w:left w:w="20" w:type="dxa"/>
+              <w:bottom w:w="20" w:type="dxa"/>
+              <w:right w:w="20" w:type="dxa"/>
+            </w:tcMar>
+            <w:vAlign w:val="center"/>
+            <w:hideMark/>
+          </w:tcPr>
+          <w:p>
+            <w:pPr>
+              <w:jc w:val="left"/>
+            </w:pPr>
+            <w:r>
+              <w:t xml:space="preserve"> N/A</w:t>
+            </w:r>
+          </w:p>
+        </w:tc>
+        <w:tc>
+          <w:tcPr>
+            <w:tcW w:w="0" w:type="auto"/>
+            <w:tcBorders>
+              <w:top w:val="single" w:sz="4" w:space="0" w:color="000000"/>
+              <w:left w:val="single" w:sz="4" w:space="0" w:color="000000"/>
+              <w:bottom w:val="single" w:sz="4" w:space="0" w:color="000000"/>
+              <w:right w:val="single" w:sz="4" w:space="0" w:color="000000"/>
+            </w:tcBorders>
+            <w:tcMar>
+              <w:top w:w="100" w:type="dxa"/>
+              <w:left w:w="100" w:type="dxa"/>
+              <w:bottom w:w="100" w:type="dxa"/>
+              <w:right w:w="100" w:type="dxa"/>
+            </w:tcMar>
+            <w:vAlign w:val="center"/>
+            <w:hideMark/>
+          </w:tcPr>
+          <w:p>
+            <w:pPr>
+              <w:jc w:val="left"/>
+            </w:pPr>
+            <w:r>
+              <w:t>Hiển thị khi user đã đánh giá</w:t>
+            </w:r>
+          </w:p>
+        </w:tc>
+      </w:tr>
+      <w:tr>
+        <w:trPr>
+          <w:trHeight w:val="720"/>
+        </w:trPr>
+        <w:tc>
+          <w:tcPr>
+            <w:tcW w:w="0" w:type="auto"/>
+            <w:tcBorders>
+              <w:top w:val="single" w:sz="4" w:space="0" w:color="000000"/>
+              <w:left w:val="single" w:sz="4" w:space="0" w:color="000000"/>
+              <w:bottom w:val="single" w:sz="4" w:space="0" w:color="000000"/>
+              <w:right w:val="single" w:sz="4" w:space="0" w:color="000000"/>
+            </w:tcBorders>
+            <w:tcMar>
+              <w:top w:w="100" w:type="dxa"/>
+              <w:left w:w="100" w:type="dxa"/>
+              <w:bottom w:w="100" w:type="dxa"/>
+              <w:right w:w="100" w:type="dxa"/>
+            </w:tcMar>
+            <w:vAlign w:val="center"/>
+            <w:hideMark/>
+          </w:tcPr>
+          <w:p>
+            <w:pPr>
+              <w:jc w:val="left"/>
+            </w:pPr>
+            <w:r>
+              <w:lastRenderedPageBreak/>
+              <w:t>3a</w:t>
+            </w:r>
+          </w:p>
+        </w:tc>
+        <w:tc>
+          <w:tcPr>
+            <w:tcW w:w="0" w:type="auto"/>
+            <w:tcBorders>
+              <w:top w:val="single" w:sz="4" w:space="0" w:color="000000"/>
+              <w:left w:val="single" w:sz="4" w:space="0" w:color="000000"/>
+              <w:bottom w:val="single" w:sz="4" w:space="0" w:color="000000"/>
+              <w:right w:val="single" w:sz="4" w:space="0" w:color="000000"/>
+            </w:tcBorders>
+            <w:tcMar>
+              <w:top w:w="100" w:type="dxa"/>
+              <w:left w:w="100" w:type="dxa"/>
+              <w:bottom w:w="100" w:type="dxa"/>
+              <w:right w:w="100" w:type="dxa"/>
+            </w:tcMar>
+            <w:vAlign w:val="center"/>
+            <w:hideMark/>
+          </w:tcPr>
+          <w:p>
+            <w:pPr>
+              <w:jc w:val="left"/>
+            </w:pPr>
+            <w:r>
+              <w:t>Trạng thái đánh giá</w:t>
+            </w:r>
+          </w:p>
+        </w:tc>
+        <w:tc>
+          <w:tcPr>
+            <w:tcW w:w="0" w:type="auto"/>
+            <w:tcBorders>
+              <w:top w:val="single" w:sz="4" w:space="0" w:color="000000"/>
+              <w:left w:val="single" w:sz="4" w:space="0" w:color="000000"/>
+              <w:bottom w:val="single" w:sz="4" w:space="0" w:color="000000"/>
+              <w:right w:val="single" w:sz="4" w:space="0" w:color="000000"/>
+            </w:tcBorders>
+            <w:tcMar>
+              <w:top w:w="20" w:type="dxa"/>
+              <w:left w:w="20" w:type="dxa"/>
+              <w:bottom w:w="20" w:type="dxa"/>
+              <w:right w:w="20" w:type="dxa"/>
+            </w:tcMar>
+            <w:vAlign w:val="center"/>
+            <w:hideMark/>
+          </w:tcPr>
+          <w:p>
+            <w:pPr>
+              <w:jc w:val="left"/>
+            </w:pPr>
+            <w:r>
+              <w:t>Badge</w:t>
+            </w:r>
+          </w:p>
+        </w:tc>
+        <w:tc>
+          <w:tcPr>
+            <w:tcW w:w="0" w:type="auto"/>
+            <w:tcBorders>
+              <w:top w:val="single" w:sz="4" w:space="0" w:color="000000"/>
+              <w:left w:val="single" w:sz="4" w:space="0" w:color="000000"/>
+              <w:bottom w:val="single" w:sz="4" w:space="0" w:color="000000"/>
+              <w:right w:val="single" w:sz="4" w:space="0" w:color="000000"/>
+            </w:tcBorders>
+            <w:tcMar>
+              <w:top w:w="20" w:type="dxa"/>
+              <w:left w:w="20" w:type="dxa"/>
+              <w:bottom w:w="20" w:type="dxa"/>
+              <w:right w:w="20" w:type="dxa"/>
+            </w:tcMar>
+            <w:vAlign w:val="center"/>
+            <w:hideMark/>
+          </w:tcPr>
+          <w:p>
+            <w:pPr>
+              <w:jc w:val="left"/>
+            </w:pPr>
+            <w:r>
+              <w:t xml:space="preserve"> N/A</w:t>
+            </w:r>
+          </w:p>
+        </w:tc>
+        <w:tc>
+          <w:tcPr>
+            <w:tcW w:w="0" w:type="auto"/>
+            <w:tcBorders>
+              <w:top w:val="single" w:sz="4" w:space="0" w:color="000000"/>
+              <w:left w:val="single" w:sz="4" w:space="0" w:color="000000"/>
+              <w:bottom w:val="single" w:sz="4" w:space="0" w:color="000000"/>
+              <w:right w:val="single" w:sz="4" w:space="0" w:color="000000"/>
+            </w:tcBorders>
+            <w:tcMar>
+              <w:top w:w="100" w:type="dxa"/>
+              <w:left w:w="100" w:type="dxa"/>
+              <w:bottom w:w="100" w:type="dxa"/>
+              <w:right w:w="100" w:type="dxa"/>
+            </w:tcMar>
+            <w:vAlign w:val="center"/>
+            <w:hideMark/>
+          </w:tcPr>
+          <w:p>
+            <w:pPr>
+              <w:jc w:val="left"/>
+            </w:pPr>
+            <w:r>
+              <w:t>"Đã đánh giá" (màu xanh)</w:t>
+            </w:r>
+          </w:p>
+        </w:tc>
+      </w:tr>
+      <w:tr>
+        <w:trPr>
+          <w:trHeight w:val="531"/>
+        </w:trPr>
+        <w:tc>
+          <w:tcPr>
+            <w:tcW w:w="0" w:type="auto"/>
+            <w:tcBorders>
+              <w:top w:val="single" w:sz="4" w:space="0" w:color="000000"/>
+              <w:left w:val="single" w:sz="4" w:space="0" w:color="000000"/>
+              <w:bottom w:val="single" w:sz="4" w:space="0" w:color="000000"/>
+              <w:right w:val="single" w:sz="4" w:space="0" w:color="000000"/>
+            </w:tcBorders>
+            <w:tcMar>
+              <w:top w:w="100" w:type="dxa"/>
+              <w:left w:w="100" w:type="dxa"/>
+              <w:bottom w:w="100" w:type="dxa"/>
+              <w:right w:w="100" w:type="dxa"/>
+            </w:tcMar>
+            <w:vAlign w:val="center"/>
+            <w:hideMark/>
+          </w:tcPr>
+          <w:p>
+            <w:pPr>
+              <w:jc w:val="left"/>
+            </w:pPr>
+            <w:r>
+              <w:t>3b</w:t>
+            </w:r>
+          </w:p>
+        </w:tc>
+        <w:tc>
+          <w:tcPr>
+            <w:tcW w:w="0" w:type="auto"/>
+            <w:tcBorders>
+              <w:top w:val="single" w:sz="4" w:space="0" w:color="000000"/>
+              <w:left w:val="single" w:sz="4" w:space="0" w:color="000000"/>
+              <w:bottom w:val="single" w:sz="4" w:space="0" w:color="000000"/>
+              <w:right w:val="single" w:sz="4" w:space="0" w:color="000000"/>
+            </w:tcBorders>
+            <w:tcMar>
+              <w:top w:w="100" w:type="dxa"/>
+              <w:left w:w="100" w:type="dxa"/>
+              <w:bottom w:w="100" w:type="dxa"/>
+              <w:right w:w="100" w:type="dxa"/>
+            </w:tcMar>
+            <w:vAlign w:val="center"/>
+            <w:hideMark/>
+          </w:tcPr>
+          <w:p>
+            <w:pPr>
+              <w:jc w:val="left"/>
+            </w:pPr>
+            <w:r>
+              <w:t>Số sao đánh giá</w:t>
+            </w:r>
+          </w:p>
+        </w:tc>
+        <w:tc>
+          <w:tcPr>
+            <w:tcW w:w="0" w:type="auto"/>
+            <w:tcBorders>
+              <w:top w:val="single" w:sz="4" w:space="0" w:color="000000"/>
+              <w:left w:val="single" w:sz="4" w:space="0" w:color="000000"/>
+              <w:bottom w:val="single" w:sz="4" w:space="0" w:color="000000"/>
+              <w:right w:val="single" w:sz="4" w:space="0" w:color="000000"/>
+            </w:tcBorders>
+            <w:tcMar>
+              <w:top w:w="20" w:type="dxa"/>
+              <w:left w:w="20" w:type="dxa"/>
+              <w:bottom w:w="20" w:type="dxa"/>
+              <w:right w:w="20" w:type="dxa"/>
+            </w:tcMar>
+            <w:vAlign w:val="center"/>
+            <w:hideMark/>
+          </w:tcPr>
+          <w:p>
+            <w:pPr>
+              <w:jc w:val="left"/>
+            </w:pPr>
+            <w:r>
+              <w:t>Rating</w:t>
+            </w:r>
+          </w:p>
+        </w:tc>
+        <w:tc>
+          <w:tcPr>
+            <w:tcW w:w="0" w:type="auto"/>
+            <w:tcBorders>
+              <w:top w:val="single" w:sz="4" w:space="0" w:color="000000"/>
+              <w:left w:val="single" w:sz="4" w:space="0" w:color="000000"/>
+              <w:bottom w:val="single" w:sz="4" w:space="0" w:color="000000"/>
+              <w:right w:val="single" w:sz="4" w:space="0" w:color="000000"/>
+            </w:tcBorders>
+            <w:tcMar>
+              <w:top w:w="20" w:type="dxa"/>
+              <w:left w:w="20" w:type="dxa"/>
+              <w:bottom w:w="20" w:type="dxa"/>
+              <w:right w:w="20" w:type="dxa"/>
+            </w:tcMar>
+            <w:vAlign w:val="center"/>
+            <w:hideMark/>
+          </w:tcPr>
+          <w:p>
+            <w:pPr>
+              <w:jc w:val="left"/>
+            </w:pPr>
+            <w:r>
+              <w:t>1–5</w:t>
+            </w:r>
+          </w:p>
+        </w:tc>
+        <w:tc>
+          <w:tcPr>
+            <w:tcW w:w="0" w:type="auto"/>
+            <w:tcBorders>
+              <w:top w:val="single" w:sz="4" w:space="0" w:color="000000"/>
+              <w:left w:val="single" w:sz="4" w:space="0" w:color="000000"/>
+              <w:bottom w:val="single" w:sz="4" w:space="0" w:color="000000"/>
+              <w:right w:val="single" w:sz="4" w:space="0" w:color="000000"/>
+            </w:tcBorders>
+            <w:tcMar>
+              <w:top w:w="100" w:type="dxa"/>
+              <w:left w:w="100" w:type="dxa"/>
+              <w:bottom w:w="100" w:type="dxa"/>
+              <w:right w:w="100" w:type="dxa"/>
+            </w:tcMar>
+            <w:vAlign w:val="center"/>
+            <w:hideMark/>
+          </w:tcPr>
+          <w:p>
+            <w:pPr>
+              <w:jc w:val="left"/>
+            </w:pPr>
+            <w:r>
+              <w:t>Hiển thị số sao</w:t>
+            </w:r>
+          </w:p>
+        </w:tc>
+      </w:tr>
+      <w:tr>
+        <w:trPr>
+          <w:trHeight w:val="456"/>
+        </w:trPr>
+        <w:tc>
+          <w:tcPr>
+            <w:tcW w:w="0" w:type="auto"/>
+            <w:tcBorders>
+              <w:top w:val="single" w:sz="4" w:space="0" w:color="000000"/>
+              <w:left w:val="single" w:sz="4" w:space="0" w:color="000000"/>
+              <w:bottom w:val="single" w:sz="4" w:space="0" w:color="000000"/>
+              <w:right w:val="single" w:sz="4" w:space="0" w:color="000000"/>
+            </w:tcBorders>
+            <w:tcMar>
+              <w:top w:w="100" w:type="dxa"/>
+              <w:left w:w="100" w:type="dxa"/>
+              <w:bottom w:w="100" w:type="dxa"/>
+              <w:right w:w="100" w:type="dxa"/>
+            </w:tcMar>
+            <w:vAlign w:val="center"/>
+            <w:hideMark/>
+          </w:tcPr>
+          <w:p>
+            <w:pPr>
+              <w:jc w:val="left"/>
+            </w:pPr>
+            <w:r>
+              <w:t>3c</w:t>
+            </w:r>
+          </w:p>
+        </w:tc>
+        <w:tc>
+          <w:tcPr>
+            <w:tcW w:w="0" w:type="auto"/>
+            <w:tcBorders>
+              <w:top w:val="single" w:sz="4" w:space="0" w:color="000000"/>
+              <w:left w:val="single" w:sz="4" w:space="0" w:color="000000"/>
+              <w:bottom w:val="single" w:sz="4" w:space="0" w:color="000000"/>
+              <w:right w:val="single" w:sz="4" w:space="0" w:color="000000"/>
+            </w:tcBorders>
+            <w:tcMar>
+              <w:top w:w="100" w:type="dxa"/>
+              <w:left w:w="100" w:type="dxa"/>
+              <w:bottom w:w="100" w:type="dxa"/>
+              <w:right w:w="100" w:type="dxa"/>
+            </w:tcMar>
+            <w:vAlign w:val="center"/>
+            <w:hideMark/>
+          </w:tcPr>
+          <w:p>
+            <w:pPr>
+              <w:jc w:val="left"/>
+            </w:pPr>
+            <w:r>
+              <w:t>Nội dung đánh giá</w:t>
+            </w:r>
+          </w:p>
+        </w:tc>
+        <w:tc>
+          <w:tcPr>
+            <w:tcW w:w="0" w:type="auto"/>
+            <w:tcBorders>
+              <w:top w:val="single" w:sz="4" w:space="0" w:color="000000"/>
+              <w:left w:val="single" w:sz="4" w:space="0" w:color="000000"/>
+              <w:bottom w:val="single" w:sz="4" w:space="0" w:color="000000"/>
+              <w:right w:val="single" w:sz="4" w:space="0" w:color="000000"/>
+            </w:tcBorders>
+            <w:tcMar>
+              <w:top w:w="20" w:type="dxa"/>
+              <w:left w:w="20" w:type="dxa"/>
+              <w:bottom w:w="20" w:type="dxa"/>
+              <w:right w:w="20" w:type="dxa"/>
+            </w:tcMar>
+            <w:vAlign w:val="center"/>
+            <w:hideMark/>
+          </w:tcPr>
+          <w:p>
+            <w:pPr>
+              <w:jc w:val="left"/>
+            </w:pPr>
+            <w:r>
+              <w:t>Text</w:t>
+            </w:r>
+          </w:p>
+        </w:tc>
+        <w:tc>
+          <w:tcPr>
+            <w:tcW w:w="0" w:type="auto"/>
+            <w:tcBorders>
+              <w:top w:val="single" w:sz="4" w:space="0" w:color="000000"/>
+              <w:left w:val="single" w:sz="4" w:space="0" w:color="000000"/>
+              <w:bottom w:val="single" w:sz="4" w:space="0" w:color="000000"/>
+              <w:right w:val="single" w:sz="4" w:space="0" w:color="000000"/>
+            </w:tcBorders>
+            <w:tcMar>
+              <w:top w:w="20" w:type="dxa"/>
+              <w:left w:w="20" w:type="dxa"/>
+              <w:bottom w:w="20" w:type="dxa"/>
+              <w:right w:w="20" w:type="dxa"/>
+            </w:tcMar>
+            <w:vAlign w:val="center"/>
+            <w:hideMark/>
+          </w:tcPr>
+          <w:p>
+            <w:pPr>
+              <w:jc w:val="left"/>
+            </w:pPr>
+            <w:r>
+              <w:t>Có thể rỗng</w:t>
+            </w:r>
+          </w:p>
+        </w:tc>
+        <w:tc>
+          <w:tcPr>
+            <w:tcW w:w="0" w:type="auto"/>
+            <w:tcBorders>
+              <w:top w:val="single" w:sz="4" w:space="0" w:color="000000"/>
+              <w:left w:val="single" w:sz="4" w:space="0" w:color="000000"/>
+              <w:bottom w:val="single" w:sz="4" w:space="0" w:color="000000"/>
+              <w:right w:val="single" w:sz="4" w:space="0" w:color="000000"/>
+            </w:tcBorders>
+            <w:tcMar>
+              <w:top w:w="100" w:type="dxa"/>
+              <w:left w:w="100" w:type="dxa"/>
+              <w:bottom w:w="100" w:type="dxa"/>
+              <w:right w:w="100" w:type="dxa"/>
+            </w:tcMar>
+            <w:vAlign w:val="center"/>
+            <w:hideMark/>
+          </w:tcPr>
+          <w:p>
+            <w:pPr>
+              <w:jc w:val="left"/>
+            </w:pPr>
+            <w:r>
+              <w:t>Comment của user</w:t>
+            </w:r>
+          </w:p>
+        </w:tc>
+      </w:tr>
+    </w:tbl>
+    <w:p>
+      <w:pPr>
+        <w:rPr>
+          <w:lang w:val="vi-VN"/>
+        </w:rPr>
+      </w:pPr>
     </w:p>
     <w:p>
       <w:pPr>
@@ -39089,7 +44577,7 @@
           <w:rFonts w:cs="Arial"/>
           <w:lang w:val="vi-VN"/>
         </w:rPr>
-        <w:t xml:space="preserve"> Đăng ký</w:t>
+        <w:t>Đánh giá người bán</w:t>
       </w:r>
     </w:p>
     <w:p>
@@ -39104,37 +44592,7 @@
           <w:rFonts w:cs="Arial"/>
           <w:lang w:val="vi-VN"/>
         </w:rPr>
-        <w:t>Đăng ký</w:t>
-      </w:r>
-    </w:p>
-    <w:p>
-      <w:pPr>
-        <w:pStyle w:val="Heading3"/>
-        <w:rPr>
-          <w:rFonts w:cs="Arial"/>
-        </w:rPr>
-      </w:pPr>
-      <w:r>
-        <w:rPr>
-          <w:rFonts w:cs="Arial"/>
-          <w:lang w:val="vi-VN"/>
-        </w:rPr>
-        <w:t>Đăng ký</w:t>
-      </w:r>
-    </w:p>
-    <w:p>
-      <w:pPr>
-        <w:pStyle w:val="Heading3"/>
-        <w:rPr>
-          <w:rFonts w:cs="Arial"/>
-        </w:rPr>
-      </w:pPr>
-      <w:r>
-        <w:rPr>
-          <w:rFonts w:cs="Arial"/>
-          <w:lang w:val="vi-VN"/>
-        </w:rPr>
-        <w:t>Đăng ký</w:t>
+        <w:t>Trang chủ</w:t>
       </w:r>
     </w:p>
     <w:p>
@@ -39260,7 +44718,7 @@
                     <pic:cNvPicPr/>
                   </pic:nvPicPr>
                   <pic:blipFill>
-                    <a:blip r:embed="rId17">
+                    <a:blip r:embed="rId21">
                       <a:extLst>
                         <a:ext uri="{28A0092B-C50C-407E-A947-70E740481C1C}">
                           <a14:useLocalDpi xmlns:a14="http://schemas.microsoft.com/office/drawing/2010/main" val="0"/>
@@ -43523,7 +48981,6 @@
   <w:style w:type="character" w:default="1" w:styleId="DefaultParagraphFont">
     <w:name w:val="Default Paragraph Font"/>
     <w:uiPriority w:val="1"/>
-    <w:semiHidden/>
     <w:unhideWhenUsed/>
   </w:style>
   <w:style w:type="table" w:default="1" w:styleId="TableNormal">
